--- a/fuentes/12310040_CF3_DU.docx
+++ b/fuentes/12310040_CF3_DU.docx
@@ -1,6 +1,6 @@
 
 <file path=word/document.xml><?xml version="1.0" encoding="utf-8"?>
-<w:document xmlns:wpc="http://schemas.microsoft.com/office/word/2010/wordprocessingCanvas" xmlns:cx="http://schemas.microsoft.com/office/drawing/2014/chartex" xmlns:cx1="http://schemas.microsoft.com/office/drawing/2015/9/8/chartex" xmlns:cx2="http://schemas.microsoft.com/office/drawing/2015/10/21/chartex" xmlns:cx3="http://schemas.microsoft.com/office/drawing/2016/5/9/chartex" xmlns:cx4="http://schemas.microsoft.com/office/drawing/2016/5/10/chartex" xmlns:cx5="http://schemas.microsoft.com/office/drawing/2016/5/11/chartex" xmlns:cx6="http://schemas.microsoft.com/office/drawing/2016/5/12/chartex" xmlns:cx7="http://schemas.microsoft.com/office/drawing/2016/5/13/chartex" xmlns:cx8="http://schemas.microsoft.com/office/drawing/2016/5/14/chartex" xmlns:mc="http://schemas.openxmlformats.org/markup-compatibility/2006" xmlns:aink="http://schemas.microsoft.com/office/drawing/2016/ink" xmlns:am3d="http://schemas.microsoft.com/office/drawing/2017/model3d" xmlns:o="urn:schemas-microsoft-com:office:office" xmlns:oel="http://schemas.microsoft.com/office/2019/extlst" xmlns:r="http://schemas.openxmlformats.org/officeDocument/2006/relationships" xmlns:m="http://schemas.openxmlformats.org/officeDocument/2006/math" xmlns:v="urn:schemas-microsoft-com:vml" xmlns:wp14="http://schemas.microsoft.com/office/word/2010/wordprocessingDrawing" xmlns:wp="http://schemas.openxmlformats.org/drawingml/2006/wordprocessingDrawing" xmlns:w10="urn:schemas-microsoft-com:office:word" xmlns:w="http://schemas.openxmlformats.org/wordprocessingml/2006/main" xmlns:w14="http://schemas.microsoft.com/office/word/2010/wordml" xmlns:w15="http://schemas.microsoft.com/office/word/2012/wordml" xmlns:w16cex="http://schemas.microsoft.com/office/word/2018/wordml/cex" xmlns:w16cid="http://schemas.microsoft.com/office/word/2016/wordml/cid" xmlns:w16="http://schemas.microsoft.com/office/word/2018/wordml" xmlns:w16du="http://schemas.microsoft.com/office/word/2023/wordml/word16du" xmlns:w16sdtdh="http://schemas.microsoft.com/office/word/2020/wordml/sdtdatahash" xmlns:w16sdtfl="http://schemas.microsoft.com/office/word/2024/wordml/sdtformatlock" xmlns:w16se="http://schemas.microsoft.com/office/word/2015/wordml/symex" xmlns:wpg="http://schemas.microsoft.com/office/word/2010/wordprocessingGroup" xmlns:wpi="http://schemas.microsoft.com/office/word/2010/wordprocessingInk" xmlns:wne="http://schemas.microsoft.com/office/word/2006/wordml" xmlns:wps="http://schemas.microsoft.com/office/word/2010/wordprocessingShape" mc:Ignorable="w14 w15 w16se w16cid w16 w16cex w16sdtdh w16sdtfl w16du wp14">
+<w:document xmlns:wpc="http://schemas.microsoft.com/office/word/2010/wordprocessingCanvas" xmlns:cx="http://schemas.microsoft.com/office/drawing/2014/chartex" xmlns:cx1="http://schemas.microsoft.com/office/drawing/2015/9/8/chartex" xmlns:cx2="http://schemas.microsoft.com/office/drawing/2015/10/21/chartex" xmlns:cx3="http://schemas.microsoft.com/office/drawing/2016/5/9/chartex" xmlns:cx4="http://schemas.microsoft.com/office/drawing/2016/5/10/chartex" xmlns:cx5="http://schemas.microsoft.com/office/drawing/2016/5/11/chartex" xmlns:cx6="http://schemas.microsoft.com/office/drawing/2016/5/12/chartex" xmlns:cx7="http://schemas.microsoft.com/office/drawing/2016/5/13/chartex" xmlns:cx8="http://schemas.microsoft.com/office/drawing/2016/5/14/chartex" xmlns:mc="http://schemas.openxmlformats.org/markup-compatibility/2006" xmlns:aink="http://schemas.microsoft.com/office/drawing/2016/ink" xmlns:am3d="http://schemas.microsoft.com/office/drawing/2017/model3d" xmlns:o="urn:schemas-microsoft-com:office:office" xmlns:r="http://schemas.openxmlformats.org/officeDocument/2006/relationships" xmlns:m="http://schemas.openxmlformats.org/officeDocument/2006/math" xmlns:v="urn:schemas-microsoft-com:vml" xmlns:wp14="http://schemas.microsoft.com/office/word/2010/wordprocessingDrawing" xmlns:wp="http://schemas.openxmlformats.org/drawingml/2006/wordprocessingDrawing" xmlns:w10="urn:schemas-microsoft-com:office:word" xmlns:w="http://schemas.openxmlformats.org/wordprocessingml/2006/main" xmlns:w14="http://schemas.microsoft.com/office/word/2010/wordml" xmlns:w15="http://schemas.microsoft.com/office/word/2012/wordml" xmlns:w16cex="http://schemas.microsoft.com/office/word/2018/wordml/cex" xmlns:w16cid="http://schemas.microsoft.com/office/word/2016/wordml/cid" xmlns:w16="http://schemas.microsoft.com/office/word/2018/wordml" xmlns:w16sdtdh="http://schemas.microsoft.com/office/word/2020/wordml/sdtdatahash" xmlns:w16se="http://schemas.microsoft.com/office/word/2015/wordml/symex" xmlns:wpg="http://schemas.microsoft.com/office/word/2010/wordprocessingGroup" xmlns:wpi="http://schemas.microsoft.com/office/word/2010/wordprocessingInk" xmlns:wne="http://schemas.microsoft.com/office/word/2006/wordml" xmlns:wps="http://schemas.microsoft.com/office/word/2010/wordprocessingShape" mc:Ignorable="w14 w15 w16se w16cid w16 w16cex w16sdtdh wp14">
   <w:body>
     <w:p>
       <w:pPr>
@@ -205,7 +205,7 @@
               </wp:anchor>
             </w:drawing>
           </mc:Choice>
-          <mc:Fallback>
+          <mc:Fallback xmlns:w16sdtfl="http://schemas.microsoft.com/office/word/2024/wordml/sdtformatlock" xmlns:w16du="http://schemas.microsoft.com/office/word/2023/wordml/word16du" xmlns:oel="http://schemas.microsoft.com/office/2019/extlst">
             <w:pict>
               <v:rect w14:anchorId="4C256C62" id="Rectángulo 3" o:spid="_x0000_s1026" alt="&quot;&quot;" style="position:absolute;margin-left:-55.95pt;margin-top:26.4pt;width:613.85pt;height:164.25pt;z-index:-251655168;visibility:visible;mso-wrap-style:square;mso-height-percent:0;mso-wrap-distance-left:9pt;mso-wrap-distance-top:0;mso-wrap-distance-right:9pt;mso-wrap-distance-bottom:0;mso-position-horizontal:absolute;mso-position-horizontal-relative:text;mso-position-vertical:absolute;mso-position-vertical-relative:text;mso-height-percent:0;mso-height-relative:margin;v-text-anchor:middle" o:gfxdata="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" fillcolor="#00314d" stroked="f" strokeweight="1pt"/>
             </w:pict>
@@ -318,7 +318,7 @@
                 <v:stroke joinstyle="miter"/>
                 <v:path gradientshapeok="t" o:connecttype="rect"/>
               </v:shapetype>
-              <v:shape id="Cuadro de texto 2" o:spid="_x0000_s1026" type="#_x0000_t202" alt="&quot;&quot;" style="position:absolute;left:0;text-align:left;margin-left:0;margin-top:19.65pt;width:549pt;height:102.95pt;z-index:251663360;visibility:visible;mso-wrap-style:square;mso-width-percent:0;mso-height-percent:0;mso-wrap-distance-left:9pt;mso-wrap-distance-top:3.6pt;mso-wrap-distance-right:9pt;mso-wrap-distance-bottom:3.6pt;mso-position-horizontal:center;mso-position-horizontal-relative:margin;mso-position-vertical:absolute;mso-position-vertical-relative:text;mso-width-percent:0;mso-height-percent:0;mso-width-relative:margin;mso-height-relative:margin;v-text-anchor:top" o:gfxdata="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" filled="f" stroked="f">
+              <v:shape id="Cuadro de texto 2" o:spid="_x0000_s1026" type="#_x0000_t202" alt="&quot;&quot;" style="position:absolute;left:0;text-align:left;margin-left:0;margin-top:19.65pt;width:549pt;height:102.95pt;z-index:251663360;visibility:visible;mso-wrap-style:square;mso-width-percent:0;mso-height-percent:0;mso-wrap-distance-left:9pt;mso-wrap-distance-top:3.6pt;mso-wrap-distance-right:9pt;mso-wrap-distance-bottom:3.6pt;mso-position-horizontal:center;mso-position-horizontal-relative:margin;mso-position-vertical:absolute;mso-position-vertical-relative:text;mso-width-percent:0;mso-height-percent:0;mso-width-relative:margin;mso-height-relative:margin;v-text-anchor:top" o:gfxdata="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" filled="f" stroked="f">
                 <v:textbox>
                   <w:txbxContent>
                     <w:p>
@@ -468,29 +468,7 @@
           <w:kern w:val="0"/>
           <w14:ligatures w14:val="none"/>
         </w:rPr>
-        <w:t>M</w:t>
-      </w:r>
-      <w:r>
-        <w:rPr>
-          <w:rFonts w:ascii="Calibri" w:hAnsi="Calibri"/>
-          <w:b/>
-          <w:bCs/>
-          <w:color w:val="000000" w:themeColor="text1"/>
-          <w:kern w:val="0"/>
-          <w14:ligatures w14:val="none"/>
-        </w:rPr>
-        <w:t>a</w:t>
-      </w:r>
-      <w:r>
-        <w:rPr>
-          <w:rFonts w:ascii="Calibri" w:hAnsi="Calibri"/>
-          <w:b/>
-          <w:bCs/>
-          <w:color w:val="000000" w:themeColor="text1"/>
-          <w:kern w:val="0"/>
-          <w14:ligatures w14:val="none"/>
-        </w:rPr>
-        <w:t>yo</w:t>
+        <w:t>Junio</w:t>
       </w:r>
       <w:r>
         <w:rPr>
@@ -562,8 +540,7 @@
             <w:pStyle w:val="TDC1"/>
             <w:rPr>
               <w:rFonts w:asciiTheme="minorHAnsi" w:eastAsiaTheme="minorEastAsia" w:hAnsiTheme="minorHAnsi" w:cstheme="minorBidi"/>
-              <w:sz w:val="24"/>
-              <w:szCs w:val="24"/>
+              <w:sz w:val="22"/>
               <w:lang w:val="es-CO"/>
             </w:rPr>
           </w:pPr>
@@ -576,10 +553,11 @@
           <w:r>
             <w:fldChar w:fldCharType="separate"/>
           </w:r>
-          <w:hyperlink w:anchor="_Toc230603172" w:history="1">
+          <w:hyperlink w:anchor="_Toc231906495" w:history="1">
             <w:r>
               <w:rPr>
                 <w:rStyle w:val="Hipervnculo"/>
+                <w:rFonts w:eastAsiaTheme="majorEastAsia"/>
               </w:rPr>
               <w:t>Introducción</w:t>
             </w:r>
@@ -599,7 +577,7 @@
               <w:rPr>
                 <w:webHidden/>
               </w:rPr>
-              <w:instrText xml:space="preserve"> PAGEREF _Toc230603172 \h </w:instrText>
+              <w:instrText xml:space="preserve"> PAGEREF _Toc231906495 \h </w:instrText>
             </w:r>
             <w:r>
               <w:rPr>
@@ -631,15 +609,15 @@
             <w:pStyle w:val="TDC1"/>
             <w:rPr>
               <w:rFonts w:asciiTheme="minorHAnsi" w:eastAsiaTheme="minorEastAsia" w:hAnsiTheme="minorHAnsi" w:cstheme="minorBidi"/>
-              <w:sz w:val="24"/>
-              <w:szCs w:val="24"/>
+              <w:sz w:val="22"/>
               <w:lang w:val="es-CO"/>
             </w:rPr>
           </w:pPr>
-          <w:hyperlink w:anchor="_Toc230603173" w:history="1">
+          <w:hyperlink w:anchor="_Toc231906496" w:history="1">
             <w:r>
               <w:rPr>
                 <w:rStyle w:val="Hipervnculo"/>
+                <w:rFonts w:eastAsiaTheme="majorEastAsia"/>
               </w:rPr>
               <w:t>1. Financiación del proyecto</w:t>
             </w:r>
@@ -659,7 +637,7 @@
               <w:rPr>
                 <w:webHidden/>
               </w:rPr>
-              <w:instrText xml:space="preserve"> PAGEREF _Toc230603173 \h </w:instrText>
+              <w:instrText xml:space="preserve"> PAGEREF _Toc231906496 \h </w:instrText>
             </w:r>
             <w:r>
               <w:rPr>
@@ -695,12 +673,13 @@
             <w:rPr>
               <w:rFonts w:eastAsiaTheme="minorEastAsia"/>
               <w:noProof/>
-              <w:sz w:val="24"/>
-              <w:szCs w:val="24"/>
+              <w:kern w:val="0"/>
+              <w:sz w:val="22"/>
               <w:lang w:eastAsia="es-CO"/>
+              <w14:ligatures w14:val="none"/>
             </w:rPr>
           </w:pPr>
-          <w:hyperlink w:anchor="_Toc230603174" w:history="1">
+          <w:hyperlink w:anchor="_Toc231906497" w:history="1">
             <w:r>
               <w:rPr>
                 <w:rStyle w:val="Hipervnculo"/>
@@ -727,7 +706,7 @@
                 <w:noProof/>
                 <w:webHidden/>
               </w:rPr>
-              <w:instrText xml:space="preserve"> PAGEREF _Toc230603174 \h </w:instrText>
+              <w:instrText xml:space="preserve"> PAGEREF _Toc231906497 \h </w:instrText>
             </w:r>
             <w:r>
               <w:rPr>
@@ -767,12 +746,13 @@
             <w:rPr>
               <w:rFonts w:eastAsiaTheme="minorEastAsia"/>
               <w:noProof/>
-              <w:sz w:val="24"/>
-              <w:szCs w:val="24"/>
+              <w:kern w:val="0"/>
+              <w:sz w:val="22"/>
               <w:lang w:eastAsia="es-CO"/>
+              <w14:ligatures w14:val="none"/>
             </w:rPr>
           </w:pPr>
-          <w:hyperlink w:anchor="_Toc230603175" w:history="1">
+          <w:hyperlink w:anchor="_Toc231906498" w:history="1">
             <w:r>
               <w:rPr>
                 <w:rStyle w:val="Hipervnculo"/>
@@ -799,7 +779,7 @@
                 <w:noProof/>
                 <w:webHidden/>
               </w:rPr>
-              <w:instrText xml:space="preserve"> PAGEREF _Toc230603175 \h </w:instrText>
+              <w:instrText xml:space="preserve"> PAGEREF _Toc231906498 \h </w:instrText>
             </w:r>
             <w:r>
               <w:rPr>
@@ -839,18 +819,19 @@
             <w:rPr>
               <w:rFonts w:eastAsiaTheme="minorEastAsia"/>
               <w:noProof/>
-              <w:sz w:val="24"/>
-              <w:szCs w:val="24"/>
+              <w:kern w:val="0"/>
+              <w:sz w:val="22"/>
               <w:lang w:eastAsia="es-CO"/>
+              <w14:ligatures w14:val="none"/>
             </w:rPr>
           </w:pPr>
-          <w:hyperlink w:anchor="_Toc230603176" w:history="1">
+          <w:hyperlink w:anchor="_Toc231906499" w:history="1">
             <w:r>
               <w:rPr>
                 <w:rStyle w:val="Hipervnculo"/>
                 <w:noProof/>
               </w:rPr>
-              <w:t>1.3. Importancia de la financiación en los proyectos</w:t>
+              <w:t>1.3. Fuentes de financiación</w:t>
             </w:r>
             <w:r>
               <w:rPr>
@@ -871,7 +852,7 @@
                 <w:noProof/>
                 <w:webHidden/>
               </w:rPr>
-              <w:instrText xml:space="preserve"> PAGEREF _Toc230603176 \h </w:instrText>
+              <w:instrText xml:space="preserve"> PAGEREF _Toc231906499 \h </w:instrText>
             </w:r>
             <w:r>
               <w:rPr>
@@ -911,12 +892,13 @@
             <w:rPr>
               <w:rFonts w:eastAsiaTheme="minorEastAsia"/>
               <w:noProof/>
-              <w:sz w:val="24"/>
-              <w:szCs w:val="24"/>
+              <w:kern w:val="0"/>
+              <w:sz w:val="22"/>
               <w:lang w:eastAsia="es-CO"/>
+              <w14:ligatures w14:val="none"/>
             </w:rPr>
           </w:pPr>
-          <w:hyperlink w:anchor="_Toc230603177" w:history="1">
+          <w:hyperlink w:anchor="_Toc231906500" w:history="1">
             <w:r>
               <w:rPr>
                 <w:rStyle w:val="Hipervnculo"/>
@@ -943,7 +925,7 @@
                 <w:noProof/>
                 <w:webHidden/>
               </w:rPr>
-              <w:instrText xml:space="preserve"> PAGEREF _Toc230603177 \h </w:instrText>
+              <w:instrText xml:space="preserve"> PAGEREF _Toc231906500 \h </w:instrText>
             </w:r>
             <w:r>
               <w:rPr>
@@ -983,18 +965,19 @@
             <w:rPr>
               <w:rFonts w:eastAsiaTheme="minorEastAsia"/>
               <w:noProof/>
-              <w:sz w:val="24"/>
-              <w:szCs w:val="24"/>
+              <w:kern w:val="0"/>
+              <w:sz w:val="22"/>
               <w:lang w:eastAsia="es-CO"/>
+              <w14:ligatures w14:val="none"/>
             </w:rPr>
           </w:pPr>
-          <w:hyperlink w:anchor="_Toc230603178" w:history="1">
+          <w:hyperlink w:anchor="_Toc231906501" w:history="1">
             <w:r>
               <w:rPr>
                 <w:rStyle w:val="Hipervnculo"/>
                 <w:noProof/>
               </w:rPr>
-              <w:t>1.5. Presupuesto del proyecto:</w:t>
+              <w:t>1.5. Presupuesto del proyecto</w:t>
             </w:r>
             <w:r>
               <w:rPr>
@@ -1015,7 +998,7 @@
                 <w:noProof/>
                 <w:webHidden/>
               </w:rPr>
-              <w:instrText xml:space="preserve"> PAGEREF _Toc230603178 \h </w:instrText>
+              <w:instrText xml:space="preserve"> PAGEREF _Toc231906501 \h </w:instrText>
             </w:r>
             <w:r>
               <w:rPr>
@@ -1055,12 +1038,13 @@
             <w:rPr>
               <w:rFonts w:eastAsiaTheme="minorEastAsia"/>
               <w:noProof/>
-              <w:sz w:val="24"/>
-              <w:szCs w:val="24"/>
+              <w:kern w:val="0"/>
+              <w:sz w:val="22"/>
               <w:lang w:eastAsia="es-CO"/>
+              <w14:ligatures w14:val="none"/>
             </w:rPr>
           </w:pPr>
-          <w:hyperlink w:anchor="_Toc230603179" w:history="1">
+          <w:hyperlink w:anchor="_Toc231906502" w:history="1">
             <w:r>
               <w:rPr>
                 <w:rStyle w:val="Hipervnculo"/>
@@ -1087,7 +1071,7 @@
                 <w:noProof/>
                 <w:webHidden/>
               </w:rPr>
-              <w:instrText xml:space="preserve"> PAGEREF _Toc230603179 \h </w:instrText>
+              <w:instrText xml:space="preserve"> PAGEREF _Toc231906502 \h </w:instrText>
             </w:r>
             <w:r>
               <w:rPr>
@@ -1127,12 +1111,13 @@
             <w:rPr>
               <w:rFonts w:eastAsiaTheme="minorEastAsia"/>
               <w:noProof/>
-              <w:sz w:val="24"/>
-              <w:szCs w:val="24"/>
+              <w:kern w:val="0"/>
+              <w:sz w:val="22"/>
               <w:lang w:eastAsia="es-CO"/>
+              <w14:ligatures w14:val="none"/>
             </w:rPr>
           </w:pPr>
-          <w:hyperlink w:anchor="_Toc230603180" w:history="1">
+          <w:hyperlink w:anchor="_Toc231906503" w:history="1">
             <w:r>
               <w:rPr>
                 <w:rStyle w:val="Hipervnculo"/>
@@ -1159,7 +1144,7 @@
                 <w:noProof/>
                 <w:webHidden/>
               </w:rPr>
-              <w:instrText xml:space="preserve"> PAGEREF _Toc230603180 \h </w:instrText>
+              <w:instrText xml:space="preserve"> PAGEREF _Toc231906503 \h </w:instrText>
             </w:r>
             <w:r>
               <w:rPr>
@@ -1195,15 +1180,15 @@
             <w:pStyle w:val="TDC1"/>
             <w:rPr>
               <w:rFonts w:asciiTheme="minorHAnsi" w:eastAsiaTheme="minorEastAsia" w:hAnsiTheme="minorHAnsi" w:cstheme="minorBidi"/>
-              <w:sz w:val="24"/>
-              <w:szCs w:val="24"/>
+              <w:sz w:val="22"/>
               <w:lang w:val="es-CO"/>
             </w:rPr>
           </w:pPr>
-          <w:hyperlink w:anchor="_Toc230603181" w:history="1">
+          <w:hyperlink w:anchor="_Toc231906504" w:history="1">
             <w:r>
               <w:rPr>
                 <w:rStyle w:val="Hipervnculo"/>
+                <w:rFonts w:eastAsiaTheme="majorEastAsia"/>
               </w:rPr>
               <w:t>2. Puesta en marcha del proyecto</w:t>
             </w:r>
@@ -1223,7 +1208,7 @@
               <w:rPr>
                 <w:webHidden/>
               </w:rPr>
-              <w:instrText xml:space="preserve"> PAGEREF _Toc230603181 \h </w:instrText>
+              <w:instrText xml:space="preserve"> PAGEREF _Toc231906504 \h </w:instrText>
             </w:r>
             <w:r>
               <w:rPr>
@@ -1259,12 +1244,13 @@
             <w:rPr>
               <w:rFonts w:eastAsiaTheme="minorEastAsia"/>
               <w:noProof/>
-              <w:sz w:val="24"/>
-              <w:szCs w:val="24"/>
+              <w:kern w:val="0"/>
+              <w:sz w:val="22"/>
               <w:lang w:eastAsia="es-CO"/>
+              <w14:ligatures w14:val="none"/>
             </w:rPr>
           </w:pPr>
-          <w:hyperlink w:anchor="_Toc230603182" w:history="1">
+          <w:hyperlink w:anchor="_Toc231906505" w:history="1">
             <w:r>
               <w:rPr>
                 <w:rStyle w:val="Hipervnculo"/>
@@ -1291,7 +1277,7 @@
                 <w:noProof/>
                 <w:webHidden/>
               </w:rPr>
-              <w:instrText xml:space="preserve"> PAGEREF _Toc230603182 \h </w:instrText>
+              <w:instrText xml:space="preserve"> PAGEREF _Toc231906505 \h </w:instrText>
             </w:r>
             <w:r>
               <w:rPr>
@@ -1331,12 +1317,13 @@
             <w:rPr>
               <w:rFonts w:eastAsiaTheme="minorEastAsia"/>
               <w:noProof/>
-              <w:sz w:val="24"/>
-              <w:szCs w:val="24"/>
+              <w:kern w:val="0"/>
+              <w:sz w:val="22"/>
               <w:lang w:eastAsia="es-CO"/>
+              <w14:ligatures w14:val="none"/>
             </w:rPr>
           </w:pPr>
-          <w:hyperlink w:anchor="_Toc230603183" w:history="1">
+          <w:hyperlink w:anchor="_Toc231906506" w:history="1">
             <w:r>
               <w:rPr>
                 <w:rStyle w:val="Hipervnculo"/>
@@ -1363,7 +1350,7 @@
                 <w:noProof/>
                 <w:webHidden/>
               </w:rPr>
-              <w:instrText xml:space="preserve"> PAGEREF _Toc230603183 \h </w:instrText>
+              <w:instrText xml:space="preserve"> PAGEREF _Toc231906506 \h </w:instrText>
             </w:r>
             <w:r>
               <w:rPr>
@@ -1403,12 +1390,13 @@
             <w:rPr>
               <w:rFonts w:eastAsiaTheme="minorEastAsia"/>
               <w:noProof/>
-              <w:sz w:val="24"/>
-              <w:szCs w:val="24"/>
+              <w:kern w:val="0"/>
+              <w:sz w:val="22"/>
               <w:lang w:eastAsia="es-CO"/>
+              <w14:ligatures w14:val="none"/>
             </w:rPr>
           </w:pPr>
-          <w:hyperlink w:anchor="_Toc230603184" w:history="1">
+          <w:hyperlink w:anchor="_Toc231906507" w:history="1">
             <w:r>
               <w:rPr>
                 <w:rStyle w:val="Hipervnculo"/>
@@ -1435,7 +1423,7 @@
                 <w:noProof/>
                 <w:webHidden/>
               </w:rPr>
-              <w:instrText xml:space="preserve"> PAGEREF _Toc230603184 \h </w:instrText>
+              <w:instrText xml:space="preserve"> PAGEREF _Toc231906507 \h </w:instrText>
             </w:r>
             <w:r>
               <w:rPr>
@@ -1475,12 +1463,13 @@
             <w:rPr>
               <w:rFonts w:eastAsiaTheme="minorEastAsia"/>
               <w:noProof/>
-              <w:sz w:val="24"/>
-              <w:szCs w:val="24"/>
+              <w:kern w:val="0"/>
+              <w:sz w:val="22"/>
               <w:lang w:eastAsia="es-CO"/>
+              <w14:ligatures w14:val="none"/>
             </w:rPr>
           </w:pPr>
-          <w:hyperlink w:anchor="_Toc230603185" w:history="1">
+          <w:hyperlink w:anchor="_Toc231906508" w:history="1">
             <w:r>
               <w:rPr>
                 <w:rStyle w:val="Hipervnculo"/>
@@ -1507,7 +1496,7 @@
                 <w:noProof/>
                 <w:webHidden/>
               </w:rPr>
-              <w:instrText xml:space="preserve"> PAGEREF _Toc230603185 \h </w:instrText>
+              <w:instrText xml:space="preserve"> PAGEREF _Toc231906508 \h </w:instrText>
             </w:r>
             <w:r>
               <w:rPr>
@@ -1547,12 +1536,13 @@
             <w:rPr>
               <w:rFonts w:eastAsiaTheme="minorEastAsia"/>
               <w:noProof/>
-              <w:sz w:val="24"/>
-              <w:szCs w:val="24"/>
+              <w:kern w:val="0"/>
+              <w:sz w:val="22"/>
               <w:lang w:eastAsia="es-CO"/>
+              <w14:ligatures w14:val="none"/>
             </w:rPr>
           </w:pPr>
-          <w:hyperlink w:anchor="_Toc230603186" w:history="1">
+          <w:hyperlink w:anchor="_Toc231906509" w:history="1">
             <w:r>
               <w:rPr>
                 <w:rStyle w:val="Hipervnculo"/>
@@ -1579,7 +1569,7 @@
                 <w:noProof/>
                 <w:webHidden/>
               </w:rPr>
-              <w:instrText xml:space="preserve"> PAGEREF _Toc230603186 \h </w:instrText>
+              <w:instrText xml:space="preserve"> PAGEREF _Toc231906509 \h </w:instrText>
             </w:r>
             <w:r>
               <w:rPr>
@@ -1619,12 +1609,13 @@
             <w:rPr>
               <w:rFonts w:eastAsiaTheme="minorEastAsia"/>
               <w:noProof/>
-              <w:sz w:val="24"/>
-              <w:szCs w:val="24"/>
+              <w:kern w:val="0"/>
+              <w:sz w:val="22"/>
               <w:lang w:eastAsia="es-CO"/>
+              <w14:ligatures w14:val="none"/>
             </w:rPr>
           </w:pPr>
-          <w:hyperlink w:anchor="_Toc230603187" w:history="1">
+          <w:hyperlink w:anchor="_Toc231906510" w:history="1">
             <w:r>
               <w:rPr>
                 <w:rStyle w:val="Hipervnculo"/>
@@ -1651,7 +1642,7 @@
                 <w:noProof/>
                 <w:webHidden/>
               </w:rPr>
-              <w:instrText xml:space="preserve"> PAGEREF _Toc230603187 \h </w:instrText>
+              <w:instrText xml:space="preserve"> PAGEREF _Toc231906510 \h </w:instrText>
             </w:r>
             <w:r>
               <w:rPr>
@@ -1687,15 +1678,15 @@
             <w:pStyle w:val="TDC1"/>
             <w:rPr>
               <w:rFonts w:asciiTheme="minorHAnsi" w:eastAsiaTheme="minorEastAsia" w:hAnsiTheme="minorHAnsi" w:cstheme="minorBidi"/>
-              <w:sz w:val="24"/>
-              <w:szCs w:val="24"/>
+              <w:sz w:val="22"/>
               <w:lang w:val="es-CO"/>
             </w:rPr>
           </w:pPr>
-          <w:hyperlink w:anchor="_Toc230603188" w:history="1">
+          <w:hyperlink w:anchor="_Toc231906511" w:history="1">
             <w:r>
               <w:rPr>
                 <w:rStyle w:val="Hipervnculo"/>
+                <w:rFonts w:eastAsiaTheme="majorEastAsia"/>
               </w:rPr>
               <w:t>3. Integración final del proyecto</w:t>
             </w:r>
@@ -1715,7 +1706,7 @@
               <w:rPr>
                 <w:webHidden/>
               </w:rPr>
-              <w:instrText xml:space="preserve"> PAGEREF _Toc230603188 \h </w:instrText>
+              <w:instrText xml:space="preserve"> PAGEREF _Toc231906511 \h </w:instrText>
             </w:r>
             <w:r>
               <w:rPr>
@@ -1751,12 +1742,13 @@
             <w:rPr>
               <w:rFonts w:eastAsiaTheme="minorEastAsia"/>
               <w:noProof/>
-              <w:sz w:val="24"/>
-              <w:szCs w:val="24"/>
+              <w:kern w:val="0"/>
+              <w:sz w:val="22"/>
               <w:lang w:eastAsia="es-CO"/>
+              <w14:ligatures w14:val="none"/>
             </w:rPr>
           </w:pPr>
-          <w:hyperlink w:anchor="_Toc230603189" w:history="1">
+          <w:hyperlink w:anchor="_Toc231906512" w:history="1">
             <w:r>
               <w:rPr>
                 <w:rStyle w:val="Hipervnculo"/>
@@ -1783,7 +1775,7 @@
                 <w:noProof/>
                 <w:webHidden/>
               </w:rPr>
-              <w:instrText xml:space="preserve"> PAGEREF _Toc230603189 \h </w:instrText>
+              <w:instrText xml:space="preserve"> PAGEREF _Toc231906512 \h </w:instrText>
             </w:r>
             <w:r>
               <w:rPr>
@@ -1823,12 +1815,13 @@
             <w:rPr>
               <w:rFonts w:eastAsiaTheme="minorEastAsia"/>
               <w:noProof/>
-              <w:sz w:val="24"/>
-              <w:szCs w:val="24"/>
+              <w:kern w:val="0"/>
+              <w:sz w:val="22"/>
               <w:lang w:eastAsia="es-CO"/>
+              <w14:ligatures w14:val="none"/>
             </w:rPr>
           </w:pPr>
-          <w:hyperlink w:anchor="_Toc230603190" w:history="1">
+          <w:hyperlink w:anchor="_Toc231906513" w:history="1">
             <w:r>
               <w:rPr>
                 <w:rStyle w:val="Hipervnculo"/>
@@ -1855,7 +1848,7 @@
                 <w:noProof/>
                 <w:webHidden/>
               </w:rPr>
-              <w:instrText xml:space="preserve"> PAGEREF _Toc230603190 \h </w:instrText>
+              <w:instrText xml:space="preserve"> PAGEREF _Toc231906513 \h </w:instrText>
             </w:r>
             <w:r>
               <w:rPr>
@@ -1895,12 +1888,13 @@
             <w:rPr>
               <w:rFonts w:eastAsiaTheme="minorEastAsia"/>
               <w:noProof/>
-              <w:sz w:val="24"/>
-              <w:szCs w:val="24"/>
+              <w:kern w:val="0"/>
+              <w:sz w:val="22"/>
               <w:lang w:eastAsia="es-CO"/>
+              <w14:ligatures w14:val="none"/>
             </w:rPr>
           </w:pPr>
-          <w:hyperlink w:anchor="_Toc230603191" w:history="1">
+          <w:hyperlink w:anchor="_Toc231906514" w:history="1">
             <w:r>
               <w:rPr>
                 <w:rStyle w:val="Hipervnculo"/>
@@ -1927,7 +1921,7 @@
                 <w:noProof/>
                 <w:webHidden/>
               </w:rPr>
-              <w:instrText xml:space="preserve"> PAGEREF _Toc230603191 \h </w:instrText>
+              <w:instrText xml:space="preserve"> PAGEREF _Toc231906514 \h </w:instrText>
             </w:r>
             <w:r>
               <w:rPr>
@@ -1963,15 +1957,15 @@
             <w:pStyle w:val="TDC1"/>
             <w:rPr>
               <w:rFonts w:asciiTheme="minorHAnsi" w:eastAsiaTheme="minorEastAsia" w:hAnsiTheme="minorHAnsi" w:cstheme="minorBidi"/>
-              <w:sz w:val="24"/>
-              <w:szCs w:val="24"/>
+              <w:sz w:val="22"/>
               <w:lang w:val="es-CO"/>
             </w:rPr>
           </w:pPr>
-          <w:hyperlink w:anchor="_Toc230603192" w:history="1">
+          <w:hyperlink w:anchor="_Toc231906515" w:history="1">
             <w:r>
               <w:rPr>
                 <w:rStyle w:val="Hipervnculo"/>
+                <w:rFonts w:eastAsiaTheme="majorEastAsia"/>
               </w:rPr>
               <w:t>Síntesis</w:t>
             </w:r>
@@ -1991,7 +1985,7 @@
               <w:rPr>
                 <w:webHidden/>
               </w:rPr>
-              <w:instrText xml:space="preserve"> PAGEREF _Toc230603192 \h </w:instrText>
+              <w:instrText xml:space="preserve"> PAGEREF _Toc231906515 \h </w:instrText>
             </w:r>
             <w:r>
               <w:rPr>
@@ -2023,15 +2017,15 @@
             <w:pStyle w:val="TDC1"/>
             <w:rPr>
               <w:rFonts w:asciiTheme="minorHAnsi" w:eastAsiaTheme="minorEastAsia" w:hAnsiTheme="minorHAnsi" w:cstheme="minorBidi"/>
-              <w:sz w:val="24"/>
-              <w:szCs w:val="24"/>
+              <w:sz w:val="22"/>
               <w:lang w:val="es-CO"/>
             </w:rPr>
           </w:pPr>
-          <w:hyperlink w:anchor="_Toc230603193" w:history="1">
+          <w:hyperlink w:anchor="_Toc231906516" w:history="1">
             <w:r>
               <w:rPr>
                 <w:rStyle w:val="Hipervnculo"/>
+                <w:rFonts w:eastAsiaTheme="majorEastAsia"/>
               </w:rPr>
               <w:t>Glosario</w:t>
             </w:r>
@@ -2051,7 +2045,7 @@
               <w:rPr>
                 <w:webHidden/>
               </w:rPr>
-              <w:instrText xml:space="preserve"> PAGEREF _Toc230603193 \h </w:instrText>
+              <w:instrText xml:space="preserve"> PAGEREF _Toc231906516 \h </w:instrText>
             </w:r>
             <w:r>
               <w:rPr>
@@ -2083,15 +2077,15 @@
             <w:pStyle w:val="TDC1"/>
             <w:rPr>
               <w:rFonts w:asciiTheme="minorHAnsi" w:eastAsiaTheme="minorEastAsia" w:hAnsiTheme="minorHAnsi" w:cstheme="minorBidi"/>
-              <w:sz w:val="24"/>
-              <w:szCs w:val="24"/>
+              <w:sz w:val="22"/>
               <w:lang w:val="es-CO"/>
             </w:rPr>
           </w:pPr>
-          <w:hyperlink w:anchor="_Toc230603194" w:history="1">
+          <w:hyperlink w:anchor="_Toc231906517" w:history="1">
             <w:r>
               <w:rPr>
                 <w:rStyle w:val="Hipervnculo"/>
+                <w:rFonts w:eastAsiaTheme="majorEastAsia"/>
               </w:rPr>
               <w:t>Referencias bibliográficas</w:t>
             </w:r>
@@ -2111,7 +2105,7 @@
               <w:rPr>
                 <w:webHidden/>
               </w:rPr>
-              <w:instrText xml:space="preserve"> PAGEREF _Toc230603194 \h </w:instrText>
+              <w:instrText xml:space="preserve"> PAGEREF _Toc231906517 \h </w:instrText>
             </w:r>
             <w:r>
               <w:rPr>
@@ -2143,15 +2137,15 @@
             <w:pStyle w:val="TDC1"/>
             <w:rPr>
               <w:rFonts w:asciiTheme="minorHAnsi" w:eastAsiaTheme="minorEastAsia" w:hAnsiTheme="minorHAnsi" w:cstheme="minorBidi"/>
-              <w:sz w:val="24"/>
-              <w:szCs w:val="24"/>
+              <w:sz w:val="22"/>
               <w:lang w:val="es-CO"/>
             </w:rPr>
           </w:pPr>
-          <w:hyperlink w:anchor="_Toc230603195" w:history="1">
+          <w:hyperlink w:anchor="_Toc231906518" w:history="1">
             <w:r>
               <w:rPr>
                 <w:rStyle w:val="Hipervnculo"/>
+                <w:bCs/>
               </w:rPr>
               <w:t>Créditos</w:t>
             </w:r>
@@ -2171,7 +2165,7 @@
               <w:rPr>
                 <w:webHidden/>
               </w:rPr>
-              <w:instrText xml:space="preserve"> PAGEREF _Toc230603195 \h </w:instrText>
+              <w:instrText xml:space="preserve"> PAGEREF _Toc231906518 \h </w:instrText>
             </w:r>
             <w:r>
               <w:rPr>
@@ -2212,7 +2206,7 @@
       <w:pPr>
         <w:pStyle w:val="Titulosgenerales"/>
       </w:pPr>
-      <w:bookmarkStart w:id="0" w:name="_Toc230603172"/>
+      <w:bookmarkStart w:id="0" w:name="_Toc231906495"/>
       <w:r>
         <w:lastRenderedPageBreak/>
         <w:t>Introducción</w:t>
@@ -2452,7 +2446,7 @@
       <w:pPr>
         <w:pStyle w:val="Ttulo1"/>
       </w:pPr>
-      <w:bookmarkStart w:id="1" w:name="_Toc230603173"/>
+      <w:bookmarkStart w:id="1" w:name="_Toc231906496"/>
       <w:r>
         <w:lastRenderedPageBreak/>
         <w:t>Financiación del proyecto</w:t>
@@ -2502,7 +2496,7 @@
       <w:pPr>
         <w:pStyle w:val="Ttulo2"/>
       </w:pPr>
-      <w:bookmarkStart w:id="2" w:name="_Toc230603174"/>
+      <w:bookmarkStart w:id="2" w:name="_Toc231906497"/>
       <w:r>
         <w:t>Concepto de financiación</w:t>
       </w:r>
@@ -2755,7 +2749,7 @@
       <w:pPr>
         <w:pStyle w:val="Ttulo2"/>
       </w:pPr>
-      <w:bookmarkStart w:id="3" w:name="_Toc230603175"/>
+      <w:bookmarkStart w:id="3" w:name="_Toc231906498"/>
       <w:r>
         <w:t>Importancia de la financiación en los proyectos</w:t>
       </w:r>
@@ -3038,8 +3032,13 @@
       <w:pPr>
         <w:pStyle w:val="Ttulo2"/>
       </w:pPr>
-      <w:r>
-        <w:t xml:space="preserve">Fuentes de financiación </w:t>
+      <w:bookmarkStart w:id="4" w:name="_Toc231906499"/>
+      <w:r>
+        <w:t>Fuentes de financiación</w:t>
+      </w:r>
+      <w:bookmarkEnd w:id="4"/>
+      <w:r>
+        <w:t xml:space="preserve"> </w:t>
       </w:r>
     </w:p>
     <w:p>
@@ -3611,11 +3610,11 @@
       <w:pPr>
         <w:pStyle w:val="Ttulo2"/>
       </w:pPr>
-      <w:bookmarkStart w:id="4" w:name="_Toc230603177"/>
+      <w:bookmarkStart w:id="5" w:name="_Toc231906500"/>
       <w:r>
         <w:t>Requisitos y condiciones de financiación</w:t>
       </w:r>
-      <w:bookmarkEnd w:id="4"/>
+      <w:bookmarkEnd w:id="5"/>
     </w:p>
     <w:p>
       <w:pPr>
@@ -5147,11 +5146,11 @@
       <w:pPr>
         <w:pStyle w:val="Ttulo2"/>
       </w:pPr>
-      <w:bookmarkStart w:id="5" w:name="_Toc230603178"/>
+      <w:bookmarkStart w:id="6" w:name="_Toc231906501"/>
       <w:r>
         <w:t>Presupuesto del proyecto</w:t>
       </w:r>
-      <w:bookmarkEnd w:id="5"/>
+      <w:bookmarkEnd w:id="6"/>
     </w:p>
     <w:p>
       <w:pPr>
@@ -6683,12 +6682,12 @@
       <w:pPr>
         <w:pStyle w:val="Ttulo2"/>
       </w:pPr>
-      <w:bookmarkStart w:id="6" w:name="_Toc230603179"/>
+      <w:bookmarkStart w:id="7" w:name="_Toc231906502"/>
       <w:r>
         <w:lastRenderedPageBreak/>
         <w:t>Plan de negocio</w:t>
       </w:r>
-      <w:bookmarkEnd w:id="6"/>
+      <w:bookmarkEnd w:id="7"/>
     </w:p>
     <w:p>
       <w:pPr>
@@ -7127,7 +7126,15 @@
               <w:t xml:space="preserve"> p</w:t>
             </w:r>
             <w:r>
-              <w:t>iense en alguien que tiene una idea de negocio. Una idea que le parece buena, que le emociona, que siente que puede funcionar. Y sin embargo, cuando le preguntan cómo la va a ejecutar, cómo la va a financiar, cómo sabe que hay mercado para ella... no tiene una respuesta.</w:t>
+              <w:t xml:space="preserve">iense en alguien que tiene una idea de negocio. Una idea que le parece buena, que le emociona, que siente que puede funcionar. </w:t>
+            </w:r>
+            <w:proofErr w:type="gramStart"/>
+            <w:r>
+              <w:t>Y</w:t>
+            </w:r>
+            <w:proofErr w:type="gramEnd"/>
+            <w:r>
+              <w:t xml:space="preserve"> sin embargo, cuando le preguntan cómo la va a ejecutar, cómo la va a financiar, cómo sabe que hay mercado para ella... no tiene una respuesta.</w:t>
             </w:r>
           </w:p>
           <w:p>
@@ -7142,7 +7149,13 @@
               <w:t xml:space="preserve"> p</w:t>
             </w:r>
             <w:r>
-              <w:t>ara eso necesita un plan negocio. Una herramienta que convierte una idea en algo concreto. Algo que se puede analizar, ajustar y defender. Hoy vamos a recorrer sus componentes principales entendiendo para qué sirve cada uno y por qué todos importan.</w:t>
+              <w:t xml:space="preserve">ara eso necesita un plan </w:t>
+            </w:r>
+            <w:r>
+              <w:t xml:space="preserve">de </w:t>
+            </w:r>
+            <w:r>
+              <w:t>negocio. Una herramienta que convierte una idea en algo concreto. Algo que se puede analizar, ajustar y defender. Hoy vamos a recorrer sus componentes principales entendiendo para qué sirve cada uno y por qué todos importan.</w:t>
             </w:r>
           </w:p>
           <w:p>
@@ -7583,11 +7596,11 @@
       <w:pPr>
         <w:pStyle w:val="Ttulo2"/>
       </w:pPr>
-      <w:bookmarkStart w:id="7" w:name="_Toc230603180"/>
+      <w:bookmarkStart w:id="8" w:name="_Toc231906503"/>
       <w:r>
         <w:t>Ejemplo aplicado de financiación de un proyecto</w:t>
       </w:r>
-      <w:bookmarkEnd w:id="7"/>
+      <w:bookmarkEnd w:id="8"/>
     </w:p>
     <w:p>
       <w:pPr>
@@ -8088,12 +8101,12 @@
       <w:pPr>
         <w:pStyle w:val="Ttulo1"/>
       </w:pPr>
-      <w:bookmarkStart w:id="8" w:name="_Toc230603181"/>
+      <w:bookmarkStart w:id="9" w:name="_Toc231906504"/>
       <w:r>
         <w:lastRenderedPageBreak/>
         <w:t>Puesta en marcha del proyecto</w:t>
       </w:r>
-      <w:bookmarkEnd w:id="8"/>
+      <w:bookmarkEnd w:id="9"/>
     </w:p>
     <w:p>
       <w:pPr>
@@ -8296,11 +8309,11 @@
       <w:pPr>
         <w:pStyle w:val="Ttulo2"/>
       </w:pPr>
-      <w:bookmarkStart w:id="9" w:name="_Toc230603182"/>
+      <w:bookmarkStart w:id="10" w:name="_Toc231906505"/>
       <w:r>
         <w:t>Concepto de puesta en marcha</w:t>
       </w:r>
-      <w:bookmarkEnd w:id="9"/>
+      <w:bookmarkEnd w:id="10"/>
     </w:p>
     <w:p>
       <w:pPr>
@@ -8611,11 +8624,11 @@
       <w:pPr>
         <w:pStyle w:val="Ttulo2"/>
       </w:pPr>
-      <w:bookmarkStart w:id="10" w:name="_Toc230603183"/>
+      <w:bookmarkStart w:id="11" w:name="_Toc231906506"/>
       <w:r>
         <w:t>Importancia de la implementación del proyecto</w:t>
       </w:r>
-      <w:bookmarkEnd w:id="10"/>
+      <w:bookmarkEnd w:id="11"/>
     </w:p>
     <w:p>
       <w:pPr>
@@ -8952,11 +8965,11 @@
       <w:pPr>
         <w:pStyle w:val="Ttulo2"/>
       </w:pPr>
-      <w:bookmarkStart w:id="11" w:name="_Toc230603184"/>
+      <w:bookmarkStart w:id="12" w:name="_Toc231906507"/>
       <w:r>
         <w:t>Estrategias de implementación</w:t>
       </w:r>
-      <w:bookmarkEnd w:id="11"/>
+      <w:bookmarkEnd w:id="12"/>
     </w:p>
     <w:p>
       <w:pPr>
@@ -9027,6 +9040,7 @@
       <w:tr>
         <w:trPr>
           <w:cnfStyle w:val="100000000000" w:firstRow="1" w:lastRow="0" w:firstColumn="0" w:lastColumn="0" w:oddVBand="0" w:evenVBand="0" w:oddHBand="0" w:evenHBand="0" w:firstRowFirstColumn="0" w:firstRowLastColumn="0" w:lastRowFirstColumn="0" w:lastRowLastColumn="0"/>
+          <w:tblHeader/>
         </w:trPr>
         <w:tc>
           <w:tcPr>
@@ -9773,6 +9787,7 @@
                 <w:bdr w:val="none" w:sz="0" w:space="0" w:color="auto" w:frame="1"/>
                 <w:lang w:eastAsia="es-CO"/>
               </w:rPr>
+              <w:lastRenderedPageBreak/>
               <w:t>Paso 3.</w:t>
             </w:r>
             <w:r>
@@ -9781,16 +9796,7 @@
                 <w:sz w:val="24"/>
                 <w:lang w:eastAsia="es-CO"/>
               </w:rPr>
-              <w:t xml:space="preserve"> Establecer </w:t>
-            </w:r>
-            <w:r>
-              <w:rPr>
-                <w:color w:val="12263F"/>
-                <w:sz w:val="24"/>
-                <w:lang w:eastAsia="es-CO"/>
-              </w:rPr>
-              <w:lastRenderedPageBreak/>
-              <w:t>canales de comunicación.</w:t>
+              <w:t> Establecer canales de comunicación.</w:t>
             </w:r>
             <w:r>
               <w:rPr>
@@ -9865,7 +9871,16 @@
                 <w:lang w:eastAsia="es-CO"/>
               </w:rPr>
               <w:lastRenderedPageBreak/>
-              <w:t>Mejor coordinación, claridad funcional y mayor productividad del equipo.</w:t>
+              <w:t xml:space="preserve">Mejor coordinación, claridad funcional y mayor </w:t>
+            </w:r>
+            <w:r>
+              <w:rPr>
+                <w:color w:val="12263F"/>
+                <w:sz w:val="24"/>
+                <w:lang w:eastAsia="es-CO"/>
+              </w:rPr>
+              <w:lastRenderedPageBreak/>
+              <w:t>productividad del equipo.</w:t>
             </w:r>
           </w:p>
         </w:tc>
@@ -9888,11 +9903,11 @@
       <w:pPr>
         <w:pStyle w:val="Ttulo2"/>
       </w:pPr>
-      <w:bookmarkStart w:id="12" w:name="_Toc230603185"/>
+      <w:bookmarkStart w:id="13" w:name="_Toc231906508"/>
       <w:r>
         <w:t>Cronograma del proyecto</w:t>
       </w:r>
-      <w:bookmarkEnd w:id="12"/>
+      <w:bookmarkEnd w:id="13"/>
     </w:p>
     <w:p>
       <w:pPr>
@@ -9930,14 +9945,8 @@
         <w:rPr>
           <w:lang w:val="es-419" w:eastAsia="es-CO"/>
         </w:rPr>
-        <w:t xml:space="preserve">Además, funciona como instrumento de seguimiento, ya que permite comparar el avance real con lo planificado, identificar desviaciones y aplicar decisiones correctivas </w:t>
-      </w:r>
-      <w:r>
-        <w:rPr>
-          <w:lang w:val="es-419" w:eastAsia="es-CO"/>
-        </w:rPr>
         <w:lastRenderedPageBreak/>
-        <w:t>oportunamente. Para comprender su utilidad integral, se exponen a continuación sus aspectos principales:</w:t>
+        <w:t>Además, funciona como instrumento de seguimiento, ya que permite comparar el avance real con lo planificado, identificar desviaciones y aplicar decisiones correctivas oportunamente. Para comprender su utilidad integral, se exponen a continuación sus aspectos principales:</w:t>
       </w:r>
     </w:p>
     <w:p>
@@ -10159,6 +10168,7 @@
         <w:rPr>
           <w:rStyle w:val="Ttulo5Car"/>
         </w:rPr>
+        <w:lastRenderedPageBreak/>
         <w:t>Tiempos realistas.</w:t>
       </w:r>
       <w:r>
@@ -10209,7 +10219,6 @@
         <w:rPr>
           <w:rStyle w:val="Ttulo5Car"/>
         </w:rPr>
-        <w:lastRenderedPageBreak/>
         <w:t>Seguimiento continuo.</w:t>
       </w:r>
       <w:r>
@@ -10438,6 +10447,7 @@
         <w:rPr>
           <w:lang w:val="es-419" w:eastAsia="es-CO"/>
         </w:rPr>
+        <w:lastRenderedPageBreak/>
         <w:t>En la práctica, esta estructuración permite ordenar la ejecución, establecer tiempos adecuados, identificar actividades críticas, coordinar recursos y prevenir retrasos.</w:t>
       </w:r>
     </w:p>
@@ -10451,188 +10461,238 @@
         <w:rPr>
           <w:lang w:val="es-419" w:eastAsia="es-CO"/>
         </w:rPr>
+        <w:t>Por ejemplo, en un proyecto productivo, la compra de insumos debe realizarse antes del inicio de la producción, lo que evidencia una dependencia operativa entre actividades.</w:t>
+      </w:r>
+    </w:p>
+    <w:p>
+      <w:pPr>
+        <w:rPr>
+          <w:lang w:val="es-419" w:eastAsia="es-CO"/>
+        </w:rPr>
+      </w:pPr>
+      <w:r>
+        <w:rPr>
+          <w:lang w:val="es-419" w:eastAsia="es-CO"/>
+        </w:rPr>
+        <w:t>Para estructurar el cronograma de manera adecuada, se recomienda seguir el siguiente proceso:</w:t>
+      </w:r>
+    </w:p>
+    <w:p>
+      <w:pPr>
+        <w:pStyle w:val="Prrafodelista"/>
+        <w:numPr>
+          <w:ilvl w:val="0"/>
+          <w:numId w:val="48"/>
+        </w:numPr>
+        <w:ind w:left="993"/>
+        <w:rPr>
+          <w:lang w:val="es-419" w:eastAsia="es-CO"/>
+        </w:rPr>
+      </w:pPr>
+      <w:r>
+        <w:rPr>
+          <w:lang w:val="es-419" w:eastAsia="es-CO"/>
+        </w:rPr>
+        <w:t>Identificar actividades: listar todas las tareas necesarias del proyecto.</w:t>
+      </w:r>
+    </w:p>
+    <w:p>
+      <w:pPr>
+        <w:pStyle w:val="Prrafodelista"/>
+        <w:numPr>
+          <w:ilvl w:val="0"/>
+          <w:numId w:val="48"/>
+        </w:numPr>
+        <w:ind w:left="993"/>
+        <w:rPr>
+          <w:lang w:val="es-419" w:eastAsia="es-CO"/>
+        </w:rPr>
+      </w:pPr>
+      <w:r>
+        <w:rPr>
+          <w:lang w:val="es-419" w:eastAsia="es-CO"/>
+        </w:rPr>
+        <w:t>Definir secuencia lógica: establecer el orden correcto de ejecución.</w:t>
+      </w:r>
+    </w:p>
+    <w:p>
+      <w:pPr>
+        <w:pStyle w:val="Prrafodelista"/>
+        <w:numPr>
+          <w:ilvl w:val="0"/>
+          <w:numId w:val="48"/>
+        </w:numPr>
+        <w:ind w:left="993"/>
+        <w:rPr>
+          <w:lang w:val="es-419" w:eastAsia="es-CO"/>
+        </w:rPr>
+      </w:pPr>
+      <w:r>
+        <w:rPr>
+          <w:lang w:val="es-419" w:eastAsia="es-CO"/>
+        </w:rPr>
+        <w:t>Estimar duración: calcular el tiempo requerido para cada actividad.</w:t>
+      </w:r>
+    </w:p>
+    <w:p>
+      <w:pPr>
+        <w:pStyle w:val="Prrafodelista"/>
+        <w:numPr>
+          <w:ilvl w:val="0"/>
+          <w:numId w:val="48"/>
+        </w:numPr>
+        <w:ind w:left="993"/>
+        <w:rPr>
+          <w:lang w:val="es-419" w:eastAsia="es-CO"/>
+        </w:rPr>
+      </w:pPr>
+      <w:r>
+        <w:rPr>
+          <w:lang w:val="es-419" w:eastAsia="es-CO"/>
+        </w:rPr>
+        <w:t>Fijar fechas: determinar inicio y finalización de las tareas.</w:t>
+      </w:r>
+    </w:p>
+    <w:p>
+      <w:pPr>
+        <w:pStyle w:val="Prrafodelista"/>
+        <w:numPr>
+          <w:ilvl w:val="0"/>
+          <w:numId w:val="48"/>
+        </w:numPr>
+        <w:ind w:left="993"/>
+        <w:rPr>
+          <w:lang w:val="es-419" w:eastAsia="es-CO"/>
+        </w:rPr>
+      </w:pPr>
+      <w:r>
+        <w:rPr>
+          <w:lang w:val="es-419" w:eastAsia="es-CO"/>
+        </w:rPr>
+        <w:t>Asignar responsables: definir encargados de cada actividad.</w:t>
+      </w:r>
+    </w:p>
+    <w:p>
+      <w:pPr>
+        <w:pStyle w:val="Prrafodelista"/>
+        <w:numPr>
+          <w:ilvl w:val="0"/>
+          <w:numId w:val="48"/>
+        </w:numPr>
+        <w:ind w:left="993"/>
+        <w:rPr>
+          <w:lang w:val="es-419" w:eastAsia="es-CO"/>
+        </w:rPr>
+      </w:pPr>
+      <w:r>
+        <w:rPr>
+          <w:lang w:val="es-419" w:eastAsia="es-CO"/>
+        </w:rPr>
+        <w:t>Identificar actividades críticas: reconocer tareas que no pueden retrasarse.</w:t>
+      </w:r>
+    </w:p>
+    <w:p>
+      <w:pPr>
+        <w:pStyle w:val="Prrafodelista"/>
+        <w:numPr>
+          <w:ilvl w:val="0"/>
+          <w:numId w:val="48"/>
+        </w:numPr>
+        <w:ind w:left="993"/>
+        <w:rPr>
+          <w:lang w:val="es-419" w:eastAsia="es-CO"/>
+        </w:rPr>
+      </w:pPr>
+      <w:r>
+        <w:rPr>
+          <w:lang w:val="es-419" w:eastAsia="es-CO"/>
+        </w:rPr>
+        <w:t>Validar coherencia: revisar consistencia entre tiempos, recursos y objetivos.</w:t>
+      </w:r>
+    </w:p>
+    <w:p>
+      <w:pPr>
+        <w:rPr>
+          <w:lang w:val="es-419" w:eastAsia="es-CO"/>
+        </w:rPr>
+      </w:pPr>
+      <w:r>
+        <w:rPr>
+          <w:lang w:val="es-419" w:eastAsia="es-CO"/>
+        </w:rPr>
+        <w:t>Este proceso permite construir un cronograma realista, funcional y ajustado a las condiciones reales del proyecto.</w:t>
+      </w:r>
+    </w:p>
+    <w:p>
+      <w:pPr>
+        <w:pStyle w:val="Ttulo3"/>
+      </w:pPr>
+      <w:r>
+        <w:t>Consideraciones técnicas</w:t>
+      </w:r>
+    </w:p>
+    <w:p>
+      <w:pPr>
+        <w:rPr>
+          <w:lang w:val="es-419" w:eastAsia="es-CO"/>
+        </w:rPr>
+      </w:pPr>
+      <w:r>
+        <w:rPr>
+          <w:lang w:val="es-419" w:eastAsia="es-CO"/>
+        </w:rPr>
+        <w:t>Durante la elaboración del cronograma, conviene aplicar criterios que fortalezcan su utilidad y precisión. Entre las principales consideraciones se encuentran las siguientes:</w:t>
+      </w:r>
+    </w:p>
+    <w:p>
+      <w:pPr>
+        <w:pStyle w:val="Prrafodelista"/>
+        <w:numPr>
+          <w:ilvl w:val="0"/>
+          <w:numId w:val="49"/>
+        </w:numPr>
+        <w:ind w:left="993"/>
+        <w:rPr>
+          <w:rStyle w:val="Ttulo5Car"/>
+        </w:rPr>
+      </w:pPr>
+      <w:r>
+        <w:rPr>
+          <w:rStyle w:val="Ttulo5Car"/>
+        </w:rPr>
+        <w:t>Evitar tiempos irreales.</w:t>
+      </w:r>
+      <w:r>
+        <w:rPr>
+          <w:lang w:val="es-419" w:eastAsia="es-CO"/>
+        </w:rPr>
+        <w:t xml:space="preserve"> Reduce incumplimientos por exceso de optimismo.</w:t>
+      </w:r>
+    </w:p>
+    <w:p>
+      <w:pPr>
+        <w:pStyle w:val="Prrafodelista"/>
+        <w:numPr>
+          <w:ilvl w:val="0"/>
+          <w:numId w:val="49"/>
+        </w:numPr>
+        <w:ind w:left="993"/>
+        <w:rPr>
+          <w:rStyle w:val="Ttulo5Car"/>
+        </w:rPr>
+      </w:pPr>
+      <w:r>
+        <w:rPr>
+          <w:rStyle w:val="Ttulo5Car"/>
+        </w:rPr>
         <w:lastRenderedPageBreak/>
-        <w:t>Por ejemplo, en un proyecto productivo, la compra de insumos debe realizarse antes del inicio de la producción, lo que evidencia una dependencia operativa entre actividades.</w:t>
-      </w:r>
-    </w:p>
-    <w:p>
-      <w:pPr>
-        <w:rPr>
-          <w:lang w:val="es-419" w:eastAsia="es-CO"/>
-        </w:rPr>
-      </w:pPr>
-      <w:r>
-        <w:rPr>
-          <w:lang w:val="es-419" w:eastAsia="es-CO"/>
-        </w:rPr>
-        <w:t>Para estructurar el cronograma de manera adecuada, se recomienda seguir el siguiente proceso:</w:t>
-      </w:r>
-    </w:p>
-    <w:p>
-      <w:pPr>
-        <w:pStyle w:val="Prrafodelista"/>
-        <w:numPr>
-          <w:ilvl w:val="0"/>
-          <w:numId w:val="48"/>
-        </w:numPr>
-        <w:ind w:left="993"/>
-        <w:rPr>
-          <w:lang w:val="es-419" w:eastAsia="es-CO"/>
-        </w:rPr>
-      </w:pPr>
-      <w:r>
-        <w:rPr>
-          <w:lang w:val="es-419" w:eastAsia="es-CO"/>
-        </w:rPr>
-        <w:t>Identificar actividades: listar todas las tareas necesarias del proyecto.</w:t>
-      </w:r>
-    </w:p>
-    <w:p>
-      <w:pPr>
-        <w:pStyle w:val="Prrafodelista"/>
-        <w:numPr>
-          <w:ilvl w:val="0"/>
-          <w:numId w:val="48"/>
-        </w:numPr>
-        <w:ind w:left="993"/>
-        <w:rPr>
-          <w:lang w:val="es-419" w:eastAsia="es-CO"/>
-        </w:rPr>
-      </w:pPr>
-      <w:r>
-        <w:rPr>
-          <w:lang w:val="es-419" w:eastAsia="es-CO"/>
-        </w:rPr>
-        <w:t>Definir secuencia lógica: establecer el orden correcto de ejecución.</w:t>
-      </w:r>
-    </w:p>
-    <w:p>
-      <w:pPr>
-        <w:pStyle w:val="Prrafodelista"/>
-        <w:numPr>
-          <w:ilvl w:val="0"/>
-          <w:numId w:val="48"/>
-        </w:numPr>
-        <w:ind w:left="993"/>
-        <w:rPr>
-          <w:lang w:val="es-419" w:eastAsia="es-CO"/>
-        </w:rPr>
-      </w:pPr>
-      <w:r>
-        <w:rPr>
-          <w:lang w:val="es-419" w:eastAsia="es-CO"/>
-        </w:rPr>
-        <w:t>Estimar duración: calcular el tiempo requerido para cada actividad.</w:t>
-      </w:r>
-    </w:p>
-    <w:p>
-      <w:pPr>
-        <w:pStyle w:val="Prrafodelista"/>
-        <w:numPr>
-          <w:ilvl w:val="0"/>
-          <w:numId w:val="48"/>
-        </w:numPr>
-        <w:ind w:left="993"/>
-        <w:rPr>
-          <w:lang w:val="es-419" w:eastAsia="es-CO"/>
-        </w:rPr>
-      </w:pPr>
-      <w:r>
-        <w:rPr>
-          <w:lang w:val="es-419" w:eastAsia="es-CO"/>
-        </w:rPr>
-        <w:t>Fijar fechas: determinar inicio y finalización de las tareas.</w:t>
-      </w:r>
-    </w:p>
-    <w:p>
-      <w:pPr>
-        <w:pStyle w:val="Prrafodelista"/>
-        <w:numPr>
-          <w:ilvl w:val="0"/>
-          <w:numId w:val="48"/>
-        </w:numPr>
-        <w:ind w:left="993"/>
-        <w:rPr>
-          <w:lang w:val="es-419" w:eastAsia="es-CO"/>
-        </w:rPr>
-      </w:pPr>
-      <w:r>
-        <w:rPr>
-          <w:lang w:val="es-419" w:eastAsia="es-CO"/>
-        </w:rPr>
-        <w:t>Asignar responsables: definir encargados de cada actividad.</w:t>
-      </w:r>
-    </w:p>
-    <w:p>
-      <w:pPr>
-        <w:pStyle w:val="Prrafodelista"/>
-        <w:numPr>
-          <w:ilvl w:val="0"/>
-          <w:numId w:val="48"/>
-        </w:numPr>
-        <w:ind w:left="993"/>
-        <w:rPr>
-          <w:lang w:val="es-419" w:eastAsia="es-CO"/>
-        </w:rPr>
-      </w:pPr>
-      <w:r>
-        <w:rPr>
-          <w:lang w:val="es-419" w:eastAsia="es-CO"/>
-        </w:rPr>
-        <w:t>Identificar actividades críticas: reconocer tareas que no pueden retrasarse.</w:t>
-      </w:r>
-    </w:p>
-    <w:p>
-      <w:pPr>
-        <w:pStyle w:val="Prrafodelista"/>
-        <w:numPr>
-          <w:ilvl w:val="0"/>
-          <w:numId w:val="48"/>
-        </w:numPr>
-        <w:ind w:left="993"/>
-        <w:rPr>
-          <w:lang w:val="es-419" w:eastAsia="es-CO"/>
-        </w:rPr>
-      </w:pPr>
-      <w:r>
-        <w:rPr>
-          <w:lang w:val="es-419" w:eastAsia="es-CO"/>
-        </w:rPr>
-        <w:t>Validar coherencia: revisar consistencia entre tiempos, recursos y objetivos.</w:t>
-      </w:r>
-    </w:p>
-    <w:p>
-      <w:pPr>
-        <w:rPr>
-          <w:lang w:val="es-419" w:eastAsia="es-CO"/>
-        </w:rPr>
-      </w:pPr>
-      <w:r>
-        <w:rPr>
-          <w:lang w:val="es-419" w:eastAsia="es-CO"/>
-        </w:rPr>
-        <w:t>Este proceso permite construir un cronograma realista, funcional y ajustado a las condiciones reales del proyecto.</w:t>
-      </w:r>
-    </w:p>
-    <w:p>
-      <w:pPr>
-        <w:pStyle w:val="Ttulo3"/>
-      </w:pPr>
-      <w:r>
-        <w:t>Consideraciones técnicas</w:t>
-      </w:r>
-    </w:p>
-    <w:p>
-      <w:pPr>
-        <w:rPr>
-          <w:lang w:val="es-419" w:eastAsia="es-CO"/>
-        </w:rPr>
-      </w:pPr>
-      <w:r>
-        <w:rPr>
-          <w:lang w:val="es-419" w:eastAsia="es-CO"/>
-        </w:rPr>
-        <w:t>Durante la elaboración del cronograma, conviene aplicar criterios que fortalezcan su utilidad y precisión. Entre las principales consideraciones se encuentran las siguientes:</w:t>
+        <w:t>Considerar imprevistos.</w:t>
+      </w:r>
+      <w:r>
+        <w:rPr>
+          <w:lang w:val="es-419" w:eastAsia="es-CO"/>
+        </w:rPr>
+        <w:t xml:space="preserve"> Permite incorporar márgenes de contingencia.</w:t>
       </w:r>
     </w:p>
     <w:p>
@@ -10651,13 +10711,13 @@
         <w:rPr>
           <w:rStyle w:val="Ttulo5Car"/>
         </w:rPr>
-        <w:t>Evitar tiempos irreales.</w:t>
-      </w:r>
-      <w:r>
-        <w:rPr>
-          <w:lang w:val="es-419" w:eastAsia="es-CO"/>
-        </w:rPr>
-        <w:t xml:space="preserve"> Reduce incumplimientos por exceso de optimismo.</w:t>
+        <w:t>Coherencia entre actividades y recursos.</w:t>
+      </w:r>
+      <w:r>
+        <w:rPr>
+          <w:lang w:val="es-419" w:eastAsia="es-CO"/>
+        </w:rPr>
+        <w:t xml:space="preserve"> Ajusta programación a capacidad real.</w:t>
       </w:r>
     </w:p>
     <w:p>
@@ -10669,64 +10729,13 @@
         </w:numPr>
         <w:ind w:left="993"/>
         <w:rPr>
+          <w:lang w:val="es-419" w:eastAsia="es-CO"/>
+        </w:rPr>
+      </w:pPr>
+      <w:r>
+        <w:rPr>
           <w:rStyle w:val="Ttulo5Car"/>
         </w:rPr>
-      </w:pPr>
-      <w:r>
-        <w:rPr>
-          <w:rStyle w:val="Ttulo5Car"/>
-        </w:rPr>
-        <w:t>Considerar imprevistos.</w:t>
-      </w:r>
-      <w:r>
-        <w:rPr>
-          <w:lang w:val="es-419" w:eastAsia="es-CO"/>
-        </w:rPr>
-        <w:t xml:space="preserve"> Permite incorporar márgenes de contingencia.</w:t>
-      </w:r>
-    </w:p>
-    <w:p>
-      <w:pPr>
-        <w:pStyle w:val="Prrafodelista"/>
-        <w:numPr>
-          <w:ilvl w:val="0"/>
-          <w:numId w:val="49"/>
-        </w:numPr>
-        <w:ind w:left="993"/>
-        <w:rPr>
-          <w:rStyle w:val="Ttulo5Car"/>
-        </w:rPr>
-      </w:pPr>
-      <w:r>
-        <w:rPr>
-          <w:rStyle w:val="Ttulo5Car"/>
-        </w:rPr>
-        <w:t>Coherencia entre actividades y recursos.</w:t>
-      </w:r>
-      <w:r>
-        <w:rPr>
-          <w:lang w:val="es-419" w:eastAsia="es-CO"/>
-        </w:rPr>
-        <w:t xml:space="preserve"> Ajusta programación a capacidad real.</w:t>
-      </w:r>
-    </w:p>
-    <w:p>
-      <w:pPr>
-        <w:pStyle w:val="Prrafodelista"/>
-        <w:numPr>
-          <w:ilvl w:val="0"/>
-          <w:numId w:val="49"/>
-        </w:numPr>
-        <w:ind w:left="993"/>
-        <w:rPr>
-          <w:lang w:val="es-419" w:eastAsia="es-CO"/>
-        </w:rPr>
-      </w:pPr>
-      <w:r>
-        <w:rPr>
-          <w:rStyle w:val="Ttulo5Car"/>
-        </w:rPr>
-        <w:lastRenderedPageBreak/>
         <w:t>Actualizar periódicamente.</w:t>
       </w:r>
       <w:r>
@@ -10817,7 +10826,43 @@
         <w:rPr>
           <w:lang w:val="es-419" w:eastAsia="es-CO"/>
         </w:rPr>
-        <w:t>Hojas de cálculo como Excel o Google Sheets, útiles para proyectos de baja o media complejidad. Permiten registrar actividades, fechas y responsables.</w:t>
+        <w:t xml:space="preserve">Hojas de cálculo como </w:t>
+      </w:r>
+      <w:r>
+        <w:rPr>
+          <w:rStyle w:val="Extranjerismo"/>
+        </w:rPr>
+        <w:t>Excel</w:t>
+      </w:r>
+      <w:r>
+        <w:rPr>
+          <w:lang w:val="es-419" w:eastAsia="es-CO"/>
+        </w:rPr>
+        <w:t xml:space="preserve"> o </w:t>
+      </w:r>
+      <w:r>
+        <w:rPr>
+          <w:rStyle w:val="Extranjerismo"/>
+        </w:rPr>
+        <w:t>Google</w:t>
+      </w:r>
+      <w:r>
+        <w:rPr>
+          <w:lang w:val="es-419" w:eastAsia="es-CO"/>
+        </w:rPr>
+        <w:t xml:space="preserve"> </w:t>
+      </w:r>
+      <w:r>
+        <w:rPr>
+          <w:rStyle w:val="Extranjerismo"/>
+        </w:rPr>
+        <w:t>Sheets</w:t>
+      </w:r>
+      <w:r>
+        <w:rPr>
+          <w:lang w:val="es-419" w:eastAsia="es-CO"/>
+        </w:rPr>
+        <w:t>, útiles para proyectos de baja o media complejidad. Permiten registrar actividades, fechas y responsables.</w:t>
       </w:r>
     </w:p>
     <w:p>
@@ -10836,7 +10881,19 @@
         <w:rPr>
           <w:lang w:val="es-419" w:eastAsia="es-CO"/>
         </w:rPr>
-        <w:t>Diagramas de Gantt, adecuados para representar duración, secuencia y avance de actividades.</w:t>
+        <w:t xml:space="preserve">Diagramas de </w:t>
+      </w:r>
+      <w:r>
+        <w:rPr>
+          <w:rStyle w:val="Extranjerismo"/>
+        </w:rPr>
+        <w:t>Gantt</w:t>
+      </w:r>
+      <w:r>
+        <w:rPr>
+          <w:lang w:val="es-419" w:eastAsia="es-CO"/>
+        </w:rPr>
+        <w:t>, adecuados para representar duración, secuencia y avance de actividades.</w:t>
       </w:r>
     </w:p>
     <w:p>
@@ -10883,6 +10940,7 @@
         </w:rPr>
         <w:t xml:space="preserve"> o </w:t>
       </w:r>
+      <w:proofErr w:type="spellStart"/>
       <w:r>
         <w:rPr>
           <w:rStyle w:val="Extranjerismo"/>
@@ -10890,6 +10948,7 @@
         </w:rPr>
         <w:t>Notion</w:t>
       </w:r>
+      <w:proofErr w:type="spellEnd"/>
       <w:r>
         <w:rPr>
           <w:lang w:val="es-419" w:eastAsia="es-CO"/>
@@ -10983,6 +11042,7 @@
         <w:rPr>
           <w:lang w:val="es-419" w:eastAsia="es-CO"/>
         </w:rPr>
+        <w:lastRenderedPageBreak/>
         <w:t>La necesidad de seguimiento continuo.</w:t>
       </w:r>
     </w:p>
@@ -11015,7 +11075,6 @@
         <w:rPr>
           <w:lang w:val="es-419" w:eastAsia="es-CO"/>
         </w:rPr>
-        <w:lastRenderedPageBreak/>
         <w:t>En la práctica, estas herramientas permiten organizar información, facilitar seguimiento, mejorar coordinación y actualizar el cronograma con mayor rapidez.</w:t>
       </w:r>
     </w:p>
@@ -11178,43 +11237,30 @@
       <w:pPr>
         <w:pStyle w:val="Ttulo2"/>
       </w:pPr>
-      <w:bookmarkStart w:id="13" w:name="_Toc230603186"/>
+      <w:bookmarkStart w:id="14" w:name="_Toc231906509"/>
       <w:r>
         <w:t>Plan de puesta en marcha</w:t>
       </w:r>
-      <w:bookmarkEnd w:id="13"/>
-    </w:p>
-    <w:p>
-      <w:pPr>
-        <w:rPr>
-          <w:lang w:val="es-419" w:eastAsia="es-CO"/>
-        </w:rPr>
-      </w:pPr>
-      <w:r>
-        <w:rPr>
-          <w:lang w:val="es-419" w:eastAsia="es-CO"/>
-        </w:rPr>
-        <w:t xml:space="preserve">En la práctica, funciona como una guía operativa que orienta el desarrollo del proyecto en condiciones reales, facilitando la coordinación de actividades, la asignación de responsabilidades, el uso eficiente de los recursos y el seguimiento permanente del </w:t>
+      <w:bookmarkEnd w:id="14"/>
+    </w:p>
+    <w:p>
+      <w:pPr>
+        <w:rPr>
+          <w:lang w:val="es-419" w:eastAsia="es-CO"/>
+        </w:rPr>
+      </w:pPr>
+      <w:r>
+        <w:rPr>
+          <w:lang w:val="es-419" w:eastAsia="es-CO"/>
+        </w:rPr>
+        <w:t xml:space="preserve">En la práctica, funciona como una guía operativa que orienta el desarrollo del proyecto en condiciones reales, facilitando la coordinación de actividades, la asignación </w:t>
       </w:r>
       <w:r>
         <w:rPr>
           <w:lang w:val="es-419" w:eastAsia="es-CO"/>
         </w:rPr>
         <w:lastRenderedPageBreak/>
-        <w:t>avance. Su correcta elaboración permite reducir la incertidumbre, anticipar riesgos y asegurar coherencia entre lo planificado y lo ejecutado.</w:t>
-      </w:r>
-    </w:p>
-    <w:p>
-      <w:pPr>
-        <w:rPr>
-          <w:lang w:val="es-419" w:eastAsia="es-CO"/>
-        </w:rPr>
-      </w:pPr>
-      <w:r>
-        <w:rPr>
-          <w:lang w:val="es-419" w:eastAsia="es-CO"/>
-        </w:rPr>
-        <w:t>En la práctica, funciona como una guía operativa que orienta el desarrollo del proyecto en condiciones reales, facilitando la coordinación de actividades, la asignación de responsabilidades, el uso eficiente de los recursos y el seguimiento permanente del avance. Su correcta elaboración permite reducir la incertidumbre, anticipar riesgos y asegurar coherencia entre lo planificado y lo ejecutado.</w:t>
+        <w:t>de responsabilidades, el uso eficiente de los recursos y el seguimiento permanente del avance. Su correcta elaboración permite reducir la incertidumbre, anticipar riesgos y asegurar coherencia entre lo planificado y lo ejecutado.</w:t>
       </w:r>
     </w:p>
     <w:p>
@@ -11375,21 +11421,27 @@
         <w:pStyle w:val="Ttulo3"/>
       </w:pPr>
       <w:r>
+        <w:t>Estructura del plan</w:t>
+      </w:r>
+    </w:p>
+    <w:p>
+      <w:pPr>
+        <w:rPr>
+          <w:lang w:val="es-419" w:eastAsia="es-CO"/>
+        </w:rPr>
+      </w:pPr>
+      <w:r>
+        <w:rPr>
+          <w:lang w:val="es-419" w:eastAsia="es-CO"/>
+        </w:rPr>
+        <w:t xml:space="preserve">La estructura del plan de puesta en marcha debe organizar la información del proyecto de manera clara, lógica y secuencial, permitiendo su comprensión, aplicación y seguimiento. Desde una perspectiva técnica, este documento debe contener los componentes esenciales que orientan la ejecución, facilitan la toma de decisiones y </w:t>
+      </w:r>
+      <w:r>
+        <w:rPr>
+          <w:lang w:val="es-419" w:eastAsia="es-CO"/>
+        </w:rPr>
         <w:lastRenderedPageBreak/>
-        <w:t>Estructura del plan</w:t>
-      </w:r>
-    </w:p>
-    <w:p>
-      <w:pPr>
-        <w:rPr>
-          <w:lang w:val="es-419" w:eastAsia="es-CO"/>
-        </w:rPr>
-      </w:pPr>
-      <w:r>
-        <w:rPr>
-          <w:lang w:val="es-419" w:eastAsia="es-CO"/>
-        </w:rPr>
-        <w:t>La estructura del plan de puesta en marcha debe organizar la información del proyecto de manera clara, lógica y secuencial, permitiendo su comprensión, aplicación y seguimiento. Desde una perspectiva técnica, este documento debe contener los componentes esenciales que orientan la ejecución, facilitan la toma de decisiones y permiten controlar el desarrollo del proyecto. Para comprender mejor su composición, se presentan los principales elementos:</w:t>
+        <w:t>permiten controlar el desarrollo del proyecto. Para comprender mejor su composición, se presentan los principales elementos:</w:t>
       </w:r>
     </w:p>
     <w:p>
@@ -11565,21 +11617,97 @@
         <w:rPr>
           <w:lang w:val="es-419" w:eastAsia="es-CO"/>
         </w:rPr>
+        <w:t>Por ejemplo, no tendría sentido plantear objetivos ambiciosos si el cronograma es insuficiente o si no se cuenta con recursos financieros acordes con las necesidades del proyecto.</w:t>
+      </w:r>
+    </w:p>
+    <w:p>
+      <w:pPr>
+        <w:rPr>
+          <w:lang w:val="es-419" w:eastAsia="es-CO"/>
+        </w:rPr>
+      </w:pPr>
+      <w:r>
+        <w:rPr>
+          <w:lang w:val="es-419" w:eastAsia="es-CO"/>
+        </w:rPr>
+        <w:t>Una estructura clara permite:</w:t>
+      </w:r>
+    </w:p>
+    <w:p>
+      <w:pPr>
+        <w:pStyle w:val="Prrafodelista"/>
+        <w:numPr>
+          <w:ilvl w:val="0"/>
+          <w:numId w:val="55"/>
+        </w:numPr>
+        <w:ind w:left="993"/>
+        <w:rPr>
+          <w:lang w:val="es-419" w:eastAsia="es-CO"/>
+        </w:rPr>
+      </w:pPr>
+      <w:r>
+        <w:rPr>
+          <w:lang w:val="es-419" w:eastAsia="es-CO"/>
+        </w:rPr>
+        <w:t>Organizar la información del proyecto de forma técnica y comprensible.</w:t>
+      </w:r>
+    </w:p>
+    <w:p>
+      <w:pPr>
+        <w:pStyle w:val="Prrafodelista"/>
+        <w:numPr>
+          <w:ilvl w:val="0"/>
+          <w:numId w:val="55"/>
+        </w:numPr>
+        <w:ind w:left="993"/>
+        <w:rPr>
+          <w:lang w:val="es-419" w:eastAsia="es-CO"/>
+        </w:rPr>
+      </w:pPr>
+      <w:r>
+        <w:rPr>
+          <w:lang w:val="es-419" w:eastAsia="es-CO"/>
+        </w:rPr>
+        <w:t>Facilitar la ejecución ordenada de las actividades.</w:t>
+      </w:r>
+    </w:p>
+    <w:p>
+      <w:pPr>
+        <w:pStyle w:val="Prrafodelista"/>
+        <w:numPr>
+          <w:ilvl w:val="0"/>
+          <w:numId w:val="55"/>
+        </w:numPr>
+        <w:ind w:left="993"/>
+        <w:rPr>
+          <w:lang w:val="es-419" w:eastAsia="es-CO"/>
+        </w:rPr>
+      </w:pPr>
+      <w:r>
+        <w:rPr>
+          <w:lang w:val="es-419" w:eastAsia="es-CO"/>
+        </w:rPr>
+        <w:t>Mejorar el control y seguimiento del avance.</w:t>
+      </w:r>
+    </w:p>
+    <w:p>
+      <w:pPr>
+        <w:pStyle w:val="Prrafodelista"/>
+        <w:numPr>
+          <w:ilvl w:val="0"/>
+          <w:numId w:val="55"/>
+        </w:numPr>
+        <w:ind w:left="993"/>
+        <w:rPr>
+          <w:lang w:val="es-419" w:eastAsia="es-CO"/>
+        </w:rPr>
+      </w:pPr>
+      <w:r>
+        <w:rPr>
+          <w:lang w:val="es-419" w:eastAsia="es-CO"/>
+        </w:rPr>
         <w:lastRenderedPageBreak/>
-        <w:t>Por ejemplo, no tendría sentido plantear objetivos ambiciosos si el cronograma es insuficiente o si no se cuenta con recursos financieros acordes con las necesidades del proyecto.</w:t>
-      </w:r>
-    </w:p>
-    <w:p>
-      <w:pPr>
-        <w:rPr>
-          <w:lang w:val="es-419" w:eastAsia="es-CO"/>
-        </w:rPr>
-      </w:pPr>
-      <w:r>
-        <w:rPr>
-          <w:lang w:val="es-419" w:eastAsia="es-CO"/>
-        </w:rPr>
-        <w:t>Una estructura clara permite:</w:t>
+        <w:t>Detectar vacíos o inconsistencias antes de iniciar operaciones.</w:t>
       </w:r>
     </w:p>
     <w:p>
@@ -11598,7 +11726,7 @@
         <w:rPr>
           <w:lang w:val="es-419" w:eastAsia="es-CO"/>
         </w:rPr>
-        <w:t>Organizar la información del proyecto de forma técnica y comprensible.</w:t>
+        <w:t>Reducir errores durante la implementación.</w:t>
       </w:r>
     </w:p>
     <w:p>
@@ -11617,82 +11745,6 @@
         <w:rPr>
           <w:lang w:val="es-419" w:eastAsia="es-CO"/>
         </w:rPr>
-        <w:t>Facilitar la ejecución ordenada de las actividades.</w:t>
-      </w:r>
-    </w:p>
-    <w:p>
-      <w:pPr>
-        <w:pStyle w:val="Prrafodelista"/>
-        <w:numPr>
-          <w:ilvl w:val="0"/>
-          <w:numId w:val="55"/>
-        </w:numPr>
-        <w:ind w:left="993"/>
-        <w:rPr>
-          <w:lang w:val="es-419" w:eastAsia="es-CO"/>
-        </w:rPr>
-      </w:pPr>
-      <w:r>
-        <w:rPr>
-          <w:lang w:val="es-419" w:eastAsia="es-CO"/>
-        </w:rPr>
-        <w:t>Mejorar el control y seguimiento del avance.</w:t>
-      </w:r>
-    </w:p>
-    <w:p>
-      <w:pPr>
-        <w:pStyle w:val="Prrafodelista"/>
-        <w:numPr>
-          <w:ilvl w:val="0"/>
-          <w:numId w:val="55"/>
-        </w:numPr>
-        <w:ind w:left="993"/>
-        <w:rPr>
-          <w:lang w:val="es-419" w:eastAsia="es-CO"/>
-        </w:rPr>
-      </w:pPr>
-      <w:r>
-        <w:rPr>
-          <w:lang w:val="es-419" w:eastAsia="es-CO"/>
-        </w:rPr>
-        <w:t>Detectar vacíos o inconsistencias antes de iniciar operaciones.</w:t>
-      </w:r>
-    </w:p>
-    <w:p>
-      <w:pPr>
-        <w:pStyle w:val="Prrafodelista"/>
-        <w:numPr>
-          <w:ilvl w:val="0"/>
-          <w:numId w:val="55"/>
-        </w:numPr>
-        <w:ind w:left="993"/>
-        <w:rPr>
-          <w:lang w:val="es-419" w:eastAsia="es-CO"/>
-        </w:rPr>
-      </w:pPr>
-      <w:r>
-        <w:rPr>
-          <w:lang w:val="es-419" w:eastAsia="es-CO"/>
-        </w:rPr>
-        <w:t>Reducir errores durante la implementación.</w:t>
-      </w:r>
-    </w:p>
-    <w:p>
-      <w:pPr>
-        <w:pStyle w:val="Prrafodelista"/>
-        <w:numPr>
-          <w:ilvl w:val="0"/>
-          <w:numId w:val="55"/>
-        </w:numPr>
-        <w:ind w:left="993"/>
-        <w:rPr>
-          <w:lang w:val="es-419" w:eastAsia="es-CO"/>
-        </w:rPr>
-      </w:pPr>
-      <w:r>
-        <w:rPr>
-          <w:lang w:val="es-419" w:eastAsia="es-CO"/>
-        </w:rPr>
         <w:t>Servir como guía para ajustes futuros.</w:t>
       </w:r>
     </w:p>
@@ -11759,22 +11811,223 @@
         <w:rPr>
           <w:rStyle w:val="Ttulo5Car"/>
         </w:rPr>
+        <w:t>Relación entre elementos.</w:t>
+      </w:r>
+      <w:r>
+        <w:rPr>
+          <w:lang w:val="es-419" w:eastAsia="es-CO"/>
+        </w:rPr>
+        <w:t xml:space="preserve"> El cronograma define cuándo se ejecutan las actividades. Los recursos permiten desarrollar las tareas programadas. Las estrategias orientan la forma de ejecución. El presupuesto respalda financieramente la operación del proyecto.</w:t>
+      </w:r>
+    </w:p>
+    <w:p>
+      <w:pPr>
+        <w:pStyle w:val="Prrafodelista"/>
+        <w:numPr>
+          <w:ilvl w:val="0"/>
+          <w:numId w:val="57"/>
+        </w:numPr>
+        <w:ind w:left="993"/>
+        <w:rPr>
+          <w:lang w:val="es-419" w:eastAsia="es-CO"/>
+        </w:rPr>
+      </w:pPr>
+      <w:r>
+        <w:rPr>
+          <w:rStyle w:val="Ttulo5Car"/>
+        </w:rPr>
+        <w:t>Aplicación en el proyecto.</w:t>
+      </w:r>
+      <w:r>
+        <w:rPr>
+          <w:lang w:val="es-419" w:eastAsia="es-CO"/>
+        </w:rPr>
+        <w:t xml:space="preserve"> Permite asegurar coherencia entre actividades y recursos, optimizar la ejecución, evitar duplicidad o insuficiencia de recursos, mejorar la toma de decisiones y fortalecer la capacidad de respuesta ante cambios.</w:t>
+      </w:r>
+    </w:p>
+    <w:p>
+      <w:pPr>
+        <w:pStyle w:val="Ttulo5"/>
+      </w:pPr>
+      <w:r>
         <w:lastRenderedPageBreak/>
-        <w:t>Relación entre elementos.</w:t>
-      </w:r>
-      <w:r>
-        <w:rPr>
-          <w:lang w:val="es-419" w:eastAsia="es-CO"/>
-        </w:rPr>
-        <w:t xml:space="preserve"> El cronograma define cuándo se ejecutan las actividades. Los recursos permiten desarrollar las tareas programadas. Las estrategias orientan la forma de ejecución. El presupuesto respalda financieramente la operación del proyecto.</w:t>
-      </w:r>
-    </w:p>
-    <w:p>
-      <w:pPr>
-        <w:pStyle w:val="Prrafodelista"/>
-        <w:numPr>
-          <w:ilvl w:val="0"/>
-          <w:numId w:val="57"/>
+        <w:t>Proceso recomendado</w:t>
+      </w:r>
+    </w:p>
+    <w:p>
+      <w:pPr>
+        <w:pStyle w:val="Prrafodelista"/>
+        <w:numPr>
+          <w:ilvl w:val="0"/>
+          <w:numId w:val="56"/>
+        </w:numPr>
+        <w:ind w:left="993"/>
+        <w:rPr>
+          <w:lang w:val="es-419" w:eastAsia="es-CO"/>
+        </w:rPr>
+      </w:pPr>
+      <w:r>
+        <w:rPr>
+          <w:lang w:val="es-419" w:eastAsia="es-CO"/>
+        </w:rPr>
+        <w:t>Paso 1. Revisar todos los componentes del proyecto.</w:t>
+      </w:r>
+    </w:p>
+    <w:p>
+      <w:pPr>
+        <w:pStyle w:val="Prrafodelista"/>
+        <w:numPr>
+          <w:ilvl w:val="0"/>
+          <w:numId w:val="56"/>
+        </w:numPr>
+        <w:ind w:left="993"/>
+        <w:rPr>
+          <w:lang w:val="es-419" w:eastAsia="es-CO"/>
+        </w:rPr>
+      </w:pPr>
+      <w:r>
+        <w:rPr>
+          <w:lang w:val="es-419" w:eastAsia="es-CO"/>
+        </w:rPr>
+        <w:t>Paso 2. Verificar coherencia entre actividades, recursos y presupuesto.</w:t>
+      </w:r>
+    </w:p>
+    <w:p>
+      <w:pPr>
+        <w:pStyle w:val="Prrafodelista"/>
+        <w:numPr>
+          <w:ilvl w:val="0"/>
+          <w:numId w:val="56"/>
+        </w:numPr>
+        <w:ind w:left="993"/>
+        <w:rPr>
+          <w:lang w:val="es-419" w:eastAsia="es-CO"/>
+        </w:rPr>
+      </w:pPr>
+      <w:r>
+        <w:rPr>
+          <w:lang w:val="es-419" w:eastAsia="es-CO"/>
+        </w:rPr>
+        <w:t>Paso 3. Ajustar inconsistencias detectadas.</w:t>
+      </w:r>
+    </w:p>
+    <w:p>
+      <w:pPr>
+        <w:pStyle w:val="Prrafodelista"/>
+        <w:numPr>
+          <w:ilvl w:val="0"/>
+          <w:numId w:val="56"/>
+        </w:numPr>
+        <w:ind w:left="993"/>
+        <w:rPr>
+          <w:lang w:val="es-419" w:eastAsia="es-CO"/>
+        </w:rPr>
+      </w:pPr>
+      <w:r>
+        <w:rPr>
+          <w:lang w:val="es-419" w:eastAsia="es-CO"/>
+        </w:rPr>
+        <w:t>Paso 4. Consolidar la información en un solo documento de trabajo.</w:t>
+      </w:r>
+    </w:p>
+    <w:p>
+      <w:pPr>
+        <w:pStyle w:val="Prrafodelista"/>
+        <w:numPr>
+          <w:ilvl w:val="0"/>
+          <w:numId w:val="56"/>
+        </w:numPr>
+        <w:ind w:left="993"/>
+        <w:rPr>
+          <w:lang w:val="es-419" w:eastAsia="es-CO"/>
+        </w:rPr>
+      </w:pPr>
+      <w:r>
+        <w:rPr>
+          <w:lang w:val="es-419" w:eastAsia="es-CO"/>
+        </w:rPr>
+        <w:t>Paso 5. Validar la viabilidad operativa y financiera del plan.</w:t>
+      </w:r>
+    </w:p>
+    <w:p>
+      <w:pPr>
+        <w:rPr>
+          <w:lang w:val="es-419" w:eastAsia="es-CO"/>
+        </w:rPr>
+      </w:pPr>
+      <w:r>
+        <w:rPr>
+          <w:lang w:val="es-419" w:eastAsia="es-CO"/>
+        </w:rPr>
+        <w:t>Por ejemplo, no es posible ejecutar una actividad si no se cuenta con los recursos definidos o si dicha tarea no está contemplada dentro del cronograma.</w:t>
+      </w:r>
+    </w:p>
+    <w:p>
+      <w:pPr>
+        <w:rPr>
+          <w:lang w:val="es-419" w:eastAsia="es-CO"/>
+        </w:rPr>
+      </w:pPr>
+      <w:r>
+        <w:rPr>
+          <w:lang w:val="es-419" w:eastAsia="es-CO"/>
+        </w:rPr>
+        <w:t>La adecuada integración fortalece la consistencia interna del proyecto, mejora su capacidad de ejecución y aumenta la probabilidad de alcanzar los resultados esperados.</w:t>
+      </w:r>
+    </w:p>
+    <w:p>
+      <w:pPr>
+        <w:pStyle w:val="Ttulo3"/>
+      </w:pPr>
+      <w:r>
+        <w:t>Ejecución del proyecto</w:t>
+      </w:r>
+    </w:p>
+    <w:p>
+      <w:pPr>
+        <w:rPr>
+          <w:lang w:val="es-419" w:eastAsia="es-CO"/>
+        </w:rPr>
+      </w:pPr>
+      <w:r>
+        <w:rPr>
+          <w:lang w:val="es-419" w:eastAsia="es-CO"/>
+        </w:rPr>
+        <w:t>La ejecución del proyecto corresponde a la aplicación del plan de puesta en marcha, en la cual se desarrollan las actividades definidas, se utilizan los recursos disponibles y se implementan las estrategias establecidas.</w:t>
+      </w:r>
+    </w:p>
+    <w:p>
+      <w:pPr>
+        <w:rPr>
+          <w:lang w:val="es-419" w:eastAsia="es-CO"/>
+        </w:rPr>
+      </w:pPr>
+      <w:r>
+        <w:rPr>
+          <w:lang w:val="es-419" w:eastAsia="es-CO"/>
+        </w:rPr>
+        <w:t>Desde una perspectiva técnica, la ejecución es un proceso dinámico que requiere seguimiento permanente, control y capacidad de adaptación, ya que durante su desarrollo pueden presentarse variaciones frente a lo inicialmente planificado.</w:t>
+      </w:r>
+    </w:p>
+    <w:p>
+      <w:pPr>
+        <w:rPr>
+          <w:lang w:val="es-419" w:eastAsia="es-CO"/>
+        </w:rPr>
+      </w:pPr>
+      <w:r>
+        <w:rPr>
+          <w:lang w:val="es-419" w:eastAsia="es-CO"/>
+        </w:rPr>
+        <w:t>Por esta razón, no se limita al cumplimiento de tareas, sino que implica coordinar personas, administrar recursos y tomar decisiones oportunas. Para comprender de manera integral esta fase, se presenta la siguiente síntesis:</w:t>
+      </w:r>
+    </w:p>
+    <w:p>
+      <w:pPr>
+        <w:pStyle w:val="Prrafodelista"/>
+        <w:numPr>
+          <w:ilvl w:val="0"/>
+          <w:numId w:val="59"/>
         </w:numPr>
         <w:ind w:left="993"/>
         <w:rPr>
@@ -11785,13 +12038,45 @@
         <w:rPr>
           <w:rStyle w:val="Ttulo5Car"/>
         </w:rPr>
+        <w:t>Elementos clave en la ejecución.</w:t>
+      </w:r>
+      <w:r>
+        <w:rPr>
+          <w:lang w:val="es-419" w:eastAsia="es-CO"/>
+        </w:rPr>
+        <w:t xml:space="preserve"> Comprende el inicio de actividades según el cronograma, el uso adecuado de recursos, la coordinación del equipo de </w:t>
+      </w:r>
+      <w:r>
+        <w:rPr>
+          <w:lang w:val="es-419" w:eastAsia="es-CO"/>
+        </w:rPr>
+        <w:lastRenderedPageBreak/>
+        <w:t>trabajo, el seguimiento del avance y la toma de decisiones frente a desviaciones o imprevistos.</w:t>
+      </w:r>
+    </w:p>
+    <w:p>
+      <w:pPr>
+        <w:pStyle w:val="Prrafodelista"/>
+        <w:numPr>
+          <w:ilvl w:val="0"/>
+          <w:numId w:val="59"/>
+        </w:numPr>
+        <w:ind w:left="993"/>
+        <w:rPr>
+          <w:lang w:val="es-419" w:eastAsia="es-CO"/>
+        </w:rPr>
+      </w:pPr>
+      <w:r>
+        <w:rPr>
+          <w:rStyle w:val="Ttulo5Car"/>
+        </w:rPr>
         <w:t>Aplicación en el proyecto.</w:t>
       </w:r>
       <w:r>
         <w:rPr>
           <w:lang w:val="es-419" w:eastAsia="es-CO"/>
         </w:rPr>
-        <w:t xml:space="preserve"> Permite asegurar coherencia entre actividades y recursos, optimizar la ejecución, evitar duplicidad o insuficiencia de recursos, mejorar la toma de decisiones y fortalecer la capacidad de respuesta ante cambios.</w:t>
+        <w:t xml:space="preserve"> En la práctica, la ejecución permite materializar el proyecto, validar la planificación realizada, identificar ajustes necesarios y avanzar hacia el cumplimiento de los objetivos definidos.</w:t>
       </w:r>
     </w:p>
     <w:p>
@@ -11807,120 +12092,498 @@
         <w:pStyle w:val="Prrafodelista"/>
         <w:numPr>
           <w:ilvl w:val="0"/>
-          <w:numId w:val="56"/>
-        </w:numPr>
-        <w:ind w:left="993"/>
-        <w:rPr>
-          <w:lang w:val="es-419" w:eastAsia="es-CO"/>
-        </w:rPr>
-      </w:pPr>
-      <w:r>
-        <w:rPr>
-          <w:lang w:val="es-419" w:eastAsia="es-CO"/>
-        </w:rPr>
-        <w:t>Paso 1. Revisar todos los componentes del proyecto.</w:t>
-      </w:r>
-    </w:p>
-    <w:p>
-      <w:pPr>
-        <w:pStyle w:val="Prrafodelista"/>
-        <w:numPr>
-          <w:ilvl w:val="0"/>
-          <w:numId w:val="56"/>
-        </w:numPr>
-        <w:ind w:left="993"/>
-        <w:rPr>
-          <w:lang w:val="es-419" w:eastAsia="es-CO"/>
-        </w:rPr>
-      </w:pPr>
-      <w:r>
-        <w:rPr>
-          <w:lang w:val="es-419" w:eastAsia="es-CO"/>
-        </w:rPr>
-        <w:t>Paso 2. Verificar coherencia entre actividades, recursos y presupuesto.</w:t>
-      </w:r>
-    </w:p>
-    <w:p>
-      <w:pPr>
-        <w:pStyle w:val="Prrafodelista"/>
-        <w:numPr>
-          <w:ilvl w:val="0"/>
-          <w:numId w:val="56"/>
-        </w:numPr>
-        <w:ind w:left="993"/>
-        <w:rPr>
-          <w:lang w:val="es-419" w:eastAsia="es-CO"/>
-        </w:rPr>
-      </w:pPr>
-      <w:r>
-        <w:rPr>
-          <w:lang w:val="es-419" w:eastAsia="es-CO"/>
-        </w:rPr>
-        <w:t>Paso 3. Ajustar inconsistencias detectadas.</w:t>
-      </w:r>
-    </w:p>
-    <w:p>
-      <w:pPr>
-        <w:pStyle w:val="Prrafodelista"/>
-        <w:numPr>
-          <w:ilvl w:val="0"/>
-          <w:numId w:val="56"/>
-        </w:numPr>
-        <w:ind w:left="993"/>
-        <w:rPr>
-          <w:lang w:val="es-419" w:eastAsia="es-CO"/>
-        </w:rPr>
-      </w:pPr>
-      <w:r>
-        <w:rPr>
-          <w:lang w:val="es-419" w:eastAsia="es-CO"/>
-        </w:rPr>
-        <w:t>Paso 4. Consolidar la información en un solo documento de trabajo.</w:t>
-      </w:r>
-    </w:p>
-    <w:p>
-      <w:pPr>
-        <w:pStyle w:val="Prrafodelista"/>
-        <w:numPr>
-          <w:ilvl w:val="0"/>
-          <w:numId w:val="56"/>
-        </w:numPr>
-        <w:ind w:left="993"/>
-        <w:rPr>
-          <w:lang w:val="es-419" w:eastAsia="es-CO"/>
-        </w:rPr>
-      </w:pPr>
-      <w:r>
-        <w:rPr>
-          <w:lang w:val="es-419" w:eastAsia="es-CO"/>
-        </w:rPr>
-        <w:t>Paso 5. Validar la viabilidad operativa y financiera del plan.</w:t>
-      </w:r>
-    </w:p>
-    <w:p>
-      <w:pPr>
-        <w:rPr>
-          <w:lang w:val="es-419" w:eastAsia="es-CO"/>
-        </w:rPr>
-      </w:pPr>
-      <w:r>
-        <w:rPr>
-          <w:lang w:val="es-419" w:eastAsia="es-CO"/>
-        </w:rPr>
-        <w:t>Por ejemplo, no es posible ejecutar una actividad si no se cuenta con los recursos definidos o si dicha tarea no está contemplada dentro del cronograma.</w:t>
-      </w:r>
-    </w:p>
-    <w:p>
-      <w:pPr>
-        <w:rPr>
-          <w:lang w:val="es-419" w:eastAsia="es-CO"/>
-        </w:rPr>
-      </w:pPr>
-      <w:r>
-        <w:rPr>
-          <w:lang w:val="es-419" w:eastAsia="es-CO"/>
-        </w:rPr>
-        <w:t>La adecuada integración fortalece la consistencia interna del proyecto, mejora su capacidad de ejecución y aumenta la probabilidad de alcanzar los resultados esperados.</w:t>
+          <w:numId w:val="58"/>
+        </w:numPr>
+        <w:ind w:left="993"/>
+        <w:rPr>
+          <w:lang w:val="es-419" w:eastAsia="es-CO"/>
+        </w:rPr>
+      </w:pPr>
+      <w:r>
+        <w:rPr>
+          <w:lang w:val="es-419" w:eastAsia="es-CO"/>
+        </w:rPr>
+        <w:t>Paso 1. Iniciar las actividades según el cronograma establecido.</w:t>
+      </w:r>
+    </w:p>
+    <w:p>
+      <w:pPr>
+        <w:pStyle w:val="Prrafodelista"/>
+        <w:numPr>
+          <w:ilvl w:val="0"/>
+          <w:numId w:val="58"/>
+        </w:numPr>
+        <w:ind w:left="993"/>
+        <w:rPr>
+          <w:lang w:val="es-419" w:eastAsia="es-CO"/>
+        </w:rPr>
+      </w:pPr>
+      <w:r>
+        <w:rPr>
+          <w:lang w:val="es-419" w:eastAsia="es-CO"/>
+        </w:rPr>
+        <w:t>Paso 2. Asignar y utilizar los recursos definidos.</w:t>
+      </w:r>
+    </w:p>
+    <w:p>
+      <w:pPr>
+        <w:pStyle w:val="Prrafodelista"/>
+        <w:numPr>
+          <w:ilvl w:val="0"/>
+          <w:numId w:val="58"/>
+        </w:numPr>
+        <w:ind w:left="993"/>
+        <w:rPr>
+          <w:lang w:val="es-419" w:eastAsia="es-CO"/>
+        </w:rPr>
+      </w:pPr>
+      <w:r>
+        <w:rPr>
+          <w:lang w:val="es-419" w:eastAsia="es-CO"/>
+        </w:rPr>
+        <w:t>Paso 3. Realizar seguimiento continuo al avance.</w:t>
+      </w:r>
+    </w:p>
+    <w:p>
+      <w:pPr>
+        <w:pStyle w:val="Prrafodelista"/>
+        <w:numPr>
+          <w:ilvl w:val="0"/>
+          <w:numId w:val="58"/>
+        </w:numPr>
+        <w:ind w:left="993"/>
+        <w:rPr>
+          <w:lang w:val="es-419" w:eastAsia="es-CO"/>
+        </w:rPr>
+      </w:pPr>
+      <w:r>
+        <w:rPr>
+          <w:lang w:val="es-419" w:eastAsia="es-CO"/>
+        </w:rPr>
+        <w:t>Paso 4. Identificar desviaciones frente a lo planeado.</w:t>
+      </w:r>
+    </w:p>
+    <w:p>
+      <w:pPr>
+        <w:pStyle w:val="Prrafodelista"/>
+        <w:numPr>
+          <w:ilvl w:val="0"/>
+          <w:numId w:val="58"/>
+        </w:numPr>
+        <w:ind w:left="993"/>
+        <w:rPr>
+          <w:lang w:val="es-419" w:eastAsia="es-CO"/>
+        </w:rPr>
+      </w:pPr>
+      <w:r>
+        <w:rPr>
+          <w:lang w:val="es-419" w:eastAsia="es-CO"/>
+        </w:rPr>
+        <w:t>Paso 5. Aplicar ajustes correctivos oportunamente.</w:t>
+      </w:r>
+    </w:p>
+    <w:p>
+      <w:pPr>
+        <w:pStyle w:val="Prrafodelista"/>
+        <w:numPr>
+          <w:ilvl w:val="0"/>
+          <w:numId w:val="58"/>
+        </w:numPr>
+        <w:ind w:left="993"/>
+        <w:rPr>
+          <w:lang w:val="es-419" w:eastAsia="es-CO"/>
+        </w:rPr>
+      </w:pPr>
+      <w:r>
+        <w:rPr>
+          <w:lang w:val="es-419" w:eastAsia="es-CO"/>
+        </w:rPr>
+        <w:t>Paso 6. Evaluar resultados parciales obtenidos.</w:t>
+      </w:r>
+    </w:p>
+    <w:p>
+      <w:pPr>
+        <w:rPr>
+          <w:lang w:val="es-419" w:eastAsia="es-CO"/>
+        </w:rPr>
+      </w:pPr>
+      <w:r>
+        <w:rPr>
+          <w:lang w:val="es-419" w:eastAsia="es-CO"/>
+        </w:rPr>
+        <w:t>El seguimiento permite controlar el avance del proyecto, detectar problemas a tiempo, tomar decisiones oportunas y garantizar el cumplimiento de objetivos. Además, facilita la mejora continua durante la ejecución.</w:t>
+      </w:r>
+    </w:p>
+    <w:p>
+      <w:pPr>
+        <w:rPr>
+          <w:lang w:val="es-419" w:eastAsia="es-CO"/>
+        </w:rPr>
+      </w:pPr>
+      <w:r>
+        <w:rPr>
+          <w:lang w:val="es-419" w:eastAsia="es-CO"/>
+        </w:rPr>
+        <w:t>Por ejemplo, durante la ejecución puede ser necesario ajustar tiempos, redistribuir recursos o modificar estrategias según las condiciones reales del entorno.</w:t>
+      </w:r>
+    </w:p>
+    <w:p>
+      <w:pPr>
+        <w:rPr>
+          <w:lang w:val="es-419" w:eastAsia="es-CO"/>
+        </w:rPr>
+      </w:pPr>
+      <w:r>
+        <w:rPr>
+          <w:lang w:val="es-419" w:eastAsia="es-CO"/>
+        </w:rPr>
+        <w:t>En síntesis, una ejecución bien gestionada convierte la planificación en resultados concretos y aumenta significativamente la probabilidad de éxito del proyecto.</w:t>
+      </w:r>
+    </w:p>
+    <w:p>
+      <w:pPr>
+        <w:pStyle w:val="Ttulo2"/>
+      </w:pPr>
+      <w:bookmarkStart w:id="15" w:name="_Toc231906510"/>
+      <w:r>
+        <w:lastRenderedPageBreak/>
+        <w:t>Ejemplo aplicado de puesta en marcha</w:t>
+      </w:r>
+      <w:bookmarkEnd w:id="15"/>
+    </w:p>
+    <w:p>
+      <w:pPr>
+        <w:rPr>
+          <w:lang w:val="es-419" w:eastAsia="es-CO"/>
+        </w:rPr>
+      </w:pPr>
+      <w:r>
+        <w:rPr>
+          <w:lang w:val="es-419" w:eastAsia="es-CO"/>
+        </w:rPr>
+        <w:t>Se plantea un proyecto de producción y comercialización de productos artesanales (accesorios elaborados a mano), cuyo objetivo es generar ingresos mediante ventas presenciales y a través de canales digitales.</w:t>
+      </w:r>
+    </w:p>
+    <w:p>
+      <w:pPr>
+        <w:rPr>
+          <w:lang w:val="es-419" w:eastAsia="es-CO"/>
+        </w:rPr>
+      </w:pPr>
+      <w:r>
+        <w:rPr>
+          <w:lang w:val="es-419" w:eastAsia="es-CO"/>
+        </w:rPr>
+        <w:t>El proyecto ya cuenta con definición del problema, objetivos establecidos, presupuesto estructurado, fuentes de financiación identificadas y plan de negocio elaborado. Para comprender el proceso de manera integral, se presenta la siguiente secuencia aplicada:</w:t>
+      </w:r>
+    </w:p>
+    <w:p>
+      <w:pPr>
+        <w:pStyle w:val="Prrafodelista"/>
+        <w:numPr>
+          <w:ilvl w:val="0"/>
+          <w:numId w:val="60"/>
+        </w:numPr>
+        <w:ind w:left="993"/>
+        <w:rPr>
+          <w:lang w:val="es-419" w:eastAsia="es-CO"/>
+        </w:rPr>
+      </w:pPr>
+      <w:r>
+        <w:rPr>
+          <w:rStyle w:val="Ttulo5Car"/>
+        </w:rPr>
+        <w:t>Validación del plan de puesta en marcha.</w:t>
+      </w:r>
+      <w:r>
+        <w:rPr>
+          <w:lang w:val="es-419" w:eastAsia="es-CO"/>
+        </w:rPr>
+        <w:t xml:space="preserve"> Antes de iniciar la ejecución, se realiza una revisión general del plan, verificando cronograma, recursos disponibles, estrategias definidas y presupuesto. Este paso permite asegurar que el proyecto está listo para ejecutarse y que no existen inconsistencias entre sus componentes.</w:t>
+      </w:r>
+    </w:p>
+    <w:p>
+      <w:pPr>
+        <w:pStyle w:val="Prrafodelista"/>
+        <w:numPr>
+          <w:ilvl w:val="0"/>
+          <w:numId w:val="60"/>
+        </w:numPr>
+        <w:ind w:left="993"/>
+        <w:rPr>
+          <w:lang w:val="es-419" w:eastAsia="es-CO"/>
+        </w:rPr>
+      </w:pPr>
+      <w:r>
+        <w:rPr>
+          <w:rStyle w:val="Ttulo5Car"/>
+        </w:rPr>
+        <w:t xml:space="preserve">Organización de recursos. </w:t>
+      </w:r>
+      <w:r>
+        <w:rPr>
+          <w:lang w:val="es-419" w:eastAsia="es-CO"/>
+        </w:rPr>
+        <w:t>Se asignan los recursos necesarios para iniciar el proyecto. Incluye recursos humanos para producción, ventas y administración; recursos técnicos como herramientas, insumos y espacio de trabajo; y recursos financieros para la operación inicial. Una adecuada organización evita retrasos y facilita el inicio de actividades.</w:t>
+      </w:r>
+    </w:p>
+    <w:p>
+      <w:pPr>
+        <w:pStyle w:val="Prrafodelista"/>
+        <w:numPr>
+          <w:ilvl w:val="0"/>
+          <w:numId w:val="60"/>
+        </w:numPr>
+        <w:ind w:left="993"/>
+        <w:rPr>
+          <w:lang w:val="es-419" w:eastAsia="es-CO"/>
+        </w:rPr>
+      </w:pPr>
+      <w:r>
+        <w:rPr>
+          <w:rStyle w:val="Ttulo5Car"/>
+        </w:rPr>
+        <w:t>Activación del cronograma.</w:t>
+      </w:r>
+      <w:r>
+        <w:rPr>
+          <w:lang w:val="es-419" w:eastAsia="es-CO"/>
+        </w:rPr>
+        <w:t xml:space="preserve"> Se inicia la ejecución de actividades según el cronograma establecido, incluyendo compra de insumos, adecuación del espacio de trabajo, inicio de producción y preparación de canales de venta. El cronograma permite desarrollar las actividades en el orden correcto.</w:t>
+      </w:r>
+    </w:p>
+    <w:p>
+      <w:pPr>
+        <w:pStyle w:val="Prrafodelista"/>
+        <w:numPr>
+          <w:ilvl w:val="0"/>
+          <w:numId w:val="60"/>
+        </w:numPr>
+        <w:ind w:left="993"/>
+        <w:rPr>
+          <w:lang w:val="es-419" w:eastAsia="es-CO"/>
+        </w:rPr>
+      </w:pPr>
+      <w:r>
+        <w:rPr>
+          <w:rStyle w:val="Ttulo5Car"/>
+        </w:rPr>
+        <w:t>Implementación de estrategias.</w:t>
+      </w:r>
+      <w:r>
+        <w:rPr>
+          <w:lang w:val="es-419" w:eastAsia="es-CO"/>
+        </w:rPr>
+        <w:t xml:space="preserve"> Se ponen en marcha estrategias operativas, comerciales y organizacionales. Esto incluye estandarización de procesos </w:t>
+      </w:r>
+      <w:r>
+        <w:rPr>
+          <w:lang w:val="es-419" w:eastAsia="es-CO"/>
+        </w:rPr>
+        <w:lastRenderedPageBreak/>
+        <w:t>productivos, promoción en redes sociales, ventas digitales, asignación de roles y coordinación del equipo. Estas acciones mejoran la eficiencia del proyecto.</w:t>
+      </w:r>
+    </w:p>
+    <w:p>
+      <w:pPr>
+        <w:pStyle w:val="Prrafodelista"/>
+        <w:numPr>
+          <w:ilvl w:val="0"/>
+          <w:numId w:val="60"/>
+        </w:numPr>
+        <w:ind w:left="993"/>
+        <w:rPr>
+          <w:lang w:val="es-419" w:eastAsia="es-CO"/>
+        </w:rPr>
+      </w:pPr>
+      <w:r>
+        <w:rPr>
+          <w:rStyle w:val="Ttulo5Car"/>
+        </w:rPr>
+        <w:t>Inicio de operaciones.</w:t>
+      </w:r>
+      <w:r>
+        <w:rPr>
+          <w:lang w:val="es-419" w:eastAsia="es-CO"/>
+        </w:rPr>
+        <w:t xml:space="preserve"> El proyecto comienza su funcionamiento mediante producción de los primeros productos, publicación en canales digitales e inicio de ventas. Este momento representa la entrada real del proyecto al mercado.</w:t>
+      </w:r>
+    </w:p>
+    <w:p>
+      <w:pPr>
+        <w:pStyle w:val="Prrafodelista"/>
+        <w:numPr>
+          <w:ilvl w:val="0"/>
+          <w:numId w:val="60"/>
+        </w:numPr>
+        <w:ind w:left="993"/>
+        <w:rPr>
+          <w:lang w:val="es-419" w:eastAsia="es-CO"/>
+        </w:rPr>
+      </w:pPr>
+      <w:r>
+        <w:rPr>
+          <w:rStyle w:val="Ttulo5Car"/>
+        </w:rPr>
+        <w:t>Seguimiento y control.</w:t>
+      </w:r>
+      <w:r>
+        <w:rPr>
+          <w:lang w:val="es-419" w:eastAsia="es-CO"/>
+        </w:rPr>
+        <w:t xml:space="preserve"> Se verifica el cumplimiento del cronograma, se controlan gastos y se evalúan resultados iniciales como ventas y producción. El seguimiento permite detectar desviaciones y tomar decisiones oportunas.</w:t>
+      </w:r>
+    </w:p>
+    <w:p>
+      <w:pPr>
+        <w:pStyle w:val="Prrafodelista"/>
+        <w:numPr>
+          <w:ilvl w:val="0"/>
+          <w:numId w:val="60"/>
+        </w:numPr>
+        <w:ind w:left="993"/>
+        <w:rPr>
+          <w:lang w:val="es-419" w:eastAsia="es-CO"/>
+        </w:rPr>
+      </w:pPr>
+      <w:r>
+        <w:rPr>
+          <w:rStyle w:val="Ttulo5Car"/>
+        </w:rPr>
+        <w:t>Ajustes en la ejecución.</w:t>
+      </w:r>
+      <w:r>
+        <w:rPr>
+          <w:lang w:val="es-419" w:eastAsia="es-CO"/>
+        </w:rPr>
+        <w:t xml:space="preserve"> Con base en la información obtenida, se realizan ajustes como modificación de estrategias comerciales, cambios en producción según la demanda y reorganización de recursos. La capacidad de adaptación es clave para la sostenibilidad.</w:t>
+      </w:r>
+    </w:p>
+    <w:p>
+      <w:pPr>
+        <w:pStyle w:val="Prrafodelista"/>
+        <w:numPr>
+          <w:ilvl w:val="0"/>
+          <w:numId w:val="60"/>
+        </w:numPr>
+        <w:ind w:left="993"/>
+        <w:rPr>
+          <w:lang w:val="es-419" w:eastAsia="es-CO"/>
+        </w:rPr>
+      </w:pPr>
+      <w:r>
+        <w:rPr>
+          <w:rStyle w:val="Ttulo5Car"/>
+        </w:rPr>
+        <w:t>Evaluación de resultados.</w:t>
+      </w:r>
+      <w:r>
+        <w:rPr>
+          <w:lang w:val="es-419" w:eastAsia="es-CO"/>
+        </w:rPr>
+        <w:t xml:space="preserve"> Se analizan indicadores como cumplimiento de objetivos, rentabilidad, nivel de ventas y uso de recursos. Esta evaluación permite determinar el desempeño del proyecto y definir acciones futuras.</w:t>
+      </w:r>
+    </w:p>
+    <w:p>
+      <w:pPr>
+        <w:rPr>
+          <w:lang w:val="es-419" w:eastAsia="es-CO"/>
+        </w:rPr>
+      </w:pPr>
+      <w:r>
+        <w:rPr>
+          <w:lang w:val="es-419" w:eastAsia="es-CO"/>
+        </w:rPr>
+        <w:t>Este ejemplo evidencia que la puesta en marcha del proyecto es un proceso estructurado que integra planificación, ejecución, seguimiento y ajuste. No se trata únicamente de iniciar actividades, sino de gestionar de manera coordinada todos los elementos del proyecto para garantizar su éxito.</w:t>
+      </w:r>
+    </w:p>
+    <w:p>
+      <w:pPr>
+        <w:rPr>
+          <w:lang w:val="es-419" w:eastAsia="es-CO"/>
+        </w:rPr>
+      </w:pPr>
+      <w:r>
+        <w:rPr>
+          <w:lang w:val="es-419" w:eastAsia="es-CO"/>
+        </w:rPr>
+        <w:t>Un proyecto que aplica este proceso de manera adecuada logra:</w:t>
+      </w:r>
+    </w:p>
+    <w:p>
+      <w:pPr>
+        <w:pStyle w:val="Prrafodelista"/>
+        <w:numPr>
+          <w:ilvl w:val="0"/>
+          <w:numId w:val="61"/>
+        </w:numPr>
+        <w:ind w:left="993"/>
+        <w:rPr>
+          <w:lang w:val="es-419" w:eastAsia="es-CO"/>
+        </w:rPr>
+      </w:pPr>
+      <w:r>
+        <w:rPr>
+          <w:lang w:val="es-419" w:eastAsia="es-CO"/>
+        </w:rPr>
+        <w:t>Mejorar su eficiencia operativa.</w:t>
+      </w:r>
+    </w:p>
+    <w:p>
+      <w:pPr>
+        <w:pStyle w:val="Prrafodelista"/>
+        <w:numPr>
+          <w:ilvl w:val="0"/>
+          <w:numId w:val="61"/>
+        </w:numPr>
+        <w:ind w:left="993"/>
+        <w:rPr>
+          <w:lang w:val="es-419" w:eastAsia="es-CO"/>
+        </w:rPr>
+      </w:pPr>
+      <w:r>
+        <w:rPr>
+          <w:lang w:val="es-419" w:eastAsia="es-CO"/>
+        </w:rPr>
+        <w:t>Reducir riesgos durante la ejecución.</w:t>
+      </w:r>
+    </w:p>
+    <w:p>
+      <w:pPr>
+        <w:pStyle w:val="Prrafodelista"/>
+        <w:numPr>
+          <w:ilvl w:val="0"/>
+          <w:numId w:val="61"/>
+        </w:numPr>
+        <w:ind w:left="993"/>
+        <w:rPr>
+          <w:lang w:val="es-419" w:eastAsia="es-CO"/>
+        </w:rPr>
+      </w:pPr>
+      <w:r>
+        <w:rPr>
+          <w:lang w:val="es-419" w:eastAsia="es-CO"/>
+        </w:rPr>
+        <w:t>Optimizar el uso de recursos disponibles.</w:t>
+      </w:r>
+    </w:p>
+    <w:p>
+      <w:pPr>
+        <w:pStyle w:val="Prrafodelista"/>
+        <w:numPr>
+          <w:ilvl w:val="0"/>
+          <w:numId w:val="61"/>
+        </w:numPr>
+        <w:ind w:left="993"/>
+        <w:rPr>
+          <w:lang w:val="es-419" w:eastAsia="es-CO"/>
+        </w:rPr>
+      </w:pPr>
+      <w:r>
+        <w:rPr>
+          <w:lang w:val="es-419" w:eastAsia="es-CO"/>
+        </w:rPr>
+        <w:t>Incrementar sus posibilidades de éxito y sostenibilidad.</w:t>
       </w:r>
     </w:p>
     <w:p>
@@ -11928,55 +12591,29 @@
         <w:pStyle w:val="Ttulo3"/>
       </w:pPr>
       <w:r>
-        <w:t>Ejecución del proyecto</w:t>
-      </w:r>
-    </w:p>
-    <w:p>
-      <w:pPr>
-        <w:rPr>
-          <w:lang w:val="es-419" w:eastAsia="es-CO"/>
-        </w:rPr>
-      </w:pPr>
-      <w:r>
-        <w:rPr>
-          <w:lang w:val="es-419" w:eastAsia="es-CO"/>
-        </w:rPr>
-        <w:t>La ejecución del proyecto corresponde a la aplicación del plan de puesta en marcha, en la cual se desarrollan las actividades definidas, se utilizan los recursos disponibles y se implementan las estrategias establecidas.</w:t>
-      </w:r>
-    </w:p>
-    <w:p>
-      <w:pPr>
-        <w:rPr>
-          <w:lang w:val="es-419" w:eastAsia="es-CO"/>
-        </w:rPr>
-      </w:pPr>
-      <w:r>
-        <w:rPr>
-          <w:lang w:val="es-419" w:eastAsia="es-CO"/>
-        </w:rPr>
         <w:lastRenderedPageBreak/>
-        <w:t>Desde una perspectiva técnica, la ejecución es un proceso dinámico que requiere seguimiento permanente, control y capacidad de adaptación, ya que durante su desarrollo pueden presentarse variaciones frente a lo inicialmente planificado.</w:t>
-      </w:r>
-    </w:p>
-    <w:p>
-      <w:pPr>
-        <w:rPr>
-          <w:lang w:val="es-419" w:eastAsia="es-CO"/>
-        </w:rPr>
-      </w:pPr>
-      <w:r>
-        <w:rPr>
-          <w:lang w:val="es-419" w:eastAsia="es-CO"/>
-        </w:rPr>
-        <w:t>Por esta razón, no se limita al cumplimiento de tareas, sino que implica coordinar personas, administrar recursos y tomar decisiones oportunas. Para comprender de manera integral esta fase, se presenta la siguiente síntesis:</w:t>
-      </w:r>
-    </w:p>
-    <w:p>
-      <w:pPr>
-        <w:pStyle w:val="Prrafodelista"/>
-        <w:numPr>
-          <w:ilvl w:val="0"/>
-          <w:numId w:val="59"/>
+        <w:t>Errores comunes en la puesta en marcha del proyecto</w:t>
+      </w:r>
+    </w:p>
+    <w:p>
+      <w:pPr>
+        <w:rPr>
+          <w:lang w:val="es-419" w:eastAsia="es-CO"/>
+        </w:rPr>
+      </w:pPr>
+      <w:r>
+        <w:rPr>
+          <w:lang w:val="es-419" w:eastAsia="es-CO"/>
+        </w:rPr>
+        <w:t>Durante esta fase pueden presentarse fallas que afectan el desarrollo normal del proyecto. Entre las más frecuentes se encuentran las siguientes:</w:t>
+      </w:r>
+    </w:p>
+    <w:p>
+      <w:pPr>
+        <w:pStyle w:val="Prrafodelista"/>
+        <w:numPr>
+          <w:ilvl w:val="0"/>
+          <w:numId w:val="62"/>
         </w:numPr>
         <w:ind w:left="993"/>
         <w:rPr>
@@ -11987,21 +12624,21 @@
         <w:rPr>
           <w:rStyle w:val="Ttulo5Car"/>
         </w:rPr>
-        <w:t>Elementos clave en la ejecución.</w:t>
-      </w:r>
-      <w:r>
-        <w:rPr>
-          <w:lang w:val="es-419" w:eastAsia="es-CO"/>
-        </w:rPr>
-        <w:t xml:space="preserve"> Comprende el inicio de actividades según el cronograma, el uso adecuado de recursos, la coordinación del equipo de trabajo, el seguimiento del avance y la toma de decisiones frente a desviaciones o imprevistos.</w:t>
-      </w:r>
-    </w:p>
-    <w:p>
-      <w:pPr>
-        <w:pStyle w:val="Prrafodelista"/>
-        <w:numPr>
-          <w:ilvl w:val="0"/>
-          <w:numId w:val="59"/>
+        <w:t>Iniciar actividades sin validar recursos disponibles.</w:t>
+      </w:r>
+      <w:r>
+        <w:rPr>
+          <w:lang w:val="es-419" w:eastAsia="es-CO"/>
+        </w:rPr>
+        <w:t xml:space="preserve"> Genera retrasos o interrupciones operativas.</w:t>
+      </w:r>
+    </w:p>
+    <w:p>
+      <w:pPr>
+        <w:pStyle w:val="Prrafodelista"/>
+        <w:numPr>
+          <w:ilvl w:val="0"/>
+          <w:numId w:val="62"/>
         </w:numPr>
         <w:ind w:left="993"/>
         <w:rPr>
@@ -12012,219 +12649,21 @@
         <w:rPr>
           <w:rStyle w:val="Ttulo5Car"/>
         </w:rPr>
-        <w:t>Aplicación en el proyecto.</w:t>
-      </w:r>
-      <w:r>
-        <w:rPr>
-          <w:lang w:val="es-419" w:eastAsia="es-CO"/>
-        </w:rPr>
-        <w:t xml:space="preserve"> En la práctica, la ejecución permite materializar el proyecto, validar la planificación realizada, identificar ajustes necesarios y avanzar hacia el cumplimiento de los objetivos definidos.</w:t>
-      </w:r>
-    </w:p>
-    <w:p>
-      <w:pPr>
-        <w:pStyle w:val="Ttulo5"/>
-      </w:pPr>
-      <w:r>
-        <w:t>Proceso recomendado</w:t>
-      </w:r>
-    </w:p>
-    <w:p>
-      <w:pPr>
-        <w:pStyle w:val="Prrafodelista"/>
-        <w:numPr>
-          <w:ilvl w:val="0"/>
-          <w:numId w:val="58"/>
-        </w:numPr>
-        <w:ind w:left="993"/>
-        <w:rPr>
-          <w:lang w:val="es-419" w:eastAsia="es-CO"/>
-        </w:rPr>
-      </w:pPr>
-      <w:r>
-        <w:rPr>
-          <w:lang w:val="es-419" w:eastAsia="es-CO"/>
-        </w:rPr>
-        <w:t>Paso 1. Iniciar las actividades según el cronograma establecido.</w:t>
-      </w:r>
-    </w:p>
-    <w:p>
-      <w:pPr>
-        <w:pStyle w:val="Prrafodelista"/>
-        <w:numPr>
-          <w:ilvl w:val="0"/>
-          <w:numId w:val="58"/>
-        </w:numPr>
-        <w:ind w:left="993"/>
-        <w:rPr>
-          <w:lang w:val="es-419" w:eastAsia="es-CO"/>
-        </w:rPr>
-      </w:pPr>
-      <w:r>
-        <w:rPr>
-          <w:lang w:val="es-419" w:eastAsia="es-CO"/>
-        </w:rPr>
-        <w:t>Paso 2. Asignar y utilizar los recursos definidos.</w:t>
-      </w:r>
-    </w:p>
-    <w:p>
-      <w:pPr>
-        <w:pStyle w:val="Prrafodelista"/>
-        <w:numPr>
-          <w:ilvl w:val="0"/>
-          <w:numId w:val="58"/>
-        </w:numPr>
-        <w:ind w:left="993"/>
-        <w:rPr>
-          <w:lang w:val="es-419" w:eastAsia="es-CO"/>
-        </w:rPr>
-      </w:pPr>
-      <w:r>
-        <w:rPr>
-          <w:lang w:val="es-419" w:eastAsia="es-CO"/>
-        </w:rPr>
-        <w:t>Paso 3. Realizar seguimiento continuo al avance.</w:t>
-      </w:r>
-    </w:p>
-    <w:p>
-      <w:pPr>
-        <w:pStyle w:val="Prrafodelista"/>
-        <w:numPr>
-          <w:ilvl w:val="0"/>
-          <w:numId w:val="58"/>
-        </w:numPr>
-        <w:ind w:left="993"/>
-        <w:rPr>
-          <w:lang w:val="es-419" w:eastAsia="es-CO"/>
-        </w:rPr>
-      </w:pPr>
-      <w:r>
-        <w:rPr>
-          <w:lang w:val="es-419" w:eastAsia="es-CO"/>
-        </w:rPr>
-        <w:t>Paso 4. Identificar desviaciones frente a lo planeado.</w:t>
-      </w:r>
-    </w:p>
-    <w:p>
-      <w:pPr>
-        <w:pStyle w:val="Prrafodelista"/>
-        <w:numPr>
-          <w:ilvl w:val="0"/>
-          <w:numId w:val="58"/>
-        </w:numPr>
-        <w:ind w:left="993"/>
-        <w:rPr>
-          <w:lang w:val="es-419" w:eastAsia="es-CO"/>
-        </w:rPr>
-      </w:pPr>
-      <w:r>
-        <w:rPr>
-          <w:lang w:val="es-419" w:eastAsia="es-CO"/>
-        </w:rPr>
-        <w:t>Paso 5. Aplicar ajustes correctivos oportunamente.</w:t>
-      </w:r>
-    </w:p>
-    <w:p>
-      <w:pPr>
-        <w:pStyle w:val="Prrafodelista"/>
-        <w:numPr>
-          <w:ilvl w:val="0"/>
-          <w:numId w:val="58"/>
-        </w:numPr>
-        <w:ind w:left="993"/>
-        <w:rPr>
-          <w:lang w:val="es-419" w:eastAsia="es-CO"/>
-        </w:rPr>
-      </w:pPr>
-      <w:r>
-        <w:rPr>
-          <w:lang w:val="es-419" w:eastAsia="es-CO"/>
-        </w:rPr>
-        <w:t>Paso 6. Evaluar resultados parciales obtenidos.</w:t>
-      </w:r>
-    </w:p>
-    <w:p>
-      <w:pPr>
-        <w:rPr>
-          <w:lang w:val="es-419" w:eastAsia="es-CO"/>
-        </w:rPr>
-      </w:pPr>
-      <w:r>
-        <w:rPr>
-          <w:lang w:val="es-419" w:eastAsia="es-CO"/>
-        </w:rPr>
-        <w:t>El seguimiento permite controlar el avance del proyecto, detectar problemas a tiempo, tomar decisiones oportunas y garantizar el cumplimiento de objetivos. Además, facilita la mejora continua durante la ejecución.</w:t>
-      </w:r>
-    </w:p>
-    <w:p>
-      <w:pPr>
-        <w:rPr>
-          <w:lang w:val="es-419" w:eastAsia="es-CO"/>
-        </w:rPr>
-      </w:pPr>
-      <w:r>
-        <w:rPr>
-          <w:lang w:val="es-419" w:eastAsia="es-CO"/>
-        </w:rPr>
-        <w:lastRenderedPageBreak/>
-        <w:t>Por ejemplo, durante la ejecución puede ser necesario ajustar tiempos, redistribuir recursos o modificar estrategias según las condiciones reales del entorno.</w:t>
-      </w:r>
-    </w:p>
-    <w:p>
-      <w:pPr>
-        <w:rPr>
-          <w:lang w:val="es-419" w:eastAsia="es-CO"/>
-        </w:rPr>
-      </w:pPr>
-      <w:r>
-        <w:rPr>
-          <w:lang w:val="es-419" w:eastAsia="es-CO"/>
-        </w:rPr>
-        <w:t>En síntesis, una ejecución bien gestionada convierte la planificación en resultados concretos y aumenta significativamente la probabilidad de éxito del proyecto.</w:t>
-      </w:r>
-    </w:p>
-    <w:p>
-      <w:pPr>
-        <w:pStyle w:val="Ttulo2"/>
-      </w:pPr>
-      <w:bookmarkStart w:id="14" w:name="_Toc230603187"/>
-      <w:r>
-        <w:t>Ejemplo aplicado de puesta en marcha</w:t>
-      </w:r>
-      <w:bookmarkEnd w:id="14"/>
-    </w:p>
-    <w:p>
-      <w:pPr>
-        <w:rPr>
-          <w:lang w:val="es-419" w:eastAsia="es-CO"/>
-        </w:rPr>
-      </w:pPr>
-      <w:r>
-        <w:rPr>
-          <w:lang w:val="es-419" w:eastAsia="es-CO"/>
-        </w:rPr>
-        <w:t>Se plantea un proyecto de producción y comercialización de productos artesanales (accesorios elaborados a mano), cuyo objetivo es generar ingresos mediante ventas presenciales y a través de canales digitales.</w:t>
-      </w:r>
-    </w:p>
-    <w:p>
-      <w:pPr>
-        <w:rPr>
-          <w:lang w:val="es-419" w:eastAsia="es-CO"/>
-        </w:rPr>
-      </w:pPr>
-      <w:r>
-        <w:rPr>
-          <w:lang w:val="es-419" w:eastAsia="es-CO"/>
-        </w:rPr>
-        <w:t>El proyecto ya cuenta con definición del problema, objetivos establecidos, presupuesto estructurado, fuentes de financiación identificadas y plan de negocio elaborado. Para comprender el proceso de manera integral, se presenta la siguiente secuencia aplicada:</w:t>
-      </w:r>
-    </w:p>
-    <w:p>
-      <w:pPr>
-        <w:pStyle w:val="Prrafodelista"/>
-        <w:numPr>
-          <w:ilvl w:val="0"/>
-          <w:numId w:val="60"/>
+        <w:t>No seguir el cronograma establecido.</w:t>
+      </w:r>
+      <w:r>
+        <w:rPr>
+          <w:lang w:val="es-419" w:eastAsia="es-CO"/>
+        </w:rPr>
+        <w:t xml:space="preserve"> Produce desorden y atrasos en la ejecución.</w:t>
+      </w:r>
+    </w:p>
+    <w:p>
+      <w:pPr>
+        <w:pStyle w:val="Prrafodelista"/>
+        <w:numPr>
+          <w:ilvl w:val="0"/>
+          <w:numId w:val="62"/>
         </w:numPr>
         <w:ind w:left="993"/>
         <w:rPr>
@@ -12235,72 +12674,46 @@
         <w:rPr>
           <w:rStyle w:val="Ttulo5Car"/>
         </w:rPr>
-        <w:t>Validación del plan de puesta en marcha.</w:t>
-      </w:r>
-      <w:r>
-        <w:rPr>
-          <w:lang w:val="es-419" w:eastAsia="es-CO"/>
-        </w:rPr>
-        <w:t xml:space="preserve"> Antes de iniciar la ejecución, se realiza una revisión general del plan, verificando cronograma, recursos disponibles, estrategias definidas y presupuesto. Este paso permite asegurar que el proyecto está listo para ejecutarse y que no existen inconsistencias entre sus componentes.</w:t>
-      </w:r>
-    </w:p>
-    <w:p>
-      <w:pPr>
-        <w:pStyle w:val="Prrafodelista"/>
-        <w:numPr>
-          <w:ilvl w:val="0"/>
-          <w:numId w:val="60"/>
-        </w:numPr>
-        <w:ind w:left="993"/>
-        <w:rPr>
-          <w:lang w:val="es-419" w:eastAsia="es-CO"/>
-        </w:rPr>
-      </w:pPr>
-      <w:r>
+        <w:t>Falta de asignación clara de responsabilidades.</w:t>
+      </w:r>
+      <w:r>
+        <w:rPr>
+          <w:lang w:val="es-419" w:eastAsia="es-CO"/>
+        </w:rPr>
+        <w:t xml:space="preserve"> Dificulta la coordinación del equipo.</w:t>
+      </w:r>
+    </w:p>
+    <w:p>
+      <w:pPr>
+        <w:pStyle w:val="Prrafodelista"/>
+        <w:numPr>
+          <w:ilvl w:val="0"/>
+          <w:numId w:val="62"/>
+        </w:numPr>
+        <w:ind w:left="993"/>
         <w:rPr>
           <w:rStyle w:val="Ttulo5Car"/>
         </w:rPr>
-        <w:t xml:space="preserve">Organización de recursos. </w:t>
-      </w:r>
-      <w:r>
-        <w:rPr>
-          <w:lang w:val="es-419" w:eastAsia="es-CO"/>
-        </w:rPr>
-        <w:t>Se asignan los recursos necesarios para iniciar el proyecto. Incluye recursos humanos para producción, ventas y administración; recursos técnicos como herramientas, insumos y espacio de trabajo; y recursos financieros para la operación inicial. Una adecuada organización evita retrasos y facilita el inicio de actividades.</w:t>
-      </w:r>
-    </w:p>
-    <w:p>
-      <w:pPr>
-        <w:pStyle w:val="Prrafodelista"/>
-        <w:numPr>
-          <w:ilvl w:val="0"/>
-          <w:numId w:val="60"/>
-        </w:numPr>
-        <w:ind w:left="993"/>
-        <w:rPr>
-          <w:lang w:val="es-419" w:eastAsia="es-CO"/>
-        </w:rPr>
       </w:pPr>
       <w:r>
         <w:rPr>
           <w:rStyle w:val="Ttulo5Car"/>
         </w:rPr>
-        <w:lastRenderedPageBreak/>
-        <w:t>Activación del cronograma.</w:t>
-      </w:r>
-      <w:r>
-        <w:rPr>
-          <w:lang w:val="es-419" w:eastAsia="es-CO"/>
-        </w:rPr>
-        <w:t xml:space="preserve"> Se inicia la ejecución de actividades según el cronograma establecido, incluyendo compra de insumos, adecuación del espacio de trabajo, inicio de producción y preparación de canales de venta. El cronograma permite desarrollar las actividades en el orden correcto.</w:t>
-      </w:r>
-    </w:p>
-    <w:p>
-      <w:pPr>
-        <w:pStyle w:val="Prrafodelista"/>
-        <w:numPr>
-          <w:ilvl w:val="0"/>
-          <w:numId w:val="60"/>
+        <w:t>No realizar seguimiento al avance.</w:t>
+      </w:r>
+      <w:r>
+        <w:rPr>
+          <w:lang w:val="es-419" w:eastAsia="es-CO"/>
+        </w:rPr>
+        <w:t xml:space="preserve"> Impide detectar problemas oportunamente.</w:t>
+      </w:r>
+    </w:p>
+    <w:p>
+      <w:pPr>
+        <w:pStyle w:val="Prrafodelista"/>
+        <w:numPr>
+          <w:ilvl w:val="0"/>
+          <w:numId w:val="62"/>
         </w:numPr>
         <w:ind w:left="993"/>
         <w:rPr>
@@ -12311,361 +12724,6 @@
         <w:rPr>
           <w:rStyle w:val="Ttulo5Car"/>
         </w:rPr>
-        <w:t>Implementación de estrategias.</w:t>
-      </w:r>
-      <w:r>
-        <w:rPr>
-          <w:lang w:val="es-419" w:eastAsia="es-CO"/>
-        </w:rPr>
-        <w:t xml:space="preserve"> Se ponen en marcha estrategias operativas, comerciales y organizacionales. Esto incluye estandarización de procesos productivos, promoción en redes sociales, ventas digitales, asignación de roles y coordinación del equipo. Estas acciones mejoran la eficiencia del proyecto.</w:t>
-      </w:r>
-    </w:p>
-    <w:p>
-      <w:pPr>
-        <w:pStyle w:val="Prrafodelista"/>
-        <w:numPr>
-          <w:ilvl w:val="0"/>
-          <w:numId w:val="60"/>
-        </w:numPr>
-        <w:ind w:left="993"/>
-        <w:rPr>
-          <w:lang w:val="es-419" w:eastAsia="es-CO"/>
-        </w:rPr>
-      </w:pPr>
-      <w:r>
-        <w:rPr>
-          <w:rStyle w:val="Ttulo5Car"/>
-        </w:rPr>
-        <w:t>Inicio de operaciones.</w:t>
-      </w:r>
-      <w:r>
-        <w:rPr>
-          <w:lang w:val="es-419" w:eastAsia="es-CO"/>
-        </w:rPr>
-        <w:t xml:space="preserve"> El proyecto comienza su funcionamiento mediante producción de los primeros productos, publicación en canales digitales e inicio de ventas. Este momento representa la entrada real del proyecto al mercado.</w:t>
-      </w:r>
-    </w:p>
-    <w:p>
-      <w:pPr>
-        <w:pStyle w:val="Prrafodelista"/>
-        <w:numPr>
-          <w:ilvl w:val="0"/>
-          <w:numId w:val="60"/>
-        </w:numPr>
-        <w:ind w:left="993"/>
-        <w:rPr>
-          <w:lang w:val="es-419" w:eastAsia="es-CO"/>
-        </w:rPr>
-      </w:pPr>
-      <w:r>
-        <w:rPr>
-          <w:rStyle w:val="Ttulo5Car"/>
-        </w:rPr>
-        <w:t>Seguimiento y control.</w:t>
-      </w:r>
-      <w:r>
-        <w:rPr>
-          <w:lang w:val="es-419" w:eastAsia="es-CO"/>
-        </w:rPr>
-        <w:t xml:space="preserve"> Se verifica el cumplimiento del cronograma, se controlan gastos y se evalúan resultados iniciales como ventas y producción. El seguimiento permite detectar desviaciones y tomar decisiones oportunas.</w:t>
-      </w:r>
-    </w:p>
-    <w:p>
-      <w:pPr>
-        <w:pStyle w:val="Prrafodelista"/>
-        <w:numPr>
-          <w:ilvl w:val="0"/>
-          <w:numId w:val="60"/>
-        </w:numPr>
-        <w:ind w:left="993"/>
-        <w:rPr>
-          <w:lang w:val="es-419" w:eastAsia="es-CO"/>
-        </w:rPr>
-      </w:pPr>
-      <w:r>
-        <w:rPr>
-          <w:rStyle w:val="Ttulo5Car"/>
-        </w:rPr>
-        <w:t>Ajustes en la ejecución.</w:t>
-      </w:r>
-      <w:r>
-        <w:rPr>
-          <w:lang w:val="es-419" w:eastAsia="es-CO"/>
-        </w:rPr>
-        <w:t xml:space="preserve"> Con base en la información obtenida, se realizan ajustes como modificación de estrategias comerciales, cambios en producción según la demanda y reorganización de recursos. La capacidad de adaptación es clave para la sostenibilidad.</w:t>
-      </w:r>
-    </w:p>
-    <w:p>
-      <w:pPr>
-        <w:pStyle w:val="Prrafodelista"/>
-        <w:numPr>
-          <w:ilvl w:val="0"/>
-          <w:numId w:val="60"/>
-        </w:numPr>
-        <w:ind w:left="993"/>
-        <w:rPr>
-          <w:lang w:val="es-419" w:eastAsia="es-CO"/>
-        </w:rPr>
-      </w:pPr>
-      <w:r>
-        <w:rPr>
-          <w:rStyle w:val="Ttulo5Car"/>
-        </w:rPr>
-        <w:t>Evaluación de resultados.</w:t>
-      </w:r>
-      <w:r>
-        <w:rPr>
-          <w:lang w:val="es-419" w:eastAsia="es-CO"/>
-        </w:rPr>
-        <w:t xml:space="preserve"> Se analizan indicadores como cumplimiento de objetivos, rentabilidad, nivel de ventas y uso de recursos. Esta evaluación permite determinar el desempeño del proyecto y definir acciones futuras.</w:t>
-      </w:r>
-    </w:p>
-    <w:p>
-      <w:pPr>
-        <w:rPr>
-          <w:lang w:val="es-419" w:eastAsia="es-CO"/>
-        </w:rPr>
-      </w:pPr>
-      <w:r>
-        <w:rPr>
-          <w:lang w:val="es-419" w:eastAsia="es-CO"/>
-        </w:rPr>
-        <w:t xml:space="preserve">Este ejemplo evidencia que la puesta en marcha del proyecto es un proceso estructurado que integra planificación, ejecución, seguimiento y ajuste. No se trata </w:t>
-      </w:r>
-      <w:r>
-        <w:rPr>
-          <w:lang w:val="es-419" w:eastAsia="es-CO"/>
-        </w:rPr>
-        <w:lastRenderedPageBreak/>
-        <w:t>únicamente de iniciar actividades, sino de gestionar de manera coordinada todos los elementos del proyecto para garantizar su éxito.</w:t>
-      </w:r>
-    </w:p>
-    <w:p>
-      <w:pPr>
-        <w:rPr>
-          <w:lang w:val="es-419" w:eastAsia="es-CO"/>
-        </w:rPr>
-      </w:pPr>
-      <w:r>
-        <w:rPr>
-          <w:lang w:val="es-419" w:eastAsia="es-CO"/>
-        </w:rPr>
-        <w:t>Un proyecto que aplica este proceso de manera adecuada logra:</w:t>
-      </w:r>
-    </w:p>
-    <w:p>
-      <w:pPr>
-        <w:pStyle w:val="Prrafodelista"/>
-        <w:numPr>
-          <w:ilvl w:val="0"/>
-          <w:numId w:val="61"/>
-        </w:numPr>
-        <w:ind w:left="993"/>
-        <w:rPr>
-          <w:lang w:val="es-419" w:eastAsia="es-CO"/>
-        </w:rPr>
-      </w:pPr>
-      <w:r>
-        <w:rPr>
-          <w:lang w:val="es-419" w:eastAsia="es-CO"/>
-        </w:rPr>
-        <w:t>Mejorar su eficiencia operativa.</w:t>
-      </w:r>
-    </w:p>
-    <w:p>
-      <w:pPr>
-        <w:pStyle w:val="Prrafodelista"/>
-        <w:numPr>
-          <w:ilvl w:val="0"/>
-          <w:numId w:val="61"/>
-        </w:numPr>
-        <w:ind w:left="993"/>
-        <w:rPr>
-          <w:lang w:val="es-419" w:eastAsia="es-CO"/>
-        </w:rPr>
-      </w:pPr>
-      <w:r>
-        <w:rPr>
-          <w:lang w:val="es-419" w:eastAsia="es-CO"/>
-        </w:rPr>
-        <w:t>Reducir riesgos durante la ejecución.</w:t>
-      </w:r>
-    </w:p>
-    <w:p>
-      <w:pPr>
-        <w:pStyle w:val="Prrafodelista"/>
-        <w:numPr>
-          <w:ilvl w:val="0"/>
-          <w:numId w:val="61"/>
-        </w:numPr>
-        <w:ind w:left="993"/>
-        <w:rPr>
-          <w:lang w:val="es-419" w:eastAsia="es-CO"/>
-        </w:rPr>
-      </w:pPr>
-      <w:r>
-        <w:rPr>
-          <w:lang w:val="es-419" w:eastAsia="es-CO"/>
-        </w:rPr>
-        <w:t>Optimizar el uso de recursos disponibles.</w:t>
-      </w:r>
-    </w:p>
-    <w:p>
-      <w:pPr>
-        <w:pStyle w:val="Prrafodelista"/>
-        <w:numPr>
-          <w:ilvl w:val="0"/>
-          <w:numId w:val="61"/>
-        </w:numPr>
-        <w:ind w:left="993"/>
-        <w:rPr>
-          <w:lang w:val="es-419" w:eastAsia="es-CO"/>
-        </w:rPr>
-      </w:pPr>
-      <w:r>
-        <w:rPr>
-          <w:lang w:val="es-419" w:eastAsia="es-CO"/>
-        </w:rPr>
-        <w:t>Incrementar sus posibilidades de éxito y sostenibilidad.</w:t>
-      </w:r>
-    </w:p>
-    <w:p>
-      <w:pPr>
-        <w:pStyle w:val="Ttulo3"/>
-      </w:pPr>
-      <w:r>
-        <w:t>Errores comunes en la puesta en marcha del proyecto</w:t>
-      </w:r>
-    </w:p>
-    <w:p>
-      <w:pPr>
-        <w:rPr>
-          <w:lang w:val="es-419" w:eastAsia="es-CO"/>
-        </w:rPr>
-      </w:pPr>
-      <w:r>
-        <w:rPr>
-          <w:lang w:val="es-419" w:eastAsia="es-CO"/>
-        </w:rPr>
-        <w:t>Durante esta fase pueden presentarse fallas que afectan el desarrollo normal del proyecto. Entre las más frecuentes se encuentran las siguientes:</w:t>
-      </w:r>
-    </w:p>
-    <w:p>
-      <w:pPr>
-        <w:pStyle w:val="Prrafodelista"/>
-        <w:numPr>
-          <w:ilvl w:val="0"/>
-          <w:numId w:val="62"/>
-        </w:numPr>
-        <w:ind w:left="993"/>
-        <w:rPr>
-          <w:lang w:val="es-419" w:eastAsia="es-CO"/>
-        </w:rPr>
-      </w:pPr>
-      <w:r>
-        <w:rPr>
-          <w:rStyle w:val="Ttulo5Car"/>
-        </w:rPr>
-        <w:t>Iniciar actividades sin validar recursos disponibles.</w:t>
-      </w:r>
-      <w:r>
-        <w:rPr>
-          <w:lang w:val="es-419" w:eastAsia="es-CO"/>
-        </w:rPr>
-        <w:t xml:space="preserve"> Genera retrasos o interrupciones operativas.</w:t>
-      </w:r>
-    </w:p>
-    <w:p>
-      <w:pPr>
-        <w:pStyle w:val="Prrafodelista"/>
-        <w:numPr>
-          <w:ilvl w:val="0"/>
-          <w:numId w:val="62"/>
-        </w:numPr>
-        <w:ind w:left="993"/>
-        <w:rPr>
-          <w:lang w:val="es-419" w:eastAsia="es-CO"/>
-        </w:rPr>
-      </w:pPr>
-      <w:r>
-        <w:rPr>
-          <w:rStyle w:val="Ttulo5Car"/>
-        </w:rPr>
-        <w:t>No seguir el cronograma establecido.</w:t>
-      </w:r>
-      <w:r>
-        <w:rPr>
-          <w:lang w:val="es-419" w:eastAsia="es-CO"/>
-        </w:rPr>
-        <w:t xml:space="preserve"> Produce desorden y atrasos en la ejecución.</w:t>
-      </w:r>
-    </w:p>
-    <w:p>
-      <w:pPr>
-        <w:pStyle w:val="Prrafodelista"/>
-        <w:numPr>
-          <w:ilvl w:val="0"/>
-          <w:numId w:val="62"/>
-        </w:numPr>
-        <w:ind w:left="993"/>
-        <w:rPr>
-          <w:lang w:val="es-419" w:eastAsia="es-CO"/>
-        </w:rPr>
-      </w:pPr>
-      <w:r>
-        <w:rPr>
-          <w:rStyle w:val="Ttulo5Car"/>
-        </w:rPr>
-        <w:t>Falta de asignación clara de responsabilidades.</w:t>
-      </w:r>
-      <w:r>
-        <w:rPr>
-          <w:lang w:val="es-419" w:eastAsia="es-CO"/>
-        </w:rPr>
-        <w:t xml:space="preserve"> Dificulta la coordinación del equipo.</w:t>
-      </w:r>
-    </w:p>
-    <w:p>
-      <w:pPr>
-        <w:pStyle w:val="Prrafodelista"/>
-        <w:numPr>
-          <w:ilvl w:val="0"/>
-          <w:numId w:val="62"/>
-        </w:numPr>
-        <w:ind w:left="993"/>
-        <w:rPr>
-          <w:rStyle w:val="Ttulo5Car"/>
-        </w:rPr>
-      </w:pPr>
-      <w:r>
-        <w:rPr>
-          <w:rStyle w:val="Ttulo5Car"/>
-        </w:rPr>
-        <w:t>No realizar seguimiento al avance.</w:t>
-      </w:r>
-      <w:r>
-        <w:rPr>
-          <w:lang w:val="es-419" w:eastAsia="es-CO"/>
-        </w:rPr>
-        <w:t xml:space="preserve"> Impide detectar problemas oportunamente.</w:t>
-      </w:r>
-    </w:p>
-    <w:p>
-      <w:pPr>
-        <w:pStyle w:val="Prrafodelista"/>
-        <w:numPr>
-          <w:ilvl w:val="0"/>
-          <w:numId w:val="62"/>
-        </w:numPr>
-        <w:ind w:left="993"/>
-        <w:rPr>
-          <w:lang w:val="es-419" w:eastAsia="es-CO"/>
-        </w:rPr>
-      </w:pPr>
-      <w:r>
-        <w:rPr>
-          <w:rStyle w:val="Ttulo5Car"/>
-        </w:rPr>
         <w:t>No ajustar el plan frente a cambios del entorno.</w:t>
       </w:r>
       <w:r>
@@ -12690,14 +12748,56 @@
     </w:p>
     <w:p>
       <w:pPr>
+        <w:rPr>
+          <w:lang w:val="es-419" w:eastAsia="es-CO"/>
+        </w:rPr>
+      </w:pPr>
+    </w:p>
+    <w:p>
+      <w:pPr>
+        <w:rPr>
+          <w:lang w:val="es-419" w:eastAsia="es-CO"/>
+        </w:rPr>
+      </w:pPr>
+    </w:p>
+    <w:p>
+      <w:pPr>
+        <w:rPr>
+          <w:lang w:val="es-419" w:eastAsia="es-CO"/>
+        </w:rPr>
+      </w:pPr>
+    </w:p>
+    <w:p>
+      <w:pPr>
+        <w:rPr>
+          <w:lang w:val="es-419" w:eastAsia="es-CO"/>
+        </w:rPr>
+      </w:pPr>
+    </w:p>
+    <w:p>
+      <w:pPr>
+        <w:rPr>
+          <w:lang w:val="es-419" w:eastAsia="es-CO"/>
+        </w:rPr>
+      </w:pPr>
+    </w:p>
+    <w:p>
+      <w:pPr>
+        <w:rPr>
+          <w:lang w:val="es-419" w:eastAsia="es-CO"/>
+        </w:rPr>
+      </w:pPr>
+    </w:p>
+    <w:p>
+      <w:pPr>
         <w:pStyle w:val="Ttulo1"/>
       </w:pPr>
-      <w:bookmarkStart w:id="15" w:name="_Toc230603188"/>
+      <w:bookmarkStart w:id="16" w:name="_Toc231906511"/>
       <w:r>
         <w:lastRenderedPageBreak/>
         <w:t>Integración final del proyecto</w:t>
       </w:r>
-      <w:bookmarkEnd w:id="15"/>
+      <w:bookmarkEnd w:id="16"/>
     </w:p>
     <w:p>
       <w:pPr>
@@ -12742,11 +12842,11 @@
       <w:pPr>
         <w:pStyle w:val="Ttulo2"/>
       </w:pPr>
-      <w:bookmarkStart w:id="16" w:name="_Toc230603189"/>
+      <w:bookmarkStart w:id="17" w:name="_Toc231906512"/>
       <w:r>
         <w:t>Relación entre financiación y ejecución</w:t>
       </w:r>
-      <w:bookmarkEnd w:id="16"/>
+      <w:bookmarkEnd w:id="17"/>
     </w:p>
     <w:p>
       <w:pPr>
@@ -13003,11 +13103,11 @@
       <w:pPr>
         <w:pStyle w:val="Ttulo2"/>
       </w:pPr>
-      <w:bookmarkStart w:id="17" w:name="_Toc230603190"/>
+      <w:bookmarkStart w:id="18" w:name="_Toc231906513"/>
       <w:r>
         <w:t>Consolidación del proyecto</w:t>
       </w:r>
-      <w:bookmarkEnd w:id="17"/>
+      <w:bookmarkEnd w:id="18"/>
     </w:p>
     <w:p>
       <w:pPr>
@@ -13269,12 +13369,12 @@
       <w:pPr>
         <w:pStyle w:val="Ttulo2"/>
       </w:pPr>
-      <w:bookmarkStart w:id="18" w:name="_Toc230603191"/>
+      <w:bookmarkStart w:id="19" w:name="_Toc231906514"/>
       <w:r>
         <w:lastRenderedPageBreak/>
         <w:t>Preparación para la implementación</w:t>
       </w:r>
-      <w:bookmarkEnd w:id="18"/>
+      <w:bookmarkEnd w:id="19"/>
     </w:p>
     <w:p>
       <w:pPr>
@@ -13573,12 +13673,12 @@
           <w:u w:val="single"/>
         </w:rPr>
       </w:pPr>
-      <w:bookmarkStart w:id="19" w:name="_Toc230603192"/>
+      <w:bookmarkStart w:id="20" w:name="_Toc231906515"/>
       <w:r>
         <w:lastRenderedPageBreak/>
         <w:t>Síntesis</w:t>
       </w:r>
-      <w:bookmarkEnd w:id="19"/>
+      <w:bookmarkEnd w:id="20"/>
       <w:r>
         <w:t xml:space="preserve"> </w:t>
       </w:r>
@@ -13611,10 +13711,10 @@
           <w:lang w:eastAsia="es-CO"/>
         </w:rPr>
         <w:drawing>
-          <wp:inline distT="0" distB="0" distL="0" distR="0" wp14:anchorId="7584936E" wp14:editId="78BB12D1">
+          <wp:inline distT="0" distB="0" distL="0" distR="0" wp14:anchorId="7584936E" wp14:editId="1F330886">
             <wp:extent cx="6332220" cy="6668770"/>
             <wp:effectExtent l="0" t="0" r="0" b="0"/>
-            <wp:docPr id="2" name="Gráfico 2" descr="Figura ubicada en la sección “Síntesis”, que presenta un mapa conceptual sobre la puesta en marcha y ejecución del proyecto. El esquema organiza los elementos clave para iniciar y desarrollar un proyecto, comenzando con la financiación, las fuentes de financiación, el presupuesto y el plan de negocio.&#10;&#10;En la parte superior se incluyen aspectos como la obtención de recursos para ejecutar el proyecto, la garantía de viabilidad y sostenibilidad, el uso de capital propio, créditos, inversión privada y fondos de apoyo. También se presentan el cálculo de costos y gastos, el control del uso de recursos, la organización técnica y financiera, y la consecución de financiación.&#10;&#10;En la parte inferior se muestran componentes finales como la integración del proyecto, el cronograma y la puesta en marcha. Estos elementos permiten unir financiación, ejecución y recursos, ordenar tareas y tiempos, hacer seguimiento e iniciar las actividades del proyecto mediante el uso coordinado de los recursos disponibles."/>
+            <wp:docPr id="2" name="Gráfico 2" descr="Síntesis sobre puesta en marcha y financiación del proyecto que organiza etapas y componentes como financiación, fuentes de financiación, presupuesto, plan de negocio, puesta en marcha, cronograma e integración final, con aspectos relacionados con recursos, costos, organización, tiempos y sostenibilidad. "/>
             <wp:cNvGraphicFramePr>
               <a:graphicFrameLocks xmlns:a="http://schemas.openxmlformats.org/drawingml/2006/main" noChangeAspect="1"/>
             </wp:cNvGraphicFramePr>
@@ -13622,7 +13722,7 @@
               <a:graphicData uri="http://schemas.openxmlformats.org/drawingml/2006/picture">
                 <pic:pic xmlns:pic="http://schemas.openxmlformats.org/drawingml/2006/picture">
                   <pic:nvPicPr>
-                    <pic:cNvPr id="2" name="Gráfico 2" descr="Figura ubicada en la sección “Síntesis”, que presenta un mapa conceptual sobre la puesta en marcha y ejecución del proyecto. El esquema organiza los elementos clave para iniciar y desarrollar un proyecto, comenzando con la financiación, las fuentes de financiación, el presupuesto y el plan de negocio.&#10;&#10;En la parte superior se incluyen aspectos como la obtención de recursos para ejecutar el proyecto, la garantía de viabilidad y sostenibilidad, el uso de capital propio, créditos, inversión privada y fondos de apoyo. También se presentan el cálculo de costos y gastos, el control del uso de recursos, la organización técnica y financiera, y la consecución de financiación.&#10;&#10;En la parte inferior se muestran componentes finales como la integración del proyecto, el cronograma y la puesta en marcha. Estos elementos permiten unir financiación, ejecución y recursos, ordenar tareas y tiempos, hacer seguimiento e iniciar las actividades del proyecto mediante el uso coordinado de los recursos disponibles."/>
+                    <pic:cNvPr id="2" name="Gráfico 2" descr="Síntesis sobre puesta en marcha y financiación del proyecto que organiza etapas y componentes como financiación, fuentes de financiación, presupuesto, plan de negocio, puesta en marcha, cronograma e integración final, con aspectos relacionados con recursos, costos, organización, tiempos y sostenibilidad. "/>
                     <pic:cNvPicPr/>
                   </pic:nvPicPr>
                   <pic:blipFill>
@@ -13660,12 +13760,12 @@
       <w:pPr>
         <w:pStyle w:val="Titulosgenerales"/>
       </w:pPr>
-      <w:bookmarkStart w:id="20" w:name="_Toc230603193"/>
+      <w:bookmarkStart w:id="21" w:name="_Toc231906516"/>
       <w:r>
         <w:lastRenderedPageBreak/>
         <w:t>Glosario</w:t>
       </w:r>
-      <w:bookmarkEnd w:id="20"/>
+      <w:bookmarkEnd w:id="21"/>
     </w:p>
     <w:p>
       <w:r>
@@ -13731,12 +13831,12 @@
       <w:pPr>
         <w:pStyle w:val="Titulosgenerales"/>
       </w:pPr>
-      <w:bookmarkStart w:id="21" w:name="_Toc230603194"/>
+      <w:bookmarkStart w:id="22" w:name="_Toc231906517"/>
       <w:r>
         <w:lastRenderedPageBreak/>
         <w:t>Referencias bibliográficas</w:t>
       </w:r>
-      <w:bookmarkEnd w:id="21"/>
+      <w:bookmarkEnd w:id="22"/>
       <w:r>
         <w:t xml:space="preserve"> </w:t>
       </w:r>
@@ -13894,8 +13994,8 @@
           <w14:ligatures w14:val="none"/>
         </w:rPr>
       </w:pPr>
-      <w:bookmarkStart w:id="22" w:name="_Toc229728698"/>
-      <w:bookmarkStart w:id="23" w:name="_Toc230603195"/>
+      <w:bookmarkStart w:id="23" w:name="_Toc229728698"/>
+      <w:bookmarkStart w:id="24" w:name="_Toc231906518"/>
       <w:r>
         <w:rPr>
           <w:rFonts w:ascii="Calibri" w:eastAsia="Times New Roman" w:hAnsi="Calibri" w:cs="Times New Roman (Títulos en alf"/>
@@ -13910,8 +14010,8 @@
         <w:lastRenderedPageBreak/>
         <w:t>Créditos</w:t>
       </w:r>
-      <w:bookmarkEnd w:id="22"/>
       <w:bookmarkEnd w:id="23"/>
+      <w:bookmarkEnd w:id="24"/>
     </w:p>
     <w:tbl>
       <w:tblPr>
@@ -14155,8 +14255,17 @@
                 <w:sz w:val="24"/>
                 <w:lang w:eastAsia="es-CO"/>
               </w:rPr>
-              <w:t>Olga Constanza Bermúdez Jaimes</w:t>
-            </w:r>
+              <w:t xml:space="preserve">Olga Constanza Bermúdez </w:t>
+            </w:r>
+            <w:proofErr w:type="spellStart"/>
+            <w:r>
+              <w:rPr>
+                <w:sz w:val="24"/>
+                <w:lang w:eastAsia="es-CO"/>
+              </w:rPr>
+              <w:t>Jaimes</w:t>
+            </w:r>
+            <w:proofErr w:type="spellEnd"/>
           </w:p>
         </w:tc>
         <w:tc>
@@ -14505,7 +14614,23 @@
                 <w:sz w:val="24"/>
                 <w:lang w:val="es-419" w:eastAsia="es-CO"/>
               </w:rPr>
-              <w:t>Henry Alvarez Astudillo</w:t>
+              <w:t xml:space="preserve">Henry </w:t>
+            </w:r>
+            <w:proofErr w:type="spellStart"/>
+            <w:r>
+              <w:rPr>
+                <w:sz w:val="24"/>
+                <w:lang w:val="es-419" w:eastAsia="es-CO"/>
+              </w:rPr>
+              <w:t>Alvarez</w:t>
+            </w:r>
+            <w:proofErr w:type="spellEnd"/>
+            <w:r>
+              <w:rPr>
+                <w:sz w:val="24"/>
+                <w:lang w:val="es-419" w:eastAsia="es-CO"/>
+              </w:rPr>
+              <w:t xml:space="preserve"> Astudillo</w:t>
             </w:r>
             <w:r>
               <w:rPr>
@@ -14557,6 +14682,7 @@
               </w:rPr>
               <w:t xml:space="preserve"> </w:t>
             </w:r>
+            <w:proofErr w:type="spellStart"/>
             <w:r>
               <w:rPr>
                 <w:spacing w:val="20"/>
@@ -14565,6 +14691,7 @@
               </w:rPr>
               <w:t>stack</w:t>
             </w:r>
+            <w:proofErr w:type="spellEnd"/>
           </w:p>
         </w:tc>
         <w:tc>
@@ -14969,13 +15096,31 @@
                 <w:lang w:eastAsia="es-CO"/>
               </w:rPr>
             </w:pPr>
+            <w:proofErr w:type="spellStart"/>
             <w:r>
               <w:rPr>
                 <w:sz w:val="24"/>
                 <w:lang w:eastAsia="es-CO"/>
               </w:rPr>
-              <w:t>Maria Carolina Tamayo Lopez</w:t>
-            </w:r>
+              <w:t>Maria</w:t>
+            </w:r>
+            <w:proofErr w:type="spellEnd"/>
+            <w:r>
+              <w:rPr>
+                <w:sz w:val="24"/>
+                <w:lang w:eastAsia="es-CO"/>
+              </w:rPr>
+              <w:t xml:space="preserve"> Carolina Tamayo </w:t>
+            </w:r>
+            <w:proofErr w:type="spellStart"/>
+            <w:r>
+              <w:rPr>
+                <w:sz w:val="24"/>
+                <w:lang w:eastAsia="es-CO"/>
+              </w:rPr>
+              <w:t>Lopez</w:t>
+            </w:r>
+            <w:proofErr w:type="spellEnd"/>
           </w:p>
         </w:tc>
         <w:tc>
@@ -15406,12 +15551,37 @@
                 <w:lang w:eastAsia="es-CO"/>
               </w:rPr>
             </w:pPr>
+            <w:proofErr w:type="spellStart"/>
             <w:r>
               <w:rPr>
                 <w:sz w:val="24"/>
                 <w:lang w:eastAsia="es-CO"/>
               </w:rPr>
-              <w:t>Anyerson Wilfredo Pizo Ossa</w:t>
+              <w:t>Anyerson</w:t>
+            </w:r>
+            <w:proofErr w:type="spellEnd"/>
+            <w:r>
+              <w:rPr>
+                <w:sz w:val="24"/>
+                <w:lang w:eastAsia="es-CO"/>
+              </w:rPr>
+              <w:t xml:space="preserve"> Wilfredo </w:t>
+            </w:r>
+            <w:proofErr w:type="spellStart"/>
+            <w:r>
+              <w:rPr>
+                <w:sz w:val="24"/>
+                <w:lang w:eastAsia="es-CO"/>
+              </w:rPr>
+              <w:t>Pizo</w:t>
+            </w:r>
+            <w:proofErr w:type="spellEnd"/>
+            <w:r>
+              <w:rPr>
+                <w:sz w:val="24"/>
+                <w:lang w:eastAsia="es-CO"/>
+              </w:rPr>
+              <w:t xml:space="preserve"> Ossa</w:t>
             </w:r>
           </w:p>
         </w:tc>
@@ -15500,7 +15670,7 @@
 </file>
 
 <file path=word/endnotes.xml><?xml version="1.0" encoding="utf-8"?>
-<w:endnotes xmlns:wpc="http://schemas.microsoft.com/office/word/2010/wordprocessingCanvas" xmlns:cx="http://schemas.microsoft.com/office/drawing/2014/chartex" xmlns:cx1="http://schemas.microsoft.com/office/drawing/2015/9/8/chartex" xmlns:cx2="http://schemas.microsoft.com/office/drawing/2015/10/21/chartex" xmlns:cx3="http://schemas.microsoft.com/office/drawing/2016/5/9/chartex" xmlns:cx4="http://schemas.microsoft.com/office/drawing/2016/5/10/chartex" xmlns:cx5="http://schemas.microsoft.com/office/drawing/2016/5/11/chartex" xmlns:cx6="http://schemas.microsoft.com/office/drawing/2016/5/12/chartex" xmlns:cx7="http://schemas.microsoft.com/office/drawing/2016/5/13/chartex" xmlns:cx8="http://schemas.microsoft.com/office/drawing/2016/5/14/chartex" xmlns:mc="http://schemas.openxmlformats.org/markup-compatibility/2006" xmlns:aink="http://schemas.microsoft.com/office/drawing/2016/ink" xmlns:am3d="http://schemas.microsoft.com/office/drawing/2017/model3d" xmlns:o="urn:schemas-microsoft-com:office:office" xmlns:oel="http://schemas.microsoft.com/office/2019/extlst" xmlns:r="http://schemas.openxmlformats.org/officeDocument/2006/relationships" xmlns:m="http://schemas.openxmlformats.org/officeDocument/2006/math" xmlns:v="urn:schemas-microsoft-com:vml" xmlns:wp14="http://schemas.microsoft.com/office/word/2010/wordprocessingDrawing" xmlns:wp="http://schemas.openxmlformats.org/drawingml/2006/wordprocessingDrawing" xmlns:w10="urn:schemas-microsoft-com:office:word" xmlns:w="http://schemas.openxmlformats.org/wordprocessingml/2006/main" xmlns:w14="http://schemas.microsoft.com/office/word/2010/wordml" xmlns:w15="http://schemas.microsoft.com/office/word/2012/wordml" xmlns:w16cex="http://schemas.microsoft.com/office/word/2018/wordml/cex" xmlns:w16cid="http://schemas.microsoft.com/office/word/2016/wordml/cid" xmlns:w16="http://schemas.microsoft.com/office/word/2018/wordml" xmlns:w16du="http://schemas.microsoft.com/office/word/2023/wordml/word16du" xmlns:w16sdtdh="http://schemas.microsoft.com/office/word/2020/wordml/sdtdatahash" xmlns:w16sdtfl="http://schemas.microsoft.com/office/word/2024/wordml/sdtformatlock" xmlns:w16se="http://schemas.microsoft.com/office/word/2015/wordml/symex" xmlns:wpg="http://schemas.microsoft.com/office/word/2010/wordprocessingGroup" xmlns:wpi="http://schemas.microsoft.com/office/word/2010/wordprocessingInk" xmlns:wne="http://schemas.microsoft.com/office/word/2006/wordml" xmlns:wps="http://schemas.microsoft.com/office/word/2010/wordprocessingShape" mc:Ignorable="w14 w15 w16se w16cid w16 w16cex w16sdtdh w16sdtfl w16du wp14">
+<w:endnotes xmlns:wpc="http://schemas.microsoft.com/office/word/2010/wordprocessingCanvas" xmlns:cx="http://schemas.microsoft.com/office/drawing/2014/chartex" xmlns:cx1="http://schemas.microsoft.com/office/drawing/2015/9/8/chartex" xmlns:cx2="http://schemas.microsoft.com/office/drawing/2015/10/21/chartex" xmlns:cx3="http://schemas.microsoft.com/office/drawing/2016/5/9/chartex" xmlns:cx4="http://schemas.microsoft.com/office/drawing/2016/5/10/chartex" xmlns:cx5="http://schemas.microsoft.com/office/drawing/2016/5/11/chartex" xmlns:cx6="http://schemas.microsoft.com/office/drawing/2016/5/12/chartex" xmlns:cx7="http://schemas.microsoft.com/office/drawing/2016/5/13/chartex" xmlns:cx8="http://schemas.microsoft.com/office/drawing/2016/5/14/chartex" xmlns:mc="http://schemas.openxmlformats.org/markup-compatibility/2006" xmlns:aink="http://schemas.microsoft.com/office/drawing/2016/ink" xmlns:am3d="http://schemas.microsoft.com/office/drawing/2017/model3d" xmlns:o="urn:schemas-microsoft-com:office:office" xmlns:r="http://schemas.openxmlformats.org/officeDocument/2006/relationships" xmlns:m="http://schemas.openxmlformats.org/officeDocument/2006/math" xmlns:v="urn:schemas-microsoft-com:vml" xmlns:wp14="http://schemas.microsoft.com/office/word/2010/wordprocessingDrawing" xmlns:wp="http://schemas.openxmlformats.org/drawingml/2006/wordprocessingDrawing" xmlns:w10="urn:schemas-microsoft-com:office:word" xmlns:w="http://schemas.openxmlformats.org/wordprocessingml/2006/main" xmlns:w14="http://schemas.microsoft.com/office/word/2010/wordml" xmlns:w15="http://schemas.microsoft.com/office/word/2012/wordml" xmlns:w16cex="http://schemas.microsoft.com/office/word/2018/wordml/cex" xmlns:w16cid="http://schemas.microsoft.com/office/word/2016/wordml/cid" xmlns:w16="http://schemas.microsoft.com/office/word/2018/wordml" xmlns:w16sdtdh="http://schemas.microsoft.com/office/word/2020/wordml/sdtdatahash" xmlns:w16se="http://schemas.microsoft.com/office/word/2015/wordml/symex" xmlns:wpg="http://schemas.microsoft.com/office/word/2010/wordprocessingGroup" xmlns:wpi="http://schemas.microsoft.com/office/word/2010/wordprocessingInk" xmlns:wne="http://schemas.microsoft.com/office/word/2006/wordml" xmlns:wps="http://schemas.microsoft.com/office/word/2010/wordprocessingShape" mc:Ignorable="w14 w15 w16se w16cid w16 w16cex w16sdtdh wp14">
   <w:endnote w:type="separator" w:id="-1">
     <w:p>
       <w:pPr>
@@ -15525,7 +15695,7 @@
 </file>
 
 <file path=word/footer1.xml><?xml version="1.0" encoding="utf-8"?>
-<w:ftr xmlns:wpc="http://schemas.microsoft.com/office/word/2010/wordprocessingCanvas" xmlns:cx="http://schemas.microsoft.com/office/drawing/2014/chartex" xmlns:cx1="http://schemas.microsoft.com/office/drawing/2015/9/8/chartex" xmlns:cx2="http://schemas.microsoft.com/office/drawing/2015/10/21/chartex" xmlns:cx3="http://schemas.microsoft.com/office/drawing/2016/5/9/chartex" xmlns:cx4="http://schemas.microsoft.com/office/drawing/2016/5/10/chartex" xmlns:cx5="http://schemas.microsoft.com/office/drawing/2016/5/11/chartex" xmlns:cx6="http://schemas.microsoft.com/office/drawing/2016/5/12/chartex" xmlns:cx7="http://schemas.microsoft.com/office/drawing/2016/5/13/chartex" xmlns:cx8="http://schemas.microsoft.com/office/drawing/2016/5/14/chartex" xmlns:mc="http://schemas.openxmlformats.org/markup-compatibility/2006" xmlns:aink="http://schemas.microsoft.com/office/drawing/2016/ink" xmlns:am3d="http://schemas.microsoft.com/office/drawing/2017/model3d" xmlns:o="urn:schemas-microsoft-com:office:office" xmlns:oel="http://schemas.microsoft.com/office/2019/extlst" xmlns:r="http://schemas.openxmlformats.org/officeDocument/2006/relationships" xmlns:m="http://schemas.openxmlformats.org/officeDocument/2006/math" xmlns:v="urn:schemas-microsoft-com:vml" xmlns:wp14="http://schemas.microsoft.com/office/word/2010/wordprocessingDrawing" xmlns:wp="http://schemas.openxmlformats.org/drawingml/2006/wordprocessingDrawing" xmlns:w10="urn:schemas-microsoft-com:office:word" xmlns:w="http://schemas.openxmlformats.org/wordprocessingml/2006/main" xmlns:w14="http://schemas.microsoft.com/office/word/2010/wordml" xmlns:w15="http://schemas.microsoft.com/office/word/2012/wordml" xmlns:w16cex="http://schemas.microsoft.com/office/word/2018/wordml/cex" xmlns:w16cid="http://schemas.microsoft.com/office/word/2016/wordml/cid" xmlns:w16="http://schemas.microsoft.com/office/word/2018/wordml" xmlns:w16du="http://schemas.microsoft.com/office/word/2023/wordml/word16du" xmlns:w16sdtdh="http://schemas.microsoft.com/office/word/2020/wordml/sdtdatahash" xmlns:w16sdtfl="http://schemas.microsoft.com/office/word/2024/wordml/sdtformatlock" xmlns:w16se="http://schemas.microsoft.com/office/word/2015/wordml/symex" xmlns:wpg="http://schemas.microsoft.com/office/word/2010/wordprocessingGroup" xmlns:wpi="http://schemas.microsoft.com/office/word/2010/wordprocessingInk" xmlns:wne="http://schemas.microsoft.com/office/word/2006/wordml" xmlns:wps="http://schemas.microsoft.com/office/word/2010/wordprocessingShape" mc:Ignorable="w14 w15 w16se w16cid w16 w16cex w16sdtdh w16sdtfl w16du wp14">
+<w:ftr xmlns:wpc="http://schemas.microsoft.com/office/word/2010/wordprocessingCanvas" xmlns:cx="http://schemas.microsoft.com/office/drawing/2014/chartex" xmlns:cx1="http://schemas.microsoft.com/office/drawing/2015/9/8/chartex" xmlns:cx2="http://schemas.microsoft.com/office/drawing/2015/10/21/chartex" xmlns:cx3="http://schemas.microsoft.com/office/drawing/2016/5/9/chartex" xmlns:cx4="http://schemas.microsoft.com/office/drawing/2016/5/10/chartex" xmlns:cx5="http://schemas.microsoft.com/office/drawing/2016/5/11/chartex" xmlns:cx6="http://schemas.microsoft.com/office/drawing/2016/5/12/chartex" xmlns:cx7="http://schemas.microsoft.com/office/drawing/2016/5/13/chartex" xmlns:cx8="http://schemas.microsoft.com/office/drawing/2016/5/14/chartex" xmlns:mc="http://schemas.openxmlformats.org/markup-compatibility/2006" xmlns:aink="http://schemas.microsoft.com/office/drawing/2016/ink" xmlns:am3d="http://schemas.microsoft.com/office/drawing/2017/model3d" xmlns:o="urn:schemas-microsoft-com:office:office" xmlns:r="http://schemas.openxmlformats.org/officeDocument/2006/relationships" xmlns:m="http://schemas.openxmlformats.org/officeDocument/2006/math" xmlns:v="urn:schemas-microsoft-com:vml" xmlns:wp14="http://schemas.microsoft.com/office/word/2010/wordprocessingDrawing" xmlns:wp="http://schemas.openxmlformats.org/drawingml/2006/wordprocessingDrawing" xmlns:w10="urn:schemas-microsoft-com:office:word" xmlns:w="http://schemas.openxmlformats.org/wordprocessingml/2006/main" xmlns:w14="http://schemas.microsoft.com/office/word/2010/wordml" xmlns:w15="http://schemas.microsoft.com/office/word/2012/wordml" xmlns:w16cex="http://schemas.microsoft.com/office/word/2018/wordml/cex" xmlns:w16cid="http://schemas.microsoft.com/office/word/2016/wordml/cid" xmlns:w16="http://schemas.microsoft.com/office/word/2018/wordml" xmlns:w16sdtdh="http://schemas.microsoft.com/office/word/2020/wordml/sdtdatahash" xmlns:w16se="http://schemas.microsoft.com/office/word/2015/wordml/symex" xmlns:wpg="http://schemas.microsoft.com/office/word/2010/wordprocessingGroup" xmlns:wpi="http://schemas.microsoft.com/office/word/2010/wordprocessingInk" xmlns:wne="http://schemas.microsoft.com/office/word/2006/wordml" xmlns:wps="http://schemas.microsoft.com/office/word/2010/wordprocessingShape" mc:Ignorable="w14 w15 w16se w16cid w16 w16cex w16sdtdh wp14">
   <w:sdt>
     <w:sdtPr>
       <w:id w:val="-1465197936"/>
@@ -15534,6 +15704,7 @@
         <w:docPartUnique/>
       </w:docPartObj>
     </w:sdtPr>
+    <w:sdtEndPr/>
     <w:sdtContent>
       <w:p>
         <w:pPr>
@@ -15570,7 +15741,7 @@
 </file>
 
 <file path=word/footnotes.xml><?xml version="1.0" encoding="utf-8"?>
-<w:footnotes xmlns:wpc="http://schemas.microsoft.com/office/word/2010/wordprocessingCanvas" xmlns:cx="http://schemas.microsoft.com/office/drawing/2014/chartex" xmlns:cx1="http://schemas.microsoft.com/office/drawing/2015/9/8/chartex" xmlns:cx2="http://schemas.microsoft.com/office/drawing/2015/10/21/chartex" xmlns:cx3="http://schemas.microsoft.com/office/drawing/2016/5/9/chartex" xmlns:cx4="http://schemas.microsoft.com/office/drawing/2016/5/10/chartex" xmlns:cx5="http://schemas.microsoft.com/office/drawing/2016/5/11/chartex" xmlns:cx6="http://schemas.microsoft.com/office/drawing/2016/5/12/chartex" xmlns:cx7="http://schemas.microsoft.com/office/drawing/2016/5/13/chartex" xmlns:cx8="http://schemas.microsoft.com/office/drawing/2016/5/14/chartex" xmlns:mc="http://schemas.openxmlformats.org/markup-compatibility/2006" xmlns:aink="http://schemas.microsoft.com/office/drawing/2016/ink" xmlns:am3d="http://schemas.microsoft.com/office/drawing/2017/model3d" xmlns:o="urn:schemas-microsoft-com:office:office" xmlns:oel="http://schemas.microsoft.com/office/2019/extlst" xmlns:r="http://schemas.openxmlformats.org/officeDocument/2006/relationships" xmlns:m="http://schemas.openxmlformats.org/officeDocument/2006/math" xmlns:v="urn:schemas-microsoft-com:vml" xmlns:wp14="http://schemas.microsoft.com/office/word/2010/wordprocessingDrawing" xmlns:wp="http://schemas.openxmlformats.org/drawingml/2006/wordprocessingDrawing" xmlns:w10="urn:schemas-microsoft-com:office:word" xmlns:w="http://schemas.openxmlformats.org/wordprocessingml/2006/main" xmlns:w14="http://schemas.microsoft.com/office/word/2010/wordml" xmlns:w15="http://schemas.microsoft.com/office/word/2012/wordml" xmlns:w16cex="http://schemas.microsoft.com/office/word/2018/wordml/cex" xmlns:w16cid="http://schemas.microsoft.com/office/word/2016/wordml/cid" xmlns:w16="http://schemas.microsoft.com/office/word/2018/wordml" xmlns:w16du="http://schemas.microsoft.com/office/word/2023/wordml/word16du" xmlns:w16sdtdh="http://schemas.microsoft.com/office/word/2020/wordml/sdtdatahash" xmlns:w16sdtfl="http://schemas.microsoft.com/office/word/2024/wordml/sdtformatlock" xmlns:w16se="http://schemas.microsoft.com/office/word/2015/wordml/symex" xmlns:wpg="http://schemas.microsoft.com/office/word/2010/wordprocessingGroup" xmlns:wpi="http://schemas.microsoft.com/office/word/2010/wordprocessingInk" xmlns:wne="http://schemas.microsoft.com/office/word/2006/wordml" xmlns:wps="http://schemas.microsoft.com/office/word/2010/wordprocessingShape" mc:Ignorable="w14 w15 w16se w16cid w16 w16cex w16sdtdh w16sdtfl w16du wp14">
+<w:footnotes xmlns:wpc="http://schemas.microsoft.com/office/word/2010/wordprocessingCanvas" xmlns:cx="http://schemas.microsoft.com/office/drawing/2014/chartex" xmlns:cx1="http://schemas.microsoft.com/office/drawing/2015/9/8/chartex" xmlns:cx2="http://schemas.microsoft.com/office/drawing/2015/10/21/chartex" xmlns:cx3="http://schemas.microsoft.com/office/drawing/2016/5/9/chartex" xmlns:cx4="http://schemas.microsoft.com/office/drawing/2016/5/10/chartex" xmlns:cx5="http://schemas.microsoft.com/office/drawing/2016/5/11/chartex" xmlns:cx6="http://schemas.microsoft.com/office/drawing/2016/5/12/chartex" xmlns:cx7="http://schemas.microsoft.com/office/drawing/2016/5/13/chartex" xmlns:cx8="http://schemas.microsoft.com/office/drawing/2016/5/14/chartex" xmlns:mc="http://schemas.openxmlformats.org/markup-compatibility/2006" xmlns:aink="http://schemas.microsoft.com/office/drawing/2016/ink" xmlns:am3d="http://schemas.microsoft.com/office/drawing/2017/model3d" xmlns:o="urn:schemas-microsoft-com:office:office" xmlns:r="http://schemas.openxmlformats.org/officeDocument/2006/relationships" xmlns:m="http://schemas.openxmlformats.org/officeDocument/2006/math" xmlns:v="urn:schemas-microsoft-com:vml" xmlns:wp14="http://schemas.microsoft.com/office/word/2010/wordprocessingDrawing" xmlns:wp="http://schemas.openxmlformats.org/drawingml/2006/wordprocessingDrawing" xmlns:w10="urn:schemas-microsoft-com:office:word" xmlns:w="http://schemas.openxmlformats.org/wordprocessingml/2006/main" xmlns:w14="http://schemas.microsoft.com/office/word/2010/wordml" xmlns:w15="http://schemas.microsoft.com/office/word/2012/wordml" xmlns:w16cex="http://schemas.microsoft.com/office/word/2018/wordml/cex" xmlns:w16cid="http://schemas.microsoft.com/office/word/2016/wordml/cid" xmlns:w16="http://schemas.microsoft.com/office/word/2018/wordml" xmlns:w16sdtdh="http://schemas.microsoft.com/office/word/2020/wordml/sdtdatahash" xmlns:w16se="http://schemas.microsoft.com/office/word/2015/wordml/symex" xmlns:wpg="http://schemas.microsoft.com/office/word/2010/wordprocessingGroup" xmlns:wpi="http://schemas.microsoft.com/office/word/2010/wordprocessingInk" xmlns:wne="http://schemas.microsoft.com/office/word/2006/wordml" xmlns:wps="http://schemas.microsoft.com/office/word/2010/wordprocessingShape" mc:Ignorable="w14 w15 w16se w16cid w16 w16cex w16sdtdh wp14">
   <w:footnote w:type="separator" w:id="-1">
     <w:p>
       <w:pPr>
@@ -15595,7 +15766,7 @@
 </file>
 
 <file path=word/header1.xml><?xml version="1.0" encoding="utf-8"?>
-<w:hdr xmlns:wpc="http://schemas.microsoft.com/office/word/2010/wordprocessingCanvas" xmlns:cx="http://schemas.microsoft.com/office/drawing/2014/chartex" xmlns:cx1="http://schemas.microsoft.com/office/drawing/2015/9/8/chartex" xmlns:cx2="http://schemas.microsoft.com/office/drawing/2015/10/21/chartex" xmlns:cx3="http://schemas.microsoft.com/office/drawing/2016/5/9/chartex" xmlns:cx4="http://schemas.microsoft.com/office/drawing/2016/5/10/chartex" xmlns:cx5="http://schemas.microsoft.com/office/drawing/2016/5/11/chartex" xmlns:cx6="http://schemas.microsoft.com/office/drawing/2016/5/12/chartex" xmlns:cx7="http://schemas.microsoft.com/office/drawing/2016/5/13/chartex" xmlns:cx8="http://schemas.microsoft.com/office/drawing/2016/5/14/chartex" xmlns:mc="http://schemas.openxmlformats.org/markup-compatibility/2006" xmlns:aink="http://schemas.microsoft.com/office/drawing/2016/ink" xmlns:am3d="http://schemas.microsoft.com/office/drawing/2017/model3d" xmlns:o="urn:schemas-microsoft-com:office:office" xmlns:oel="http://schemas.microsoft.com/office/2019/extlst" xmlns:r="http://schemas.openxmlformats.org/officeDocument/2006/relationships" xmlns:m="http://schemas.openxmlformats.org/officeDocument/2006/math" xmlns:v="urn:schemas-microsoft-com:vml" xmlns:wp14="http://schemas.microsoft.com/office/word/2010/wordprocessingDrawing" xmlns:wp="http://schemas.openxmlformats.org/drawingml/2006/wordprocessingDrawing" xmlns:w10="urn:schemas-microsoft-com:office:word" xmlns:w="http://schemas.openxmlformats.org/wordprocessingml/2006/main" xmlns:w14="http://schemas.microsoft.com/office/word/2010/wordml" xmlns:w15="http://schemas.microsoft.com/office/word/2012/wordml" xmlns:w16cex="http://schemas.microsoft.com/office/word/2018/wordml/cex" xmlns:w16cid="http://schemas.microsoft.com/office/word/2016/wordml/cid" xmlns:w16="http://schemas.microsoft.com/office/word/2018/wordml" xmlns:w16du="http://schemas.microsoft.com/office/word/2023/wordml/word16du" xmlns:w16sdtdh="http://schemas.microsoft.com/office/word/2020/wordml/sdtdatahash" xmlns:w16sdtfl="http://schemas.microsoft.com/office/word/2024/wordml/sdtformatlock" xmlns:w16se="http://schemas.microsoft.com/office/word/2015/wordml/symex" xmlns:wpg="http://schemas.microsoft.com/office/word/2010/wordprocessingGroup" xmlns:wpi="http://schemas.microsoft.com/office/word/2010/wordprocessingInk" xmlns:wne="http://schemas.microsoft.com/office/word/2006/wordml" xmlns:wps="http://schemas.microsoft.com/office/word/2010/wordprocessingShape" mc:Ignorable="w14 w15 w16se w16cid w16 w16cex w16sdtdh w16sdtfl w16du wp14">
+<w:hdr xmlns:wpc="http://schemas.microsoft.com/office/word/2010/wordprocessingCanvas" xmlns:cx="http://schemas.microsoft.com/office/drawing/2014/chartex" xmlns:cx1="http://schemas.microsoft.com/office/drawing/2015/9/8/chartex" xmlns:cx2="http://schemas.microsoft.com/office/drawing/2015/10/21/chartex" xmlns:cx3="http://schemas.microsoft.com/office/drawing/2016/5/9/chartex" xmlns:cx4="http://schemas.microsoft.com/office/drawing/2016/5/10/chartex" xmlns:cx5="http://schemas.microsoft.com/office/drawing/2016/5/11/chartex" xmlns:cx6="http://schemas.microsoft.com/office/drawing/2016/5/12/chartex" xmlns:cx7="http://schemas.microsoft.com/office/drawing/2016/5/13/chartex" xmlns:cx8="http://schemas.microsoft.com/office/drawing/2016/5/14/chartex" xmlns:mc="http://schemas.openxmlformats.org/markup-compatibility/2006" xmlns:aink="http://schemas.microsoft.com/office/drawing/2016/ink" xmlns:am3d="http://schemas.microsoft.com/office/drawing/2017/model3d" xmlns:o="urn:schemas-microsoft-com:office:office" xmlns:r="http://schemas.openxmlformats.org/officeDocument/2006/relationships" xmlns:m="http://schemas.openxmlformats.org/officeDocument/2006/math" xmlns:v="urn:schemas-microsoft-com:vml" xmlns:wp14="http://schemas.microsoft.com/office/word/2010/wordprocessingDrawing" xmlns:wp="http://schemas.openxmlformats.org/drawingml/2006/wordprocessingDrawing" xmlns:w10="urn:schemas-microsoft-com:office:word" xmlns:w="http://schemas.openxmlformats.org/wordprocessingml/2006/main" xmlns:w14="http://schemas.microsoft.com/office/word/2010/wordml" xmlns:w15="http://schemas.microsoft.com/office/word/2012/wordml" xmlns:w16cex="http://schemas.microsoft.com/office/word/2018/wordml/cex" xmlns:w16cid="http://schemas.microsoft.com/office/word/2016/wordml/cid" xmlns:w16="http://schemas.microsoft.com/office/word/2018/wordml" xmlns:w16sdtdh="http://schemas.microsoft.com/office/word/2020/wordml/sdtdatahash" xmlns:w16se="http://schemas.microsoft.com/office/word/2015/wordml/symex" xmlns:wpg="http://schemas.microsoft.com/office/word/2010/wordprocessingGroup" xmlns:wpi="http://schemas.microsoft.com/office/word/2010/wordprocessingInk" xmlns:wne="http://schemas.microsoft.com/office/word/2006/wordml" xmlns:wps="http://schemas.microsoft.com/office/word/2010/wordprocessingShape" mc:Ignorable="w14 w15 w16se w16cid w16 w16cex w16sdtdh wp14">
   <w:p>
     <w:pPr>
       <w:pStyle w:val="Encabezado"/>
@@ -15681,7 +15852,7 @@
 </file>
 
 <file path=word/numbering.xml><?xml version="1.0" encoding="utf-8"?>
-<w:numbering xmlns:wpc="http://schemas.microsoft.com/office/word/2010/wordprocessingCanvas" xmlns:cx="http://schemas.microsoft.com/office/drawing/2014/chartex" xmlns:cx1="http://schemas.microsoft.com/office/drawing/2015/9/8/chartex" xmlns:cx2="http://schemas.microsoft.com/office/drawing/2015/10/21/chartex" xmlns:cx3="http://schemas.microsoft.com/office/drawing/2016/5/9/chartex" xmlns:cx4="http://schemas.microsoft.com/office/drawing/2016/5/10/chartex" xmlns:cx5="http://schemas.microsoft.com/office/drawing/2016/5/11/chartex" xmlns:cx6="http://schemas.microsoft.com/office/drawing/2016/5/12/chartex" xmlns:cx7="http://schemas.microsoft.com/office/drawing/2016/5/13/chartex" xmlns:cx8="http://schemas.microsoft.com/office/drawing/2016/5/14/chartex" xmlns:mc="http://schemas.openxmlformats.org/markup-compatibility/2006" xmlns:aink="http://schemas.microsoft.com/office/drawing/2016/ink" xmlns:am3d="http://schemas.microsoft.com/office/drawing/2017/model3d" xmlns:o="urn:schemas-microsoft-com:office:office" xmlns:oel="http://schemas.microsoft.com/office/2019/extlst" xmlns:r="http://schemas.openxmlformats.org/officeDocument/2006/relationships" xmlns:m="http://schemas.openxmlformats.org/officeDocument/2006/math" xmlns:v="urn:schemas-microsoft-com:vml" xmlns:wp14="http://schemas.microsoft.com/office/word/2010/wordprocessingDrawing" xmlns:wp="http://schemas.openxmlformats.org/drawingml/2006/wordprocessingDrawing" xmlns:w10="urn:schemas-microsoft-com:office:word" xmlns:w="http://schemas.openxmlformats.org/wordprocessingml/2006/main" xmlns:w14="http://schemas.microsoft.com/office/word/2010/wordml" xmlns:w15="http://schemas.microsoft.com/office/word/2012/wordml" xmlns:w16cex="http://schemas.microsoft.com/office/word/2018/wordml/cex" xmlns:w16cid="http://schemas.microsoft.com/office/word/2016/wordml/cid" xmlns:w16="http://schemas.microsoft.com/office/word/2018/wordml" xmlns:w16du="http://schemas.microsoft.com/office/word/2023/wordml/word16du" xmlns:w16sdtdh="http://schemas.microsoft.com/office/word/2020/wordml/sdtdatahash" xmlns:w16sdtfl="http://schemas.microsoft.com/office/word/2024/wordml/sdtformatlock" xmlns:w16se="http://schemas.microsoft.com/office/word/2015/wordml/symex" xmlns:wpg="http://schemas.microsoft.com/office/word/2010/wordprocessingGroup" xmlns:wpi="http://schemas.microsoft.com/office/word/2010/wordprocessingInk" xmlns:wne="http://schemas.microsoft.com/office/word/2006/wordml" xmlns:wps="http://schemas.microsoft.com/office/word/2010/wordprocessingShape" mc:Ignorable="w14 w15 w16se w16cid w16 w16cex w16sdtdh w16sdtfl w16du wp14">
+<w:numbering xmlns:wpc="http://schemas.microsoft.com/office/word/2010/wordprocessingCanvas" xmlns:cx="http://schemas.microsoft.com/office/drawing/2014/chartex" xmlns:cx1="http://schemas.microsoft.com/office/drawing/2015/9/8/chartex" xmlns:cx2="http://schemas.microsoft.com/office/drawing/2015/10/21/chartex" xmlns:cx3="http://schemas.microsoft.com/office/drawing/2016/5/9/chartex" xmlns:cx4="http://schemas.microsoft.com/office/drawing/2016/5/10/chartex" xmlns:cx5="http://schemas.microsoft.com/office/drawing/2016/5/11/chartex" xmlns:cx6="http://schemas.microsoft.com/office/drawing/2016/5/12/chartex" xmlns:cx7="http://schemas.microsoft.com/office/drawing/2016/5/13/chartex" xmlns:cx8="http://schemas.microsoft.com/office/drawing/2016/5/14/chartex" xmlns:mc="http://schemas.openxmlformats.org/markup-compatibility/2006" xmlns:aink="http://schemas.microsoft.com/office/drawing/2016/ink" xmlns:am3d="http://schemas.microsoft.com/office/drawing/2017/model3d" xmlns:o="urn:schemas-microsoft-com:office:office" xmlns:r="http://schemas.openxmlformats.org/officeDocument/2006/relationships" xmlns:m="http://schemas.openxmlformats.org/officeDocument/2006/math" xmlns:v="urn:schemas-microsoft-com:vml" xmlns:wp14="http://schemas.microsoft.com/office/word/2010/wordprocessingDrawing" xmlns:wp="http://schemas.openxmlformats.org/drawingml/2006/wordprocessingDrawing" xmlns:w10="urn:schemas-microsoft-com:office:word" xmlns:w="http://schemas.openxmlformats.org/wordprocessingml/2006/main" xmlns:w14="http://schemas.microsoft.com/office/word/2010/wordml" xmlns:w15="http://schemas.microsoft.com/office/word/2012/wordml" xmlns:w16cex="http://schemas.microsoft.com/office/word/2018/wordml/cex" xmlns:w16cid="http://schemas.microsoft.com/office/word/2016/wordml/cid" xmlns:w16="http://schemas.microsoft.com/office/word/2018/wordml" xmlns:w16sdtdh="http://schemas.microsoft.com/office/word/2020/wordml/sdtdatahash" xmlns:w16se="http://schemas.microsoft.com/office/word/2015/wordml/symex" xmlns:wpg="http://schemas.microsoft.com/office/word/2010/wordprocessingGroup" xmlns:wpi="http://schemas.microsoft.com/office/word/2010/wordprocessingInk" xmlns:wne="http://schemas.microsoft.com/office/word/2006/wordml" xmlns:wps="http://schemas.microsoft.com/office/word/2010/wordprocessingShape" mc:Ignorable="w14 w15 w16se w16cid w16 w16cex w16sdtdh wp14">
   <w:abstractNum w:abstractNumId="0" w15:restartNumberingAfterBreak="0">
     <w:nsid w:val="FFFFFF89"/>
     <w:multiLevelType w:val="singleLevel"/>
@@ -23019,208 +23190,208 @@
       </w:rPr>
     </w:lvl>
   </w:abstractNum>
-  <w:num w:numId="1" w16cid:durableId="359745502">
+  <w:num w:numId="1">
     <w:abstractNumId w:val="0"/>
   </w:num>
-  <w:num w:numId="2" w16cid:durableId="1502695962">
+  <w:num w:numId="2">
     <w:abstractNumId w:val="22"/>
   </w:num>
-  <w:num w:numId="3" w16cid:durableId="834496914">
+  <w:num w:numId="3">
     <w:abstractNumId w:val="38"/>
   </w:num>
-  <w:num w:numId="4" w16cid:durableId="1596555088">
+  <w:num w:numId="4">
     <w:abstractNumId w:val="27"/>
   </w:num>
-  <w:num w:numId="5" w16cid:durableId="561984573">
+  <w:num w:numId="5">
     <w:abstractNumId w:val="32"/>
   </w:num>
-  <w:num w:numId="6" w16cid:durableId="1186017758">
+  <w:num w:numId="6">
     <w:abstractNumId w:val="55"/>
   </w:num>
-  <w:num w:numId="7" w16cid:durableId="253362184">
+  <w:num w:numId="7">
     <w:abstractNumId w:val="26"/>
   </w:num>
-  <w:num w:numId="8" w16cid:durableId="1790472804">
+  <w:num w:numId="8">
     <w:abstractNumId w:val="53"/>
   </w:num>
-  <w:num w:numId="9" w16cid:durableId="276253138">
+  <w:num w:numId="9">
     <w:abstractNumId w:val="60"/>
   </w:num>
-  <w:num w:numId="10" w16cid:durableId="2034067663">
+  <w:num w:numId="10">
     <w:abstractNumId w:val="43"/>
   </w:num>
-  <w:num w:numId="11" w16cid:durableId="1267663255">
+  <w:num w:numId="11">
     <w:abstractNumId w:val="11"/>
   </w:num>
-  <w:num w:numId="12" w16cid:durableId="1891307338">
+  <w:num w:numId="12">
     <w:abstractNumId w:val="23"/>
   </w:num>
-  <w:num w:numId="13" w16cid:durableId="365061839">
+  <w:num w:numId="13">
     <w:abstractNumId w:val="18"/>
   </w:num>
-  <w:num w:numId="14" w16cid:durableId="714549390">
+  <w:num w:numId="14">
     <w:abstractNumId w:val="7"/>
   </w:num>
-  <w:num w:numId="15" w16cid:durableId="65080458">
+  <w:num w:numId="15">
     <w:abstractNumId w:val="15"/>
   </w:num>
-  <w:num w:numId="16" w16cid:durableId="1966112635">
+  <w:num w:numId="16">
     <w:abstractNumId w:val="66"/>
   </w:num>
-  <w:num w:numId="17" w16cid:durableId="823088576">
+  <w:num w:numId="17">
     <w:abstractNumId w:val="58"/>
   </w:num>
-  <w:num w:numId="18" w16cid:durableId="1387952682">
+  <w:num w:numId="18">
     <w:abstractNumId w:val="42"/>
   </w:num>
-  <w:num w:numId="19" w16cid:durableId="690842688">
+  <w:num w:numId="19">
     <w:abstractNumId w:val="49"/>
   </w:num>
-  <w:num w:numId="20" w16cid:durableId="1167944855">
+  <w:num w:numId="20">
     <w:abstractNumId w:val="12"/>
   </w:num>
-  <w:num w:numId="21" w16cid:durableId="1635258674">
+  <w:num w:numId="21">
     <w:abstractNumId w:val="5"/>
   </w:num>
-  <w:num w:numId="22" w16cid:durableId="1669211384">
+  <w:num w:numId="22">
     <w:abstractNumId w:val="19"/>
   </w:num>
-  <w:num w:numId="23" w16cid:durableId="441849858">
+  <w:num w:numId="23">
     <w:abstractNumId w:val="44"/>
   </w:num>
-  <w:num w:numId="24" w16cid:durableId="1204170433">
+  <w:num w:numId="24">
     <w:abstractNumId w:val="59"/>
   </w:num>
-  <w:num w:numId="25" w16cid:durableId="1206525530">
+  <w:num w:numId="25">
     <w:abstractNumId w:val="24"/>
   </w:num>
-  <w:num w:numId="26" w16cid:durableId="235481124">
+  <w:num w:numId="26">
     <w:abstractNumId w:val="35"/>
   </w:num>
-  <w:num w:numId="27" w16cid:durableId="1781483721">
+  <w:num w:numId="27">
     <w:abstractNumId w:val="31"/>
   </w:num>
-  <w:num w:numId="28" w16cid:durableId="186456803">
+  <w:num w:numId="28">
     <w:abstractNumId w:val="34"/>
   </w:num>
-  <w:num w:numId="29" w16cid:durableId="82410904">
+  <w:num w:numId="29">
     <w:abstractNumId w:val="21"/>
   </w:num>
-  <w:num w:numId="30" w16cid:durableId="1099831969">
+  <w:num w:numId="30">
     <w:abstractNumId w:val="17"/>
   </w:num>
-  <w:num w:numId="31" w16cid:durableId="1026562761">
+  <w:num w:numId="31">
     <w:abstractNumId w:val="8"/>
   </w:num>
-  <w:num w:numId="32" w16cid:durableId="1545602678">
+  <w:num w:numId="32">
     <w:abstractNumId w:val="48"/>
   </w:num>
-  <w:num w:numId="33" w16cid:durableId="110587671">
+  <w:num w:numId="33">
     <w:abstractNumId w:val="4"/>
   </w:num>
-  <w:num w:numId="34" w16cid:durableId="146747405">
+  <w:num w:numId="34">
     <w:abstractNumId w:val="36"/>
   </w:num>
-  <w:num w:numId="35" w16cid:durableId="138306210">
+  <w:num w:numId="35">
     <w:abstractNumId w:val="10"/>
   </w:num>
-  <w:num w:numId="36" w16cid:durableId="107243279">
+  <w:num w:numId="36">
     <w:abstractNumId w:val="65"/>
   </w:num>
-  <w:num w:numId="37" w16cid:durableId="1829056436">
+  <w:num w:numId="37">
     <w:abstractNumId w:val="25"/>
   </w:num>
-  <w:num w:numId="38" w16cid:durableId="1283730265">
+  <w:num w:numId="38">
     <w:abstractNumId w:val="64"/>
   </w:num>
-  <w:num w:numId="39" w16cid:durableId="23336655">
+  <w:num w:numId="39">
     <w:abstractNumId w:val="45"/>
   </w:num>
-  <w:num w:numId="40" w16cid:durableId="1366368414">
+  <w:num w:numId="40">
     <w:abstractNumId w:val="47"/>
   </w:num>
-  <w:num w:numId="41" w16cid:durableId="565341146">
+  <w:num w:numId="41">
     <w:abstractNumId w:val="61"/>
   </w:num>
-  <w:num w:numId="42" w16cid:durableId="876282906">
+  <w:num w:numId="42">
     <w:abstractNumId w:val="29"/>
   </w:num>
-  <w:num w:numId="43" w16cid:durableId="1527600089">
+  <w:num w:numId="43">
     <w:abstractNumId w:val="2"/>
   </w:num>
-  <w:num w:numId="44" w16cid:durableId="970598713">
+  <w:num w:numId="44">
     <w:abstractNumId w:val="9"/>
   </w:num>
-  <w:num w:numId="45" w16cid:durableId="1421876294">
+  <w:num w:numId="45">
     <w:abstractNumId w:val="52"/>
   </w:num>
-  <w:num w:numId="46" w16cid:durableId="470096210">
+  <w:num w:numId="46">
     <w:abstractNumId w:val="62"/>
   </w:num>
-  <w:num w:numId="47" w16cid:durableId="1406757086">
+  <w:num w:numId="47">
     <w:abstractNumId w:val="63"/>
   </w:num>
-  <w:num w:numId="48" w16cid:durableId="1758089825">
+  <w:num w:numId="48">
     <w:abstractNumId w:val="54"/>
   </w:num>
-  <w:num w:numId="49" w16cid:durableId="1666088720">
+  <w:num w:numId="49">
     <w:abstractNumId w:val="20"/>
   </w:num>
-  <w:num w:numId="50" w16cid:durableId="77485846">
+  <w:num w:numId="50">
     <w:abstractNumId w:val="51"/>
   </w:num>
-  <w:num w:numId="51" w16cid:durableId="9450157">
+  <w:num w:numId="51">
     <w:abstractNumId w:val="57"/>
   </w:num>
-  <w:num w:numId="52" w16cid:durableId="1704861932">
+  <w:num w:numId="52">
     <w:abstractNumId w:val="6"/>
   </w:num>
-  <w:num w:numId="53" w16cid:durableId="279187604">
+  <w:num w:numId="53">
     <w:abstractNumId w:val="67"/>
   </w:num>
-  <w:num w:numId="54" w16cid:durableId="19552433">
+  <w:num w:numId="54">
     <w:abstractNumId w:val="1"/>
   </w:num>
-  <w:num w:numId="55" w16cid:durableId="2090231519">
+  <w:num w:numId="55">
     <w:abstractNumId w:val="30"/>
   </w:num>
-  <w:num w:numId="56" w16cid:durableId="1521235366">
+  <w:num w:numId="56">
     <w:abstractNumId w:val="39"/>
   </w:num>
-  <w:num w:numId="57" w16cid:durableId="110756675">
+  <w:num w:numId="57">
     <w:abstractNumId w:val="46"/>
   </w:num>
-  <w:num w:numId="58" w16cid:durableId="1601452229">
+  <w:num w:numId="58">
     <w:abstractNumId w:val="3"/>
   </w:num>
-  <w:num w:numId="59" w16cid:durableId="1083794053">
+  <w:num w:numId="59">
     <w:abstractNumId w:val="14"/>
   </w:num>
-  <w:num w:numId="60" w16cid:durableId="243731812">
+  <w:num w:numId="60">
     <w:abstractNumId w:val="16"/>
   </w:num>
-  <w:num w:numId="61" w16cid:durableId="930704602">
+  <w:num w:numId="61">
     <w:abstractNumId w:val="13"/>
   </w:num>
-  <w:num w:numId="62" w16cid:durableId="1755740725">
+  <w:num w:numId="62">
     <w:abstractNumId w:val="56"/>
   </w:num>
-  <w:num w:numId="63" w16cid:durableId="650909247">
+  <w:num w:numId="63">
     <w:abstractNumId w:val="50"/>
   </w:num>
-  <w:num w:numId="64" w16cid:durableId="196891772">
+  <w:num w:numId="64">
     <w:abstractNumId w:val="40"/>
   </w:num>
-  <w:num w:numId="65" w16cid:durableId="258871643">
+  <w:num w:numId="65">
     <w:abstractNumId w:val="33"/>
   </w:num>
-  <w:num w:numId="66" w16cid:durableId="1414862460">
+  <w:num w:numId="66">
     <w:abstractNumId w:val="41"/>
   </w:num>
-  <w:num w:numId="67" w16cid:durableId="222570800">
+  <w:num w:numId="67">
     <w:abstractNumId w:val="37"/>
   </w:num>
-  <w:num w:numId="68" w16cid:durableId="353002024">
+  <w:num w:numId="68">
     <w:abstractNumId w:val="28"/>
   </w:num>
   <w:numIdMacAtCleanup w:val="68"/>
@@ -23228,7 +23399,7 @@
 </file>
 
 <file path=word/styles.xml><?xml version="1.0" encoding="utf-8"?>
-<w:styles xmlns:mc="http://schemas.openxmlformats.org/markup-compatibility/2006" xmlns:r="http://schemas.openxmlformats.org/officeDocument/2006/relationships" xmlns:w="http://schemas.openxmlformats.org/wordprocessingml/2006/main" xmlns:w14="http://schemas.microsoft.com/office/word/2010/wordml" xmlns:w15="http://schemas.microsoft.com/office/word/2012/wordml" xmlns:w16cex="http://schemas.microsoft.com/office/word/2018/wordml/cex" xmlns:w16cid="http://schemas.microsoft.com/office/word/2016/wordml/cid" xmlns:w16="http://schemas.microsoft.com/office/word/2018/wordml" xmlns:w16du="http://schemas.microsoft.com/office/word/2023/wordml/word16du" xmlns:w16sdtdh="http://schemas.microsoft.com/office/word/2020/wordml/sdtdatahash" xmlns:w16sdtfl="http://schemas.microsoft.com/office/word/2024/wordml/sdtformatlock" xmlns:w16se="http://schemas.microsoft.com/office/word/2015/wordml/symex" mc:Ignorable="w14 w15 w16se w16cid w16 w16cex w16sdtdh w16sdtfl w16du">
+<w:styles xmlns:mc="http://schemas.openxmlformats.org/markup-compatibility/2006" xmlns:r="http://schemas.openxmlformats.org/officeDocument/2006/relationships" xmlns:w="http://schemas.openxmlformats.org/wordprocessingml/2006/main" xmlns:w14="http://schemas.microsoft.com/office/word/2010/wordml" xmlns:w15="http://schemas.microsoft.com/office/word/2012/wordml" xmlns:w16cex="http://schemas.microsoft.com/office/word/2018/wordml/cex" xmlns:w16cid="http://schemas.microsoft.com/office/word/2016/wordml/cid" xmlns:w16="http://schemas.microsoft.com/office/word/2018/wordml" xmlns:w16sdtdh="http://schemas.microsoft.com/office/word/2020/wordml/sdtdatahash" xmlns:w16se="http://schemas.microsoft.com/office/word/2015/wordml/symex" mc:Ignorable="w14 w15 w16se w16cid w16 w16cex w16sdtdh">
   <w:docDefaults>
     <w:rPrDefault>
       <w:rPr>
@@ -24586,7 +24757,7 @@
       </w:rPr>
     </w:tblStylePr>
   </w:style>
-  <w:style w:type="character" w:styleId="Fuerte">
+  <w:style w:type="character" w:styleId="Textoennegrita">
     <w:name w:val="Strong"/>
     <w:basedOn w:val="Fuentedeprrafopredeter"/>
     <w:uiPriority w:val="22"/>
@@ -25024,6 +25195,26 @@
 </file>
 
 <file path=customXml/item1.xml><?xml version="1.0" encoding="utf-8"?>
+<?mso-contentType ?>
+<FormTemplates xmlns="http://schemas.microsoft.com/sharepoint/v3/contenttype/forms">
+  <Display>DocumentLibraryForm</Display>
+  <Edit>DocumentLibraryForm</Edit>
+  <New>DocumentLibraryForm</New>
+</FormTemplates>
+</file>
+
+<file path=customXml/item2.xml><?xml version="1.0" encoding="utf-8"?>
+<p:properties xmlns:p="http://schemas.microsoft.com/office/2006/metadata/properties" xmlns:xsi="http://www.w3.org/2001/XMLSchema-instance" xmlns:pc="http://schemas.microsoft.com/office/infopath/2007/PartnerControls">
+  <documentManagement>
+    <TaxCatchAll xmlns="13c90a0b-73bc-4dc0-be5f-28d77b615beb" xsi:nil="true"/>
+    <lcf76f155ced4ddcb4097134ff3c332f xmlns="13c93bba-48ce-428c-bfe5-88b42c19b028">
+      <Terms xmlns="http://schemas.microsoft.com/office/infopath/2007/PartnerControls"/>
+    </lcf76f155ced4ddcb4097134ff3c332f>
+  </documentManagement>
+</p:properties>
+</file>
+
+<file path=customXml/item3.xml><?xml version="1.0" encoding="utf-8"?>
 <ct:contentTypeSchema xmlns:ct="http://schemas.microsoft.com/office/2006/metadata/contentType" xmlns:ma="http://schemas.microsoft.com/office/2006/metadata/properties/metaAttributes" ct:_="" ma:_="" ma:contentTypeName="Documento" ma:contentTypeID="0x0101006A81D6BD42E8DF4C91013959704817E1" ma:contentTypeVersion="15" ma:contentTypeDescription="Crear nuevo documento." ma:contentTypeScope="" ma:versionID="bf4f72ffd194f0963ff564daca6869f7">
   <xsd:schema xmlns:xsd="http://www.w3.org/2001/XMLSchema" xmlns:xs="http://www.w3.org/2001/XMLSchema" xmlns:p="http://schemas.microsoft.com/office/2006/metadata/properties" xmlns:ns2="13c90a0b-73bc-4dc0-be5f-28d77b615beb" xmlns:ns3="13c93bba-48ce-428c-bfe5-88b42c19b028" targetNamespace="http://schemas.microsoft.com/office/2006/metadata/properties" ma:root="true" ma:fieldsID="8718d6f4873a5b1392a45044efa78385" ns2:_="" ns3:_="">
     <xsd:import namespace="13c90a0b-73bc-4dc0-be5f-28d77b615beb"/>
@@ -25258,31 +25449,30 @@
 </ct:contentTypeSchema>
 </file>
 
-<file path=customXml/item2.xml><?xml version="1.0" encoding="utf-8"?>
-<p:properties xmlns:p="http://schemas.microsoft.com/office/2006/metadata/properties" xmlns:xsi="http://www.w3.org/2001/XMLSchema-instance" xmlns:pc="http://schemas.microsoft.com/office/infopath/2007/PartnerControls">
-  <documentManagement>
-    <TaxCatchAll xmlns="13c90a0b-73bc-4dc0-be5f-28d77b615beb" xsi:nil="true"/>
-    <lcf76f155ced4ddcb4097134ff3c332f xmlns="13c93bba-48ce-428c-bfe5-88b42c19b028">
-      <Terms xmlns="http://schemas.microsoft.com/office/infopath/2007/PartnerControls"/>
-    </lcf76f155ced4ddcb4097134ff3c332f>
-  </documentManagement>
-</p:properties>
-</file>
-
-<file path=customXml/item3.xml><?xml version="1.0" encoding="utf-8"?>
-<?mso-contentType ?>
-<FormTemplates xmlns="http://schemas.microsoft.com/sharepoint/v3/contenttype/forms">
-  <Display>DocumentLibraryForm</Display>
-  <Edit>DocumentLibraryForm</Edit>
-  <New>DocumentLibraryForm</New>
-</FormTemplates>
-</file>
-
 <file path=customXml/item4.xml><?xml version="1.0" encoding="utf-8"?>
 <b:Sources xmlns:b="http://schemas.openxmlformats.org/officeDocument/2006/bibliography" xmlns="http://schemas.openxmlformats.org/officeDocument/2006/bibliography" SelectedStyle="\APASixthEditionOfficeOnline.xsl" StyleName="APA" Version="6"/>
 </file>
 
 <file path=customXml/itemProps1.xml><?xml version="1.0" encoding="utf-8"?>
+<ds:datastoreItem xmlns:ds="http://schemas.openxmlformats.org/officeDocument/2006/customXml" ds:itemID="{10663269-2064-4804-8290-36D4A57F5557}">
+  <ds:schemaRefs>
+    <ds:schemaRef ds:uri="http://schemas.microsoft.com/sharepoint/v3/contenttype/forms"/>
+  </ds:schemaRefs>
+</ds:datastoreItem>
+</file>
+
+<file path=customXml/itemProps2.xml><?xml version="1.0" encoding="utf-8"?>
+<ds:datastoreItem xmlns:ds="http://schemas.openxmlformats.org/officeDocument/2006/customXml" ds:itemID="{1279454D-02BE-4A9C-A117-DCD1573E2608}">
+  <ds:schemaRefs>
+    <ds:schemaRef ds:uri="http://schemas.microsoft.com/office/2006/metadata/properties"/>
+    <ds:schemaRef ds:uri="http://schemas.microsoft.com/office/infopath/2007/PartnerControls"/>
+    <ds:schemaRef ds:uri="13c90a0b-73bc-4dc0-be5f-28d77b615beb"/>
+    <ds:schemaRef ds:uri="13c93bba-48ce-428c-bfe5-88b42c19b028"/>
+  </ds:schemaRefs>
+</ds:datastoreItem>
+</file>
+
+<file path=customXml/itemProps3.xml><?xml version="1.0" encoding="utf-8"?>
 <ds:datastoreItem xmlns:ds="http://schemas.openxmlformats.org/officeDocument/2006/customXml" ds:itemID="{DF8E23E4-ECC7-4C29-AED5-2D6AFB55E26A}">
   <ds:schemaRefs>
     <ds:schemaRef ds:uri="http://schemas.microsoft.com/office/2006/metadata/contentType"/>
@@ -25301,25 +25491,6 @@
 </ds:datastoreItem>
 </file>
 
-<file path=customXml/itemProps2.xml><?xml version="1.0" encoding="utf-8"?>
-<ds:datastoreItem xmlns:ds="http://schemas.openxmlformats.org/officeDocument/2006/customXml" ds:itemID="{1279454D-02BE-4A9C-A117-DCD1573E2608}">
-  <ds:schemaRefs>
-    <ds:schemaRef ds:uri="http://schemas.microsoft.com/office/2006/metadata/properties"/>
-    <ds:schemaRef ds:uri="http://schemas.microsoft.com/office/infopath/2007/PartnerControls"/>
-    <ds:schemaRef ds:uri="13c90a0b-73bc-4dc0-be5f-28d77b615beb"/>
-    <ds:schemaRef ds:uri="13c93bba-48ce-428c-bfe5-88b42c19b028"/>
-  </ds:schemaRefs>
-</ds:datastoreItem>
-</file>
-
-<file path=customXml/itemProps3.xml><?xml version="1.0" encoding="utf-8"?>
-<ds:datastoreItem xmlns:ds="http://schemas.openxmlformats.org/officeDocument/2006/customXml" ds:itemID="{10663269-2064-4804-8290-36D4A57F5557}">
-  <ds:schemaRefs>
-    <ds:schemaRef ds:uri="http://schemas.microsoft.com/sharepoint/v3/contenttype/forms"/>
-  </ds:schemaRefs>
-</ds:datastoreItem>
-</file>
-
 <file path=customXml/itemProps4.xml><?xml version="1.0" encoding="utf-8"?>
 <ds:datastoreItem xmlns:ds="http://schemas.openxmlformats.org/officeDocument/2006/customXml" ds:itemID="{EAE431FD-7059-4C09-804B-C9D69EB7B213}">
   <ds:schemaRefs>

--- a/fuentes/12310040_CF3_DU.docx
+++ b/fuentes/12310040_CF3_DU.docx
@@ -1,6 +1,6 @@
 
 <file path=word/document.xml><?xml version="1.0" encoding="utf-8"?>
-<w:document xmlns:wpc="http://schemas.microsoft.com/office/word/2010/wordprocessingCanvas" xmlns:cx="http://schemas.microsoft.com/office/drawing/2014/chartex" xmlns:cx1="http://schemas.microsoft.com/office/drawing/2015/9/8/chartex" xmlns:cx2="http://schemas.microsoft.com/office/drawing/2015/10/21/chartex" xmlns:cx3="http://schemas.microsoft.com/office/drawing/2016/5/9/chartex" xmlns:cx4="http://schemas.microsoft.com/office/drawing/2016/5/10/chartex" xmlns:cx5="http://schemas.microsoft.com/office/drawing/2016/5/11/chartex" xmlns:cx6="http://schemas.microsoft.com/office/drawing/2016/5/12/chartex" xmlns:cx7="http://schemas.microsoft.com/office/drawing/2016/5/13/chartex" xmlns:cx8="http://schemas.microsoft.com/office/drawing/2016/5/14/chartex" xmlns:mc="http://schemas.openxmlformats.org/markup-compatibility/2006" xmlns:aink="http://schemas.microsoft.com/office/drawing/2016/ink" xmlns:am3d="http://schemas.microsoft.com/office/drawing/2017/model3d" xmlns:o="urn:schemas-microsoft-com:office:office" xmlns:r="http://schemas.openxmlformats.org/officeDocument/2006/relationships" xmlns:m="http://schemas.openxmlformats.org/officeDocument/2006/math" xmlns:v="urn:schemas-microsoft-com:vml" xmlns:wp14="http://schemas.microsoft.com/office/word/2010/wordprocessingDrawing" xmlns:wp="http://schemas.openxmlformats.org/drawingml/2006/wordprocessingDrawing" xmlns:w10="urn:schemas-microsoft-com:office:word" xmlns:w="http://schemas.openxmlformats.org/wordprocessingml/2006/main" xmlns:w14="http://schemas.microsoft.com/office/word/2010/wordml" xmlns:w15="http://schemas.microsoft.com/office/word/2012/wordml" xmlns:w16cex="http://schemas.microsoft.com/office/word/2018/wordml/cex" xmlns:w16cid="http://schemas.microsoft.com/office/word/2016/wordml/cid" xmlns:w16="http://schemas.microsoft.com/office/word/2018/wordml" xmlns:w16sdtdh="http://schemas.microsoft.com/office/word/2020/wordml/sdtdatahash" xmlns:w16se="http://schemas.microsoft.com/office/word/2015/wordml/symex" xmlns:wpg="http://schemas.microsoft.com/office/word/2010/wordprocessingGroup" xmlns:wpi="http://schemas.microsoft.com/office/word/2010/wordprocessingInk" xmlns:wne="http://schemas.microsoft.com/office/word/2006/wordml" xmlns:wps="http://schemas.microsoft.com/office/word/2010/wordprocessingShape" mc:Ignorable="w14 w15 w16se w16cid w16 w16cex w16sdtdh wp14">
+<w:document xmlns:wpc="http://schemas.microsoft.com/office/word/2010/wordprocessingCanvas" xmlns:cx="http://schemas.microsoft.com/office/drawing/2014/chartex" xmlns:cx1="http://schemas.microsoft.com/office/drawing/2015/9/8/chartex" xmlns:cx2="http://schemas.microsoft.com/office/drawing/2015/10/21/chartex" xmlns:cx3="http://schemas.microsoft.com/office/drawing/2016/5/9/chartex" xmlns:cx4="http://schemas.microsoft.com/office/drawing/2016/5/10/chartex" xmlns:cx5="http://schemas.microsoft.com/office/drawing/2016/5/11/chartex" xmlns:cx6="http://schemas.microsoft.com/office/drawing/2016/5/12/chartex" xmlns:cx7="http://schemas.microsoft.com/office/drawing/2016/5/13/chartex" xmlns:cx8="http://schemas.microsoft.com/office/drawing/2016/5/14/chartex" xmlns:mc="http://schemas.openxmlformats.org/markup-compatibility/2006" xmlns:aink="http://schemas.microsoft.com/office/drawing/2016/ink" xmlns:am3d="http://schemas.microsoft.com/office/drawing/2017/model3d" xmlns:o="urn:schemas-microsoft-com:office:office" xmlns:oel="http://schemas.microsoft.com/office/2019/extlst" xmlns:r="http://schemas.openxmlformats.org/officeDocument/2006/relationships" xmlns:m="http://schemas.openxmlformats.org/officeDocument/2006/math" xmlns:v="urn:schemas-microsoft-com:vml" xmlns:wp14="http://schemas.microsoft.com/office/word/2010/wordprocessingDrawing" xmlns:wp="http://schemas.openxmlformats.org/drawingml/2006/wordprocessingDrawing" xmlns:w10="urn:schemas-microsoft-com:office:word" xmlns:w="http://schemas.openxmlformats.org/wordprocessingml/2006/main" xmlns:w14="http://schemas.microsoft.com/office/word/2010/wordml" xmlns:w15="http://schemas.microsoft.com/office/word/2012/wordml" xmlns:w16cex="http://schemas.microsoft.com/office/word/2018/wordml/cex" xmlns:w16cid="http://schemas.microsoft.com/office/word/2016/wordml/cid" xmlns:w16="http://schemas.microsoft.com/office/word/2018/wordml" xmlns:w16du="http://schemas.microsoft.com/office/word/2023/wordml/word16du" xmlns:w16sdtdh="http://schemas.microsoft.com/office/word/2020/wordml/sdtdatahash" xmlns:w16sdtfl="http://schemas.microsoft.com/office/word/2024/wordml/sdtformatlock" xmlns:w16se="http://schemas.microsoft.com/office/word/2015/wordml/symex" xmlns:wpg="http://schemas.microsoft.com/office/word/2010/wordprocessingGroup" xmlns:wpi="http://schemas.microsoft.com/office/word/2010/wordprocessingInk" xmlns:wne="http://schemas.microsoft.com/office/word/2006/wordml" xmlns:wps="http://schemas.microsoft.com/office/word/2010/wordprocessingShape" mc:Ignorable="w14 w15 w16se w16cid w16 w16cex w16sdtdh w16sdtfl w16du wp14">
   <w:body>
     <w:p>
       <w:pPr>
@@ -205,7 +205,7 @@
               </wp:anchor>
             </w:drawing>
           </mc:Choice>
-          <mc:Fallback xmlns:w16sdtfl="http://schemas.microsoft.com/office/word/2024/wordml/sdtformatlock" xmlns:w16du="http://schemas.microsoft.com/office/word/2023/wordml/word16du" xmlns:oel="http://schemas.microsoft.com/office/2019/extlst">
+          <mc:Fallback>
             <w:pict>
               <v:rect w14:anchorId="4C256C62" id="Rectángulo 3" o:spid="_x0000_s1026" alt="&quot;&quot;" style="position:absolute;margin-left:-55.95pt;margin-top:26.4pt;width:613.85pt;height:164.25pt;z-index:-251655168;visibility:visible;mso-wrap-style:square;mso-height-percent:0;mso-wrap-distance-left:9pt;mso-wrap-distance-top:0;mso-wrap-distance-right:9pt;mso-wrap-distance-bottom:0;mso-position-horizontal:absolute;mso-position-horizontal-relative:text;mso-position-vertical:absolute;mso-position-vertical-relative:text;mso-height-percent:0;mso-height-relative:margin;v-text-anchor:middle" o:gfxdata="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" fillcolor="#00314d" stroked="f" strokeweight="1pt"/>
             </w:pict>
@@ -318,7 +318,7 @@
                 <v:stroke joinstyle="miter"/>
                 <v:path gradientshapeok="t" o:connecttype="rect"/>
               </v:shapetype>
-              <v:shape id="Cuadro de texto 2" o:spid="_x0000_s1026" type="#_x0000_t202" alt="&quot;&quot;" style="position:absolute;left:0;text-align:left;margin-left:0;margin-top:19.65pt;width:549pt;height:102.95pt;z-index:251663360;visibility:visible;mso-wrap-style:square;mso-width-percent:0;mso-height-percent:0;mso-wrap-distance-left:9pt;mso-wrap-distance-top:3.6pt;mso-wrap-distance-right:9pt;mso-wrap-distance-bottom:3.6pt;mso-position-horizontal:center;mso-position-horizontal-relative:margin;mso-position-vertical:absolute;mso-position-vertical-relative:text;mso-width-percent:0;mso-height-percent:0;mso-width-relative:margin;mso-height-relative:margin;v-text-anchor:top" o:gfxdata="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" filled="f" stroked="f">
+              <v:shape id="Cuadro de texto 2" o:spid="_x0000_s1026" type="#_x0000_t202" alt="&quot;&quot;" style="position:absolute;left:0;text-align:left;margin-left:0;margin-top:19.65pt;width:549pt;height:102.95pt;z-index:251663360;visibility:visible;mso-wrap-style:square;mso-width-percent:0;mso-height-percent:0;mso-wrap-distance-left:9pt;mso-wrap-distance-top:3.6pt;mso-wrap-distance-right:9pt;mso-wrap-distance-bottom:3.6pt;mso-position-horizontal:center;mso-position-horizontal-relative:margin;mso-position-vertical:absolute;mso-position-vertical-relative:text;mso-width-percent:0;mso-height-percent:0;mso-width-relative:margin;mso-height-relative:margin;v-text-anchor:top" o:gfxdata="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" filled="f" stroked="f">
                 <v:textbox>
                   <w:txbxContent>
                     <w:p>
@@ -526,7 +526,7 @@
       <w:sdtContent>
         <w:p>
           <w:pPr>
-            <w:pStyle w:val="TtuloTDC"/>
+            <w:pStyle w:val="TOCHeading"/>
           </w:pPr>
           <w:r>
             <w:t>Tabla de c</w:t>
@@ -537,11 +537,14 @@
         </w:p>
         <w:p>
           <w:pPr>
-            <w:pStyle w:val="TDC1"/>
+            <w:pStyle w:val="TOC1"/>
             <w:rPr>
               <w:rFonts w:asciiTheme="minorHAnsi" w:eastAsiaTheme="minorEastAsia" w:hAnsiTheme="minorHAnsi" w:cstheme="minorBidi"/>
-              <w:sz w:val="22"/>
+              <w:kern w:val="2"/>
+              <w:sz w:val="24"/>
+              <w:szCs w:val="24"/>
               <w:lang w:val="es-CO"/>
+              <w14:ligatures w14:val="standardContextual"/>
             </w:rPr>
           </w:pPr>
           <w:r>
@@ -553,11 +556,10 @@
           <w:r>
             <w:fldChar w:fldCharType="separate"/>
           </w:r>
-          <w:hyperlink w:anchor="_Toc231906495" w:history="1">
-            <w:r>
-              <w:rPr>
-                <w:rStyle w:val="Hipervnculo"/>
-                <w:rFonts w:eastAsiaTheme="majorEastAsia"/>
+          <w:hyperlink w:anchor="_Toc232058618" w:history="1">
+            <w:r>
+              <w:rPr>
+                <w:rStyle w:val="Hyperlink"/>
               </w:rPr>
               <w:t>Introducción</w:t>
             </w:r>
@@ -577,7 +579,7 @@
               <w:rPr>
                 <w:webHidden/>
               </w:rPr>
-              <w:instrText xml:space="preserve"> PAGEREF _Toc231906495 \h </w:instrText>
+              <w:instrText xml:space="preserve"> PAGEREF _Toc232058618 \h </w:instrText>
             </w:r>
             <w:r>
               <w:rPr>
@@ -606,18 +608,20 @@
         </w:p>
         <w:p>
           <w:pPr>
-            <w:pStyle w:val="TDC1"/>
+            <w:pStyle w:val="TOC1"/>
             <w:rPr>
               <w:rFonts w:asciiTheme="minorHAnsi" w:eastAsiaTheme="minorEastAsia" w:hAnsiTheme="minorHAnsi" w:cstheme="minorBidi"/>
-              <w:sz w:val="22"/>
+              <w:kern w:val="2"/>
+              <w:sz w:val="24"/>
+              <w:szCs w:val="24"/>
               <w:lang w:val="es-CO"/>
+              <w14:ligatures w14:val="standardContextual"/>
             </w:rPr>
           </w:pPr>
-          <w:hyperlink w:anchor="_Toc231906496" w:history="1">
-            <w:r>
-              <w:rPr>
-                <w:rStyle w:val="Hipervnculo"/>
-                <w:rFonts w:eastAsiaTheme="majorEastAsia"/>
+          <w:hyperlink w:anchor="_Toc232058619" w:history="1">
+            <w:r>
+              <w:rPr>
+                <w:rStyle w:val="Hyperlink"/>
               </w:rPr>
               <w:t>1. Financiación del proyecto</w:t>
             </w:r>
@@ -637,7 +641,7 @@
               <w:rPr>
                 <w:webHidden/>
               </w:rPr>
-              <w:instrText xml:space="preserve"> PAGEREF _Toc231906496 \h </w:instrText>
+              <w:instrText xml:space="preserve"> PAGEREF _Toc232058619 \h </w:instrText>
             </w:r>
             <w:r>
               <w:rPr>
@@ -666,23 +670,22 @@
         </w:p>
         <w:p>
           <w:pPr>
-            <w:pStyle w:val="TDC2"/>
+            <w:pStyle w:val="TOC2"/>
             <w:tabs>
               <w:tab w:val="right" w:leader="dot" w:pos="9962"/>
             </w:tabs>
             <w:rPr>
               <w:rFonts w:eastAsiaTheme="minorEastAsia"/>
               <w:noProof/>
-              <w:kern w:val="0"/>
-              <w:sz w:val="22"/>
+              <w:sz w:val="24"/>
+              <w:szCs w:val="24"/>
               <w:lang w:eastAsia="es-CO"/>
-              <w14:ligatures w14:val="none"/>
             </w:rPr>
           </w:pPr>
-          <w:hyperlink w:anchor="_Toc231906497" w:history="1">
-            <w:r>
-              <w:rPr>
-                <w:rStyle w:val="Hipervnculo"/>
+          <w:hyperlink w:anchor="_Toc232058620" w:history="1">
+            <w:r>
+              <w:rPr>
+                <w:rStyle w:val="Hyperlink"/>
                 <w:noProof/>
               </w:rPr>
               <w:t>1.1. Concepto de financiación</w:t>
@@ -706,7 +709,7 @@
                 <w:noProof/>
                 <w:webHidden/>
               </w:rPr>
-              <w:instrText xml:space="preserve"> PAGEREF _Toc231906497 \h </w:instrText>
+              <w:instrText xml:space="preserve"> PAGEREF _Toc232058620 \h </w:instrText>
             </w:r>
             <w:r>
               <w:rPr>
@@ -739,23 +742,22 @@
         </w:p>
         <w:p>
           <w:pPr>
-            <w:pStyle w:val="TDC2"/>
+            <w:pStyle w:val="TOC2"/>
             <w:tabs>
               <w:tab w:val="right" w:leader="dot" w:pos="9962"/>
             </w:tabs>
             <w:rPr>
               <w:rFonts w:eastAsiaTheme="minorEastAsia"/>
               <w:noProof/>
-              <w:kern w:val="0"/>
-              <w:sz w:val="22"/>
+              <w:sz w:val="24"/>
+              <w:szCs w:val="24"/>
               <w:lang w:eastAsia="es-CO"/>
-              <w14:ligatures w14:val="none"/>
             </w:rPr>
           </w:pPr>
-          <w:hyperlink w:anchor="_Toc231906498" w:history="1">
-            <w:r>
-              <w:rPr>
-                <w:rStyle w:val="Hipervnculo"/>
+          <w:hyperlink w:anchor="_Toc232058621" w:history="1">
+            <w:r>
+              <w:rPr>
+                <w:rStyle w:val="Hyperlink"/>
                 <w:noProof/>
               </w:rPr>
               <w:t>1.2. Importancia de la financiación en los proyectos</w:t>
@@ -779,7 +781,7 @@
                 <w:noProof/>
                 <w:webHidden/>
               </w:rPr>
-              <w:instrText xml:space="preserve"> PAGEREF _Toc231906498 \h </w:instrText>
+              <w:instrText xml:space="preserve"> PAGEREF _Toc232058621 \h </w:instrText>
             </w:r>
             <w:r>
               <w:rPr>
@@ -812,23 +814,22 @@
         </w:p>
         <w:p>
           <w:pPr>
-            <w:pStyle w:val="TDC2"/>
+            <w:pStyle w:val="TOC2"/>
             <w:tabs>
               <w:tab w:val="right" w:leader="dot" w:pos="9962"/>
             </w:tabs>
             <w:rPr>
               <w:rFonts w:eastAsiaTheme="minorEastAsia"/>
               <w:noProof/>
-              <w:kern w:val="0"/>
-              <w:sz w:val="22"/>
+              <w:sz w:val="24"/>
+              <w:szCs w:val="24"/>
               <w:lang w:eastAsia="es-CO"/>
-              <w14:ligatures w14:val="none"/>
             </w:rPr>
           </w:pPr>
-          <w:hyperlink w:anchor="_Toc231906499" w:history="1">
-            <w:r>
-              <w:rPr>
-                <w:rStyle w:val="Hipervnculo"/>
+          <w:hyperlink w:anchor="_Toc232058622" w:history="1">
+            <w:r>
+              <w:rPr>
+                <w:rStyle w:val="Hyperlink"/>
                 <w:noProof/>
               </w:rPr>
               <w:t>1.3. Fuentes de financiación</w:t>
@@ -852,7 +853,7 @@
                 <w:noProof/>
                 <w:webHidden/>
               </w:rPr>
-              <w:instrText xml:space="preserve"> PAGEREF _Toc231906499 \h </w:instrText>
+              <w:instrText xml:space="preserve"> PAGEREF _Toc232058622 \h </w:instrText>
             </w:r>
             <w:r>
               <w:rPr>
@@ -885,23 +886,22 @@
         </w:p>
         <w:p>
           <w:pPr>
-            <w:pStyle w:val="TDC2"/>
+            <w:pStyle w:val="TOC2"/>
             <w:tabs>
               <w:tab w:val="right" w:leader="dot" w:pos="9962"/>
             </w:tabs>
             <w:rPr>
               <w:rFonts w:eastAsiaTheme="minorEastAsia"/>
               <w:noProof/>
-              <w:kern w:val="0"/>
-              <w:sz w:val="22"/>
+              <w:sz w:val="24"/>
+              <w:szCs w:val="24"/>
               <w:lang w:eastAsia="es-CO"/>
-              <w14:ligatures w14:val="none"/>
             </w:rPr>
           </w:pPr>
-          <w:hyperlink w:anchor="_Toc231906500" w:history="1">
-            <w:r>
-              <w:rPr>
-                <w:rStyle w:val="Hipervnculo"/>
+          <w:hyperlink w:anchor="_Toc232058623" w:history="1">
+            <w:r>
+              <w:rPr>
+                <w:rStyle w:val="Hyperlink"/>
                 <w:noProof/>
               </w:rPr>
               <w:t>1.4. Requisitos y condiciones de financiación</w:t>
@@ -925,7 +925,7 @@
                 <w:noProof/>
                 <w:webHidden/>
               </w:rPr>
-              <w:instrText xml:space="preserve"> PAGEREF _Toc231906500 \h </w:instrText>
+              <w:instrText xml:space="preserve"> PAGEREF _Toc232058623 \h </w:instrText>
             </w:r>
             <w:r>
               <w:rPr>
@@ -958,23 +958,22 @@
         </w:p>
         <w:p>
           <w:pPr>
-            <w:pStyle w:val="TDC2"/>
+            <w:pStyle w:val="TOC2"/>
             <w:tabs>
               <w:tab w:val="right" w:leader="dot" w:pos="9962"/>
             </w:tabs>
             <w:rPr>
               <w:rFonts w:eastAsiaTheme="minorEastAsia"/>
               <w:noProof/>
-              <w:kern w:val="0"/>
-              <w:sz w:val="22"/>
+              <w:sz w:val="24"/>
+              <w:szCs w:val="24"/>
               <w:lang w:eastAsia="es-CO"/>
-              <w14:ligatures w14:val="none"/>
             </w:rPr>
           </w:pPr>
-          <w:hyperlink w:anchor="_Toc231906501" w:history="1">
-            <w:r>
-              <w:rPr>
-                <w:rStyle w:val="Hipervnculo"/>
+          <w:hyperlink w:anchor="_Toc232058624" w:history="1">
+            <w:r>
+              <w:rPr>
+                <w:rStyle w:val="Hyperlink"/>
                 <w:noProof/>
               </w:rPr>
               <w:t>1.5. Presupuesto del proyecto</w:t>
@@ -998,7 +997,7 @@
                 <w:noProof/>
                 <w:webHidden/>
               </w:rPr>
-              <w:instrText xml:space="preserve"> PAGEREF _Toc231906501 \h </w:instrText>
+              <w:instrText xml:space="preserve"> PAGEREF _Toc232058624 \h </w:instrText>
             </w:r>
             <w:r>
               <w:rPr>
@@ -1031,23 +1030,22 @@
         </w:p>
         <w:p>
           <w:pPr>
-            <w:pStyle w:val="TDC2"/>
+            <w:pStyle w:val="TOC2"/>
             <w:tabs>
               <w:tab w:val="right" w:leader="dot" w:pos="9962"/>
             </w:tabs>
             <w:rPr>
               <w:rFonts w:eastAsiaTheme="minorEastAsia"/>
               <w:noProof/>
-              <w:kern w:val="0"/>
-              <w:sz w:val="22"/>
+              <w:sz w:val="24"/>
+              <w:szCs w:val="24"/>
               <w:lang w:eastAsia="es-CO"/>
-              <w14:ligatures w14:val="none"/>
             </w:rPr>
           </w:pPr>
-          <w:hyperlink w:anchor="_Toc231906502" w:history="1">
-            <w:r>
-              <w:rPr>
-                <w:rStyle w:val="Hipervnculo"/>
+          <w:hyperlink w:anchor="_Toc232058625" w:history="1">
+            <w:r>
+              <w:rPr>
+                <w:rStyle w:val="Hyperlink"/>
                 <w:noProof/>
               </w:rPr>
               <w:t>1.6. Plan de negocio</w:t>
@@ -1071,7 +1069,7 @@
                 <w:noProof/>
                 <w:webHidden/>
               </w:rPr>
-              <w:instrText xml:space="preserve"> PAGEREF _Toc231906502 \h </w:instrText>
+              <w:instrText xml:space="preserve"> PAGEREF _Toc232058625 \h </w:instrText>
             </w:r>
             <w:r>
               <w:rPr>
@@ -1104,23 +1102,22 @@
         </w:p>
         <w:p>
           <w:pPr>
-            <w:pStyle w:val="TDC2"/>
+            <w:pStyle w:val="TOC2"/>
             <w:tabs>
               <w:tab w:val="right" w:leader="dot" w:pos="9962"/>
             </w:tabs>
             <w:rPr>
               <w:rFonts w:eastAsiaTheme="minorEastAsia"/>
               <w:noProof/>
-              <w:kern w:val="0"/>
-              <w:sz w:val="22"/>
+              <w:sz w:val="24"/>
+              <w:szCs w:val="24"/>
               <w:lang w:eastAsia="es-CO"/>
-              <w14:ligatures w14:val="none"/>
             </w:rPr>
           </w:pPr>
-          <w:hyperlink w:anchor="_Toc231906503" w:history="1">
-            <w:r>
-              <w:rPr>
-                <w:rStyle w:val="Hipervnculo"/>
+          <w:hyperlink w:anchor="_Toc232058626" w:history="1">
+            <w:r>
+              <w:rPr>
+                <w:rStyle w:val="Hyperlink"/>
                 <w:noProof/>
               </w:rPr>
               <w:t>1.7. Ejemplo aplicado de financiación de un proyecto</w:t>
@@ -1144,7 +1141,7 @@
                 <w:noProof/>
                 <w:webHidden/>
               </w:rPr>
-              <w:instrText xml:space="preserve"> PAGEREF _Toc231906503 \h </w:instrText>
+              <w:instrText xml:space="preserve"> PAGEREF _Toc232058626 \h </w:instrText>
             </w:r>
             <w:r>
               <w:rPr>
@@ -1177,18 +1174,20 @@
         </w:p>
         <w:p>
           <w:pPr>
-            <w:pStyle w:val="TDC1"/>
+            <w:pStyle w:val="TOC1"/>
             <w:rPr>
               <w:rFonts w:asciiTheme="minorHAnsi" w:eastAsiaTheme="minorEastAsia" w:hAnsiTheme="minorHAnsi" w:cstheme="minorBidi"/>
-              <w:sz w:val="22"/>
+              <w:kern w:val="2"/>
+              <w:sz w:val="24"/>
+              <w:szCs w:val="24"/>
               <w:lang w:val="es-CO"/>
+              <w14:ligatures w14:val="standardContextual"/>
             </w:rPr>
           </w:pPr>
-          <w:hyperlink w:anchor="_Toc231906504" w:history="1">
-            <w:r>
-              <w:rPr>
-                <w:rStyle w:val="Hipervnculo"/>
-                <w:rFonts w:eastAsiaTheme="majorEastAsia"/>
+          <w:hyperlink w:anchor="_Toc232058627" w:history="1">
+            <w:r>
+              <w:rPr>
+                <w:rStyle w:val="Hyperlink"/>
               </w:rPr>
               <w:t>2. Puesta en marcha del proyecto</w:t>
             </w:r>
@@ -1208,7 +1207,7 @@
               <w:rPr>
                 <w:webHidden/>
               </w:rPr>
-              <w:instrText xml:space="preserve"> PAGEREF _Toc231906504 \h </w:instrText>
+              <w:instrText xml:space="preserve"> PAGEREF _Toc232058627 \h </w:instrText>
             </w:r>
             <w:r>
               <w:rPr>
@@ -1237,23 +1236,22 @@
         </w:p>
         <w:p>
           <w:pPr>
-            <w:pStyle w:val="TDC2"/>
+            <w:pStyle w:val="TOC2"/>
             <w:tabs>
               <w:tab w:val="right" w:leader="dot" w:pos="9962"/>
             </w:tabs>
             <w:rPr>
               <w:rFonts w:eastAsiaTheme="minorEastAsia"/>
               <w:noProof/>
-              <w:kern w:val="0"/>
-              <w:sz w:val="22"/>
+              <w:sz w:val="24"/>
+              <w:szCs w:val="24"/>
               <w:lang w:eastAsia="es-CO"/>
-              <w14:ligatures w14:val="none"/>
             </w:rPr>
           </w:pPr>
-          <w:hyperlink w:anchor="_Toc231906505" w:history="1">
-            <w:r>
-              <w:rPr>
-                <w:rStyle w:val="Hipervnculo"/>
+          <w:hyperlink w:anchor="_Toc232058628" w:history="1">
+            <w:r>
+              <w:rPr>
+                <w:rStyle w:val="Hyperlink"/>
                 <w:noProof/>
               </w:rPr>
               <w:t>2.1. Concepto de puesta en marcha</w:t>
@@ -1277,7 +1275,7 @@
                 <w:noProof/>
                 <w:webHidden/>
               </w:rPr>
-              <w:instrText xml:space="preserve"> PAGEREF _Toc231906505 \h </w:instrText>
+              <w:instrText xml:space="preserve"> PAGEREF _Toc232058628 \h </w:instrText>
             </w:r>
             <w:r>
               <w:rPr>
@@ -1310,23 +1308,22 @@
         </w:p>
         <w:p>
           <w:pPr>
-            <w:pStyle w:val="TDC2"/>
+            <w:pStyle w:val="TOC2"/>
             <w:tabs>
               <w:tab w:val="right" w:leader="dot" w:pos="9962"/>
             </w:tabs>
             <w:rPr>
               <w:rFonts w:eastAsiaTheme="minorEastAsia"/>
               <w:noProof/>
-              <w:kern w:val="0"/>
-              <w:sz w:val="22"/>
+              <w:sz w:val="24"/>
+              <w:szCs w:val="24"/>
               <w:lang w:eastAsia="es-CO"/>
-              <w14:ligatures w14:val="none"/>
             </w:rPr>
           </w:pPr>
-          <w:hyperlink w:anchor="_Toc231906506" w:history="1">
-            <w:r>
-              <w:rPr>
-                <w:rStyle w:val="Hipervnculo"/>
+          <w:hyperlink w:anchor="_Toc232058629" w:history="1">
+            <w:r>
+              <w:rPr>
+                <w:rStyle w:val="Hyperlink"/>
                 <w:noProof/>
               </w:rPr>
               <w:t>2.2. Importancia de la implementación del proyecto</w:t>
@@ -1350,7 +1347,7 @@
                 <w:noProof/>
                 <w:webHidden/>
               </w:rPr>
-              <w:instrText xml:space="preserve"> PAGEREF _Toc231906506 \h </w:instrText>
+              <w:instrText xml:space="preserve"> PAGEREF _Toc232058629 \h </w:instrText>
             </w:r>
             <w:r>
               <w:rPr>
@@ -1383,23 +1380,22 @@
         </w:p>
         <w:p>
           <w:pPr>
-            <w:pStyle w:val="TDC2"/>
+            <w:pStyle w:val="TOC2"/>
             <w:tabs>
               <w:tab w:val="right" w:leader="dot" w:pos="9962"/>
             </w:tabs>
             <w:rPr>
               <w:rFonts w:eastAsiaTheme="minorEastAsia"/>
               <w:noProof/>
-              <w:kern w:val="0"/>
-              <w:sz w:val="22"/>
+              <w:sz w:val="24"/>
+              <w:szCs w:val="24"/>
               <w:lang w:eastAsia="es-CO"/>
-              <w14:ligatures w14:val="none"/>
             </w:rPr>
           </w:pPr>
-          <w:hyperlink w:anchor="_Toc231906507" w:history="1">
-            <w:r>
-              <w:rPr>
-                <w:rStyle w:val="Hipervnculo"/>
+          <w:hyperlink w:anchor="_Toc232058630" w:history="1">
+            <w:r>
+              <w:rPr>
+                <w:rStyle w:val="Hyperlink"/>
                 <w:noProof/>
               </w:rPr>
               <w:t>2.3. Estrategias de implementación</w:t>
@@ -1423,7 +1419,7 @@
                 <w:noProof/>
                 <w:webHidden/>
               </w:rPr>
-              <w:instrText xml:space="preserve"> PAGEREF _Toc231906507 \h </w:instrText>
+              <w:instrText xml:space="preserve"> PAGEREF _Toc232058630 \h </w:instrText>
             </w:r>
             <w:r>
               <w:rPr>
@@ -1456,23 +1452,22 @@
         </w:p>
         <w:p>
           <w:pPr>
-            <w:pStyle w:val="TDC2"/>
+            <w:pStyle w:val="TOC2"/>
             <w:tabs>
               <w:tab w:val="right" w:leader="dot" w:pos="9962"/>
             </w:tabs>
             <w:rPr>
               <w:rFonts w:eastAsiaTheme="minorEastAsia"/>
               <w:noProof/>
-              <w:kern w:val="0"/>
-              <w:sz w:val="22"/>
+              <w:sz w:val="24"/>
+              <w:szCs w:val="24"/>
               <w:lang w:eastAsia="es-CO"/>
-              <w14:ligatures w14:val="none"/>
             </w:rPr>
           </w:pPr>
-          <w:hyperlink w:anchor="_Toc231906508" w:history="1">
-            <w:r>
-              <w:rPr>
-                <w:rStyle w:val="Hipervnculo"/>
+          <w:hyperlink w:anchor="_Toc232058631" w:history="1">
+            <w:r>
+              <w:rPr>
+                <w:rStyle w:val="Hyperlink"/>
                 <w:noProof/>
               </w:rPr>
               <w:t>2.4. Cronograma del proyecto</w:t>
@@ -1496,7 +1491,7 @@
                 <w:noProof/>
                 <w:webHidden/>
               </w:rPr>
-              <w:instrText xml:space="preserve"> PAGEREF _Toc231906508 \h </w:instrText>
+              <w:instrText xml:space="preserve"> PAGEREF _Toc232058631 \h </w:instrText>
             </w:r>
             <w:r>
               <w:rPr>
@@ -1529,23 +1524,22 @@
         </w:p>
         <w:p>
           <w:pPr>
-            <w:pStyle w:val="TDC2"/>
+            <w:pStyle w:val="TOC2"/>
             <w:tabs>
               <w:tab w:val="right" w:leader="dot" w:pos="9962"/>
             </w:tabs>
             <w:rPr>
               <w:rFonts w:eastAsiaTheme="minorEastAsia"/>
               <w:noProof/>
-              <w:kern w:val="0"/>
-              <w:sz w:val="22"/>
+              <w:sz w:val="24"/>
+              <w:szCs w:val="24"/>
               <w:lang w:eastAsia="es-CO"/>
-              <w14:ligatures w14:val="none"/>
             </w:rPr>
           </w:pPr>
-          <w:hyperlink w:anchor="_Toc231906509" w:history="1">
-            <w:r>
-              <w:rPr>
-                <w:rStyle w:val="Hipervnculo"/>
+          <w:hyperlink w:anchor="_Toc232058632" w:history="1">
+            <w:r>
+              <w:rPr>
+                <w:rStyle w:val="Hyperlink"/>
                 <w:noProof/>
               </w:rPr>
               <w:t>2.5. Plan de puesta en marcha</w:t>
@@ -1569,7 +1563,7 @@
                 <w:noProof/>
                 <w:webHidden/>
               </w:rPr>
-              <w:instrText xml:space="preserve"> PAGEREF _Toc231906509 \h </w:instrText>
+              <w:instrText xml:space="preserve"> PAGEREF _Toc232058632 \h </w:instrText>
             </w:r>
             <w:r>
               <w:rPr>
@@ -1602,23 +1596,22 @@
         </w:p>
         <w:p>
           <w:pPr>
-            <w:pStyle w:val="TDC2"/>
+            <w:pStyle w:val="TOC2"/>
             <w:tabs>
               <w:tab w:val="right" w:leader="dot" w:pos="9962"/>
             </w:tabs>
             <w:rPr>
               <w:rFonts w:eastAsiaTheme="minorEastAsia"/>
               <w:noProof/>
-              <w:kern w:val="0"/>
-              <w:sz w:val="22"/>
+              <w:sz w:val="24"/>
+              <w:szCs w:val="24"/>
               <w:lang w:eastAsia="es-CO"/>
-              <w14:ligatures w14:val="none"/>
             </w:rPr>
           </w:pPr>
-          <w:hyperlink w:anchor="_Toc231906510" w:history="1">
-            <w:r>
-              <w:rPr>
-                <w:rStyle w:val="Hipervnculo"/>
+          <w:hyperlink w:anchor="_Toc232058633" w:history="1">
+            <w:r>
+              <w:rPr>
+                <w:rStyle w:val="Hyperlink"/>
                 <w:noProof/>
               </w:rPr>
               <w:t>2.6. Ejemplo aplicado de puesta en marcha</w:t>
@@ -1642,7 +1635,7 @@
                 <w:noProof/>
                 <w:webHidden/>
               </w:rPr>
-              <w:instrText xml:space="preserve"> PAGEREF _Toc231906510 \h </w:instrText>
+              <w:instrText xml:space="preserve"> PAGEREF _Toc232058633 \h </w:instrText>
             </w:r>
             <w:r>
               <w:rPr>
@@ -1675,18 +1668,20 @@
         </w:p>
         <w:p>
           <w:pPr>
-            <w:pStyle w:val="TDC1"/>
+            <w:pStyle w:val="TOC1"/>
             <w:rPr>
               <w:rFonts w:asciiTheme="minorHAnsi" w:eastAsiaTheme="minorEastAsia" w:hAnsiTheme="minorHAnsi" w:cstheme="minorBidi"/>
-              <w:sz w:val="22"/>
+              <w:kern w:val="2"/>
+              <w:sz w:val="24"/>
+              <w:szCs w:val="24"/>
               <w:lang w:val="es-CO"/>
+              <w14:ligatures w14:val="standardContextual"/>
             </w:rPr>
           </w:pPr>
-          <w:hyperlink w:anchor="_Toc231906511" w:history="1">
-            <w:r>
-              <w:rPr>
-                <w:rStyle w:val="Hipervnculo"/>
-                <w:rFonts w:eastAsiaTheme="majorEastAsia"/>
+          <w:hyperlink w:anchor="_Toc232058634" w:history="1">
+            <w:r>
+              <w:rPr>
+                <w:rStyle w:val="Hyperlink"/>
               </w:rPr>
               <w:t>3. Integración final del proyecto</w:t>
             </w:r>
@@ -1706,7 +1701,7 @@
               <w:rPr>
                 <w:webHidden/>
               </w:rPr>
-              <w:instrText xml:space="preserve"> PAGEREF _Toc231906511 \h </w:instrText>
+              <w:instrText xml:space="preserve"> PAGEREF _Toc232058634 \h </w:instrText>
             </w:r>
             <w:r>
               <w:rPr>
@@ -1735,26 +1730,25 @@
         </w:p>
         <w:p>
           <w:pPr>
-            <w:pStyle w:val="TDC2"/>
+            <w:pStyle w:val="TOC2"/>
             <w:tabs>
               <w:tab w:val="right" w:leader="dot" w:pos="9962"/>
             </w:tabs>
             <w:rPr>
               <w:rFonts w:eastAsiaTheme="minorEastAsia"/>
               <w:noProof/>
-              <w:kern w:val="0"/>
-              <w:sz w:val="22"/>
+              <w:sz w:val="24"/>
+              <w:szCs w:val="24"/>
               <w:lang w:eastAsia="es-CO"/>
-              <w14:ligatures w14:val="none"/>
             </w:rPr>
           </w:pPr>
-          <w:hyperlink w:anchor="_Toc231906512" w:history="1">
-            <w:r>
-              <w:rPr>
-                <w:rStyle w:val="Hipervnculo"/>
+          <w:hyperlink w:anchor="_Toc232058635" w:history="1">
+            <w:r>
+              <w:rPr>
+                <w:rStyle w:val="Hyperlink"/>
                 <w:noProof/>
               </w:rPr>
-              <w:t>3.1. Relación entre financiación y ejecución</w:t>
+              <w:t>3.1. Financiación y ejecución del proyecto</w:t>
             </w:r>
             <w:r>
               <w:rPr>
@@ -1775,7 +1769,7 @@
                 <w:noProof/>
                 <w:webHidden/>
               </w:rPr>
-              <w:instrText xml:space="preserve"> PAGEREF _Toc231906512 \h </w:instrText>
+              <w:instrText xml:space="preserve"> PAGEREF _Toc232058635 \h </w:instrText>
             </w:r>
             <w:r>
               <w:rPr>
@@ -1808,23 +1802,22 @@
         </w:p>
         <w:p>
           <w:pPr>
-            <w:pStyle w:val="TDC2"/>
+            <w:pStyle w:val="TOC2"/>
             <w:tabs>
               <w:tab w:val="right" w:leader="dot" w:pos="9962"/>
             </w:tabs>
             <w:rPr>
               <w:rFonts w:eastAsiaTheme="minorEastAsia"/>
               <w:noProof/>
-              <w:kern w:val="0"/>
-              <w:sz w:val="22"/>
+              <w:sz w:val="24"/>
+              <w:szCs w:val="24"/>
               <w:lang w:eastAsia="es-CO"/>
-              <w14:ligatures w14:val="none"/>
             </w:rPr>
           </w:pPr>
-          <w:hyperlink w:anchor="_Toc231906513" w:history="1">
-            <w:r>
-              <w:rPr>
-                <w:rStyle w:val="Hipervnculo"/>
+          <w:hyperlink w:anchor="_Toc232058636" w:history="1">
+            <w:r>
+              <w:rPr>
+                <w:rStyle w:val="Hyperlink"/>
                 <w:noProof/>
               </w:rPr>
               <w:t>3.2. Consolidación del proyecto</w:t>
@@ -1848,7 +1841,7 @@
                 <w:noProof/>
                 <w:webHidden/>
               </w:rPr>
-              <w:instrText xml:space="preserve"> PAGEREF _Toc231906513 \h </w:instrText>
+              <w:instrText xml:space="preserve"> PAGEREF _Toc232058636 \h </w:instrText>
             </w:r>
             <w:r>
               <w:rPr>
@@ -1881,23 +1874,22 @@
         </w:p>
         <w:p>
           <w:pPr>
-            <w:pStyle w:val="TDC2"/>
+            <w:pStyle w:val="TOC2"/>
             <w:tabs>
               <w:tab w:val="right" w:leader="dot" w:pos="9962"/>
             </w:tabs>
             <w:rPr>
               <w:rFonts w:eastAsiaTheme="minorEastAsia"/>
               <w:noProof/>
-              <w:kern w:val="0"/>
-              <w:sz w:val="22"/>
+              <w:sz w:val="24"/>
+              <w:szCs w:val="24"/>
               <w:lang w:eastAsia="es-CO"/>
-              <w14:ligatures w14:val="none"/>
             </w:rPr>
           </w:pPr>
-          <w:hyperlink w:anchor="_Toc231906514" w:history="1">
-            <w:r>
-              <w:rPr>
-                <w:rStyle w:val="Hipervnculo"/>
+          <w:hyperlink w:anchor="_Toc232058637" w:history="1">
+            <w:r>
+              <w:rPr>
+                <w:rStyle w:val="Hyperlink"/>
                 <w:noProof/>
               </w:rPr>
               <w:t>3.3. Preparación para la implementación</w:t>
@@ -1921,7 +1913,7 @@
                 <w:noProof/>
                 <w:webHidden/>
               </w:rPr>
-              <w:instrText xml:space="preserve"> PAGEREF _Toc231906514 \h </w:instrText>
+              <w:instrText xml:space="preserve"> PAGEREF _Toc232058637 \h </w:instrText>
             </w:r>
             <w:r>
               <w:rPr>
@@ -1954,18 +1946,20 @@
         </w:p>
         <w:p>
           <w:pPr>
-            <w:pStyle w:val="TDC1"/>
+            <w:pStyle w:val="TOC1"/>
             <w:rPr>
               <w:rFonts w:asciiTheme="minorHAnsi" w:eastAsiaTheme="minorEastAsia" w:hAnsiTheme="minorHAnsi" w:cstheme="minorBidi"/>
-              <w:sz w:val="22"/>
+              <w:kern w:val="2"/>
+              <w:sz w:val="24"/>
+              <w:szCs w:val="24"/>
               <w:lang w:val="es-CO"/>
+              <w14:ligatures w14:val="standardContextual"/>
             </w:rPr>
           </w:pPr>
-          <w:hyperlink w:anchor="_Toc231906515" w:history="1">
-            <w:r>
-              <w:rPr>
-                <w:rStyle w:val="Hipervnculo"/>
-                <w:rFonts w:eastAsiaTheme="majorEastAsia"/>
+          <w:hyperlink w:anchor="_Toc232058638" w:history="1">
+            <w:r>
+              <w:rPr>
+                <w:rStyle w:val="Hyperlink"/>
               </w:rPr>
               <w:t>Síntesis</w:t>
             </w:r>
@@ -1985,7 +1979,7 @@
               <w:rPr>
                 <w:webHidden/>
               </w:rPr>
-              <w:instrText xml:space="preserve"> PAGEREF _Toc231906515 \h </w:instrText>
+              <w:instrText xml:space="preserve"> PAGEREF _Toc232058638 \h </w:instrText>
             </w:r>
             <w:r>
               <w:rPr>
@@ -2014,18 +2008,20 @@
         </w:p>
         <w:p>
           <w:pPr>
-            <w:pStyle w:val="TDC1"/>
+            <w:pStyle w:val="TOC1"/>
             <w:rPr>
               <w:rFonts w:asciiTheme="minorHAnsi" w:eastAsiaTheme="minorEastAsia" w:hAnsiTheme="minorHAnsi" w:cstheme="minorBidi"/>
-              <w:sz w:val="22"/>
+              <w:kern w:val="2"/>
+              <w:sz w:val="24"/>
+              <w:szCs w:val="24"/>
               <w:lang w:val="es-CO"/>
+              <w14:ligatures w14:val="standardContextual"/>
             </w:rPr>
           </w:pPr>
-          <w:hyperlink w:anchor="_Toc231906516" w:history="1">
-            <w:r>
-              <w:rPr>
-                <w:rStyle w:val="Hipervnculo"/>
-                <w:rFonts w:eastAsiaTheme="majorEastAsia"/>
+          <w:hyperlink w:anchor="_Toc232058639" w:history="1">
+            <w:r>
+              <w:rPr>
+                <w:rStyle w:val="Hyperlink"/>
               </w:rPr>
               <w:t>Glosario</w:t>
             </w:r>
@@ -2045,7 +2041,7 @@
               <w:rPr>
                 <w:webHidden/>
               </w:rPr>
-              <w:instrText xml:space="preserve"> PAGEREF _Toc231906516 \h </w:instrText>
+              <w:instrText xml:space="preserve"> PAGEREF _Toc232058639 \h </w:instrText>
             </w:r>
             <w:r>
               <w:rPr>
@@ -2074,18 +2070,20 @@
         </w:p>
         <w:p>
           <w:pPr>
-            <w:pStyle w:val="TDC1"/>
+            <w:pStyle w:val="TOC1"/>
             <w:rPr>
               <w:rFonts w:asciiTheme="minorHAnsi" w:eastAsiaTheme="minorEastAsia" w:hAnsiTheme="minorHAnsi" w:cstheme="minorBidi"/>
-              <w:sz w:val="22"/>
+              <w:kern w:val="2"/>
+              <w:sz w:val="24"/>
+              <w:szCs w:val="24"/>
               <w:lang w:val="es-CO"/>
+              <w14:ligatures w14:val="standardContextual"/>
             </w:rPr>
           </w:pPr>
-          <w:hyperlink w:anchor="_Toc231906517" w:history="1">
-            <w:r>
-              <w:rPr>
-                <w:rStyle w:val="Hipervnculo"/>
-                <w:rFonts w:eastAsiaTheme="majorEastAsia"/>
+          <w:hyperlink w:anchor="_Toc232058640" w:history="1">
+            <w:r>
+              <w:rPr>
+                <w:rStyle w:val="Hyperlink"/>
               </w:rPr>
               <w:t>Referencias bibliográficas</w:t>
             </w:r>
@@ -2105,7 +2103,7 @@
               <w:rPr>
                 <w:webHidden/>
               </w:rPr>
-              <w:instrText xml:space="preserve"> PAGEREF _Toc231906517 \h </w:instrText>
+              <w:instrText xml:space="preserve"> PAGEREF _Toc232058640 \h </w:instrText>
             </w:r>
             <w:r>
               <w:rPr>
@@ -2134,18 +2132,21 @@
         </w:p>
         <w:p>
           <w:pPr>
-            <w:pStyle w:val="TDC1"/>
+            <w:pStyle w:val="TOC1"/>
             <w:rPr>
               <w:rFonts w:asciiTheme="minorHAnsi" w:eastAsiaTheme="minorEastAsia" w:hAnsiTheme="minorHAnsi" w:cstheme="minorBidi"/>
-              <w:sz w:val="22"/>
+              <w:kern w:val="2"/>
+              <w:sz w:val="24"/>
+              <w:szCs w:val="24"/>
               <w:lang w:val="es-CO"/>
+              <w14:ligatures w14:val="standardContextual"/>
             </w:rPr>
           </w:pPr>
-          <w:hyperlink w:anchor="_Toc231906518" w:history="1">
-            <w:r>
-              <w:rPr>
-                <w:rStyle w:val="Hipervnculo"/>
-                <w:bCs/>
+          <w:hyperlink w:anchor="_Toc232058641" w:history="1">
+            <w:r>
+              <w:rPr>
+                <w:rStyle w:val="Hyperlink"/>
+                <w:b/>
               </w:rPr>
               <w:t>Créditos</w:t>
             </w:r>
@@ -2165,7 +2166,7 @@
               <w:rPr>
                 <w:webHidden/>
               </w:rPr>
-              <w:instrText xml:space="preserve"> PAGEREF _Toc231906518 \h </w:instrText>
+              <w:instrText xml:space="preserve"> PAGEREF _Toc232058641 \h </w:instrText>
             </w:r>
             <w:r>
               <w:rPr>
@@ -2194,7 +2195,7 @@
         </w:p>
         <w:p>
           <w:pPr>
-            <w:pStyle w:val="TDC1"/>
+            <w:pStyle w:val="TOC1"/>
           </w:pPr>
           <w:r>
             <w:fldChar w:fldCharType="end"/>
@@ -2206,7 +2207,7 @@
       <w:pPr>
         <w:pStyle w:val="Titulosgenerales"/>
       </w:pPr>
-      <w:bookmarkStart w:id="0" w:name="_Toc231906495"/>
+      <w:bookmarkStart w:id="0" w:name="_Toc232058618"/>
       <w:r>
         <w:lastRenderedPageBreak/>
         <w:t>Introducción</w:t>
@@ -2444,9 +2445,9 @@
     </w:p>
     <w:p>
       <w:pPr>
-        <w:pStyle w:val="Ttulo1"/>
-      </w:pPr>
-      <w:bookmarkStart w:id="1" w:name="_Toc231906496"/>
+        <w:pStyle w:val="Heading1"/>
+      </w:pPr>
+      <w:bookmarkStart w:id="1" w:name="_Toc232058619"/>
       <w:r>
         <w:lastRenderedPageBreak/>
         <w:t>Financiación del proyecto</w:t>
@@ -2494,9 +2495,9 @@
     </w:p>
     <w:p>
       <w:pPr>
-        <w:pStyle w:val="Ttulo2"/>
-      </w:pPr>
-      <w:bookmarkStart w:id="2" w:name="_Toc231906497"/>
+        <w:pStyle w:val="Heading2"/>
+      </w:pPr>
+      <w:bookmarkStart w:id="2" w:name="_Toc232058620"/>
       <w:r>
         <w:t>Concepto de financiación</w:t>
       </w:r>
@@ -2517,7 +2518,7 @@
     </w:p>
     <w:p>
       <w:pPr>
-        <w:pStyle w:val="Prrafodelista"/>
+        <w:pStyle w:val="ListParagraph"/>
         <w:numPr>
           <w:ilvl w:val="0"/>
           <w:numId w:val="6"/>
@@ -2536,7 +2537,7 @@
     </w:p>
     <w:p>
       <w:pPr>
-        <w:pStyle w:val="Prrafodelista"/>
+        <w:pStyle w:val="ListParagraph"/>
         <w:numPr>
           <w:ilvl w:val="0"/>
           <w:numId w:val="6"/>
@@ -2556,7 +2557,7 @@
     </w:p>
     <w:p>
       <w:pPr>
-        <w:pStyle w:val="Prrafodelista"/>
+        <w:pStyle w:val="ListParagraph"/>
         <w:numPr>
           <w:ilvl w:val="0"/>
           <w:numId w:val="6"/>
@@ -2575,7 +2576,7 @@
     </w:p>
     <w:p>
       <w:pPr>
-        <w:pStyle w:val="Prrafodelista"/>
+        <w:pStyle w:val="ListParagraph"/>
         <w:numPr>
           <w:ilvl w:val="0"/>
           <w:numId w:val="6"/>
@@ -2607,7 +2608,7 @@
     </w:p>
     <w:p>
       <w:pPr>
-        <w:pStyle w:val="Prrafodelista"/>
+        <w:pStyle w:val="ListParagraph"/>
         <w:numPr>
           <w:ilvl w:val="0"/>
           <w:numId w:val="7"/>
@@ -2619,7 +2620,7 @@
       </w:pPr>
       <w:r>
         <w:rPr>
-          <w:rStyle w:val="Ttulo5Car"/>
+          <w:rStyle w:val="Heading5Char"/>
         </w:rPr>
         <w:t>Capital propio.</w:t>
       </w:r>
@@ -2632,7 +2633,7 @@
     </w:p>
     <w:p>
       <w:pPr>
-        <w:pStyle w:val="Prrafodelista"/>
+        <w:pStyle w:val="ListParagraph"/>
         <w:numPr>
           <w:ilvl w:val="0"/>
           <w:numId w:val="7"/>
@@ -2644,7 +2645,7 @@
       </w:pPr>
       <w:r>
         <w:rPr>
-          <w:rStyle w:val="Ttulo5Car"/>
+          <w:rStyle w:val="Heading5Char"/>
         </w:rPr>
         <w:t>Crédito.</w:t>
       </w:r>
@@ -2657,7 +2658,7 @@
     </w:p>
     <w:p>
       <w:pPr>
-        <w:pStyle w:val="Prrafodelista"/>
+        <w:pStyle w:val="ListParagraph"/>
         <w:numPr>
           <w:ilvl w:val="0"/>
           <w:numId w:val="7"/>
@@ -2669,7 +2670,7 @@
       </w:pPr>
       <w:r>
         <w:rPr>
-          <w:rStyle w:val="Ttulo5Car"/>
+          <w:rStyle w:val="Heading5Char"/>
         </w:rPr>
         <w:t>Inversión externa.</w:t>
       </w:r>
@@ -2682,7 +2683,7 @@
     </w:p>
     <w:p>
       <w:pPr>
-        <w:pStyle w:val="Prrafodelista"/>
+        <w:pStyle w:val="ListParagraph"/>
         <w:numPr>
           <w:ilvl w:val="0"/>
           <w:numId w:val="7"/>
@@ -2694,7 +2695,7 @@
       </w:pPr>
       <w:r>
         <w:rPr>
-          <w:rStyle w:val="Ttulo5Car"/>
+          <w:rStyle w:val="Heading5Char"/>
         </w:rPr>
         <w:t>Otras fuentes.</w:t>
       </w:r>
@@ -2747,9 +2748,9 @@
     </w:p>
     <w:p>
       <w:pPr>
-        <w:pStyle w:val="Ttulo2"/>
-      </w:pPr>
-      <w:bookmarkStart w:id="3" w:name="_Toc231906498"/>
+        <w:pStyle w:val="Heading2"/>
+      </w:pPr>
+      <w:bookmarkStart w:id="3" w:name="_Toc232058621"/>
       <w:r>
         <w:t>Importancia de la financiación en los proyectos</w:t>
       </w:r>
@@ -2770,7 +2771,7 @@
     </w:p>
     <w:p>
       <w:pPr>
-        <w:pStyle w:val="Prrafodelista"/>
+        <w:pStyle w:val="ListParagraph"/>
         <w:numPr>
           <w:ilvl w:val="0"/>
           <w:numId w:val="8"/>
@@ -2789,7 +2790,7 @@
     </w:p>
     <w:p>
       <w:pPr>
-        <w:pStyle w:val="Prrafodelista"/>
+        <w:pStyle w:val="ListParagraph"/>
         <w:numPr>
           <w:ilvl w:val="0"/>
           <w:numId w:val="8"/>
@@ -2808,7 +2809,7 @@
     </w:p>
     <w:p>
       <w:pPr>
-        <w:pStyle w:val="Prrafodelista"/>
+        <w:pStyle w:val="ListParagraph"/>
         <w:numPr>
           <w:ilvl w:val="0"/>
           <w:numId w:val="8"/>
@@ -2827,7 +2828,7 @@
     </w:p>
     <w:p>
       <w:pPr>
-        <w:pStyle w:val="Prrafodelista"/>
+        <w:pStyle w:val="ListParagraph"/>
         <w:numPr>
           <w:ilvl w:val="0"/>
           <w:numId w:val="8"/>
@@ -2846,7 +2847,7 @@
     </w:p>
     <w:p>
       <w:pPr>
-        <w:pStyle w:val="Prrafodelista"/>
+        <w:pStyle w:val="ListParagraph"/>
         <w:numPr>
           <w:ilvl w:val="0"/>
           <w:numId w:val="8"/>
@@ -2878,7 +2879,7 @@
     </w:p>
     <w:p>
       <w:pPr>
-        <w:pStyle w:val="Prrafodelista"/>
+        <w:pStyle w:val="ListParagraph"/>
         <w:numPr>
           <w:ilvl w:val="0"/>
           <w:numId w:val="9"/>
@@ -2890,7 +2891,7 @@
       </w:pPr>
       <w:r>
         <w:rPr>
-          <w:rStyle w:val="Ttulo5Car"/>
+          <w:rStyle w:val="Heading5Char"/>
         </w:rPr>
         <w:t>Disponibilidad de recursos.</w:t>
       </w:r>
@@ -2903,7 +2904,7 @@
     </w:p>
     <w:p>
       <w:pPr>
-        <w:pStyle w:val="Prrafodelista"/>
+        <w:pStyle w:val="ListParagraph"/>
         <w:numPr>
           <w:ilvl w:val="0"/>
           <w:numId w:val="9"/>
@@ -2915,7 +2916,7 @@
       </w:pPr>
       <w:r>
         <w:rPr>
-          <w:rStyle w:val="Ttulo5Car"/>
+          <w:rStyle w:val="Heading5Char"/>
         </w:rPr>
         <w:t>Planeación financiera.</w:t>
       </w:r>
@@ -2928,7 +2929,7 @@
     </w:p>
     <w:p>
       <w:pPr>
-        <w:pStyle w:val="Prrafodelista"/>
+        <w:pStyle w:val="ListParagraph"/>
         <w:numPr>
           <w:ilvl w:val="0"/>
           <w:numId w:val="9"/>
@@ -2940,7 +2941,7 @@
       </w:pPr>
       <w:r>
         <w:rPr>
-          <w:rStyle w:val="Ttulo5Car"/>
+          <w:rStyle w:val="Heading5Char"/>
         </w:rPr>
         <w:lastRenderedPageBreak/>
         <w:t>Reducción del riesgo.</w:t>
@@ -2954,19 +2955,19 @@
     </w:p>
     <w:p>
       <w:pPr>
-        <w:pStyle w:val="Prrafodelista"/>
+        <w:pStyle w:val="ListParagraph"/>
         <w:numPr>
           <w:ilvl w:val="0"/>
           <w:numId w:val="9"/>
         </w:numPr>
         <w:ind w:left="993"/>
         <w:rPr>
-          <w:rStyle w:val="Ttulo5Car"/>
-        </w:rPr>
-      </w:pPr>
-      <w:r>
-        <w:rPr>
-          <w:rStyle w:val="Ttulo5Car"/>
+          <w:rStyle w:val="Heading5Char"/>
+        </w:rPr>
+      </w:pPr>
+      <w:r>
+        <w:rPr>
+          <w:rStyle w:val="Heading5Char"/>
         </w:rPr>
         <w:t>Uso eficiente de recursos.</w:t>
       </w:r>
@@ -2979,7 +2980,7 @@
     </w:p>
     <w:p>
       <w:pPr>
-        <w:pStyle w:val="Prrafodelista"/>
+        <w:pStyle w:val="ListParagraph"/>
         <w:numPr>
           <w:ilvl w:val="0"/>
           <w:numId w:val="9"/>
@@ -2991,7 +2992,7 @@
       </w:pPr>
       <w:r>
         <w:rPr>
-          <w:rStyle w:val="Ttulo5Car"/>
+          <w:rStyle w:val="Heading5Char"/>
         </w:rPr>
         <w:t>Viabilidad económica.</w:t>
       </w:r>
@@ -3030,9 +3031,9 @@
     </w:p>
     <w:p>
       <w:pPr>
-        <w:pStyle w:val="Ttulo2"/>
-      </w:pPr>
-      <w:bookmarkStart w:id="4" w:name="_Toc231906499"/>
+        <w:pStyle w:val="Heading2"/>
+      </w:pPr>
+      <w:bookmarkStart w:id="4" w:name="_Toc232058622"/>
       <w:r>
         <w:t>Fuentes de financiación</w:t>
       </w:r>
@@ -3056,7 +3057,7 @@
     </w:p>
     <w:p>
       <w:pPr>
-        <w:pStyle w:val="Prrafodelista"/>
+        <w:pStyle w:val="ListParagraph"/>
         <w:numPr>
           <w:ilvl w:val="0"/>
           <w:numId w:val="10"/>
@@ -3075,7 +3076,7 @@
     </w:p>
     <w:p>
       <w:pPr>
-        <w:pStyle w:val="Prrafodelista"/>
+        <w:pStyle w:val="ListParagraph"/>
         <w:numPr>
           <w:ilvl w:val="0"/>
           <w:numId w:val="10"/>
@@ -3094,7 +3095,7 @@
     </w:p>
     <w:p>
       <w:pPr>
-        <w:pStyle w:val="Prrafodelista"/>
+        <w:pStyle w:val="ListParagraph"/>
         <w:numPr>
           <w:ilvl w:val="0"/>
           <w:numId w:val="10"/>
@@ -3113,7 +3114,7 @@
     </w:p>
     <w:p>
       <w:pPr>
-        <w:pStyle w:val="Prrafodelista"/>
+        <w:pStyle w:val="ListParagraph"/>
         <w:numPr>
           <w:ilvl w:val="0"/>
           <w:numId w:val="10"/>
@@ -3146,7 +3147,7 @@
     </w:p>
     <w:p>
       <w:pPr>
-        <w:pStyle w:val="Prrafodelista"/>
+        <w:pStyle w:val="ListParagraph"/>
         <w:numPr>
           <w:ilvl w:val="0"/>
           <w:numId w:val="11"/>
@@ -3158,7 +3159,7 @@
       </w:pPr>
       <w:r>
         <w:rPr>
-          <w:rStyle w:val="Ttulo5Car"/>
+          <w:rStyle w:val="Heading5Char"/>
         </w:rPr>
         <w:t>Entidades financieras.</w:t>
       </w:r>
@@ -3171,7 +3172,7 @@
     </w:p>
     <w:p>
       <w:pPr>
-        <w:pStyle w:val="Prrafodelista"/>
+        <w:pStyle w:val="ListParagraph"/>
         <w:numPr>
           <w:ilvl w:val="0"/>
           <w:numId w:val="11"/>
@@ -3183,7 +3184,7 @@
       </w:pPr>
       <w:r>
         <w:rPr>
-          <w:rStyle w:val="Ttulo5Car"/>
+          <w:rStyle w:val="Heading5Char"/>
         </w:rPr>
         <w:t>Inversión privada.</w:t>
       </w:r>
@@ -3196,7 +3197,7 @@
     </w:p>
     <w:p>
       <w:pPr>
-        <w:pStyle w:val="Prrafodelista"/>
+        <w:pStyle w:val="ListParagraph"/>
         <w:numPr>
           <w:ilvl w:val="0"/>
           <w:numId w:val="11"/>
@@ -3208,7 +3209,7 @@
       </w:pPr>
       <w:r>
         <w:rPr>
-          <w:rStyle w:val="Ttulo5Car"/>
+          <w:rStyle w:val="Heading5Char"/>
         </w:rPr>
         <w:t>Capital propio.</w:t>
       </w:r>
@@ -3221,7 +3222,7 @@
     </w:p>
     <w:p>
       <w:pPr>
-        <w:pStyle w:val="Prrafodelista"/>
+        <w:pStyle w:val="ListParagraph"/>
         <w:numPr>
           <w:ilvl w:val="0"/>
           <w:numId w:val="11"/>
@@ -3233,7 +3234,7 @@
       </w:pPr>
       <w:r>
         <w:rPr>
-          <w:rStyle w:val="Ttulo5Car"/>
+          <w:rStyle w:val="Heading5Char"/>
         </w:rPr>
         <w:t>Convocatorias y fondos de apoyo.</w:t>
       </w:r>
@@ -3259,7 +3260,7 @@
     </w:p>
     <w:p>
       <w:pPr>
-        <w:pStyle w:val="Ttulo3"/>
+        <w:pStyle w:val="Heading3"/>
       </w:pPr>
       <w:r>
         <w:t>Entidades financieras</w:t>
@@ -3293,7 +3294,7 @@
     </w:p>
     <w:p>
       <w:pPr>
-        <w:pStyle w:val="Prrafodelista"/>
+        <w:pStyle w:val="ListParagraph"/>
         <w:numPr>
           <w:ilvl w:val="0"/>
           <w:numId w:val="12"/>
@@ -3312,7 +3313,7 @@
     </w:p>
     <w:p>
       <w:pPr>
-        <w:pStyle w:val="Prrafodelista"/>
+        <w:pStyle w:val="ListParagraph"/>
         <w:numPr>
           <w:ilvl w:val="0"/>
           <w:numId w:val="12"/>
@@ -3332,7 +3333,7 @@
     </w:p>
     <w:p>
       <w:pPr>
-        <w:pStyle w:val="Prrafodelista"/>
+        <w:pStyle w:val="ListParagraph"/>
         <w:numPr>
           <w:ilvl w:val="0"/>
           <w:numId w:val="12"/>
@@ -3351,7 +3352,7 @@
     </w:p>
     <w:p>
       <w:pPr>
-        <w:pStyle w:val="Prrafodelista"/>
+        <w:pStyle w:val="ListParagraph"/>
         <w:numPr>
           <w:ilvl w:val="0"/>
           <w:numId w:val="12"/>
@@ -3370,7 +3371,7 @@
     </w:p>
     <w:p>
       <w:pPr>
-        <w:pStyle w:val="Prrafodelista"/>
+        <w:pStyle w:val="ListParagraph"/>
         <w:numPr>
           <w:ilvl w:val="0"/>
           <w:numId w:val="12"/>
@@ -3415,7 +3416,7 @@
     </w:p>
     <w:p>
       <w:pPr>
-        <w:pStyle w:val="Ttulo3"/>
+        <w:pStyle w:val="Heading3"/>
       </w:pPr>
       <w:r>
         <w:t>Inversión privada</w:t>
@@ -3469,7 +3470,7 @@
     </w:p>
     <w:p>
       <w:pPr>
-        <w:pStyle w:val="Ttulo3"/>
+        <w:pStyle w:val="Heading3"/>
       </w:pPr>
       <w:r>
         <w:t>Capital propio</w:t>
@@ -3516,7 +3517,7 @@
     </w:p>
     <w:p>
       <w:pPr>
-        <w:pStyle w:val="Ttulo3"/>
+        <w:pStyle w:val="Heading3"/>
       </w:pPr>
       <w:r>
         <w:t>Convocatorias y fondos de apoyo</w:t>
@@ -3537,7 +3538,7 @@
     </w:p>
     <w:p>
       <w:pPr>
-        <w:pStyle w:val="Prrafodelista"/>
+        <w:pStyle w:val="ListParagraph"/>
         <w:numPr>
           <w:ilvl w:val="0"/>
           <w:numId w:val="13"/>
@@ -3556,7 +3557,7 @@
     </w:p>
     <w:p>
       <w:pPr>
-        <w:pStyle w:val="Prrafodelista"/>
+        <w:pStyle w:val="ListParagraph"/>
         <w:numPr>
           <w:ilvl w:val="0"/>
           <w:numId w:val="13"/>
@@ -3575,7 +3576,7 @@
     </w:p>
     <w:p>
       <w:pPr>
-        <w:pStyle w:val="Prrafodelista"/>
+        <w:pStyle w:val="ListParagraph"/>
         <w:numPr>
           <w:ilvl w:val="0"/>
           <w:numId w:val="13"/>
@@ -3608,9 +3609,9 @@
     </w:p>
     <w:p>
       <w:pPr>
-        <w:pStyle w:val="Ttulo2"/>
-      </w:pPr>
-      <w:bookmarkStart w:id="5" w:name="_Toc231906500"/>
+        <w:pStyle w:val="Heading2"/>
+      </w:pPr>
+      <w:bookmarkStart w:id="5" w:name="_Toc232058623"/>
       <w:r>
         <w:t>Requisitos y condiciones de financiación</w:t>
       </w:r>
@@ -3644,7 +3645,7 @@
     </w:p>
     <w:p>
       <w:pPr>
-        <w:pStyle w:val="Prrafodelista"/>
+        <w:pStyle w:val="ListParagraph"/>
         <w:numPr>
           <w:ilvl w:val="0"/>
           <w:numId w:val="14"/>
@@ -3656,7 +3657,7 @@
       </w:pPr>
       <w:r>
         <w:rPr>
-          <w:rStyle w:val="Ttulo5Car"/>
+          <w:rStyle w:val="Heading5Char"/>
         </w:rPr>
         <w:t>Documentación requerida.</w:t>
       </w:r>
@@ -3669,19 +3670,19 @@
     </w:p>
     <w:p>
       <w:pPr>
-        <w:pStyle w:val="Prrafodelista"/>
+        <w:pStyle w:val="ListParagraph"/>
         <w:numPr>
           <w:ilvl w:val="0"/>
           <w:numId w:val="14"/>
         </w:numPr>
         <w:ind w:left="993"/>
         <w:rPr>
-          <w:rStyle w:val="Ttulo5Car"/>
-        </w:rPr>
-      </w:pPr>
-      <w:r>
-        <w:rPr>
-          <w:rStyle w:val="Ttulo5Car"/>
+          <w:rStyle w:val="Heading5Char"/>
+        </w:rPr>
+      </w:pPr>
+      <w:r>
+        <w:rPr>
+          <w:rStyle w:val="Heading5Char"/>
         </w:rPr>
         <w:t>Tasas de interés.</w:t>
       </w:r>
@@ -3694,19 +3695,19 @@
     </w:p>
     <w:p>
       <w:pPr>
-        <w:pStyle w:val="Prrafodelista"/>
+        <w:pStyle w:val="ListParagraph"/>
         <w:numPr>
           <w:ilvl w:val="0"/>
           <w:numId w:val="14"/>
         </w:numPr>
         <w:ind w:left="993"/>
         <w:rPr>
-          <w:rStyle w:val="Ttulo5Car"/>
-        </w:rPr>
-      </w:pPr>
-      <w:r>
-        <w:rPr>
-          <w:rStyle w:val="Ttulo5Car"/>
+          <w:rStyle w:val="Heading5Char"/>
+        </w:rPr>
+      </w:pPr>
+      <w:r>
+        <w:rPr>
+          <w:rStyle w:val="Heading5Char"/>
         </w:rPr>
         <w:t>Plazos de pago.</w:t>
       </w:r>
@@ -3719,19 +3720,19 @@
     </w:p>
     <w:p>
       <w:pPr>
-        <w:pStyle w:val="Prrafodelista"/>
+        <w:pStyle w:val="ListParagraph"/>
         <w:numPr>
           <w:ilvl w:val="0"/>
           <w:numId w:val="14"/>
         </w:numPr>
         <w:ind w:left="993"/>
         <w:rPr>
-          <w:rStyle w:val="Ttulo5Car"/>
-        </w:rPr>
-      </w:pPr>
-      <w:r>
-        <w:rPr>
-          <w:rStyle w:val="Ttulo5Car"/>
+          <w:rStyle w:val="Heading5Char"/>
+        </w:rPr>
+      </w:pPr>
+      <w:r>
+        <w:rPr>
+          <w:rStyle w:val="Heading5Char"/>
         </w:rPr>
         <w:t>Garantías exigidas.</w:t>
       </w:r>
@@ -3744,7 +3745,7 @@
     </w:p>
     <w:p>
       <w:pPr>
-        <w:pStyle w:val="Prrafodelista"/>
+        <w:pStyle w:val="ListParagraph"/>
         <w:numPr>
           <w:ilvl w:val="0"/>
           <w:numId w:val="14"/>
@@ -3756,7 +3757,7 @@
       </w:pPr>
       <w:r>
         <w:rPr>
-          <w:rStyle w:val="Ttulo5Car"/>
+          <w:rStyle w:val="Heading5Char"/>
         </w:rPr>
         <w:t xml:space="preserve">Viabilidad financiera. </w:t>
       </w:r>
@@ -3783,7 +3784,7 @@
     </w:p>
     <w:p>
       <w:pPr>
-        <w:pStyle w:val="Ttulo3"/>
+        <w:pStyle w:val="Heading3"/>
       </w:pPr>
       <w:r>
         <w:t>Documentación requerida</w:t>
@@ -3817,7 +3818,7 @@
     </w:p>
     <w:p>
       <w:pPr>
-        <w:pStyle w:val="Prrafodelista"/>
+        <w:pStyle w:val="ListParagraph"/>
         <w:numPr>
           <w:ilvl w:val="0"/>
           <w:numId w:val="15"/>
@@ -3829,7 +3830,7 @@
       </w:pPr>
       <w:r>
         <w:rPr>
-          <w:rStyle w:val="Ttulo5Car"/>
+          <w:rStyle w:val="Heading5Char"/>
         </w:rPr>
         <w:t>Soporte financiero.</w:t>
       </w:r>
@@ -3842,19 +3843,19 @@
     </w:p>
     <w:p>
       <w:pPr>
-        <w:pStyle w:val="Prrafodelista"/>
+        <w:pStyle w:val="ListParagraph"/>
         <w:numPr>
           <w:ilvl w:val="0"/>
           <w:numId w:val="15"/>
         </w:numPr>
         <w:ind w:left="993"/>
         <w:rPr>
-          <w:rStyle w:val="Ttulo5Car"/>
-        </w:rPr>
-      </w:pPr>
-      <w:r>
-        <w:rPr>
-          <w:rStyle w:val="Ttulo5Car"/>
+          <w:rStyle w:val="Heading5Char"/>
+        </w:rPr>
+      </w:pPr>
+      <w:r>
+        <w:rPr>
+          <w:rStyle w:val="Heading5Char"/>
         </w:rPr>
         <w:t>Soporte técnico.</w:t>
       </w:r>
@@ -3867,7 +3868,7 @@
     </w:p>
     <w:p>
       <w:pPr>
-        <w:pStyle w:val="Prrafodelista"/>
+        <w:pStyle w:val="ListParagraph"/>
         <w:numPr>
           <w:ilvl w:val="0"/>
           <w:numId w:val="15"/>
@@ -3879,7 +3880,7 @@
       </w:pPr>
       <w:r>
         <w:rPr>
-          <w:rStyle w:val="Ttulo5Car"/>
+          <w:rStyle w:val="Heading5Char"/>
         </w:rPr>
         <w:t>Soporte estratégico.</w:t>
       </w:r>
@@ -3905,7 +3906,7 @@
     </w:p>
     <w:p>
       <w:pPr>
-        <w:pStyle w:val="Prrafodelista"/>
+        <w:pStyle w:val="ListParagraph"/>
         <w:numPr>
           <w:ilvl w:val="0"/>
           <w:numId w:val="16"/>
@@ -3924,7 +3925,7 @@
     </w:p>
     <w:p>
       <w:pPr>
-        <w:pStyle w:val="Prrafodelista"/>
+        <w:pStyle w:val="ListParagraph"/>
         <w:numPr>
           <w:ilvl w:val="0"/>
           <w:numId w:val="16"/>
@@ -3943,7 +3944,7 @@
     </w:p>
     <w:p>
       <w:pPr>
-        <w:pStyle w:val="Prrafodelista"/>
+        <w:pStyle w:val="ListParagraph"/>
         <w:numPr>
           <w:ilvl w:val="0"/>
           <w:numId w:val="16"/>
@@ -3962,7 +3963,7 @@
     </w:p>
     <w:p>
       <w:pPr>
-        <w:pStyle w:val="Prrafodelista"/>
+        <w:pStyle w:val="ListParagraph"/>
         <w:numPr>
           <w:ilvl w:val="0"/>
           <w:numId w:val="16"/>
@@ -3981,7 +3982,7 @@
     </w:p>
     <w:p>
       <w:pPr>
-        <w:pStyle w:val="Prrafodelista"/>
+        <w:pStyle w:val="ListParagraph"/>
         <w:numPr>
           <w:ilvl w:val="0"/>
           <w:numId w:val="16"/>
@@ -4014,7 +4015,7 @@
     </w:p>
     <w:p>
       <w:pPr>
-        <w:pStyle w:val="Prrafodelista"/>
+        <w:pStyle w:val="ListParagraph"/>
         <w:numPr>
           <w:ilvl w:val="0"/>
           <w:numId w:val="17"/>
@@ -4033,7 +4034,7 @@
     </w:p>
     <w:p>
       <w:pPr>
-        <w:pStyle w:val="Prrafodelista"/>
+        <w:pStyle w:val="ListParagraph"/>
         <w:numPr>
           <w:ilvl w:val="0"/>
           <w:numId w:val="17"/>
@@ -4052,7 +4053,7 @@
     </w:p>
     <w:p>
       <w:pPr>
-        <w:pStyle w:val="Prrafodelista"/>
+        <w:pStyle w:val="ListParagraph"/>
         <w:numPr>
           <w:ilvl w:val="0"/>
           <w:numId w:val="17"/>
@@ -4071,7 +4072,7 @@
     </w:p>
     <w:p>
       <w:pPr>
-        <w:pStyle w:val="Prrafodelista"/>
+        <w:pStyle w:val="ListParagraph"/>
         <w:numPr>
           <w:ilvl w:val="0"/>
           <w:numId w:val="17"/>
@@ -4090,7 +4091,7 @@
     </w:p>
     <w:p>
       <w:pPr>
-        <w:pStyle w:val="Prrafodelista"/>
+        <w:pStyle w:val="ListParagraph"/>
         <w:numPr>
           <w:ilvl w:val="0"/>
           <w:numId w:val="17"/>
@@ -4135,7 +4136,7 @@
     </w:p>
     <w:p>
       <w:pPr>
-        <w:pStyle w:val="Ttulo5"/>
+        <w:pStyle w:val="Heading5"/>
         <w:ind w:left="426" w:hanging="142"/>
       </w:pPr>
       <w:r>
@@ -4173,7 +4174,7 @@
     </w:p>
     <w:p>
       <w:pPr>
-        <w:pStyle w:val="Ttulo5"/>
+        <w:pStyle w:val="Heading5"/>
         <w:ind w:left="426" w:hanging="142"/>
       </w:pPr>
       <w:r>
@@ -4212,7 +4213,7 @@
     </w:p>
     <w:p>
       <w:pPr>
-        <w:pStyle w:val="Ttulo5"/>
+        <w:pStyle w:val="Heading5"/>
         <w:ind w:left="426" w:hanging="142"/>
       </w:pPr>
       <w:r>
@@ -4250,7 +4251,7 @@
     </w:p>
     <w:p>
       <w:pPr>
-        <w:pStyle w:val="Ttulo5"/>
+        <w:pStyle w:val="Heading5"/>
         <w:ind w:left="426" w:hanging="142"/>
       </w:pPr>
       <w:r>
@@ -4288,7 +4289,7 @@
     </w:p>
     <w:p>
       <w:pPr>
-        <w:pStyle w:val="Ttulo5"/>
+        <w:pStyle w:val="Heading5"/>
         <w:ind w:left="426" w:hanging="142"/>
       </w:pPr>
       <w:r>
@@ -4339,7 +4340,7 @@
     </w:p>
     <w:p>
       <w:pPr>
-        <w:pStyle w:val="Ttulo3"/>
+        <w:pStyle w:val="Heading3"/>
       </w:pPr>
       <w:r>
         <w:t>Tasas, plazos y condiciones</w:t>
@@ -4380,7 +4381,7 @@
     </w:p>
     <w:p>
       <w:pPr>
-        <w:pStyle w:val="Prrafodelista"/>
+        <w:pStyle w:val="ListParagraph"/>
         <w:numPr>
           <w:ilvl w:val="0"/>
           <w:numId w:val="18"/>
@@ -4392,7 +4393,7 @@
       </w:pPr>
       <w:r>
         <w:rPr>
-          <w:rStyle w:val="Ttulo5Car"/>
+          <w:rStyle w:val="Heading5Char"/>
         </w:rPr>
         <w:t>Tasa de interés.</w:t>
       </w:r>
@@ -4405,19 +4406,19 @@
     </w:p>
     <w:p>
       <w:pPr>
-        <w:pStyle w:val="Prrafodelista"/>
+        <w:pStyle w:val="ListParagraph"/>
         <w:numPr>
           <w:ilvl w:val="0"/>
           <w:numId w:val="18"/>
         </w:numPr>
         <w:ind w:left="993"/>
         <w:rPr>
-          <w:rStyle w:val="Ttulo5Car"/>
-        </w:rPr>
-      </w:pPr>
-      <w:r>
-        <w:rPr>
-          <w:rStyle w:val="Ttulo5Car"/>
+          <w:rStyle w:val="Heading5Char"/>
+        </w:rPr>
+      </w:pPr>
+      <w:r>
+        <w:rPr>
+          <w:rStyle w:val="Heading5Char"/>
         </w:rPr>
         <w:t>Plazo de financiación.</w:t>
       </w:r>
@@ -4430,7 +4431,7 @@
     </w:p>
     <w:p>
       <w:pPr>
-        <w:pStyle w:val="Prrafodelista"/>
+        <w:pStyle w:val="ListParagraph"/>
         <w:numPr>
           <w:ilvl w:val="0"/>
           <w:numId w:val="18"/>
@@ -4442,13 +4443,13 @@
       </w:pPr>
       <w:r>
         <w:rPr>
-          <w:rStyle w:val="Ttulo5Car"/>
+          <w:rStyle w:val="Heading5Char"/>
         </w:rPr>
         <w:t>Período de gracia</w:t>
       </w:r>
       <w:r>
         <w:rPr>
-          <w:rStyle w:val="Ttulo5Car"/>
+          <w:rStyle w:val="Heading5Char"/>
         </w:rPr>
         <w:t>.</w:t>
       </w:r>
@@ -4467,14 +4468,14 @@
     </w:p>
     <w:p>
       <w:pPr>
-        <w:pStyle w:val="Prrafodelista"/>
+        <w:pStyle w:val="ListParagraph"/>
         <w:numPr>
           <w:ilvl w:val="0"/>
           <w:numId w:val="18"/>
         </w:numPr>
         <w:ind w:left="993"/>
         <w:rPr>
-          <w:rStyle w:val="Ttulo5Car"/>
+          <w:rStyle w:val="Heading5Char"/>
           <w:rFonts w:asciiTheme="minorHAnsi" w:eastAsiaTheme="minorHAnsi" w:hAnsiTheme="minorHAnsi" w:cstheme="minorBidi"/>
           <w:b w:val="0"/>
           <w:color w:val="auto"/>
@@ -4485,7 +4486,7 @@
       </w:pPr>
       <w:r>
         <w:rPr>
-          <w:rStyle w:val="Ttulo5Car"/>
+          <w:rStyle w:val="Heading5Char"/>
         </w:rPr>
         <w:t>Garantías.</w:t>
       </w:r>
@@ -4511,7 +4512,7 @@
     </w:p>
     <w:p>
       <w:pPr>
-        <w:pStyle w:val="Prrafodelista"/>
+        <w:pStyle w:val="ListParagraph"/>
         <w:numPr>
           <w:ilvl w:val="0"/>
           <w:numId w:val="19"/>
@@ -4530,7 +4531,7 @@
     </w:p>
     <w:p>
       <w:pPr>
-        <w:pStyle w:val="Prrafodelista"/>
+        <w:pStyle w:val="ListParagraph"/>
         <w:numPr>
           <w:ilvl w:val="0"/>
           <w:numId w:val="19"/>
@@ -4549,7 +4550,7 @@
     </w:p>
     <w:p>
       <w:pPr>
-        <w:pStyle w:val="Prrafodelista"/>
+        <w:pStyle w:val="ListParagraph"/>
         <w:numPr>
           <w:ilvl w:val="0"/>
           <w:numId w:val="19"/>
@@ -4568,7 +4569,7 @@
     </w:p>
     <w:p>
       <w:pPr>
-        <w:pStyle w:val="Prrafodelista"/>
+        <w:pStyle w:val="ListParagraph"/>
         <w:numPr>
           <w:ilvl w:val="0"/>
           <w:numId w:val="19"/>
@@ -4587,7 +4588,7 @@
     </w:p>
     <w:p>
       <w:pPr>
-        <w:pStyle w:val="Prrafodelista"/>
+        <w:pStyle w:val="ListParagraph"/>
         <w:numPr>
           <w:ilvl w:val="0"/>
           <w:numId w:val="19"/>
@@ -4639,7 +4640,7 @@
     </w:p>
     <w:p>
       <w:pPr>
-        <w:pStyle w:val="Prrafodelista"/>
+        <w:pStyle w:val="ListParagraph"/>
         <w:numPr>
           <w:ilvl w:val="0"/>
           <w:numId w:val="20"/>
@@ -4658,7 +4659,7 @@
     </w:p>
     <w:p>
       <w:pPr>
-        <w:pStyle w:val="Prrafodelista"/>
+        <w:pStyle w:val="ListParagraph"/>
         <w:numPr>
           <w:ilvl w:val="0"/>
           <w:numId w:val="20"/>
@@ -4676,7 +4677,7 @@
     </w:p>
     <w:p>
       <w:pPr>
-        <w:pStyle w:val="Prrafodelista"/>
+        <w:pStyle w:val="ListParagraph"/>
         <w:numPr>
           <w:ilvl w:val="0"/>
           <w:numId w:val="20"/>
@@ -4694,7 +4695,7 @@
     </w:p>
     <w:p>
       <w:pPr>
-        <w:pStyle w:val="Prrafodelista"/>
+        <w:pStyle w:val="ListParagraph"/>
         <w:numPr>
           <w:ilvl w:val="0"/>
           <w:numId w:val="20"/>
@@ -4712,7 +4713,7 @@
     </w:p>
     <w:p>
       <w:pPr>
-        <w:pStyle w:val="Prrafodelista"/>
+        <w:pStyle w:val="ListParagraph"/>
         <w:numPr>
           <w:ilvl w:val="0"/>
           <w:numId w:val="20"/>
@@ -4743,7 +4744,7 @@
     </w:p>
     <w:p>
       <w:pPr>
-        <w:pStyle w:val="Ttulo3"/>
+        <w:pStyle w:val="Heading3"/>
       </w:pPr>
       <w:r>
         <w:t>Análisis de viabilidad financiera</w:t>
@@ -4777,19 +4778,19 @@
     </w:p>
     <w:p>
       <w:pPr>
-        <w:pStyle w:val="Prrafodelista"/>
+        <w:pStyle w:val="ListParagraph"/>
         <w:numPr>
           <w:ilvl w:val="0"/>
           <w:numId w:val="21"/>
         </w:numPr>
         <w:ind w:left="993"/>
         <w:rPr>
-          <w:rStyle w:val="Ttulo5Car"/>
-        </w:rPr>
-      </w:pPr>
-      <w:r>
-        <w:rPr>
-          <w:rStyle w:val="Ttulo5Car"/>
+          <w:rStyle w:val="Heading5Char"/>
+        </w:rPr>
+      </w:pPr>
+      <w:r>
+        <w:rPr>
+          <w:rStyle w:val="Heading5Char"/>
         </w:rPr>
         <w:t>Ingresos proyectados.</w:t>
       </w:r>
@@ -4802,19 +4803,19 @@
     </w:p>
     <w:p>
       <w:pPr>
-        <w:pStyle w:val="Prrafodelista"/>
+        <w:pStyle w:val="ListParagraph"/>
         <w:numPr>
           <w:ilvl w:val="0"/>
           <w:numId w:val="21"/>
         </w:numPr>
         <w:ind w:left="993"/>
         <w:rPr>
-          <w:rStyle w:val="Ttulo5Car"/>
-        </w:rPr>
-      </w:pPr>
-      <w:r>
-        <w:rPr>
-          <w:rStyle w:val="Ttulo5Car"/>
+          <w:rStyle w:val="Heading5Char"/>
+        </w:rPr>
+      </w:pPr>
+      <w:r>
+        <w:rPr>
+          <w:rStyle w:val="Heading5Char"/>
         </w:rPr>
         <w:t>Costos y gastos.</w:t>
       </w:r>
@@ -4827,19 +4828,19 @@
     </w:p>
     <w:p>
       <w:pPr>
-        <w:pStyle w:val="Prrafodelista"/>
+        <w:pStyle w:val="ListParagraph"/>
         <w:numPr>
           <w:ilvl w:val="0"/>
           <w:numId w:val="21"/>
         </w:numPr>
         <w:ind w:left="993"/>
         <w:rPr>
-          <w:rStyle w:val="Ttulo5Car"/>
-        </w:rPr>
-      </w:pPr>
-      <w:r>
-        <w:rPr>
-          <w:rStyle w:val="Ttulo5Car"/>
+          <w:rStyle w:val="Heading5Char"/>
+        </w:rPr>
+      </w:pPr>
+      <w:r>
+        <w:rPr>
+          <w:rStyle w:val="Heading5Char"/>
         </w:rPr>
         <w:t>Flujo de caja.</w:t>
       </w:r>
@@ -4852,14 +4853,14 @@
     </w:p>
     <w:p>
       <w:pPr>
-        <w:pStyle w:val="Prrafodelista"/>
+        <w:pStyle w:val="ListParagraph"/>
         <w:numPr>
           <w:ilvl w:val="0"/>
           <w:numId w:val="21"/>
         </w:numPr>
         <w:ind w:left="993"/>
         <w:rPr>
-          <w:rStyle w:val="Ttulo5Car"/>
+          <w:rStyle w:val="Heading5Char"/>
           <w:rFonts w:asciiTheme="minorHAnsi" w:eastAsiaTheme="minorHAnsi" w:hAnsiTheme="minorHAnsi" w:cstheme="minorBidi"/>
           <w:b w:val="0"/>
           <w:color w:val="auto"/>
@@ -4870,7 +4871,7 @@
       </w:pPr>
       <w:r>
         <w:rPr>
-          <w:rStyle w:val="Ttulo5Car"/>
+          <w:rStyle w:val="Heading5Char"/>
         </w:rPr>
         <w:t>Punto de equilibrio.</w:t>
       </w:r>
@@ -4913,7 +4914,7 @@
     </w:p>
     <w:p>
       <w:pPr>
-        <w:pStyle w:val="Prrafodelista"/>
+        <w:pStyle w:val="ListParagraph"/>
         <w:numPr>
           <w:ilvl w:val="0"/>
           <w:numId w:val="22"/>
@@ -4932,7 +4933,7 @@
     </w:p>
     <w:p>
       <w:pPr>
-        <w:pStyle w:val="Prrafodelista"/>
+        <w:pStyle w:val="ListParagraph"/>
         <w:numPr>
           <w:ilvl w:val="0"/>
           <w:numId w:val="22"/>
@@ -4951,7 +4952,7 @@
     </w:p>
     <w:p>
       <w:pPr>
-        <w:pStyle w:val="Prrafodelista"/>
+        <w:pStyle w:val="ListParagraph"/>
         <w:numPr>
           <w:ilvl w:val="0"/>
           <w:numId w:val="22"/>
@@ -4970,7 +4971,7 @@
     </w:p>
     <w:p>
       <w:pPr>
-        <w:pStyle w:val="Prrafodelista"/>
+        <w:pStyle w:val="ListParagraph"/>
         <w:numPr>
           <w:ilvl w:val="0"/>
           <w:numId w:val="22"/>
@@ -4989,7 +4990,7 @@
     </w:p>
     <w:p>
       <w:pPr>
-        <w:pStyle w:val="Prrafodelista"/>
+        <w:pStyle w:val="ListParagraph"/>
         <w:numPr>
           <w:ilvl w:val="0"/>
           <w:numId w:val="22"/>
@@ -5034,7 +5035,7 @@
     </w:p>
     <w:p>
       <w:pPr>
-        <w:pStyle w:val="Prrafodelista"/>
+        <w:pStyle w:val="ListParagraph"/>
         <w:numPr>
           <w:ilvl w:val="0"/>
           <w:numId w:val="23"/>
@@ -5052,7 +5053,7 @@
     </w:p>
     <w:p>
       <w:pPr>
-        <w:pStyle w:val="Prrafodelista"/>
+        <w:pStyle w:val="ListParagraph"/>
         <w:numPr>
           <w:ilvl w:val="0"/>
           <w:numId w:val="23"/>
@@ -5070,7 +5071,7 @@
     </w:p>
     <w:p>
       <w:pPr>
-        <w:pStyle w:val="Prrafodelista"/>
+        <w:pStyle w:val="ListParagraph"/>
         <w:numPr>
           <w:ilvl w:val="0"/>
           <w:numId w:val="23"/>
@@ -5088,7 +5089,7 @@
     </w:p>
     <w:p>
       <w:pPr>
-        <w:pStyle w:val="Prrafodelista"/>
+        <w:pStyle w:val="ListParagraph"/>
         <w:numPr>
           <w:ilvl w:val="0"/>
           <w:numId w:val="23"/>
@@ -5106,7 +5107,7 @@
     </w:p>
     <w:p>
       <w:pPr>
-        <w:pStyle w:val="Prrafodelista"/>
+        <w:pStyle w:val="ListParagraph"/>
         <w:numPr>
           <w:ilvl w:val="0"/>
           <w:numId w:val="23"/>
@@ -5144,9 +5145,9 @@
     </w:p>
     <w:p>
       <w:pPr>
-        <w:pStyle w:val="Ttulo2"/>
-      </w:pPr>
-      <w:bookmarkStart w:id="6" w:name="_Toc231906501"/>
+        <w:pStyle w:val="Heading2"/>
+      </w:pPr>
+      <w:bookmarkStart w:id="6" w:name="_Toc232058624"/>
       <w:r>
         <w:t>Presupuesto del proyecto</w:t>
       </w:r>
@@ -5180,7 +5181,7 @@
     </w:p>
     <w:p>
       <w:pPr>
-        <w:pStyle w:val="Prrafodelista"/>
+        <w:pStyle w:val="ListParagraph"/>
         <w:numPr>
           <w:ilvl w:val="0"/>
           <w:numId w:val="24"/>
@@ -5199,7 +5200,7 @@
     </w:p>
     <w:p>
       <w:pPr>
-        <w:pStyle w:val="Prrafodelista"/>
+        <w:pStyle w:val="ListParagraph"/>
         <w:numPr>
           <w:ilvl w:val="0"/>
           <w:numId w:val="24"/>
@@ -5218,7 +5219,7 @@
     </w:p>
     <w:p>
       <w:pPr>
-        <w:pStyle w:val="Prrafodelista"/>
+        <w:pStyle w:val="ListParagraph"/>
         <w:numPr>
           <w:ilvl w:val="0"/>
           <w:numId w:val="24"/>
@@ -5237,7 +5238,7 @@
     </w:p>
     <w:p>
       <w:pPr>
-        <w:pStyle w:val="Prrafodelista"/>
+        <w:pStyle w:val="ListParagraph"/>
         <w:numPr>
           <w:ilvl w:val="0"/>
           <w:numId w:val="24"/>
@@ -5256,7 +5257,7 @@
     </w:p>
     <w:p>
       <w:pPr>
-        <w:pStyle w:val="Prrafodelista"/>
+        <w:pStyle w:val="ListParagraph"/>
         <w:numPr>
           <w:ilvl w:val="0"/>
           <w:numId w:val="24"/>
@@ -5308,7 +5309,7 @@
     </w:p>
     <w:p>
       <w:pPr>
-        <w:pStyle w:val="Prrafodelista"/>
+        <w:pStyle w:val="ListParagraph"/>
         <w:numPr>
           <w:ilvl w:val="0"/>
           <w:numId w:val="25"/>
@@ -5320,7 +5321,7 @@
       </w:pPr>
       <w:r>
         <w:rPr>
-          <w:rStyle w:val="Ttulo5Car"/>
+          <w:rStyle w:val="Heading5Char"/>
         </w:rPr>
         <w:t>Optimización de recursos.</w:t>
       </w:r>
@@ -5333,19 +5334,19 @@
     </w:p>
     <w:p>
       <w:pPr>
-        <w:pStyle w:val="Prrafodelista"/>
+        <w:pStyle w:val="ListParagraph"/>
         <w:numPr>
           <w:ilvl w:val="0"/>
           <w:numId w:val="25"/>
         </w:numPr>
         <w:ind w:left="993"/>
         <w:rPr>
-          <w:rStyle w:val="Ttulo5Car"/>
-        </w:rPr>
-      </w:pPr>
-      <w:r>
-        <w:rPr>
-          <w:rStyle w:val="Ttulo5Car"/>
+          <w:rStyle w:val="Heading5Char"/>
+        </w:rPr>
+      </w:pPr>
+      <w:r>
+        <w:rPr>
+          <w:rStyle w:val="Heading5Char"/>
         </w:rPr>
         <w:t>Control financiero.</w:t>
       </w:r>
@@ -5358,7 +5359,7 @@
     </w:p>
     <w:p>
       <w:pPr>
-        <w:pStyle w:val="Prrafodelista"/>
+        <w:pStyle w:val="ListParagraph"/>
         <w:numPr>
           <w:ilvl w:val="0"/>
           <w:numId w:val="25"/>
@@ -5370,7 +5371,7 @@
       </w:pPr>
       <w:r>
         <w:rPr>
-          <w:rStyle w:val="Ttulo5Car"/>
+          <w:rStyle w:val="Heading5Char"/>
         </w:rPr>
         <w:t>Reducción de riesgos.</w:t>
       </w:r>
@@ -5383,19 +5384,19 @@
     </w:p>
     <w:p>
       <w:pPr>
-        <w:pStyle w:val="Prrafodelista"/>
+        <w:pStyle w:val="ListParagraph"/>
         <w:numPr>
           <w:ilvl w:val="0"/>
           <w:numId w:val="25"/>
         </w:numPr>
         <w:ind w:left="993"/>
         <w:rPr>
-          <w:rStyle w:val="Ttulo5Car"/>
-        </w:rPr>
-      </w:pPr>
-      <w:r>
-        <w:rPr>
-          <w:rStyle w:val="Ttulo5Car"/>
+          <w:rStyle w:val="Heading5Char"/>
+        </w:rPr>
+      </w:pPr>
+      <w:r>
+        <w:rPr>
+          <w:rStyle w:val="Heading5Char"/>
         </w:rPr>
         <w:t>Toma de decisiones.</w:t>
       </w:r>
@@ -5408,7 +5409,7 @@
     </w:p>
     <w:p>
       <w:pPr>
-        <w:pStyle w:val="Prrafodelista"/>
+        <w:pStyle w:val="ListParagraph"/>
         <w:numPr>
           <w:ilvl w:val="0"/>
           <w:numId w:val="25"/>
@@ -5418,7 +5419,7 @@
         </w:tabs>
         <w:ind w:left="993"/>
         <w:rPr>
-          <w:rStyle w:val="Ttulo5Car"/>
+          <w:rStyle w:val="Heading5Char"/>
           <w:rFonts w:asciiTheme="minorHAnsi" w:eastAsiaTheme="minorHAnsi" w:hAnsiTheme="minorHAnsi" w:cstheme="minorBidi"/>
           <w:b w:val="0"/>
           <w:color w:val="auto"/>
@@ -5429,7 +5430,7 @@
       </w:pPr>
       <w:r>
         <w:rPr>
-          <w:rStyle w:val="Ttulo5Car"/>
+          <w:rStyle w:val="Heading5Char"/>
         </w:rPr>
         <w:t>Sostenibilidad.</w:t>
       </w:r>
@@ -5461,7 +5462,7 @@
     </w:p>
     <w:p>
       <w:pPr>
-        <w:pStyle w:val="Ttulo3"/>
+        <w:pStyle w:val="Heading3"/>
       </w:pPr>
       <w:r>
         <w:t>Costos del proyecto</w:t>
@@ -5495,7 +5496,7 @@
     </w:p>
     <w:p>
       <w:pPr>
-        <w:pStyle w:val="Prrafodelista"/>
+        <w:pStyle w:val="ListParagraph"/>
         <w:numPr>
           <w:ilvl w:val="0"/>
           <w:numId w:val="26"/>
@@ -5507,7 +5508,7 @@
       </w:pPr>
       <w:r>
         <w:rPr>
-          <w:rStyle w:val="Ttulo5Car"/>
+          <w:rStyle w:val="Heading5Char"/>
         </w:rPr>
         <w:t>Costos directos.</w:t>
       </w:r>
@@ -5520,7 +5521,7 @@
     </w:p>
     <w:p>
       <w:pPr>
-        <w:pStyle w:val="Prrafodelista"/>
+        <w:pStyle w:val="ListParagraph"/>
         <w:numPr>
           <w:ilvl w:val="0"/>
           <w:numId w:val="26"/>
@@ -5532,7 +5533,7 @@
       </w:pPr>
       <w:r>
         <w:rPr>
-          <w:rStyle w:val="Ttulo5Car"/>
+          <w:rStyle w:val="Heading5Char"/>
         </w:rPr>
         <w:lastRenderedPageBreak/>
         <w:t>Costos indirectos.</w:t>
@@ -5559,7 +5560,7 @@
     </w:p>
     <w:p>
       <w:pPr>
-        <w:pStyle w:val="Prrafodelista"/>
+        <w:pStyle w:val="ListParagraph"/>
         <w:numPr>
           <w:ilvl w:val="0"/>
           <w:numId w:val="27"/>
@@ -5578,7 +5579,7 @@
     </w:p>
     <w:p>
       <w:pPr>
-        <w:pStyle w:val="Prrafodelista"/>
+        <w:pStyle w:val="ListParagraph"/>
         <w:numPr>
           <w:ilvl w:val="0"/>
           <w:numId w:val="27"/>
@@ -5597,7 +5598,7 @@
     </w:p>
     <w:p>
       <w:pPr>
-        <w:pStyle w:val="Prrafodelista"/>
+        <w:pStyle w:val="ListParagraph"/>
         <w:numPr>
           <w:ilvl w:val="0"/>
           <w:numId w:val="27"/>
@@ -5616,7 +5617,7 @@
     </w:p>
     <w:p>
       <w:pPr>
-        <w:pStyle w:val="Prrafodelista"/>
+        <w:pStyle w:val="ListParagraph"/>
         <w:numPr>
           <w:ilvl w:val="0"/>
           <w:numId w:val="27"/>
@@ -5635,7 +5636,7 @@
     </w:p>
     <w:p>
       <w:pPr>
-        <w:pStyle w:val="Prrafodelista"/>
+        <w:pStyle w:val="ListParagraph"/>
         <w:numPr>
           <w:ilvl w:val="0"/>
           <w:numId w:val="27"/>
@@ -5680,7 +5681,7 @@
     </w:p>
     <w:p>
       <w:pPr>
-        <w:pStyle w:val="Ttulo5"/>
+        <w:pStyle w:val="Heading5"/>
         <w:ind w:left="993" w:hanging="426"/>
       </w:pPr>
       <w:r>
@@ -5702,7 +5703,7 @@
     </w:p>
     <w:p>
       <w:pPr>
-        <w:pStyle w:val="Ttulo5"/>
+        <w:pStyle w:val="Heading5"/>
         <w:ind w:left="993" w:hanging="426"/>
       </w:pPr>
       <w:r>
@@ -5724,7 +5725,7 @@
     </w:p>
     <w:p>
       <w:pPr>
-        <w:pStyle w:val="Ttulo5"/>
+        <w:pStyle w:val="Heading5"/>
         <w:ind w:left="993" w:hanging="426"/>
       </w:pPr>
       <w:r>
@@ -5746,7 +5747,7 @@
     </w:p>
     <w:p>
       <w:pPr>
-        <w:pStyle w:val="Ttulo5"/>
+        <w:pStyle w:val="Heading5"/>
         <w:ind w:left="993" w:hanging="426"/>
       </w:pPr>
       <w:r>
@@ -5769,7 +5770,7 @@
     </w:p>
     <w:p>
       <w:pPr>
-        <w:pStyle w:val="Ttulo5"/>
+        <w:pStyle w:val="Heading5"/>
         <w:ind w:left="993" w:hanging="426"/>
       </w:pPr>
       <w:r>
@@ -5804,7 +5805,7 @@
     </w:p>
     <w:p>
       <w:pPr>
-        <w:pStyle w:val="Ttulo5"/>
+        <w:pStyle w:val="Heading5"/>
       </w:pPr>
       <w:r>
         <w:t>Inversión inicial</w:t>
@@ -5851,7 +5852,7 @@
     </w:p>
     <w:p>
       <w:pPr>
-        <w:pStyle w:val="Prrafodelista"/>
+        <w:pStyle w:val="ListParagraph"/>
         <w:numPr>
           <w:ilvl w:val="0"/>
           <w:numId w:val="28"/>
@@ -5870,7 +5871,7 @@
     </w:p>
     <w:p>
       <w:pPr>
-        <w:pStyle w:val="Prrafodelista"/>
+        <w:pStyle w:val="ListParagraph"/>
         <w:numPr>
           <w:ilvl w:val="0"/>
           <w:numId w:val="28"/>
@@ -5889,7 +5890,7 @@
     </w:p>
     <w:p>
       <w:pPr>
-        <w:pStyle w:val="Prrafodelista"/>
+        <w:pStyle w:val="ListParagraph"/>
         <w:numPr>
           <w:ilvl w:val="0"/>
           <w:numId w:val="28"/>
@@ -5908,7 +5909,7 @@
     </w:p>
     <w:p>
       <w:pPr>
-        <w:pStyle w:val="Prrafodelista"/>
+        <w:pStyle w:val="ListParagraph"/>
         <w:numPr>
           <w:ilvl w:val="0"/>
           <w:numId w:val="28"/>
@@ -5928,7 +5929,7 @@
     </w:p>
     <w:p>
       <w:pPr>
-        <w:pStyle w:val="Prrafodelista"/>
+        <w:pStyle w:val="ListParagraph"/>
         <w:numPr>
           <w:ilvl w:val="0"/>
           <w:numId w:val="28"/>
@@ -5960,7 +5961,7 @@
     </w:p>
     <w:p>
       <w:pPr>
-        <w:pStyle w:val="Prrafodelista"/>
+        <w:pStyle w:val="ListParagraph"/>
         <w:numPr>
           <w:ilvl w:val="0"/>
           <w:numId w:val="29"/>
@@ -5972,7 +5973,7 @@
       </w:pPr>
       <w:r>
         <w:rPr>
-          <w:rStyle w:val="Ttulo5Car"/>
+          <w:rStyle w:val="Heading5Char"/>
         </w:rPr>
         <w:t>Equipos y maquinaria.</w:t>
       </w:r>
@@ -5985,19 +5986,19 @@
     </w:p>
     <w:p>
       <w:pPr>
-        <w:pStyle w:val="Prrafodelista"/>
+        <w:pStyle w:val="ListParagraph"/>
         <w:numPr>
           <w:ilvl w:val="0"/>
           <w:numId w:val="29"/>
         </w:numPr>
         <w:ind w:left="993"/>
         <w:rPr>
-          <w:rStyle w:val="Ttulo5Car"/>
-        </w:rPr>
-      </w:pPr>
-      <w:r>
-        <w:rPr>
-          <w:rStyle w:val="Ttulo5Car"/>
+          <w:rStyle w:val="Heading5Char"/>
+        </w:rPr>
+      </w:pPr>
+      <w:r>
+        <w:rPr>
+          <w:rStyle w:val="Heading5Char"/>
         </w:rPr>
         <w:t>Infraestructura o adecuaciones</w:t>
       </w:r>
@@ -6010,19 +6011,19 @@
     </w:p>
     <w:p>
       <w:pPr>
-        <w:pStyle w:val="Prrafodelista"/>
+        <w:pStyle w:val="ListParagraph"/>
         <w:numPr>
           <w:ilvl w:val="0"/>
           <w:numId w:val="29"/>
         </w:numPr>
         <w:ind w:left="993"/>
         <w:rPr>
-          <w:rStyle w:val="Ttulo5Car"/>
-        </w:rPr>
-      </w:pPr>
-      <w:r>
-        <w:rPr>
-          <w:rStyle w:val="Ttulo5Car"/>
+          <w:rStyle w:val="Heading5Char"/>
+        </w:rPr>
+      </w:pPr>
+      <w:r>
+        <w:rPr>
+          <w:rStyle w:val="Heading5Char"/>
         </w:rPr>
         <w:t>Compra inicial de insumos.</w:t>
       </w:r>
@@ -6035,19 +6036,19 @@
     </w:p>
     <w:p>
       <w:pPr>
-        <w:pStyle w:val="Prrafodelista"/>
+        <w:pStyle w:val="ListParagraph"/>
         <w:numPr>
           <w:ilvl w:val="0"/>
           <w:numId w:val="29"/>
         </w:numPr>
         <w:ind w:left="993"/>
         <w:rPr>
-          <w:rStyle w:val="Ttulo5Car"/>
-        </w:rPr>
-      </w:pPr>
-      <w:r>
-        <w:rPr>
-          <w:rStyle w:val="Ttulo5Car"/>
+          <w:rStyle w:val="Heading5Char"/>
+        </w:rPr>
+      </w:pPr>
+      <w:r>
+        <w:rPr>
+          <w:rStyle w:val="Heading5Char"/>
         </w:rPr>
         <w:t>Capital de trabajo.</w:t>
       </w:r>
@@ -6060,14 +6061,14 @@
     </w:p>
     <w:p>
       <w:pPr>
-        <w:pStyle w:val="Prrafodelista"/>
+        <w:pStyle w:val="ListParagraph"/>
         <w:numPr>
           <w:ilvl w:val="0"/>
           <w:numId w:val="29"/>
         </w:numPr>
         <w:ind w:left="993"/>
         <w:rPr>
-          <w:rStyle w:val="Ttulo5Car"/>
+          <w:rStyle w:val="Heading5Char"/>
           <w:rFonts w:asciiTheme="minorHAnsi" w:eastAsiaTheme="minorHAnsi" w:hAnsiTheme="minorHAnsi" w:cstheme="minorBidi"/>
           <w:b w:val="0"/>
           <w:color w:val="auto"/>
@@ -6078,7 +6079,7 @@
       </w:pPr>
       <w:r>
         <w:rPr>
-          <w:rStyle w:val="Ttulo5Car"/>
+          <w:rStyle w:val="Heading5Char"/>
         </w:rPr>
         <w:t>Gastos legales y administrativos.</w:t>
       </w:r>
@@ -6130,7 +6131,7 @@
     </w:p>
     <w:p>
       <w:pPr>
-        <w:pStyle w:val="Prrafodelista"/>
+        <w:pStyle w:val="ListParagraph"/>
         <w:numPr>
           <w:ilvl w:val="0"/>
           <w:numId w:val="30"/>
@@ -6148,7 +6149,7 @@
     </w:p>
     <w:p>
       <w:pPr>
-        <w:pStyle w:val="Prrafodelista"/>
+        <w:pStyle w:val="ListParagraph"/>
         <w:numPr>
           <w:ilvl w:val="0"/>
           <w:numId w:val="30"/>
@@ -6166,7 +6167,7 @@
     </w:p>
     <w:p>
       <w:pPr>
-        <w:pStyle w:val="Prrafodelista"/>
+        <w:pStyle w:val="ListParagraph"/>
         <w:numPr>
           <w:ilvl w:val="0"/>
           <w:numId w:val="30"/>
@@ -6184,7 +6185,7 @@
     </w:p>
     <w:p>
       <w:pPr>
-        <w:pStyle w:val="Prrafodelista"/>
+        <w:pStyle w:val="ListParagraph"/>
         <w:numPr>
           <w:ilvl w:val="0"/>
           <w:numId w:val="30"/>
@@ -6202,7 +6203,7 @@
     </w:p>
     <w:p>
       <w:pPr>
-        <w:pStyle w:val="Prrafodelista"/>
+        <w:pStyle w:val="ListParagraph"/>
         <w:numPr>
           <w:ilvl w:val="0"/>
           <w:numId w:val="30"/>
@@ -6234,7 +6235,7 @@
     </w:p>
     <w:p>
       <w:pPr>
-        <w:pStyle w:val="Ttulo3"/>
+        <w:pStyle w:val="Heading3"/>
       </w:pPr>
       <w:r>
         <w:t>Proyección básica de gastos</w:t>
@@ -6268,7 +6269,7 @@
     </w:p>
     <w:p>
       <w:pPr>
-        <w:pStyle w:val="Prrafodelista"/>
+        <w:pStyle w:val="ListParagraph"/>
         <w:numPr>
           <w:ilvl w:val="0"/>
           <w:numId w:val="31"/>
@@ -6287,7 +6288,7 @@
     </w:p>
     <w:p>
       <w:pPr>
-        <w:pStyle w:val="Prrafodelista"/>
+        <w:pStyle w:val="ListParagraph"/>
         <w:numPr>
           <w:ilvl w:val="0"/>
           <w:numId w:val="31"/>
@@ -6306,7 +6307,7 @@
     </w:p>
     <w:p>
       <w:pPr>
-        <w:pStyle w:val="Prrafodelista"/>
+        <w:pStyle w:val="ListParagraph"/>
         <w:numPr>
           <w:ilvl w:val="0"/>
           <w:numId w:val="31"/>
@@ -6325,7 +6326,7 @@
     </w:p>
     <w:p>
       <w:pPr>
-        <w:pStyle w:val="Prrafodelista"/>
+        <w:pStyle w:val="ListParagraph"/>
         <w:numPr>
           <w:ilvl w:val="0"/>
           <w:numId w:val="31"/>
@@ -6344,7 +6345,7 @@
     </w:p>
     <w:p>
       <w:pPr>
-        <w:pStyle w:val="Prrafodelista"/>
+        <w:pStyle w:val="ListParagraph"/>
         <w:numPr>
           <w:ilvl w:val="0"/>
           <w:numId w:val="31"/>
@@ -6390,7 +6391,7 @@
     </w:p>
     <w:p>
       <w:pPr>
-        <w:pStyle w:val="Prrafodelista"/>
+        <w:pStyle w:val="ListParagraph"/>
         <w:numPr>
           <w:ilvl w:val="0"/>
           <w:numId w:val="32"/>
@@ -6402,7 +6403,7 @@
       </w:pPr>
       <w:r>
         <w:rPr>
-          <w:rStyle w:val="Ttulo5Car"/>
+          <w:rStyle w:val="Heading5Char"/>
         </w:rPr>
         <w:t>Operativos.</w:t>
       </w:r>
@@ -6415,19 +6416,19 @@
     </w:p>
     <w:p>
       <w:pPr>
-        <w:pStyle w:val="Prrafodelista"/>
+        <w:pStyle w:val="ListParagraph"/>
         <w:numPr>
           <w:ilvl w:val="0"/>
           <w:numId w:val="32"/>
         </w:numPr>
         <w:ind w:left="993"/>
         <w:rPr>
-          <w:rStyle w:val="Ttulo5Car"/>
-        </w:rPr>
-      </w:pPr>
-      <w:r>
-        <w:rPr>
-          <w:rStyle w:val="Ttulo5Car"/>
+          <w:rStyle w:val="Heading5Char"/>
+        </w:rPr>
+      </w:pPr>
+      <w:r>
+        <w:rPr>
+          <w:rStyle w:val="Heading5Char"/>
         </w:rPr>
         <w:t>Variables.</w:t>
       </w:r>
@@ -6440,19 +6441,19 @@
     </w:p>
     <w:p>
       <w:pPr>
-        <w:pStyle w:val="Prrafodelista"/>
+        <w:pStyle w:val="ListParagraph"/>
         <w:numPr>
           <w:ilvl w:val="0"/>
           <w:numId w:val="32"/>
         </w:numPr>
         <w:ind w:left="993"/>
         <w:rPr>
-          <w:rStyle w:val="Ttulo5Car"/>
-        </w:rPr>
-      </w:pPr>
-      <w:r>
-        <w:rPr>
-          <w:rStyle w:val="Ttulo5Car"/>
+          <w:rStyle w:val="Heading5Char"/>
+        </w:rPr>
+      </w:pPr>
+      <w:r>
+        <w:rPr>
+          <w:rStyle w:val="Heading5Char"/>
         </w:rPr>
         <w:t>Fijos.</w:t>
       </w:r>
@@ -6465,25 +6466,25 @@
     </w:p>
     <w:p>
       <w:pPr>
-        <w:pStyle w:val="Prrafodelista"/>
+        <w:pStyle w:val="ListParagraph"/>
         <w:numPr>
           <w:ilvl w:val="0"/>
           <w:numId w:val="32"/>
         </w:numPr>
         <w:ind w:left="993"/>
         <w:rPr>
-          <w:rStyle w:val="Ttulo5Car"/>
-        </w:rPr>
-      </w:pPr>
-      <w:r>
-        <w:rPr>
-          <w:rStyle w:val="Ttulo5Car"/>
+          <w:rStyle w:val="Heading5Char"/>
+        </w:rPr>
+      </w:pPr>
+      <w:r>
+        <w:rPr>
+          <w:rStyle w:val="Heading5Char"/>
         </w:rPr>
         <w:t>Administrativos</w:t>
       </w:r>
       <w:r>
         <w:rPr>
-          <w:rStyle w:val="Ttulo5Car"/>
+          <w:rStyle w:val="Heading5Char"/>
         </w:rPr>
         <w:t>.</w:t>
       </w:r>
@@ -6515,14 +6516,14 @@
     </w:p>
     <w:p>
       <w:pPr>
-        <w:pStyle w:val="Prrafodelista"/>
+        <w:pStyle w:val="ListParagraph"/>
         <w:numPr>
           <w:ilvl w:val="0"/>
           <w:numId w:val="32"/>
         </w:numPr>
         <w:ind w:left="993"/>
         <w:rPr>
-          <w:rStyle w:val="Ttulo5Car"/>
+          <w:rStyle w:val="Heading5Char"/>
           <w:rFonts w:asciiTheme="minorHAnsi" w:eastAsiaTheme="minorHAnsi" w:hAnsiTheme="minorHAnsi" w:cstheme="minorBidi"/>
           <w:b w:val="0"/>
           <w:color w:val="auto"/>
@@ -6533,7 +6534,7 @@
       </w:pPr>
       <w:r>
         <w:rPr>
-          <w:rStyle w:val="Ttulo5Car"/>
+          <w:rStyle w:val="Heading5Char"/>
         </w:rPr>
         <w:t>Contingencias.</w:t>
       </w:r>
@@ -6559,7 +6560,7 @@
     </w:p>
     <w:p>
       <w:pPr>
-        <w:pStyle w:val="Prrafodelista"/>
+        <w:pStyle w:val="ListParagraph"/>
         <w:numPr>
           <w:ilvl w:val="0"/>
           <w:numId w:val="33"/>
@@ -6577,7 +6578,7 @@
     </w:p>
     <w:p>
       <w:pPr>
-        <w:pStyle w:val="Prrafodelista"/>
+        <w:pStyle w:val="ListParagraph"/>
         <w:numPr>
           <w:ilvl w:val="0"/>
           <w:numId w:val="33"/>
@@ -6595,7 +6596,7 @@
     </w:p>
     <w:p>
       <w:pPr>
-        <w:pStyle w:val="Prrafodelista"/>
+        <w:pStyle w:val="ListParagraph"/>
         <w:numPr>
           <w:ilvl w:val="0"/>
           <w:numId w:val="33"/>
@@ -6613,7 +6614,7 @@
     </w:p>
     <w:p>
       <w:pPr>
-        <w:pStyle w:val="Prrafodelista"/>
+        <w:pStyle w:val="ListParagraph"/>
         <w:numPr>
           <w:ilvl w:val="0"/>
           <w:numId w:val="33"/>
@@ -6631,7 +6632,7 @@
     </w:p>
     <w:p>
       <w:pPr>
-        <w:pStyle w:val="Prrafodelista"/>
+        <w:pStyle w:val="ListParagraph"/>
         <w:numPr>
           <w:ilvl w:val="0"/>
           <w:numId w:val="33"/>
@@ -6649,7 +6650,7 @@
     </w:p>
     <w:p>
       <w:pPr>
-        <w:pStyle w:val="Prrafodelista"/>
+        <w:pStyle w:val="ListParagraph"/>
         <w:numPr>
           <w:ilvl w:val="0"/>
           <w:numId w:val="33"/>
@@ -6680,9 +6681,9 @@
     </w:p>
     <w:p>
       <w:pPr>
-        <w:pStyle w:val="Ttulo2"/>
-      </w:pPr>
-      <w:bookmarkStart w:id="7" w:name="_Toc231906502"/>
+        <w:pStyle w:val="Heading2"/>
+      </w:pPr>
+      <w:bookmarkStart w:id="7" w:name="_Toc232058625"/>
       <w:r>
         <w:lastRenderedPageBreak/>
         <w:t>Plan de negocio</w:t>
@@ -6730,7 +6731,7 @@
     </w:p>
     <w:p>
       <w:pPr>
-        <w:pStyle w:val="Prrafodelista"/>
+        <w:pStyle w:val="ListParagraph"/>
         <w:numPr>
           <w:ilvl w:val="0"/>
           <w:numId w:val="34"/>
@@ -6742,7 +6743,7 @@
       </w:pPr>
       <w:r>
         <w:rPr>
-          <w:rStyle w:val="Ttulo5Car"/>
+          <w:rStyle w:val="Heading5Char"/>
         </w:rPr>
         <w:t>Organización integral.</w:t>
       </w:r>
@@ -6755,19 +6756,19 @@
     </w:p>
     <w:p>
       <w:pPr>
-        <w:pStyle w:val="Prrafodelista"/>
+        <w:pStyle w:val="ListParagraph"/>
         <w:numPr>
           <w:ilvl w:val="0"/>
           <w:numId w:val="34"/>
         </w:numPr>
         <w:ind w:left="993"/>
         <w:rPr>
-          <w:rStyle w:val="Ttulo5Car"/>
-        </w:rPr>
-      </w:pPr>
-      <w:r>
-        <w:rPr>
-          <w:rStyle w:val="Ttulo5Car"/>
+          <w:rStyle w:val="Heading5Char"/>
+        </w:rPr>
+      </w:pPr>
+      <w:r>
+        <w:rPr>
+          <w:rStyle w:val="Heading5Char"/>
         </w:rPr>
         <w:t>Toma de decisiones.</w:t>
       </w:r>
@@ -6780,19 +6781,19 @@
     </w:p>
     <w:p>
       <w:pPr>
-        <w:pStyle w:val="Prrafodelista"/>
+        <w:pStyle w:val="ListParagraph"/>
         <w:numPr>
           <w:ilvl w:val="0"/>
           <w:numId w:val="34"/>
         </w:numPr>
         <w:ind w:left="993"/>
         <w:rPr>
-          <w:rStyle w:val="Ttulo5Car"/>
-        </w:rPr>
-      </w:pPr>
-      <w:r>
-        <w:rPr>
-          <w:rStyle w:val="Ttulo5Car"/>
+          <w:rStyle w:val="Heading5Char"/>
+        </w:rPr>
+      </w:pPr>
+      <w:r>
+        <w:rPr>
+          <w:rStyle w:val="Heading5Char"/>
         </w:rPr>
         <w:t>Gestión financiera.</w:t>
       </w:r>
@@ -6805,7 +6806,7 @@
     </w:p>
     <w:p>
       <w:pPr>
-        <w:pStyle w:val="Prrafodelista"/>
+        <w:pStyle w:val="ListParagraph"/>
         <w:numPr>
           <w:ilvl w:val="0"/>
           <w:numId w:val="34"/>
@@ -6817,7 +6818,7 @@
       </w:pPr>
       <w:r>
         <w:rPr>
-          <w:rStyle w:val="Ttulo5Car"/>
+          <w:rStyle w:val="Heading5Char"/>
         </w:rPr>
         <w:t>Presentación externa.</w:t>
       </w:r>
@@ -6830,7 +6831,7 @@
     </w:p>
     <w:p>
       <w:pPr>
-        <w:pStyle w:val="Prrafodelista"/>
+        <w:pStyle w:val="ListParagraph"/>
         <w:numPr>
           <w:ilvl w:val="0"/>
           <w:numId w:val="34"/>
@@ -6842,7 +6843,7 @@
       </w:pPr>
       <w:r>
         <w:rPr>
-          <w:rStyle w:val="Ttulo5Car"/>
+          <w:rStyle w:val="Heading5Char"/>
         </w:rPr>
         <w:t>Seguimiento.</w:t>
       </w:r>
@@ -6877,7 +6878,7 @@
     </w:p>
     <w:p>
       <w:pPr>
-        <w:pStyle w:val="Ttulo3"/>
+        <w:pStyle w:val="Heading3"/>
       </w:pPr>
       <w:r>
         <w:t>Definición</w:t>
@@ -6911,19 +6912,19 @@
     </w:p>
     <w:p>
       <w:pPr>
-        <w:pStyle w:val="Prrafodelista"/>
+        <w:pStyle w:val="ListParagraph"/>
         <w:numPr>
           <w:ilvl w:val="0"/>
           <w:numId w:val="35"/>
         </w:numPr>
         <w:ind w:left="993"/>
         <w:rPr>
-          <w:rStyle w:val="Ttulo5Car"/>
-        </w:rPr>
-      </w:pPr>
-      <w:r>
-        <w:rPr>
-          <w:rStyle w:val="Ttulo5Car"/>
+          <w:rStyle w:val="Heading5Char"/>
+        </w:rPr>
+      </w:pPr>
+      <w:r>
+        <w:rPr>
+          <w:rStyle w:val="Heading5Char"/>
         </w:rPr>
         <w:t>Clarificación de objetivos.</w:t>
       </w:r>
@@ -6936,7 +6937,7 @@
     </w:p>
     <w:p>
       <w:pPr>
-        <w:pStyle w:val="Prrafodelista"/>
+        <w:pStyle w:val="ListParagraph"/>
         <w:numPr>
           <w:ilvl w:val="0"/>
           <w:numId w:val="35"/>
@@ -6948,7 +6949,7 @@
       </w:pPr>
       <w:r>
         <w:rPr>
-          <w:rStyle w:val="Ttulo5Car"/>
+          <w:rStyle w:val="Heading5Char"/>
         </w:rPr>
         <w:t>Identificación de oportunidades y riesgos.</w:t>
       </w:r>
@@ -6961,7 +6962,7 @@
     </w:p>
     <w:p>
       <w:pPr>
-        <w:pStyle w:val="Prrafodelista"/>
+        <w:pStyle w:val="ListParagraph"/>
         <w:numPr>
           <w:ilvl w:val="0"/>
           <w:numId w:val="35"/>
@@ -6973,7 +6974,7 @@
       </w:pPr>
       <w:r>
         <w:rPr>
-          <w:rStyle w:val="Ttulo5Car"/>
+          <w:rStyle w:val="Heading5Char"/>
         </w:rPr>
         <w:t>Organización de recursos.</w:t>
       </w:r>
@@ -6986,19 +6987,19 @@
     </w:p>
     <w:p>
       <w:pPr>
-        <w:pStyle w:val="Prrafodelista"/>
+        <w:pStyle w:val="ListParagraph"/>
         <w:numPr>
           <w:ilvl w:val="0"/>
           <w:numId w:val="35"/>
         </w:numPr>
         <w:ind w:left="993"/>
         <w:rPr>
-          <w:rStyle w:val="Ttulo5Car"/>
-        </w:rPr>
-      </w:pPr>
-      <w:r>
-        <w:rPr>
-          <w:rStyle w:val="Ttulo5Car"/>
+          <w:rStyle w:val="Heading5Char"/>
+        </w:rPr>
+      </w:pPr>
+      <w:r>
+        <w:rPr>
+          <w:rStyle w:val="Heading5Char"/>
         </w:rPr>
         <w:t>Evaluación de sostenibilidad.</w:t>
       </w:r>
@@ -7011,7 +7012,7 @@
     </w:p>
     <w:p>
       <w:pPr>
-        <w:pStyle w:val="Prrafodelista"/>
+        <w:pStyle w:val="ListParagraph"/>
         <w:numPr>
           <w:ilvl w:val="0"/>
           <w:numId w:val="35"/>
@@ -7023,7 +7024,7 @@
       </w:pPr>
       <w:r>
         <w:rPr>
-          <w:rStyle w:val="Ttulo5Car"/>
+          <w:rStyle w:val="Heading5Char"/>
         </w:rPr>
         <w:t xml:space="preserve">Mejor toma de decisiones. </w:t>
       </w:r>
@@ -7049,7 +7050,7 @@
     </w:p>
     <w:p>
       <w:pPr>
-        <w:pStyle w:val="Ttulo3"/>
+        <w:pStyle w:val="Heading3"/>
       </w:pPr>
       <w:r>
         <w:lastRenderedPageBreak/>
@@ -7071,7 +7072,7 @@
     </w:p>
     <w:tbl>
       <w:tblPr>
-        <w:tblStyle w:val="Tablaconcuadrcula"/>
+        <w:tblStyle w:val="TableGrid"/>
         <w:tblW w:w="0" w:type="auto"/>
         <w:tblLook w:val="04A0" w:firstRow="1" w:lastRow="0" w:firstColumn="1" w:lastColumn="0" w:noHBand="0" w:noVBand="1"/>
       </w:tblPr>
@@ -7299,7 +7300,7 @@
     </w:tbl>
     <w:p>
       <w:pPr>
-        <w:pStyle w:val="Ttulo3"/>
+        <w:pStyle w:val="Heading3"/>
       </w:pPr>
       <w:r>
         <w:lastRenderedPageBreak/>
@@ -7334,19 +7335,19 @@
     </w:p>
     <w:p>
       <w:pPr>
-        <w:pStyle w:val="Prrafodelista"/>
+        <w:pStyle w:val="ListParagraph"/>
         <w:numPr>
           <w:ilvl w:val="0"/>
           <w:numId w:val="36"/>
         </w:numPr>
         <w:ind w:left="993"/>
         <w:rPr>
-          <w:rStyle w:val="Ttulo5Car"/>
-        </w:rPr>
-      </w:pPr>
-      <w:r>
-        <w:rPr>
-          <w:rStyle w:val="Ttulo5Car"/>
+          <w:rStyle w:val="Heading5Char"/>
+        </w:rPr>
+      </w:pPr>
+      <w:r>
+        <w:rPr>
+          <w:rStyle w:val="Heading5Char"/>
         </w:rPr>
         <w:t>Demostrar viabilidad</w:t>
       </w:r>
@@ -7359,7 +7360,7 @@
     </w:p>
     <w:p>
       <w:pPr>
-        <w:pStyle w:val="Prrafodelista"/>
+        <w:pStyle w:val="ListParagraph"/>
         <w:numPr>
           <w:ilvl w:val="0"/>
           <w:numId w:val="36"/>
@@ -7371,7 +7372,7 @@
       </w:pPr>
       <w:r>
         <w:rPr>
-          <w:rStyle w:val="Ttulo5Car"/>
+          <w:rStyle w:val="Heading5Char"/>
         </w:rPr>
         <w:t>Sustentar necesidad de financiación.</w:t>
       </w:r>
@@ -7384,19 +7385,19 @@
     </w:p>
     <w:p>
       <w:pPr>
-        <w:pStyle w:val="Prrafodelista"/>
+        <w:pStyle w:val="ListParagraph"/>
         <w:numPr>
           <w:ilvl w:val="0"/>
           <w:numId w:val="36"/>
         </w:numPr>
         <w:ind w:left="993"/>
         <w:rPr>
-          <w:rStyle w:val="Ttulo5Car"/>
-        </w:rPr>
-      </w:pPr>
-      <w:r>
-        <w:rPr>
-          <w:rStyle w:val="Ttulo5Car"/>
+          <w:rStyle w:val="Heading5Char"/>
+        </w:rPr>
+      </w:pPr>
+      <w:r>
+        <w:rPr>
+          <w:rStyle w:val="Heading5Char"/>
         </w:rPr>
         <w:t>Probar capacidad de ingresos.</w:t>
       </w:r>
@@ -7409,19 +7410,19 @@
     </w:p>
     <w:p>
       <w:pPr>
-        <w:pStyle w:val="Prrafodelista"/>
+        <w:pStyle w:val="ListParagraph"/>
         <w:numPr>
           <w:ilvl w:val="0"/>
           <w:numId w:val="36"/>
         </w:numPr>
         <w:ind w:left="993"/>
         <w:rPr>
-          <w:rStyle w:val="Ttulo5Car"/>
-        </w:rPr>
-      </w:pPr>
-      <w:r>
-        <w:rPr>
-          <w:rStyle w:val="Ttulo5Car"/>
+          <w:rStyle w:val="Heading5Char"/>
+        </w:rPr>
+      </w:pPr>
+      <w:r>
+        <w:rPr>
+          <w:rStyle w:val="Heading5Char"/>
         </w:rPr>
         <w:t>Reducir percepción de riesgo.</w:t>
       </w:r>
@@ -7434,14 +7435,14 @@
     </w:p>
     <w:p>
       <w:pPr>
-        <w:pStyle w:val="Prrafodelista"/>
+        <w:pStyle w:val="ListParagraph"/>
         <w:numPr>
           <w:ilvl w:val="0"/>
           <w:numId w:val="36"/>
         </w:numPr>
         <w:ind w:left="993"/>
         <w:rPr>
-          <w:rStyle w:val="Ttulo5Car"/>
+          <w:rStyle w:val="Heading5Char"/>
           <w:rFonts w:asciiTheme="minorHAnsi" w:eastAsiaTheme="minorHAnsi" w:hAnsiTheme="minorHAnsi" w:cstheme="minorBidi"/>
           <w:b w:val="0"/>
           <w:color w:val="auto"/>
@@ -7452,7 +7453,7 @@
       </w:pPr>
       <w:r>
         <w:rPr>
-          <w:rStyle w:val="Ttulo5Car"/>
+          <w:rStyle w:val="Heading5Char"/>
         </w:rPr>
         <w:t>Respaldar decisiones de inversión.</w:t>
       </w:r>
@@ -7504,7 +7505,7 @@
     </w:p>
     <w:p>
       <w:pPr>
-        <w:pStyle w:val="Prrafodelista"/>
+        <w:pStyle w:val="ListParagraph"/>
         <w:numPr>
           <w:ilvl w:val="0"/>
           <w:numId w:val="37"/>
@@ -7524,7 +7525,7 @@
     </w:p>
     <w:p>
       <w:pPr>
-        <w:pStyle w:val="Prrafodelista"/>
+        <w:pStyle w:val="ListParagraph"/>
         <w:numPr>
           <w:ilvl w:val="0"/>
           <w:numId w:val="37"/>
@@ -7543,7 +7544,7 @@
     </w:p>
     <w:p>
       <w:pPr>
-        <w:pStyle w:val="Prrafodelista"/>
+        <w:pStyle w:val="ListParagraph"/>
         <w:numPr>
           <w:ilvl w:val="0"/>
           <w:numId w:val="37"/>
@@ -7562,7 +7563,7 @@
     </w:p>
     <w:p>
       <w:pPr>
-        <w:pStyle w:val="Prrafodelista"/>
+        <w:pStyle w:val="ListParagraph"/>
         <w:numPr>
           <w:ilvl w:val="0"/>
           <w:numId w:val="37"/>
@@ -7594,9 +7595,9 @@
     </w:p>
     <w:p>
       <w:pPr>
-        <w:pStyle w:val="Ttulo2"/>
-      </w:pPr>
-      <w:bookmarkStart w:id="8" w:name="_Toc231906503"/>
+        <w:pStyle w:val="Heading2"/>
+      </w:pPr>
+      <w:bookmarkStart w:id="8" w:name="_Toc232058626"/>
       <w:r>
         <w:t>Ejemplo aplicado de financiación de un proyecto</w:t>
       </w:r>
@@ -7617,7 +7618,7 @@
     </w:p>
     <w:p>
       <w:pPr>
-        <w:pStyle w:val="Prrafodelista"/>
+        <w:pStyle w:val="ListParagraph"/>
         <w:numPr>
           <w:ilvl w:val="0"/>
           <w:numId w:val="38"/>
@@ -7629,7 +7630,7 @@
       </w:pPr>
       <w:r>
         <w:rPr>
-          <w:rStyle w:val="Ttulo5Car"/>
+          <w:rStyle w:val="Heading5Char"/>
         </w:rPr>
         <w:t>Definición de necesidades del proyecto.</w:t>
       </w:r>
@@ -7642,7 +7643,7 @@
     </w:p>
     <w:p>
       <w:pPr>
-        <w:pStyle w:val="Prrafodelista"/>
+        <w:pStyle w:val="ListParagraph"/>
         <w:numPr>
           <w:ilvl w:val="0"/>
           <w:numId w:val="38"/>
@@ -7654,7 +7655,7 @@
       </w:pPr>
       <w:r>
         <w:rPr>
-          <w:rStyle w:val="Ttulo5Car"/>
+          <w:rStyle w:val="Heading5Char"/>
         </w:rPr>
         <w:t>Elaboración del presupuesto.</w:t>
       </w:r>
@@ -7674,7 +7675,7 @@
     </w:p>
     <w:p>
       <w:pPr>
-        <w:pStyle w:val="Prrafodelista"/>
+        <w:pStyle w:val="ListParagraph"/>
         <w:numPr>
           <w:ilvl w:val="0"/>
           <w:numId w:val="38"/>
@@ -7686,7 +7687,7 @@
       </w:pPr>
       <w:r>
         <w:rPr>
-          <w:rStyle w:val="Ttulo5Car"/>
+          <w:rStyle w:val="Heading5Char"/>
         </w:rPr>
         <w:t>Proyección de ingresos y gastos.</w:t>
       </w:r>
@@ -7699,7 +7700,7 @@
     </w:p>
     <w:p>
       <w:pPr>
-        <w:pStyle w:val="Prrafodelista"/>
+        <w:pStyle w:val="ListParagraph"/>
         <w:numPr>
           <w:ilvl w:val="0"/>
           <w:numId w:val="38"/>
@@ -7711,7 +7712,7 @@
       </w:pPr>
       <w:r>
         <w:rPr>
-          <w:rStyle w:val="Ttulo5Car"/>
+          <w:rStyle w:val="Heading5Char"/>
         </w:rPr>
         <w:t>Identificación de fuentes de financiación.</w:t>
       </w:r>
@@ -7724,7 +7725,7 @@
     </w:p>
     <w:p>
       <w:pPr>
-        <w:pStyle w:val="Prrafodelista"/>
+        <w:pStyle w:val="ListParagraph"/>
         <w:numPr>
           <w:ilvl w:val="0"/>
           <w:numId w:val="38"/>
@@ -7736,7 +7737,7 @@
       </w:pPr>
       <w:r>
         <w:rPr>
-          <w:rStyle w:val="Ttulo5Car"/>
+          <w:rStyle w:val="Heading5Char"/>
         </w:rPr>
         <w:t>Evaluación de alternativas.</w:t>
       </w:r>
@@ -7749,7 +7750,7 @@
     </w:p>
     <w:p>
       <w:pPr>
-        <w:pStyle w:val="Prrafodelista"/>
+        <w:pStyle w:val="ListParagraph"/>
         <w:numPr>
           <w:ilvl w:val="0"/>
           <w:numId w:val="38"/>
@@ -7761,7 +7762,7 @@
       </w:pPr>
       <w:r>
         <w:rPr>
-          <w:rStyle w:val="Ttulo5Car"/>
+          <w:rStyle w:val="Heading5Char"/>
         </w:rPr>
         <w:t>Selección de la estrategia de financiación.</w:t>
       </w:r>
@@ -7774,7 +7775,7 @@
     </w:p>
     <w:p>
       <w:pPr>
-        <w:pStyle w:val="Prrafodelista"/>
+        <w:pStyle w:val="ListParagraph"/>
         <w:numPr>
           <w:ilvl w:val="0"/>
           <w:numId w:val="38"/>
@@ -7786,7 +7787,7 @@
       </w:pPr>
       <w:r>
         <w:rPr>
-          <w:rStyle w:val="Ttulo5Car"/>
+          <w:rStyle w:val="Heading5Char"/>
         </w:rPr>
         <w:t>Integración con el plan de negocio.</w:t>
       </w:r>
@@ -7799,7 +7800,7 @@
     </w:p>
     <w:p>
       <w:pPr>
-        <w:pStyle w:val="Prrafodelista"/>
+        <w:pStyle w:val="ListParagraph"/>
         <w:numPr>
           <w:ilvl w:val="0"/>
           <w:numId w:val="38"/>
@@ -7811,7 +7812,7 @@
       </w:pPr>
       <w:r>
         <w:rPr>
-          <w:rStyle w:val="Ttulo5Car"/>
+          <w:rStyle w:val="Heading5Char"/>
         </w:rPr>
         <w:t>Evaluación final de viabilidad.</w:t>
       </w:r>
@@ -7844,7 +7845,7 @@
     </w:p>
     <w:p>
       <w:pPr>
-        <w:pStyle w:val="Ttulo3"/>
+        <w:pStyle w:val="Heading3"/>
       </w:pPr>
       <w:r>
         <w:t>Errores comunes en la financiación del proyecto</w:t>
@@ -7865,19 +7866,19 @@
     </w:p>
     <w:p>
       <w:pPr>
-        <w:pStyle w:val="Prrafodelista"/>
+        <w:pStyle w:val="ListParagraph"/>
         <w:numPr>
           <w:ilvl w:val="0"/>
           <w:numId w:val="39"/>
         </w:numPr>
         <w:ind w:left="993"/>
         <w:rPr>
-          <w:rStyle w:val="Ttulo5Car"/>
-        </w:rPr>
-      </w:pPr>
-      <w:r>
-        <w:rPr>
-          <w:rStyle w:val="Ttulo5Car"/>
+          <w:rStyle w:val="Heading5Char"/>
+        </w:rPr>
+      </w:pPr>
+      <w:r>
+        <w:rPr>
+          <w:rStyle w:val="Heading5Char"/>
         </w:rPr>
         <w:t>Subestimar costos reales.</w:t>
       </w:r>
@@ -7890,19 +7891,19 @@
     </w:p>
     <w:p>
       <w:pPr>
-        <w:pStyle w:val="Prrafodelista"/>
+        <w:pStyle w:val="ListParagraph"/>
         <w:numPr>
           <w:ilvl w:val="0"/>
           <w:numId w:val="39"/>
         </w:numPr>
         <w:ind w:left="993"/>
         <w:rPr>
-          <w:rStyle w:val="Ttulo5Car"/>
-        </w:rPr>
-      </w:pPr>
-      <w:r>
-        <w:rPr>
-          <w:rStyle w:val="Ttulo5Car"/>
+          <w:rStyle w:val="Heading5Char"/>
+        </w:rPr>
+      </w:pPr>
+      <w:r>
+        <w:rPr>
+          <w:rStyle w:val="Heading5Char"/>
         </w:rPr>
         <w:t>No analizar tasas y plazos.</w:t>
       </w:r>
@@ -7915,19 +7916,19 @@
     </w:p>
     <w:p>
       <w:pPr>
-        <w:pStyle w:val="Prrafodelista"/>
+        <w:pStyle w:val="ListParagraph"/>
         <w:numPr>
           <w:ilvl w:val="0"/>
           <w:numId w:val="39"/>
         </w:numPr>
         <w:ind w:left="993"/>
         <w:rPr>
-          <w:rStyle w:val="Ttulo5Car"/>
-        </w:rPr>
-      </w:pPr>
-      <w:r>
-        <w:rPr>
-          <w:rStyle w:val="Ttulo5Car"/>
+          <w:rStyle w:val="Heading5Char"/>
+        </w:rPr>
+      </w:pPr>
+      <w:r>
+        <w:rPr>
+          <w:rStyle w:val="Heading5Char"/>
         </w:rPr>
         <w:t>Depender de una sola fuente.</w:t>
       </w:r>
@@ -7940,19 +7941,19 @@
     </w:p>
     <w:p>
       <w:pPr>
-        <w:pStyle w:val="Prrafodelista"/>
+        <w:pStyle w:val="ListParagraph"/>
         <w:numPr>
           <w:ilvl w:val="0"/>
           <w:numId w:val="39"/>
         </w:numPr>
         <w:ind w:left="993"/>
         <w:rPr>
-          <w:rStyle w:val="Ttulo5Car"/>
-        </w:rPr>
-      </w:pPr>
-      <w:r>
-        <w:rPr>
-          <w:rStyle w:val="Ttulo5Car"/>
+          <w:rStyle w:val="Heading5Char"/>
+        </w:rPr>
+      </w:pPr>
+      <w:r>
+        <w:rPr>
+          <w:rStyle w:val="Heading5Char"/>
         </w:rPr>
         <w:t>No elaborar proyecciones claras.</w:t>
       </w:r>
@@ -7965,14 +7966,14 @@
     </w:p>
     <w:p>
       <w:pPr>
-        <w:pStyle w:val="Prrafodelista"/>
+        <w:pStyle w:val="ListParagraph"/>
         <w:numPr>
           <w:ilvl w:val="0"/>
           <w:numId w:val="39"/>
         </w:numPr>
         <w:ind w:left="993"/>
         <w:rPr>
-          <w:rStyle w:val="Ttulo5Car"/>
+          <w:rStyle w:val="Heading5Char"/>
           <w:rFonts w:asciiTheme="minorHAnsi" w:eastAsiaTheme="minorHAnsi" w:hAnsiTheme="minorHAnsi" w:cstheme="minorBidi"/>
           <w:b w:val="0"/>
           <w:color w:val="auto"/>
@@ -7983,7 +7984,7 @@
       </w:pPr>
       <w:r>
         <w:rPr>
-          <w:rStyle w:val="Ttulo5Car"/>
+          <w:rStyle w:val="Heading5Char"/>
         </w:rPr>
         <w:t>Ignorar el flujo de caja.</w:t>
       </w:r>
@@ -7997,7 +7998,7 @@
     <w:p>
       <w:pPr>
         <w:rPr>
-          <w:rStyle w:val="Ttulo5Car"/>
+          <w:rStyle w:val="Heading5Char"/>
         </w:rPr>
       </w:pPr>
     </w:p>
@@ -8099,9 +8100,9 @@
     </w:p>
     <w:p>
       <w:pPr>
-        <w:pStyle w:val="Ttulo1"/>
-      </w:pPr>
-      <w:bookmarkStart w:id="9" w:name="_Toc231906504"/>
+        <w:pStyle w:val="Heading1"/>
+      </w:pPr>
+      <w:bookmarkStart w:id="9" w:name="_Toc232058627"/>
       <w:r>
         <w:lastRenderedPageBreak/>
         <w:t>Puesta en marcha del proyecto</w:t>
@@ -8162,19 +8163,19 @@
     </w:p>
     <w:p>
       <w:pPr>
-        <w:pStyle w:val="Prrafodelista"/>
+        <w:pStyle w:val="ListParagraph"/>
         <w:numPr>
           <w:ilvl w:val="0"/>
           <w:numId w:val="40"/>
         </w:numPr>
         <w:ind w:left="993"/>
         <w:rPr>
-          <w:rStyle w:val="Ttulo5Car"/>
-        </w:rPr>
-      </w:pPr>
-      <w:r>
-        <w:rPr>
-          <w:rStyle w:val="Ttulo5Car"/>
+          <w:rStyle w:val="Heading5Char"/>
+        </w:rPr>
+      </w:pPr>
+      <w:r>
+        <w:rPr>
+          <w:rStyle w:val="Heading5Char"/>
         </w:rPr>
         <w:t>Ejecución operativa.</w:t>
       </w:r>
@@ -8187,7 +8188,7 @@
     </w:p>
     <w:p>
       <w:pPr>
-        <w:pStyle w:val="Prrafodelista"/>
+        <w:pStyle w:val="ListParagraph"/>
         <w:numPr>
           <w:ilvl w:val="0"/>
           <w:numId w:val="40"/>
@@ -8199,7 +8200,7 @@
       </w:pPr>
       <w:r>
         <w:rPr>
-          <w:rStyle w:val="Ttulo5Car"/>
+          <w:rStyle w:val="Heading5Char"/>
         </w:rPr>
         <w:t>Integración de recursos.</w:t>
       </w:r>
@@ -8212,7 +8213,7 @@
     </w:p>
     <w:p>
       <w:pPr>
-        <w:pStyle w:val="Prrafodelista"/>
+        <w:pStyle w:val="ListParagraph"/>
         <w:numPr>
           <w:ilvl w:val="0"/>
           <w:numId w:val="40"/>
@@ -8224,7 +8225,7 @@
       </w:pPr>
       <w:r>
         <w:rPr>
-          <w:rStyle w:val="Ttulo5Car"/>
+          <w:rStyle w:val="Heading5Char"/>
         </w:rPr>
         <w:t>Validación de la formulación.</w:t>
       </w:r>
@@ -8237,19 +8238,19 @@
     </w:p>
     <w:p>
       <w:pPr>
-        <w:pStyle w:val="Prrafodelista"/>
+        <w:pStyle w:val="ListParagraph"/>
         <w:numPr>
           <w:ilvl w:val="0"/>
           <w:numId w:val="40"/>
         </w:numPr>
         <w:ind w:left="993"/>
         <w:rPr>
-          <w:rStyle w:val="Ttulo5Car"/>
-        </w:rPr>
-      </w:pPr>
-      <w:r>
-        <w:rPr>
-          <w:rStyle w:val="Ttulo5Car"/>
+          <w:rStyle w:val="Heading5Char"/>
+        </w:rPr>
+      </w:pPr>
+      <w:r>
+        <w:rPr>
+          <w:rStyle w:val="Heading5Char"/>
         </w:rPr>
         <w:lastRenderedPageBreak/>
         <w:t>Control y seguimiento.</w:t>
@@ -8263,14 +8264,14 @@
     </w:p>
     <w:p>
       <w:pPr>
-        <w:pStyle w:val="Prrafodelista"/>
+        <w:pStyle w:val="ListParagraph"/>
         <w:numPr>
           <w:ilvl w:val="0"/>
           <w:numId w:val="40"/>
         </w:numPr>
         <w:ind w:left="993"/>
         <w:rPr>
-          <w:rStyle w:val="Ttulo5Car"/>
+          <w:rStyle w:val="Heading5Char"/>
           <w:rFonts w:asciiTheme="minorHAnsi" w:eastAsiaTheme="minorHAnsi" w:hAnsiTheme="minorHAnsi" w:cstheme="minorBidi"/>
           <w:b w:val="0"/>
           <w:color w:val="auto"/>
@@ -8281,7 +8282,7 @@
       </w:pPr>
       <w:r>
         <w:rPr>
-          <w:rStyle w:val="Ttulo5Car"/>
+          <w:rStyle w:val="Heading5Char"/>
         </w:rPr>
         <w:t>Mejora continua.</w:t>
       </w:r>
@@ -8307,9 +8308,9 @@
     </w:p>
     <w:p>
       <w:pPr>
-        <w:pStyle w:val="Ttulo2"/>
-      </w:pPr>
-      <w:bookmarkStart w:id="10" w:name="_Toc231906505"/>
+        <w:pStyle w:val="Heading2"/>
+      </w:pPr>
+      <w:bookmarkStart w:id="10" w:name="_Toc232058628"/>
       <w:r>
         <w:t>Concepto de puesta en marcha</w:t>
       </w:r>
@@ -8343,19 +8344,19 @@
     </w:p>
     <w:p>
       <w:pPr>
-        <w:pStyle w:val="Prrafodelista"/>
+        <w:pStyle w:val="ListParagraph"/>
         <w:numPr>
           <w:ilvl w:val="0"/>
           <w:numId w:val="41"/>
         </w:numPr>
         <w:ind w:left="993"/>
         <w:rPr>
-          <w:rStyle w:val="Ttulo5Car"/>
-        </w:rPr>
-      </w:pPr>
-      <w:r>
-        <w:rPr>
-          <w:rStyle w:val="Ttulo5Car"/>
+          <w:rStyle w:val="Heading5Char"/>
+        </w:rPr>
+      </w:pPr>
+      <w:r>
+        <w:rPr>
+          <w:rStyle w:val="Heading5Char"/>
         </w:rPr>
         <w:t>Activar el cronograma.</w:t>
       </w:r>
@@ -8368,19 +8369,19 @@
     </w:p>
     <w:p>
       <w:pPr>
-        <w:pStyle w:val="Prrafodelista"/>
+        <w:pStyle w:val="ListParagraph"/>
         <w:numPr>
           <w:ilvl w:val="0"/>
           <w:numId w:val="41"/>
         </w:numPr>
         <w:ind w:left="993"/>
         <w:rPr>
-          <w:rStyle w:val="Ttulo5Car"/>
-        </w:rPr>
-      </w:pPr>
-      <w:r>
-        <w:rPr>
-          <w:rStyle w:val="Ttulo5Car"/>
+          <w:rStyle w:val="Heading5Char"/>
+        </w:rPr>
+      </w:pPr>
+      <w:r>
+        <w:rPr>
+          <w:rStyle w:val="Heading5Char"/>
         </w:rPr>
         <w:t>Asignar responsabilidades.</w:t>
       </w:r>
@@ -8393,19 +8394,19 @@
     </w:p>
     <w:p>
       <w:pPr>
-        <w:pStyle w:val="Prrafodelista"/>
+        <w:pStyle w:val="ListParagraph"/>
         <w:numPr>
           <w:ilvl w:val="0"/>
           <w:numId w:val="41"/>
         </w:numPr>
         <w:ind w:left="993"/>
         <w:rPr>
-          <w:rStyle w:val="Ttulo5Car"/>
-        </w:rPr>
-      </w:pPr>
-      <w:r>
-        <w:rPr>
-          <w:rStyle w:val="Ttulo5Car"/>
+          <w:rStyle w:val="Heading5Char"/>
+        </w:rPr>
+      </w:pPr>
+      <w:r>
+        <w:rPr>
+          <w:rStyle w:val="Heading5Char"/>
         </w:rPr>
         <w:t>Utilizar recursos eficientemente.</w:t>
       </w:r>
@@ -8418,19 +8419,19 @@
     </w:p>
     <w:p>
       <w:pPr>
-        <w:pStyle w:val="Prrafodelista"/>
+        <w:pStyle w:val="ListParagraph"/>
         <w:numPr>
           <w:ilvl w:val="0"/>
           <w:numId w:val="41"/>
         </w:numPr>
         <w:ind w:left="993"/>
         <w:rPr>
-          <w:rStyle w:val="Ttulo5Car"/>
-        </w:rPr>
-      </w:pPr>
-      <w:r>
-        <w:rPr>
-          <w:rStyle w:val="Ttulo5Car"/>
+          <w:rStyle w:val="Heading5Char"/>
+        </w:rPr>
+      </w:pPr>
+      <w:r>
+        <w:rPr>
+          <w:rStyle w:val="Heading5Char"/>
         </w:rPr>
         <w:t>Supervisar actividades.</w:t>
       </w:r>
@@ -8443,14 +8444,14 @@
     </w:p>
     <w:p>
       <w:pPr>
-        <w:pStyle w:val="Prrafodelista"/>
+        <w:pStyle w:val="ListParagraph"/>
         <w:numPr>
           <w:ilvl w:val="0"/>
           <w:numId w:val="41"/>
         </w:numPr>
         <w:ind w:left="993"/>
         <w:rPr>
-          <w:rStyle w:val="Ttulo5Car"/>
+          <w:rStyle w:val="Heading5Char"/>
           <w:rFonts w:asciiTheme="minorHAnsi" w:eastAsiaTheme="minorHAnsi" w:hAnsiTheme="minorHAnsi" w:cstheme="minorBidi"/>
           <w:b w:val="0"/>
           <w:color w:val="auto"/>
@@ -8461,7 +8462,7 @@
       </w:pPr>
       <w:r>
         <w:rPr>
-          <w:rStyle w:val="Ttulo5Car"/>
+          <w:rStyle w:val="Heading5Char"/>
         </w:rPr>
         <w:t>Aplicar ajustes</w:t>
       </w:r>
@@ -8514,7 +8515,7 @@
     </w:p>
     <w:p>
       <w:pPr>
-        <w:pStyle w:val="Prrafodelista"/>
+        <w:pStyle w:val="ListParagraph"/>
         <w:numPr>
           <w:ilvl w:val="0"/>
           <w:numId w:val="42"/>
@@ -8533,7 +8534,7 @@
     </w:p>
     <w:p>
       <w:pPr>
-        <w:pStyle w:val="Prrafodelista"/>
+        <w:pStyle w:val="ListParagraph"/>
         <w:numPr>
           <w:ilvl w:val="0"/>
           <w:numId w:val="42"/>
@@ -8552,7 +8553,7 @@
     </w:p>
     <w:p>
       <w:pPr>
-        <w:pStyle w:val="Prrafodelista"/>
+        <w:pStyle w:val="ListParagraph"/>
         <w:numPr>
           <w:ilvl w:val="0"/>
           <w:numId w:val="42"/>
@@ -8571,7 +8572,7 @@
     </w:p>
     <w:p>
       <w:pPr>
-        <w:pStyle w:val="Prrafodelista"/>
+        <w:pStyle w:val="ListParagraph"/>
         <w:numPr>
           <w:ilvl w:val="0"/>
           <w:numId w:val="42"/>
@@ -8590,7 +8591,7 @@
     </w:p>
     <w:p>
       <w:pPr>
-        <w:pStyle w:val="Prrafodelista"/>
+        <w:pStyle w:val="ListParagraph"/>
         <w:numPr>
           <w:ilvl w:val="0"/>
           <w:numId w:val="42"/>
@@ -8622,9 +8623,9 @@
     </w:p>
     <w:p>
       <w:pPr>
-        <w:pStyle w:val="Ttulo2"/>
-      </w:pPr>
-      <w:bookmarkStart w:id="11" w:name="_Toc231906506"/>
+        <w:pStyle w:val="Heading2"/>
+      </w:pPr>
+      <w:bookmarkStart w:id="11" w:name="_Toc232058629"/>
       <w:r>
         <w:t>Importancia de la implementación del proyecto</w:t>
       </w:r>
@@ -8658,19 +8659,19 @@
     </w:p>
     <w:p>
       <w:pPr>
-        <w:pStyle w:val="Prrafodelista"/>
+        <w:pStyle w:val="ListParagraph"/>
         <w:numPr>
           <w:ilvl w:val="0"/>
           <w:numId w:val="43"/>
         </w:numPr>
         <w:ind w:left="993"/>
         <w:rPr>
-          <w:rStyle w:val="Ttulo5Car"/>
-        </w:rPr>
-      </w:pPr>
-      <w:r>
-        <w:rPr>
-          <w:rStyle w:val="Ttulo5Car"/>
+          <w:rStyle w:val="Heading5Char"/>
+        </w:rPr>
+      </w:pPr>
+      <w:r>
+        <w:rPr>
+          <w:rStyle w:val="Heading5Char"/>
         </w:rPr>
         <w:lastRenderedPageBreak/>
         <w:t>Validar la planificación.</w:t>
@@ -8684,19 +8685,19 @@
     </w:p>
     <w:p>
       <w:pPr>
-        <w:pStyle w:val="Prrafodelista"/>
+        <w:pStyle w:val="ListParagraph"/>
         <w:numPr>
           <w:ilvl w:val="0"/>
           <w:numId w:val="43"/>
         </w:numPr>
         <w:ind w:left="993"/>
         <w:rPr>
-          <w:rStyle w:val="Ttulo5Car"/>
-        </w:rPr>
-      </w:pPr>
-      <w:r>
-        <w:rPr>
-          <w:rStyle w:val="Ttulo5Car"/>
+          <w:rStyle w:val="Heading5Char"/>
+        </w:rPr>
+      </w:pPr>
+      <w:r>
+        <w:rPr>
+          <w:rStyle w:val="Heading5Char"/>
         </w:rPr>
         <w:t>Identificar desviaciones.</w:t>
       </w:r>
@@ -8709,19 +8710,19 @@
     </w:p>
     <w:p>
       <w:pPr>
-        <w:pStyle w:val="Prrafodelista"/>
+        <w:pStyle w:val="ListParagraph"/>
         <w:numPr>
           <w:ilvl w:val="0"/>
           <w:numId w:val="43"/>
         </w:numPr>
         <w:ind w:left="993"/>
         <w:rPr>
-          <w:rStyle w:val="Ttulo5Car"/>
-        </w:rPr>
-      </w:pPr>
-      <w:r>
-        <w:rPr>
-          <w:rStyle w:val="Ttulo5Car"/>
+          <w:rStyle w:val="Heading5Char"/>
+        </w:rPr>
+      </w:pPr>
+      <w:r>
+        <w:rPr>
+          <w:rStyle w:val="Heading5Char"/>
         </w:rPr>
         <w:t>Garantizar uso adecuado de recursos.</w:t>
       </w:r>
@@ -8746,7 +8747,7 @@
     </w:p>
     <w:p>
       <w:pPr>
-        <w:pStyle w:val="Prrafodelista"/>
+        <w:pStyle w:val="ListParagraph"/>
         <w:numPr>
           <w:ilvl w:val="0"/>
           <w:numId w:val="43"/>
@@ -8758,7 +8759,7 @@
       </w:pPr>
       <w:r>
         <w:rPr>
-          <w:rStyle w:val="Ttulo5Car"/>
+          <w:rStyle w:val="Heading5Char"/>
         </w:rPr>
         <w:t>Contribuir al cumplimiento de objetivos.</w:t>
       </w:r>
@@ -8771,14 +8772,14 @@
     </w:p>
     <w:p>
       <w:pPr>
-        <w:pStyle w:val="Prrafodelista"/>
+        <w:pStyle w:val="ListParagraph"/>
         <w:numPr>
           <w:ilvl w:val="0"/>
           <w:numId w:val="43"/>
         </w:numPr>
         <w:ind w:left="993"/>
         <w:rPr>
-          <w:rStyle w:val="Ttulo5Car"/>
+          <w:rStyle w:val="Heading5Char"/>
           <w:rFonts w:asciiTheme="minorHAnsi" w:eastAsiaTheme="minorHAnsi" w:hAnsiTheme="minorHAnsi" w:cstheme="minorBidi"/>
           <w:b w:val="0"/>
           <w:color w:val="auto"/>
@@ -8789,7 +8790,7 @@
       </w:pPr>
       <w:r>
         <w:rPr>
-          <w:rStyle w:val="Ttulo5Car"/>
+          <w:rStyle w:val="Heading5Char"/>
         </w:rPr>
         <w:t>Reducir riesgos de ejecución.</w:t>
       </w:r>
@@ -8841,7 +8842,7 @@
     </w:p>
     <w:p>
       <w:pPr>
-        <w:pStyle w:val="Prrafodelista"/>
+        <w:pStyle w:val="ListParagraph"/>
         <w:numPr>
           <w:ilvl w:val="0"/>
           <w:numId w:val="44"/>
@@ -8859,7 +8860,7 @@
     </w:p>
     <w:p>
       <w:pPr>
-        <w:pStyle w:val="Prrafodelista"/>
+        <w:pStyle w:val="ListParagraph"/>
         <w:numPr>
           <w:ilvl w:val="0"/>
           <w:numId w:val="44"/>
@@ -8877,7 +8878,7 @@
     </w:p>
     <w:p>
       <w:pPr>
-        <w:pStyle w:val="Prrafodelista"/>
+        <w:pStyle w:val="ListParagraph"/>
         <w:numPr>
           <w:ilvl w:val="0"/>
           <w:numId w:val="44"/>
@@ -8895,7 +8896,7 @@
     </w:p>
     <w:p>
       <w:pPr>
-        <w:pStyle w:val="Prrafodelista"/>
+        <w:pStyle w:val="ListParagraph"/>
         <w:numPr>
           <w:ilvl w:val="0"/>
           <w:numId w:val="44"/>
@@ -8913,7 +8914,7 @@
     </w:p>
     <w:p>
       <w:pPr>
-        <w:pStyle w:val="Prrafodelista"/>
+        <w:pStyle w:val="ListParagraph"/>
         <w:numPr>
           <w:ilvl w:val="0"/>
           <w:numId w:val="44"/>
@@ -8931,7 +8932,7 @@
     </w:p>
     <w:p>
       <w:pPr>
-        <w:pStyle w:val="Prrafodelista"/>
+        <w:pStyle w:val="ListParagraph"/>
         <w:numPr>
           <w:ilvl w:val="0"/>
           <w:numId w:val="44"/>
@@ -8963,9 +8964,9 @@
     </w:p>
     <w:p>
       <w:pPr>
-        <w:pStyle w:val="Ttulo2"/>
-      </w:pPr>
-      <w:bookmarkStart w:id="12" w:name="_Toc231906507"/>
+        <w:pStyle w:val="Heading2"/>
+      </w:pPr>
+      <w:bookmarkStart w:id="12" w:name="_Toc232058630"/>
       <w:r>
         <w:t>Estrategias de implementación</w:t>
       </w:r>
@@ -9896,14 +9897,15 @@
         <w:rPr>
           <w:lang w:eastAsia="es-CO"/>
         </w:rPr>
+        <w:lastRenderedPageBreak/>
         <w:t>La integración de estas tres estrategias permite que el proyecto funcione de manera equilibrada. Mientras la dimensión operativa asegura la ejecución, la comercial impulsa ingresos y posicionamiento, y la organizacional fortalece la gestión interna. Cuando estas estrategias se articulan adecuadamente, el proyecto incrementa su capacidad de adaptación, mejora resultados y fortalece su sostenibilidad en el tiempo.</w:t>
       </w:r>
     </w:p>
     <w:p>
       <w:pPr>
-        <w:pStyle w:val="Ttulo2"/>
-      </w:pPr>
-      <w:bookmarkStart w:id="13" w:name="_Toc231906508"/>
+        <w:pStyle w:val="Heading2"/>
+      </w:pPr>
+      <w:bookmarkStart w:id="13" w:name="_Toc232058631"/>
       <w:r>
         <w:t>Cronograma del proyecto</w:t>
       </w:r>
@@ -9951,19 +9953,19 @@
     </w:p>
     <w:p>
       <w:pPr>
-        <w:pStyle w:val="Prrafodelista"/>
+        <w:pStyle w:val="ListParagraph"/>
         <w:numPr>
           <w:ilvl w:val="0"/>
           <w:numId w:val="45"/>
         </w:numPr>
         <w:ind w:left="993"/>
         <w:rPr>
-          <w:rStyle w:val="Ttulo5Car"/>
-        </w:rPr>
-      </w:pPr>
-      <w:r>
-        <w:rPr>
-          <w:rStyle w:val="Ttulo5Car"/>
+          <w:rStyle w:val="Heading5Char"/>
+        </w:rPr>
+      </w:pPr>
+      <w:r>
+        <w:rPr>
+          <w:rStyle w:val="Heading5Char"/>
         </w:rPr>
         <w:t>Secuencia de actividades.</w:t>
       </w:r>
@@ -9976,19 +9978,19 @@
     </w:p>
     <w:p>
       <w:pPr>
-        <w:pStyle w:val="Prrafodelista"/>
+        <w:pStyle w:val="ListParagraph"/>
         <w:numPr>
           <w:ilvl w:val="0"/>
           <w:numId w:val="45"/>
         </w:numPr>
         <w:ind w:left="993"/>
         <w:rPr>
-          <w:rStyle w:val="Ttulo5Car"/>
-        </w:rPr>
-      </w:pPr>
-      <w:r>
-        <w:rPr>
-          <w:rStyle w:val="Ttulo5Car"/>
+          <w:rStyle w:val="Heading5Char"/>
+        </w:rPr>
+      </w:pPr>
+      <w:r>
+        <w:rPr>
+          <w:rStyle w:val="Heading5Char"/>
         </w:rPr>
         <w:t>Duración de tareas.</w:t>
       </w:r>
@@ -10001,19 +10003,19 @@
     </w:p>
     <w:p>
       <w:pPr>
-        <w:pStyle w:val="Prrafodelista"/>
+        <w:pStyle w:val="ListParagraph"/>
         <w:numPr>
           <w:ilvl w:val="0"/>
           <w:numId w:val="45"/>
         </w:numPr>
         <w:ind w:left="993"/>
         <w:rPr>
-          <w:rStyle w:val="Ttulo5Car"/>
-        </w:rPr>
-      </w:pPr>
-      <w:r>
-        <w:rPr>
-          <w:rStyle w:val="Ttulo5Car"/>
+          <w:rStyle w:val="Heading5Char"/>
+        </w:rPr>
+      </w:pPr>
+      <w:r>
+        <w:rPr>
+          <w:rStyle w:val="Heading5Char"/>
         </w:rPr>
         <w:t>Fechas clave.</w:t>
       </w:r>
@@ -10026,19 +10028,19 @@
     </w:p>
     <w:p>
       <w:pPr>
-        <w:pStyle w:val="Prrafodelista"/>
+        <w:pStyle w:val="ListParagraph"/>
         <w:numPr>
           <w:ilvl w:val="0"/>
           <w:numId w:val="45"/>
         </w:numPr>
         <w:ind w:left="993"/>
         <w:rPr>
-          <w:rStyle w:val="Ttulo5Car"/>
-        </w:rPr>
-      </w:pPr>
-      <w:r>
-        <w:rPr>
-          <w:rStyle w:val="Ttulo5Car"/>
+          <w:rStyle w:val="Heading5Char"/>
+        </w:rPr>
+      </w:pPr>
+      <w:r>
+        <w:rPr>
+          <w:rStyle w:val="Heading5Char"/>
         </w:rPr>
         <w:t>Dependencias.</w:t>
       </w:r>
@@ -10051,14 +10053,14 @@
     </w:p>
     <w:p>
       <w:pPr>
-        <w:pStyle w:val="Prrafodelista"/>
+        <w:pStyle w:val="ListParagraph"/>
         <w:numPr>
           <w:ilvl w:val="0"/>
           <w:numId w:val="45"/>
         </w:numPr>
         <w:ind w:left="993"/>
         <w:rPr>
-          <w:rStyle w:val="Ttulo5Car"/>
+          <w:rStyle w:val="Heading5Char"/>
           <w:rFonts w:asciiTheme="minorHAnsi" w:eastAsiaTheme="minorHAnsi" w:hAnsiTheme="minorHAnsi" w:cstheme="minorBidi"/>
           <w:b w:val="0"/>
           <w:color w:val="auto"/>
@@ -10069,7 +10071,7 @@
       </w:pPr>
       <w:r>
         <w:rPr>
-          <w:rStyle w:val="Ttulo5Car"/>
+          <w:rStyle w:val="Heading5Char"/>
         </w:rPr>
         <w:t>Seguimiento.</w:t>
       </w:r>
@@ -10095,7 +10097,7 @@
     </w:p>
     <w:p>
       <w:pPr>
-        <w:pStyle w:val="Ttulo3"/>
+        <w:pStyle w:val="Heading3"/>
       </w:pPr>
       <w:r>
         <w:t>Definición</w:t>
@@ -10129,19 +10131,19 @@
     </w:p>
     <w:p>
       <w:pPr>
-        <w:pStyle w:val="Prrafodelista"/>
+        <w:pStyle w:val="ListParagraph"/>
         <w:numPr>
           <w:ilvl w:val="0"/>
           <w:numId w:val="46"/>
         </w:numPr>
         <w:ind w:left="993"/>
         <w:rPr>
-          <w:rStyle w:val="Ttulo5Car"/>
-        </w:rPr>
-      </w:pPr>
-      <w:r>
-        <w:rPr>
-          <w:rStyle w:val="Ttulo5Car"/>
+          <w:rStyle w:val="Heading5Char"/>
+        </w:rPr>
+      </w:pPr>
+      <w:r>
+        <w:rPr>
+          <w:rStyle w:val="Heading5Char"/>
         </w:rPr>
         <w:t>Organización secuencial.</w:t>
       </w:r>
@@ -10154,19 +10156,19 @@
     </w:p>
     <w:p>
       <w:pPr>
-        <w:pStyle w:val="Prrafodelista"/>
+        <w:pStyle w:val="ListParagraph"/>
         <w:numPr>
           <w:ilvl w:val="0"/>
           <w:numId w:val="46"/>
         </w:numPr>
         <w:ind w:left="993"/>
         <w:rPr>
-          <w:rStyle w:val="Ttulo5Car"/>
-        </w:rPr>
-      </w:pPr>
-      <w:r>
-        <w:rPr>
-          <w:rStyle w:val="Ttulo5Car"/>
+          <w:rStyle w:val="Heading5Char"/>
+        </w:rPr>
+      </w:pPr>
+      <w:r>
+        <w:rPr>
+          <w:rStyle w:val="Heading5Char"/>
         </w:rPr>
         <w:lastRenderedPageBreak/>
         <w:t>Tiempos realistas.</w:t>
@@ -10180,19 +10182,19 @@
     </w:p>
     <w:p>
       <w:pPr>
-        <w:pStyle w:val="Prrafodelista"/>
+        <w:pStyle w:val="ListParagraph"/>
         <w:numPr>
           <w:ilvl w:val="0"/>
           <w:numId w:val="46"/>
         </w:numPr>
         <w:ind w:left="993"/>
         <w:rPr>
-          <w:rStyle w:val="Ttulo5Car"/>
-        </w:rPr>
-      </w:pPr>
-      <w:r>
-        <w:rPr>
-          <w:rStyle w:val="Ttulo5Car"/>
+          <w:rStyle w:val="Heading5Char"/>
+        </w:rPr>
+      </w:pPr>
+      <w:r>
+        <w:rPr>
+          <w:rStyle w:val="Heading5Char"/>
         </w:rPr>
         <w:t>Coordinación de recursos.</w:t>
       </w:r>
@@ -10205,7 +10207,7 @@
     </w:p>
     <w:p>
       <w:pPr>
-        <w:pStyle w:val="Prrafodelista"/>
+        <w:pStyle w:val="ListParagraph"/>
         <w:numPr>
           <w:ilvl w:val="0"/>
           <w:numId w:val="46"/>
@@ -10217,7 +10219,7 @@
       </w:pPr>
       <w:r>
         <w:rPr>
-          <w:rStyle w:val="Ttulo5Car"/>
+          <w:rStyle w:val="Heading5Char"/>
         </w:rPr>
         <w:t>Seguimiento continuo.</w:t>
       </w:r>
@@ -10230,14 +10232,14 @@
     </w:p>
     <w:p>
       <w:pPr>
-        <w:pStyle w:val="Prrafodelista"/>
+        <w:pStyle w:val="ListParagraph"/>
         <w:numPr>
           <w:ilvl w:val="0"/>
           <w:numId w:val="46"/>
         </w:numPr>
         <w:ind w:left="993"/>
         <w:rPr>
-          <w:rStyle w:val="Ttulo5Car"/>
+          <w:rStyle w:val="Heading5Char"/>
           <w:rFonts w:asciiTheme="minorHAnsi" w:eastAsiaTheme="minorHAnsi" w:hAnsiTheme="minorHAnsi" w:cstheme="minorBidi"/>
           <w:b w:val="0"/>
           <w:color w:val="auto"/>
@@ -10248,7 +10250,7 @@
       </w:pPr>
       <w:r>
         <w:rPr>
-          <w:rStyle w:val="Ttulo5Car"/>
+          <w:rStyle w:val="Heading5Char"/>
         </w:rPr>
         <w:t>Prevención de retrasos.</w:t>
       </w:r>
@@ -10274,7 +10276,7 @@
     </w:p>
     <w:p>
       <w:pPr>
-        <w:pStyle w:val="Ttulo3"/>
+        <w:pStyle w:val="Heading3"/>
       </w:pPr>
       <w:r>
         <w:t>Estructuración del cronograma</w:t>
@@ -10308,19 +10310,19 @@
     </w:p>
     <w:p>
       <w:pPr>
-        <w:pStyle w:val="Prrafodelista"/>
+        <w:pStyle w:val="ListParagraph"/>
         <w:numPr>
           <w:ilvl w:val="0"/>
           <w:numId w:val="47"/>
         </w:numPr>
         <w:ind w:left="993"/>
         <w:rPr>
-          <w:rStyle w:val="Ttulo5Car"/>
-        </w:rPr>
-      </w:pPr>
-      <w:r>
-        <w:rPr>
-          <w:rStyle w:val="Ttulo5Car"/>
+          <w:rStyle w:val="Heading5Char"/>
+        </w:rPr>
+      </w:pPr>
+      <w:r>
+        <w:rPr>
+          <w:rStyle w:val="Heading5Char"/>
         </w:rPr>
         <w:t>Actividades del proyecto.</w:t>
       </w:r>
@@ -10333,19 +10335,19 @@
     </w:p>
     <w:p>
       <w:pPr>
-        <w:pStyle w:val="Prrafodelista"/>
+        <w:pStyle w:val="ListParagraph"/>
         <w:numPr>
           <w:ilvl w:val="0"/>
           <w:numId w:val="47"/>
         </w:numPr>
         <w:ind w:left="993"/>
         <w:rPr>
-          <w:rStyle w:val="Ttulo5Car"/>
-        </w:rPr>
-      </w:pPr>
-      <w:r>
-        <w:rPr>
-          <w:rStyle w:val="Ttulo5Car"/>
+          <w:rStyle w:val="Heading5Char"/>
+        </w:rPr>
+      </w:pPr>
+      <w:r>
+        <w:rPr>
+          <w:rStyle w:val="Heading5Char"/>
         </w:rPr>
         <w:t>Duración.</w:t>
       </w:r>
@@ -10358,19 +10360,19 @@
     </w:p>
     <w:p>
       <w:pPr>
-        <w:pStyle w:val="Prrafodelista"/>
+        <w:pStyle w:val="ListParagraph"/>
         <w:numPr>
           <w:ilvl w:val="0"/>
           <w:numId w:val="47"/>
         </w:numPr>
         <w:ind w:left="993"/>
         <w:rPr>
-          <w:rStyle w:val="Ttulo5Car"/>
-        </w:rPr>
-      </w:pPr>
-      <w:r>
-        <w:rPr>
-          <w:rStyle w:val="Ttulo5Car"/>
+          <w:rStyle w:val="Heading5Char"/>
+        </w:rPr>
+      </w:pPr>
+      <w:r>
+        <w:rPr>
+          <w:rStyle w:val="Heading5Char"/>
         </w:rPr>
         <w:t>Fecha de inicio y cierre.</w:t>
       </w:r>
@@ -10383,19 +10385,19 @@
     </w:p>
     <w:p>
       <w:pPr>
-        <w:pStyle w:val="Prrafodelista"/>
+        <w:pStyle w:val="ListParagraph"/>
         <w:numPr>
           <w:ilvl w:val="0"/>
           <w:numId w:val="47"/>
         </w:numPr>
         <w:ind w:left="993"/>
         <w:rPr>
-          <w:rStyle w:val="Ttulo5Car"/>
-        </w:rPr>
-      </w:pPr>
-      <w:r>
-        <w:rPr>
-          <w:rStyle w:val="Ttulo5Car"/>
+          <w:rStyle w:val="Heading5Char"/>
+        </w:rPr>
+      </w:pPr>
+      <w:r>
+        <w:rPr>
+          <w:rStyle w:val="Heading5Char"/>
         </w:rPr>
         <w:t>Dependencias.</w:t>
       </w:r>
@@ -10408,14 +10410,14 @@
     </w:p>
     <w:p>
       <w:pPr>
-        <w:pStyle w:val="Prrafodelista"/>
+        <w:pStyle w:val="ListParagraph"/>
         <w:numPr>
           <w:ilvl w:val="0"/>
           <w:numId w:val="47"/>
         </w:numPr>
         <w:ind w:left="993"/>
         <w:rPr>
-          <w:rStyle w:val="Ttulo5Car"/>
+          <w:rStyle w:val="Heading5Char"/>
           <w:rFonts w:asciiTheme="minorHAnsi" w:eastAsiaTheme="minorHAnsi" w:hAnsiTheme="minorHAnsi" w:cstheme="minorBidi"/>
           <w:b w:val="0"/>
           <w:color w:val="auto"/>
@@ -10426,7 +10428,7 @@
       </w:pPr>
       <w:r>
         <w:rPr>
-          <w:rStyle w:val="Ttulo5Car"/>
+          <w:rStyle w:val="Heading5Char"/>
         </w:rPr>
         <w:t>Responsables.</w:t>
       </w:r>
@@ -10479,7 +10481,7 @@
     </w:p>
     <w:p>
       <w:pPr>
-        <w:pStyle w:val="Prrafodelista"/>
+        <w:pStyle w:val="ListParagraph"/>
         <w:numPr>
           <w:ilvl w:val="0"/>
           <w:numId w:val="48"/>
@@ -10498,7 +10500,7 @@
     </w:p>
     <w:p>
       <w:pPr>
-        <w:pStyle w:val="Prrafodelista"/>
+        <w:pStyle w:val="ListParagraph"/>
         <w:numPr>
           <w:ilvl w:val="0"/>
           <w:numId w:val="48"/>
@@ -10517,7 +10519,7 @@
     </w:p>
     <w:p>
       <w:pPr>
-        <w:pStyle w:val="Prrafodelista"/>
+        <w:pStyle w:val="ListParagraph"/>
         <w:numPr>
           <w:ilvl w:val="0"/>
           <w:numId w:val="48"/>
@@ -10536,7 +10538,7 @@
     </w:p>
     <w:p>
       <w:pPr>
-        <w:pStyle w:val="Prrafodelista"/>
+        <w:pStyle w:val="ListParagraph"/>
         <w:numPr>
           <w:ilvl w:val="0"/>
           <w:numId w:val="48"/>
@@ -10555,7 +10557,7 @@
     </w:p>
     <w:p>
       <w:pPr>
-        <w:pStyle w:val="Prrafodelista"/>
+        <w:pStyle w:val="ListParagraph"/>
         <w:numPr>
           <w:ilvl w:val="0"/>
           <w:numId w:val="48"/>
@@ -10574,7 +10576,7 @@
     </w:p>
     <w:p>
       <w:pPr>
-        <w:pStyle w:val="Prrafodelista"/>
+        <w:pStyle w:val="ListParagraph"/>
         <w:numPr>
           <w:ilvl w:val="0"/>
           <w:numId w:val="48"/>
@@ -10593,7 +10595,7 @@
     </w:p>
     <w:p>
       <w:pPr>
-        <w:pStyle w:val="Prrafodelista"/>
+        <w:pStyle w:val="ListParagraph"/>
         <w:numPr>
           <w:ilvl w:val="0"/>
           <w:numId w:val="48"/>
@@ -10625,7 +10627,7 @@
     </w:p>
     <w:p>
       <w:pPr>
-        <w:pStyle w:val="Ttulo3"/>
+        <w:pStyle w:val="Heading3"/>
       </w:pPr>
       <w:r>
         <w:t>Consideraciones técnicas</w:t>
@@ -10646,19 +10648,19 @@
     </w:p>
     <w:p>
       <w:pPr>
-        <w:pStyle w:val="Prrafodelista"/>
+        <w:pStyle w:val="ListParagraph"/>
         <w:numPr>
           <w:ilvl w:val="0"/>
           <w:numId w:val="49"/>
         </w:numPr>
         <w:ind w:left="993"/>
         <w:rPr>
-          <w:rStyle w:val="Ttulo5Car"/>
-        </w:rPr>
-      </w:pPr>
-      <w:r>
-        <w:rPr>
-          <w:rStyle w:val="Ttulo5Car"/>
+          <w:rStyle w:val="Heading5Char"/>
+        </w:rPr>
+      </w:pPr>
+      <w:r>
+        <w:rPr>
+          <w:rStyle w:val="Heading5Char"/>
         </w:rPr>
         <w:t>Evitar tiempos irreales.</w:t>
       </w:r>
@@ -10671,19 +10673,19 @@
     </w:p>
     <w:p>
       <w:pPr>
-        <w:pStyle w:val="Prrafodelista"/>
+        <w:pStyle w:val="ListParagraph"/>
         <w:numPr>
           <w:ilvl w:val="0"/>
           <w:numId w:val="49"/>
         </w:numPr>
         <w:ind w:left="993"/>
         <w:rPr>
-          <w:rStyle w:val="Ttulo5Car"/>
-        </w:rPr>
-      </w:pPr>
-      <w:r>
-        <w:rPr>
-          <w:rStyle w:val="Ttulo5Car"/>
+          <w:rStyle w:val="Heading5Char"/>
+        </w:rPr>
+      </w:pPr>
+      <w:r>
+        <w:rPr>
+          <w:rStyle w:val="Heading5Char"/>
         </w:rPr>
         <w:lastRenderedPageBreak/>
         <w:t>Considerar imprevistos.</w:t>
@@ -10697,19 +10699,19 @@
     </w:p>
     <w:p>
       <w:pPr>
-        <w:pStyle w:val="Prrafodelista"/>
+        <w:pStyle w:val="ListParagraph"/>
         <w:numPr>
           <w:ilvl w:val="0"/>
           <w:numId w:val="49"/>
         </w:numPr>
         <w:ind w:left="993"/>
         <w:rPr>
-          <w:rStyle w:val="Ttulo5Car"/>
-        </w:rPr>
-      </w:pPr>
-      <w:r>
-        <w:rPr>
-          <w:rStyle w:val="Ttulo5Car"/>
+          <w:rStyle w:val="Heading5Char"/>
+        </w:rPr>
+      </w:pPr>
+      <w:r>
+        <w:rPr>
+          <w:rStyle w:val="Heading5Char"/>
         </w:rPr>
         <w:t>Coherencia entre actividades y recursos.</w:t>
       </w:r>
@@ -10722,7 +10724,7 @@
     </w:p>
     <w:p>
       <w:pPr>
-        <w:pStyle w:val="Prrafodelista"/>
+        <w:pStyle w:val="ListParagraph"/>
         <w:numPr>
           <w:ilvl w:val="0"/>
           <w:numId w:val="49"/>
@@ -10734,7 +10736,7 @@
       </w:pPr>
       <w:r>
         <w:rPr>
-          <w:rStyle w:val="Ttulo5Car"/>
+          <w:rStyle w:val="Heading5Char"/>
         </w:rPr>
         <w:t>Actualizar periódicamente.</w:t>
       </w:r>
@@ -10747,14 +10749,14 @@
     </w:p>
     <w:p>
       <w:pPr>
-        <w:pStyle w:val="Prrafodelista"/>
+        <w:pStyle w:val="ListParagraph"/>
         <w:numPr>
           <w:ilvl w:val="0"/>
           <w:numId w:val="49"/>
         </w:numPr>
         <w:ind w:left="993"/>
         <w:rPr>
-          <w:rStyle w:val="Ttulo5Car"/>
+          <w:rStyle w:val="Heading5Char"/>
           <w:rFonts w:asciiTheme="minorHAnsi" w:eastAsiaTheme="minorHAnsi" w:hAnsiTheme="minorHAnsi" w:cstheme="minorBidi"/>
           <w:b w:val="0"/>
           <w:color w:val="auto"/>
@@ -10765,7 +10767,7 @@
       </w:pPr>
       <w:r>
         <w:rPr>
-          <w:rStyle w:val="Ttulo5Car"/>
+          <w:rStyle w:val="Heading5Char"/>
         </w:rPr>
         <w:t>Priorizar actividades críticas.</w:t>
       </w:r>
@@ -10791,7 +10793,7 @@
     </w:p>
     <w:p>
       <w:pPr>
-        <w:pStyle w:val="Ttulo3"/>
+        <w:pStyle w:val="Heading3"/>
       </w:pPr>
       <w:r>
         <w:t>Herramientas para su elaboración</w:t>
@@ -10812,7 +10814,7 @@
     </w:p>
     <w:p>
       <w:pPr>
-        <w:pStyle w:val="Prrafodelista"/>
+        <w:pStyle w:val="ListParagraph"/>
         <w:numPr>
           <w:ilvl w:val="0"/>
           <w:numId w:val="50"/>
@@ -10831,6 +10833,7 @@
       <w:r>
         <w:rPr>
           <w:rStyle w:val="Extranjerismo"/>
+          <w:lang w:val="es-CO"/>
         </w:rPr>
         <w:t>Excel</w:t>
       </w:r>
@@ -10843,6 +10846,7 @@
       <w:r>
         <w:rPr>
           <w:rStyle w:val="Extranjerismo"/>
+          <w:lang w:val="es-CO"/>
         </w:rPr>
         <w:t>Google</w:t>
       </w:r>
@@ -10855,6 +10859,7 @@
       <w:r>
         <w:rPr>
           <w:rStyle w:val="Extranjerismo"/>
+          <w:lang w:val="es-CO"/>
         </w:rPr>
         <w:t>Sheets</w:t>
       </w:r>
@@ -10867,7 +10872,7 @@
     </w:p>
     <w:p>
       <w:pPr>
-        <w:pStyle w:val="Prrafodelista"/>
+        <w:pStyle w:val="ListParagraph"/>
         <w:numPr>
           <w:ilvl w:val="0"/>
           <w:numId w:val="50"/>
@@ -10886,6 +10891,7 @@
       <w:r>
         <w:rPr>
           <w:rStyle w:val="Extranjerismo"/>
+          <w:lang w:val="es-CO"/>
         </w:rPr>
         <w:t>Gantt</w:t>
       </w:r>
@@ -10898,7 +10904,7 @@
     </w:p>
     <w:p>
       <w:pPr>
-        <w:pStyle w:val="Prrafodelista"/>
+        <w:pStyle w:val="ListParagraph"/>
         <w:numPr>
           <w:ilvl w:val="0"/>
           <w:numId w:val="50"/>
@@ -10971,7 +10977,7 @@
     </w:p>
     <w:p>
       <w:pPr>
-        <w:pStyle w:val="Prrafodelista"/>
+        <w:pStyle w:val="ListParagraph"/>
         <w:numPr>
           <w:ilvl w:val="0"/>
           <w:numId w:val="51"/>
@@ -10990,7 +10996,7 @@
     </w:p>
     <w:p>
       <w:pPr>
-        <w:pStyle w:val="Prrafodelista"/>
+        <w:pStyle w:val="ListParagraph"/>
         <w:numPr>
           <w:ilvl w:val="0"/>
           <w:numId w:val="51"/>
@@ -11009,7 +11015,7 @@
     </w:p>
     <w:p>
       <w:pPr>
-        <w:pStyle w:val="Prrafodelista"/>
+        <w:pStyle w:val="ListParagraph"/>
         <w:numPr>
           <w:ilvl w:val="0"/>
           <w:numId w:val="51"/>
@@ -11028,7 +11034,7 @@
     </w:p>
     <w:p>
       <w:pPr>
-        <w:pStyle w:val="Prrafodelista"/>
+        <w:pStyle w:val="ListParagraph"/>
         <w:numPr>
           <w:ilvl w:val="0"/>
           <w:numId w:val="51"/>
@@ -11048,7 +11054,7 @@
     </w:p>
     <w:p>
       <w:pPr>
-        <w:pStyle w:val="Prrafodelista"/>
+        <w:pStyle w:val="ListParagraph"/>
         <w:numPr>
           <w:ilvl w:val="0"/>
           <w:numId w:val="51"/>
@@ -11106,7 +11112,7 @@
     </w:p>
     <w:p>
       <w:pPr>
-        <w:pStyle w:val="Ttulo3"/>
+        <w:pStyle w:val="Heading3"/>
       </w:pPr>
       <w:r>
         <w:t>Importancia del cronograma en la ejecución del proyecto</w:t>
@@ -11127,7 +11133,7 @@
     </w:p>
     <w:p>
       <w:pPr>
-        <w:pStyle w:val="Prrafodelista"/>
+        <w:pStyle w:val="ListParagraph"/>
         <w:numPr>
           <w:ilvl w:val="0"/>
           <w:numId w:val="52"/>
@@ -11146,7 +11152,7 @@
     </w:p>
     <w:p>
       <w:pPr>
-        <w:pStyle w:val="Prrafodelista"/>
+        <w:pStyle w:val="ListParagraph"/>
         <w:numPr>
           <w:ilvl w:val="0"/>
           <w:numId w:val="52"/>
@@ -11165,7 +11171,7 @@
     </w:p>
     <w:p>
       <w:pPr>
-        <w:pStyle w:val="Prrafodelista"/>
+        <w:pStyle w:val="ListParagraph"/>
         <w:numPr>
           <w:ilvl w:val="0"/>
           <w:numId w:val="52"/>
@@ -11184,7 +11190,7 @@
     </w:p>
     <w:p>
       <w:pPr>
-        <w:pStyle w:val="Prrafodelista"/>
+        <w:pStyle w:val="ListParagraph"/>
         <w:numPr>
           <w:ilvl w:val="0"/>
           <w:numId w:val="52"/>
@@ -11203,7 +11209,7 @@
     </w:p>
     <w:p>
       <w:pPr>
-        <w:pStyle w:val="Prrafodelista"/>
+        <w:pStyle w:val="ListParagraph"/>
         <w:numPr>
           <w:ilvl w:val="0"/>
           <w:numId w:val="52"/>
@@ -11235,9 +11241,9 @@
     </w:p>
     <w:p>
       <w:pPr>
-        <w:pStyle w:val="Ttulo2"/>
-      </w:pPr>
-      <w:bookmarkStart w:id="14" w:name="_Toc231906509"/>
+        <w:pStyle w:val="Heading2"/>
+      </w:pPr>
+      <w:bookmarkStart w:id="14" w:name="_Toc232058632"/>
       <w:r>
         <w:t>Plan de puesta en marcha</w:t>
       </w:r>
@@ -11291,7 +11297,7 @@
     </w:p>
     <w:p>
       <w:pPr>
-        <w:pStyle w:val="Prrafodelista"/>
+        <w:pStyle w:val="ListParagraph"/>
         <w:numPr>
           <w:ilvl w:val="0"/>
           <w:numId w:val="53"/>
@@ -11310,7 +11316,7 @@
     </w:p>
     <w:p>
       <w:pPr>
-        <w:pStyle w:val="Prrafodelista"/>
+        <w:pStyle w:val="ListParagraph"/>
         <w:numPr>
           <w:ilvl w:val="0"/>
           <w:numId w:val="53"/>
@@ -11329,7 +11335,7 @@
     </w:p>
     <w:p>
       <w:pPr>
-        <w:pStyle w:val="Prrafodelista"/>
+        <w:pStyle w:val="ListParagraph"/>
         <w:numPr>
           <w:ilvl w:val="0"/>
           <w:numId w:val="53"/>
@@ -11348,7 +11354,7 @@
     </w:p>
     <w:p>
       <w:pPr>
-        <w:pStyle w:val="Prrafodelista"/>
+        <w:pStyle w:val="ListParagraph"/>
         <w:numPr>
           <w:ilvl w:val="0"/>
           <w:numId w:val="53"/>
@@ -11367,7 +11373,7 @@
     </w:p>
     <w:p>
       <w:pPr>
-        <w:pStyle w:val="Prrafodelista"/>
+        <w:pStyle w:val="ListParagraph"/>
         <w:numPr>
           <w:ilvl w:val="0"/>
           <w:numId w:val="53"/>
@@ -11386,7 +11392,7 @@
     </w:p>
     <w:p>
       <w:pPr>
-        <w:pStyle w:val="Prrafodelista"/>
+        <w:pStyle w:val="ListParagraph"/>
         <w:numPr>
           <w:ilvl w:val="0"/>
           <w:numId w:val="53"/>
@@ -11418,7 +11424,7 @@
     </w:p>
     <w:p>
       <w:pPr>
-        <w:pStyle w:val="Ttulo3"/>
+        <w:pStyle w:val="Heading3"/>
       </w:pPr>
       <w:r>
         <w:t>Estructura del plan</w:t>
@@ -11446,7 +11452,7 @@
     </w:p>
     <w:p>
       <w:pPr>
-        <w:pStyle w:val="Prrafodelista"/>
+        <w:pStyle w:val="ListParagraph"/>
         <w:numPr>
           <w:ilvl w:val="0"/>
           <w:numId w:val="54"/>
@@ -11458,7 +11464,7 @@
       </w:pPr>
       <w:r>
         <w:rPr>
-          <w:rStyle w:val="Ttulo5Car"/>
+          <w:rStyle w:val="Heading5Char"/>
         </w:rPr>
         <w:t>Descripción del proyecto.</w:t>
       </w:r>
@@ -11471,7 +11477,7 @@
     </w:p>
     <w:p>
       <w:pPr>
-        <w:pStyle w:val="Prrafodelista"/>
+        <w:pStyle w:val="ListParagraph"/>
         <w:numPr>
           <w:ilvl w:val="0"/>
           <w:numId w:val="54"/>
@@ -11483,7 +11489,7 @@
       </w:pPr>
       <w:r>
         <w:rPr>
-          <w:rStyle w:val="Ttulo5Car"/>
+          <w:rStyle w:val="Heading5Char"/>
         </w:rPr>
         <w:t>Objetivos del proyecto.</w:t>
       </w:r>
@@ -11496,7 +11502,7 @@
     </w:p>
     <w:p>
       <w:pPr>
-        <w:pStyle w:val="Prrafodelista"/>
+        <w:pStyle w:val="ListParagraph"/>
         <w:numPr>
           <w:ilvl w:val="0"/>
           <w:numId w:val="54"/>
@@ -11508,7 +11514,7 @@
       </w:pPr>
       <w:r>
         <w:rPr>
-          <w:rStyle w:val="Ttulo5Car"/>
+          <w:rStyle w:val="Heading5Char"/>
         </w:rPr>
         <w:t>Cronograma de actividades.</w:t>
       </w:r>
@@ -11521,7 +11527,7 @@
     </w:p>
     <w:p>
       <w:pPr>
-        <w:pStyle w:val="Prrafodelista"/>
+        <w:pStyle w:val="ListParagraph"/>
         <w:numPr>
           <w:ilvl w:val="0"/>
           <w:numId w:val="54"/>
@@ -11533,7 +11539,7 @@
       </w:pPr>
       <w:r>
         <w:rPr>
-          <w:rStyle w:val="Ttulo5Car"/>
+          <w:rStyle w:val="Heading5Char"/>
         </w:rPr>
         <w:t>Recursos del proyecto.</w:t>
       </w:r>
@@ -11546,7 +11552,7 @@
     </w:p>
     <w:p>
       <w:pPr>
-        <w:pStyle w:val="Prrafodelista"/>
+        <w:pStyle w:val="ListParagraph"/>
         <w:numPr>
           <w:ilvl w:val="0"/>
           <w:numId w:val="54"/>
@@ -11558,7 +11564,7 @@
       </w:pPr>
       <w:r>
         <w:rPr>
-          <w:rStyle w:val="Ttulo5Car"/>
+          <w:rStyle w:val="Heading5Char"/>
         </w:rPr>
         <w:t>Estrategias de implementación.</w:t>
       </w:r>
@@ -11571,7 +11577,7 @@
     </w:p>
     <w:p>
       <w:pPr>
-        <w:pStyle w:val="Prrafodelista"/>
+        <w:pStyle w:val="ListParagraph"/>
         <w:numPr>
           <w:ilvl w:val="0"/>
           <w:numId w:val="54"/>
@@ -11583,7 +11589,7 @@
       </w:pPr>
       <w:r>
         <w:rPr>
-          <w:rStyle w:val="Ttulo5Car"/>
+          <w:rStyle w:val="Heading5Char"/>
         </w:rPr>
         <w:t>Presupuesto y financiación.</w:t>
       </w:r>
@@ -11635,7 +11641,7 @@
     </w:p>
     <w:p>
       <w:pPr>
-        <w:pStyle w:val="Prrafodelista"/>
+        <w:pStyle w:val="ListParagraph"/>
         <w:numPr>
           <w:ilvl w:val="0"/>
           <w:numId w:val="55"/>
@@ -11654,7 +11660,7 @@
     </w:p>
     <w:p>
       <w:pPr>
-        <w:pStyle w:val="Prrafodelista"/>
+        <w:pStyle w:val="ListParagraph"/>
         <w:numPr>
           <w:ilvl w:val="0"/>
           <w:numId w:val="55"/>
@@ -11673,7 +11679,7 @@
     </w:p>
     <w:p>
       <w:pPr>
-        <w:pStyle w:val="Prrafodelista"/>
+        <w:pStyle w:val="ListParagraph"/>
         <w:numPr>
           <w:ilvl w:val="0"/>
           <w:numId w:val="55"/>
@@ -11692,7 +11698,7 @@
     </w:p>
     <w:p>
       <w:pPr>
-        <w:pStyle w:val="Prrafodelista"/>
+        <w:pStyle w:val="ListParagraph"/>
         <w:numPr>
           <w:ilvl w:val="0"/>
           <w:numId w:val="55"/>
@@ -11712,7 +11718,7 @@
     </w:p>
     <w:p>
       <w:pPr>
-        <w:pStyle w:val="Prrafodelista"/>
+        <w:pStyle w:val="ListParagraph"/>
         <w:numPr>
           <w:ilvl w:val="0"/>
           <w:numId w:val="55"/>
@@ -11731,7 +11737,7 @@
     </w:p>
     <w:p>
       <w:pPr>
-        <w:pStyle w:val="Prrafodelista"/>
+        <w:pStyle w:val="ListParagraph"/>
         <w:numPr>
           <w:ilvl w:val="0"/>
           <w:numId w:val="55"/>
@@ -11763,7 +11769,7 @@
     </w:p>
     <w:p>
       <w:pPr>
-        <w:pStyle w:val="Ttulo3"/>
+        <w:pStyle w:val="Heading3"/>
       </w:pPr>
       <w:r>
         <w:t>Integración de elementos del proyecto</w:t>
@@ -11797,7 +11803,7 @@
     </w:p>
     <w:p>
       <w:pPr>
-        <w:pStyle w:val="Prrafodelista"/>
+        <w:pStyle w:val="ListParagraph"/>
         <w:numPr>
           <w:ilvl w:val="0"/>
           <w:numId w:val="57"/>
@@ -11809,7 +11815,7 @@
       </w:pPr>
       <w:r>
         <w:rPr>
-          <w:rStyle w:val="Ttulo5Car"/>
+          <w:rStyle w:val="Heading5Char"/>
         </w:rPr>
         <w:t>Relación entre elementos.</w:t>
       </w:r>
@@ -11822,7 +11828,7 @@
     </w:p>
     <w:p>
       <w:pPr>
-        <w:pStyle w:val="Prrafodelista"/>
+        <w:pStyle w:val="ListParagraph"/>
         <w:numPr>
           <w:ilvl w:val="0"/>
           <w:numId w:val="57"/>
@@ -11834,7 +11840,7 @@
       </w:pPr>
       <w:r>
         <w:rPr>
-          <w:rStyle w:val="Ttulo5Car"/>
+          <w:rStyle w:val="Heading5Char"/>
         </w:rPr>
         <w:t>Aplicación en el proyecto.</w:t>
       </w:r>
@@ -11847,7 +11853,7 @@
     </w:p>
     <w:p>
       <w:pPr>
-        <w:pStyle w:val="Ttulo5"/>
+        <w:pStyle w:val="Heading5"/>
       </w:pPr>
       <w:r>
         <w:lastRenderedPageBreak/>
@@ -11856,7 +11862,7 @@
     </w:p>
     <w:p>
       <w:pPr>
-        <w:pStyle w:val="Prrafodelista"/>
+        <w:pStyle w:val="ListParagraph"/>
         <w:numPr>
           <w:ilvl w:val="0"/>
           <w:numId w:val="56"/>
@@ -11875,7 +11881,7 @@
     </w:p>
     <w:p>
       <w:pPr>
-        <w:pStyle w:val="Prrafodelista"/>
+        <w:pStyle w:val="ListParagraph"/>
         <w:numPr>
           <w:ilvl w:val="0"/>
           <w:numId w:val="56"/>
@@ -11894,7 +11900,7 @@
     </w:p>
     <w:p>
       <w:pPr>
-        <w:pStyle w:val="Prrafodelista"/>
+        <w:pStyle w:val="ListParagraph"/>
         <w:numPr>
           <w:ilvl w:val="0"/>
           <w:numId w:val="56"/>
@@ -11913,7 +11919,7 @@
     </w:p>
     <w:p>
       <w:pPr>
-        <w:pStyle w:val="Prrafodelista"/>
+        <w:pStyle w:val="ListParagraph"/>
         <w:numPr>
           <w:ilvl w:val="0"/>
           <w:numId w:val="56"/>
@@ -11932,7 +11938,7 @@
     </w:p>
     <w:p>
       <w:pPr>
-        <w:pStyle w:val="Prrafodelista"/>
+        <w:pStyle w:val="ListParagraph"/>
         <w:numPr>
           <w:ilvl w:val="0"/>
           <w:numId w:val="56"/>
@@ -11977,7 +11983,7 @@
     </w:p>
     <w:p>
       <w:pPr>
-        <w:pStyle w:val="Ttulo3"/>
+        <w:pStyle w:val="Heading3"/>
       </w:pPr>
       <w:r>
         <w:t>Ejecución del proyecto</w:t>
@@ -12024,7 +12030,7 @@
     </w:p>
     <w:p>
       <w:pPr>
-        <w:pStyle w:val="Prrafodelista"/>
+        <w:pStyle w:val="ListParagraph"/>
         <w:numPr>
           <w:ilvl w:val="0"/>
           <w:numId w:val="59"/>
@@ -12036,7 +12042,7 @@
       </w:pPr>
       <w:r>
         <w:rPr>
-          <w:rStyle w:val="Ttulo5Car"/>
+          <w:rStyle w:val="Heading5Char"/>
         </w:rPr>
         <w:t>Elementos clave en la ejecución.</w:t>
       </w:r>
@@ -12056,7 +12062,7 @@
     </w:p>
     <w:p>
       <w:pPr>
-        <w:pStyle w:val="Prrafodelista"/>
+        <w:pStyle w:val="ListParagraph"/>
         <w:numPr>
           <w:ilvl w:val="0"/>
           <w:numId w:val="59"/>
@@ -12068,7 +12074,7 @@
       </w:pPr>
       <w:r>
         <w:rPr>
-          <w:rStyle w:val="Ttulo5Car"/>
+          <w:rStyle w:val="Heading5Char"/>
         </w:rPr>
         <w:t>Aplicación en el proyecto.</w:t>
       </w:r>
@@ -12081,7 +12087,7 @@
     </w:p>
     <w:p>
       <w:pPr>
-        <w:pStyle w:val="Ttulo5"/>
+        <w:pStyle w:val="Heading5"/>
       </w:pPr>
       <w:r>
         <w:t>Proceso recomendado</w:t>
@@ -12089,7 +12095,7 @@
     </w:p>
     <w:p>
       <w:pPr>
-        <w:pStyle w:val="Prrafodelista"/>
+        <w:pStyle w:val="ListParagraph"/>
         <w:numPr>
           <w:ilvl w:val="0"/>
           <w:numId w:val="58"/>
@@ -12108,7 +12114,7 @@
     </w:p>
     <w:p>
       <w:pPr>
-        <w:pStyle w:val="Prrafodelista"/>
+        <w:pStyle w:val="ListParagraph"/>
         <w:numPr>
           <w:ilvl w:val="0"/>
           <w:numId w:val="58"/>
@@ -12127,7 +12133,7 @@
     </w:p>
     <w:p>
       <w:pPr>
-        <w:pStyle w:val="Prrafodelista"/>
+        <w:pStyle w:val="ListParagraph"/>
         <w:numPr>
           <w:ilvl w:val="0"/>
           <w:numId w:val="58"/>
@@ -12146,7 +12152,7 @@
     </w:p>
     <w:p>
       <w:pPr>
-        <w:pStyle w:val="Prrafodelista"/>
+        <w:pStyle w:val="ListParagraph"/>
         <w:numPr>
           <w:ilvl w:val="0"/>
           <w:numId w:val="58"/>
@@ -12165,7 +12171,7 @@
     </w:p>
     <w:p>
       <w:pPr>
-        <w:pStyle w:val="Prrafodelista"/>
+        <w:pStyle w:val="ListParagraph"/>
         <w:numPr>
           <w:ilvl w:val="0"/>
           <w:numId w:val="58"/>
@@ -12184,7 +12190,7 @@
     </w:p>
     <w:p>
       <w:pPr>
-        <w:pStyle w:val="Prrafodelista"/>
+        <w:pStyle w:val="ListParagraph"/>
         <w:numPr>
           <w:ilvl w:val="0"/>
           <w:numId w:val="58"/>
@@ -12242,9 +12248,9 @@
     </w:p>
     <w:p>
       <w:pPr>
-        <w:pStyle w:val="Ttulo2"/>
-      </w:pPr>
-      <w:bookmarkStart w:id="15" w:name="_Toc231906510"/>
+        <w:pStyle w:val="Heading2"/>
+      </w:pPr>
+      <w:bookmarkStart w:id="15" w:name="_Toc232058633"/>
       <w:r>
         <w:lastRenderedPageBreak/>
         <w:t>Ejemplo aplicado de puesta en marcha</w:t>
@@ -12279,7 +12285,7 @@
     </w:p>
     <w:p>
       <w:pPr>
-        <w:pStyle w:val="Prrafodelista"/>
+        <w:pStyle w:val="ListParagraph"/>
         <w:numPr>
           <w:ilvl w:val="0"/>
           <w:numId w:val="60"/>
@@ -12291,7 +12297,7 @@
       </w:pPr>
       <w:r>
         <w:rPr>
-          <w:rStyle w:val="Ttulo5Car"/>
+          <w:rStyle w:val="Heading5Char"/>
         </w:rPr>
         <w:t>Validación del plan de puesta en marcha.</w:t>
       </w:r>
@@ -12304,7 +12310,7 @@
     </w:p>
     <w:p>
       <w:pPr>
-        <w:pStyle w:val="Prrafodelista"/>
+        <w:pStyle w:val="ListParagraph"/>
         <w:numPr>
           <w:ilvl w:val="0"/>
           <w:numId w:val="60"/>
@@ -12316,7 +12322,7 @@
       </w:pPr>
       <w:r>
         <w:rPr>
-          <w:rStyle w:val="Ttulo5Car"/>
+          <w:rStyle w:val="Heading5Char"/>
         </w:rPr>
         <w:t xml:space="preserve">Organización de recursos. </w:t>
       </w:r>
@@ -12329,7 +12335,7 @@
     </w:p>
     <w:p>
       <w:pPr>
-        <w:pStyle w:val="Prrafodelista"/>
+        <w:pStyle w:val="ListParagraph"/>
         <w:numPr>
           <w:ilvl w:val="0"/>
           <w:numId w:val="60"/>
@@ -12341,7 +12347,7 @@
       </w:pPr>
       <w:r>
         <w:rPr>
-          <w:rStyle w:val="Ttulo5Car"/>
+          <w:rStyle w:val="Heading5Char"/>
         </w:rPr>
         <w:t>Activación del cronograma.</w:t>
       </w:r>
@@ -12354,7 +12360,7 @@
     </w:p>
     <w:p>
       <w:pPr>
-        <w:pStyle w:val="Prrafodelista"/>
+        <w:pStyle w:val="ListParagraph"/>
         <w:numPr>
           <w:ilvl w:val="0"/>
           <w:numId w:val="60"/>
@@ -12366,7 +12372,7 @@
       </w:pPr>
       <w:r>
         <w:rPr>
-          <w:rStyle w:val="Ttulo5Car"/>
+          <w:rStyle w:val="Heading5Char"/>
         </w:rPr>
         <w:t>Implementación de estrategias.</w:t>
       </w:r>
@@ -12386,7 +12392,7 @@
     </w:p>
     <w:p>
       <w:pPr>
-        <w:pStyle w:val="Prrafodelista"/>
+        <w:pStyle w:val="ListParagraph"/>
         <w:numPr>
           <w:ilvl w:val="0"/>
           <w:numId w:val="60"/>
@@ -12398,7 +12404,7 @@
       </w:pPr>
       <w:r>
         <w:rPr>
-          <w:rStyle w:val="Ttulo5Car"/>
+          <w:rStyle w:val="Heading5Char"/>
         </w:rPr>
         <w:t>Inicio de operaciones.</w:t>
       </w:r>
@@ -12411,7 +12417,7 @@
     </w:p>
     <w:p>
       <w:pPr>
-        <w:pStyle w:val="Prrafodelista"/>
+        <w:pStyle w:val="ListParagraph"/>
         <w:numPr>
           <w:ilvl w:val="0"/>
           <w:numId w:val="60"/>
@@ -12423,7 +12429,7 @@
       </w:pPr>
       <w:r>
         <w:rPr>
-          <w:rStyle w:val="Ttulo5Car"/>
+          <w:rStyle w:val="Heading5Char"/>
         </w:rPr>
         <w:t>Seguimiento y control.</w:t>
       </w:r>
@@ -12436,7 +12442,7 @@
     </w:p>
     <w:p>
       <w:pPr>
-        <w:pStyle w:val="Prrafodelista"/>
+        <w:pStyle w:val="ListParagraph"/>
         <w:numPr>
           <w:ilvl w:val="0"/>
           <w:numId w:val="60"/>
@@ -12448,7 +12454,7 @@
       </w:pPr>
       <w:r>
         <w:rPr>
-          <w:rStyle w:val="Ttulo5Car"/>
+          <w:rStyle w:val="Heading5Char"/>
         </w:rPr>
         <w:t>Ajustes en la ejecución.</w:t>
       </w:r>
@@ -12461,7 +12467,7 @@
     </w:p>
     <w:p>
       <w:pPr>
-        <w:pStyle w:val="Prrafodelista"/>
+        <w:pStyle w:val="ListParagraph"/>
         <w:numPr>
           <w:ilvl w:val="0"/>
           <w:numId w:val="60"/>
@@ -12473,7 +12479,7 @@
       </w:pPr>
       <w:r>
         <w:rPr>
-          <w:rStyle w:val="Ttulo5Car"/>
+          <w:rStyle w:val="Heading5Char"/>
         </w:rPr>
         <w:t>Evaluación de resultados.</w:t>
       </w:r>
@@ -12512,7 +12518,7 @@
     </w:p>
     <w:p>
       <w:pPr>
-        <w:pStyle w:val="Prrafodelista"/>
+        <w:pStyle w:val="ListParagraph"/>
         <w:numPr>
           <w:ilvl w:val="0"/>
           <w:numId w:val="61"/>
@@ -12531,7 +12537,7 @@
     </w:p>
     <w:p>
       <w:pPr>
-        <w:pStyle w:val="Prrafodelista"/>
+        <w:pStyle w:val="ListParagraph"/>
         <w:numPr>
           <w:ilvl w:val="0"/>
           <w:numId w:val="61"/>
@@ -12550,7 +12556,7 @@
     </w:p>
     <w:p>
       <w:pPr>
-        <w:pStyle w:val="Prrafodelista"/>
+        <w:pStyle w:val="ListParagraph"/>
         <w:numPr>
           <w:ilvl w:val="0"/>
           <w:numId w:val="61"/>
@@ -12569,7 +12575,7 @@
     </w:p>
     <w:p>
       <w:pPr>
-        <w:pStyle w:val="Prrafodelista"/>
+        <w:pStyle w:val="ListParagraph"/>
         <w:numPr>
           <w:ilvl w:val="0"/>
           <w:numId w:val="61"/>
@@ -12588,7 +12594,7 @@
     </w:p>
     <w:p>
       <w:pPr>
-        <w:pStyle w:val="Ttulo3"/>
+        <w:pStyle w:val="Heading3"/>
       </w:pPr>
       <w:r>
         <w:lastRenderedPageBreak/>
@@ -12610,7 +12616,7 @@
     </w:p>
     <w:p>
       <w:pPr>
-        <w:pStyle w:val="Prrafodelista"/>
+        <w:pStyle w:val="ListParagraph"/>
         <w:numPr>
           <w:ilvl w:val="0"/>
           <w:numId w:val="62"/>
@@ -12622,7 +12628,7 @@
       </w:pPr>
       <w:r>
         <w:rPr>
-          <w:rStyle w:val="Ttulo5Car"/>
+          <w:rStyle w:val="Heading5Char"/>
         </w:rPr>
         <w:t>Iniciar actividades sin validar recursos disponibles.</w:t>
       </w:r>
@@ -12635,7 +12641,7 @@
     </w:p>
     <w:p>
       <w:pPr>
-        <w:pStyle w:val="Prrafodelista"/>
+        <w:pStyle w:val="ListParagraph"/>
         <w:numPr>
           <w:ilvl w:val="0"/>
           <w:numId w:val="62"/>
@@ -12647,7 +12653,7 @@
       </w:pPr>
       <w:r>
         <w:rPr>
-          <w:rStyle w:val="Ttulo5Car"/>
+          <w:rStyle w:val="Heading5Char"/>
         </w:rPr>
         <w:t>No seguir el cronograma establecido.</w:t>
       </w:r>
@@ -12660,7 +12666,7 @@
     </w:p>
     <w:p>
       <w:pPr>
-        <w:pStyle w:val="Prrafodelista"/>
+        <w:pStyle w:val="ListParagraph"/>
         <w:numPr>
           <w:ilvl w:val="0"/>
           <w:numId w:val="62"/>
@@ -12672,7 +12678,7 @@
       </w:pPr>
       <w:r>
         <w:rPr>
-          <w:rStyle w:val="Ttulo5Car"/>
+          <w:rStyle w:val="Heading5Char"/>
         </w:rPr>
         <w:t>Falta de asignación clara de responsabilidades.</w:t>
       </w:r>
@@ -12685,19 +12691,19 @@
     </w:p>
     <w:p>
       <w:pPr>
-        <w:pStyle w:val="Prrafodelista"/>
+        <w:pStyle w:val="ListParagraph"/>
         <w:numPr>
           <w:ilvl w:val="0"/>
           <w:numId w:val="62"/>
         </w:numPr>
         <w:ind w:left="993"/>
         <w:rPr>
-          <w:rStyle w:val="Ttulo5Car"/>
-        </w:rPr>
-      </w:pPr>
-      <w:r>
-        <w:rPr>
-          <w:rStyle w:val="Ttulo5Car"/>
+          <w:rStyle w:val="Heading5Char"/>
+        </w:rPr>
+      </w:pPr>
+      <w:r>
+        <w:rPr>
+          <w:rStyle w:val="Heading5Char"/>
         </w:rPr>
         <w:t>No realizar seguimiento al avance.</w:t>
       </w:r>
@@ -12710,7 +12716,7 @@
     </w:p>
     <w:p>
       <w:pPr>
-        <w:pStyle w:val="Prrafodelista"/>
+        <w:pStyle w:val="ListParagraph"/>
         <w:numPr>
           <w:ilvl w:val="0"/>
           <w:numId w:val="62"/>
@@ -12722,7 +12728,7 @@
       </w:pPr>
       <w:r>
         <w:rPr>
-          <w:rStyle w:val="Ttulo5Car"/>
+          <w:rStyle w:val="Heading5Char"/>
         </w:rPr>
         <w:t>No ajustar el plan frente a cambios del entorno.</w:t>
       </w:r>
@@ -12790,9 +12796,9 @@
     </w:p>
     <w:p>
       <w:pPr>
-        <w:pStyle w:val="Ttulo1"/>
-      </w:pPr>
-      <w:bookmarkStart w:id="16" w:name="_Toc231906511"/>
+        <w:pStyle w:val="Heading1"/>
+      </w:pPr>
+      <w:bookmarkStart w:id="16" w:name="_Toc232058634"/>
       <w:r>
         <w:lastRenderedPageBreak/>
         <w:t>Integración final del proyecto</w:t>
@@ -12840,11 +12846,11 @@
     </w:p>
     <w:p>
       <w:pPr>
-        <w:pStyle w:val="Ttulo2"/>
-      </w:pPr>
-      <w:bookmarkStart w:id="17" w:name="_Toc231906512"/>
-      <w:r>
-        <w:t>Relación entre financiación y ejecución</w:t>
+        <w:pStyle w:val="Heading2"/>
+      </w:pPr>
+      <w:bookmarkStart w:id="17" w:name="_Toc232058635"/>
+      <w:r>
+        <w:t>Financiación y ejecución del proyecto</w:t>
       </w:r>
       <w:bookmarkEnd w:id="17"/>
     </w:p>
@@ -12883,7 +12889,7 @@
     </w:p>
     <w:p>
       <w:pPr>
-        <w:pStyle w:val="Prrafodelista"/>
+        <w:pStyle w:val="ListParagraph"/>
         <w:numPr>
           <w:ilvl w:val="0"/>
           <w:numId w:val="64"/>
@@ -12895,7 +12901,7 @@
       </w:pPr>
       <w:r>
         <w:rPr>
-          <w:rStyle w:val="Ttulo5Car"/>
+          <w:rStyle w:val="Heading5Char"/>
         </w:rPr>
         <w:t>Relación entre financiación y ejecución.</w:t>
       </w:r>
@@ -12908,7 +12914,7 @@
     </w:p>
     <w:p>
       <w:pPr>
-        <w:pStyle w:val="Prrafodelista"/>
+        <w:pStyle w:val="ListParagraph"/>
         <w:numPr>
           <w:ilvl w:val="0"/>
           <w:numId w:val="64"/>
@@ -12920,7 +12926,7 @@
       </w:pPr>
       <w:r>
         <w:rPr>
-          <w:rStyle w:val="Ttulo5Car"/>
+          <w:rStyle w:val="Heading5Char"/>
         </w:rPr>
         <w:t>Aplicación en el proyecto.</w:t>
       </w:r>
@@ -12933,7 +12939,7 @@
     </w:p>
     <w:p>
       <w:pPr>
-        <w:pStyle w:val="Prrafodelista"/>
+        <w:pStyle w:val="ListParagraph"/>
         <w:numPr>
           <w:ilvl w:val="0"/>
           <w:numId w:val="64"/>
@@ -12945,7 +12951,7 @@
       </w:pPr>
       <w:r>
         <w:rPr>
-          <w:rStyle w:val="Ttulo5Car"/>
+          <w:rStyle w:val="Heading5Char"/>
         </w:rPr>
         <w:t>Impacto de una mala articulación.</w:t>
       </w:r>
@@ -12958,7 +12964,7 @@
     </w:p>
     <w:p>
       <w:pPr>
-        <w:pStyle w:val="Ttulo5"/>
+        <w:pStyle w:val="Heading5"/>
       </w:pPr>
       <w:r>
         <w:t>Proceso recomendado</w:t>
@@ -12966,7 +12972,7 @@
     </w:p>
     <w:p>
       <w:pPr>
-        <w:pStyle w:val="Prrafodelista"/>
+        <w:pStyle w:val="ListParagraph"/>
         <w:numPr>
           <w:ilvl w:val="0"/>
           <w:numId w:val="63"/>
@@ -12985,7 +12991,7 @@
     </w:p>
     <w:p>
       <w:pPr>
-        <w:pStyle w:val="Prrafodelista"/>
+        <w:pStyle w:val="ListParagraph"/>
         <w:numPr>
           <w:ilvl w:val="0"/>
           <w:numId w:val="63"/>
@@ -13004,7 +13010,7 @@
     </w:p>
     <w:p>
       <w:pPr>
-        <w:pStyle w:val="Prrafodelista"/>
+        <w:pStyle w:val="ListParagraph"/>
         <w:numPr>
           <w:ilvl w:val="0"/>
           <w:numId w:val="63"/>
@@ -13023,7 +13029,7 @@
     </w:p>
     <w:p>
       <w:pPr>
-        <w:pStyle w:val="Prrafodelista"/>
+        <w:pStyle w:val="ListParagraph"/>
         <w:numPr>
           <w:ilvl w:val="0"/>
           <w:numId w:val="63"/>
@@ -13042,7 +13048,7 @@
     </w:p>
     <w:p>
       <w:pPr>
-        <w:pStyle w:val="Prrafodelista"/>
+        <w:pStyle w:val="ListParagraph"/>
         <w:numPr>
           <w:ilvl w:val="0"/>
           <w:numId w:val="63"/>
@@ -13101,9 +13107,9 @@
     </w:p>
     <w:p>
       <w:pPr>
-        <w:pStyle w:val="Ttulo2"/>
-      </w:pPr>
-      <w:bookmarkStart w:id="18" w:name="_Toc231906513"/>
+        <w:pStyle w:val="Heading2"/>
+      </w:pPr>
+      <w:bookmarkStart w:id="18" w:name="_Toc232058636"/>
       <w:r>
         <w:t>Consolidación del proyecto</w:t>
       </w:r>
@@ -13137,7 +13143,7 @@
     </w:p>
     <w:p>
       <w:pPr>
-        <w:pStyle w:val="Prrafodelista"/>
+        <w:pStyle w:val="ListParagraph"/>
         <w:numPr>
           <w:ilvl w:val="0"/>
           <w:numId w:val="66"/>
@@ -13149,7 +13155,7 @@
       </w:pPr>
       <w:r>
         <w:rPr>
-          <w:rStyle w:val="Ttulo5Car"/>
+          <w:rStyle w:val="Heading5Char"/>
         </w:rPr>
         <w:t>Componentes que se consolidan.</w:t>
       </w:r>
@@ -13162,7 +13168,7 @@
     </w:p>
     <w:p>
       <w:pPr>
-        <w:pStyle w:val="Prrafodelista"/>
+        <w:pStyle w:val="ListParagraph"/>
         <w:numPr>
           <w:ilvl w:val="0"/>
           <w:numId w:val="66"/>
@@ -13174,7 +13180,7 @@
       </w:pPr>
       <w:r>
         <w:rPr>
-          <w:rStyle w:val="Ttulo5Car"/>
+          <w:rStyle w:val="Heading5Char"/>
         </w:rPr>
         <w:lastRenderedPageBreak/>
         <w:t>Aplicación en el proyecto.</w:t>
@@ -13188,7 +13194,7 @@
     </w:p>
     <w:p>
       <w:pPr>
-        <w:pStyle w:val="Ttulo5"/>
+        <w:pStyle w:val="Heading5"/>
       </w:pPr>
       <w:r>
         <w:t>Proceso recomendado</w:t>
@@ -13196,7 +13202,7 @@
     </w:p>
     <w:p>
       <w:pPr>
-        <w:pStyle w:val="Prrafodelista"/>
+        <w:pStyle w:val="ListParagraph"/>
         <w:numPr>
           <w:ilvl w:val="0"/>
           <w:numId w:val="65"/>
@@ -13215,7 +13221,7 @@
     </w:p>
     <w:p>
       <w:pPr>
-        <w:pStyle w:val="Prrafodelista"/>
+        <w:pStyle w:val="ListParagraph"/>
         <w:numPr>
           <w:ilvl w:val="0"/>
           <w:numId w:val="65"/>
@@ -13234,7 +13240,7 @@
     </w:p>
     <w:p>
       <w:pPr>
-        <w:pStyle w:val="Prrafodelista"/>
+        <w:pStyle w:val="ListParagraph"/>
         <w:numPr>
           <w:ilvl w:val="0"/>
           <w:numId w:val="65"/>
@@ -13253,7 +13259,7 @@
     </w:p>
     <w:p>
       <w:pPr>
-        <w:pStyle w:val="Prrafodelista"/>
+        <w:pStyle w:val="ListParagraph"/>
         <w:numPr>
           <w:ilvl w:val="0"/>
           <w:numId w:val="65"/>
@@ -13272,7 +13278,7 @@
     </w:p>
     <w:p>
       <w:pPr>
-        <w:pStyle w:val="Prrafodelista"/>
+        <w:pStyle w:val="ListParagraph"/>
         <w:numPr>
           <w:ilvl w:val="0"/>
           <w:numId w:val="65"/>
@@ -13291,7 +13297,7 @@
     </w:p>
     <w:p>
       <w:pPr>
-        <w:pStyle w:val="Prrafodelista"/>
+        <w:pStyle w:val="ListParagraph"/>
         <w:numPr>
           <w:ilvl w:val="0"/>
           <w:numId w:val="65"/>
@@ -13303,7 +13309,7 @@
       </w:pPr>
       <w:r>
         <w:rPr>
-          <w:rStyle w:val="Ttulo5Car"/>
+          <w:rStyle w:val="Heading5Char"/>
         </w:rPr>
         <w:t>Importancia estratégica.</w:t>
       </w:r>
@@ -13316,7 +13322,7 @@
     </w:p>
     <w:p>
       <w:pPr>
-        <w:pStyle w:val="Prrafodelista"/>
+        <w:pStyle w:val="ListParagraph"/>
         <w:numPr>
           <w:ilvl w:val="0"/>
           <w:numId w:val="65"/>
@@ -13328,7 +13334,7 @@
       </w:pPr>
       <w:r>
         <w:rPr>
-          <w:rStyle w:val="Ttulo5Car"/>
+          <w:rStyle w:val="Heading5Char"/>
         </w:rPr>
         <w:t>Riesgos de no consolidar.</w:t>
       </w:r>
@@ -13367,9 +13373,9 @@
     </w:p>
     <w:p>
       <w:pPr>
-        <w:pStyle w:val="Ttulo2"/>
-      </w:pPr>
-      <w:bookmarkStart w:id="19" w:name="_Toc231906514"/>
+        <w:pStyle w:val="Heading2"/>
+      </w:pPr>
+      <w:bookmarkStart w:id="19" w:name="_Toc232058637"/>
       <w:r>
         <w:lastRenderedPageBreak/>
         <w:t>Preparación para la implementación</w:t>
@@ -13404,7 +13410,7 @@
     </w:p>
     <w:p>
       <w:pPr>
-        <w:pStyle w:val="Prrafodelista"/>
+        <w:pStyle w:val="ListParagraph"/>
         <w:numPr>
           <w:ilvl w:val="0"/>
           <w:numId w:val="67"/>
@@ -13416,7 +13422,7 @@
       </w:pPr>
       <w:r>
         <w:rPr>
-          <w:rStyle w:val="Ttulo5Car"/>
+          <w:rStyle w:val="Heading5Char"/>
         </w:rPr>
         <w:t>Elementos clave de preparación.</w:t>
       </w:r>
@@ -13429,7 +13435,7 @@
     </w:p>
     <w:p>
       <w:pPr>
-        <w:pStyle w:val="Prrafodelista"/>
+        <w:pStyle w:val="ListParagraph"/>
         <w:numPr>
           <w:ilvl w:val="0"/>
           <w:numId w:val="67"/>
@@ -13441,7 +13447,7 @@
       </w:pPr>
       <w:r>
         <w:rPr>
-          <w:rStyle w:val="Ttulo5Car"/>
+          <w:rStyle w:val="Heading5Char"/>
         </w:rPr>
         <w:t>Aplicación en el proyecto.</w:t>
       </w:r>
@@ -13454,7 +13460,7 @@
     </w:p>
     <w:p>
       <w:pPr>
-        <w:pStyle w:val="Ttulo5"/>
+        <w:pStyle w:val="Heading5"/>
         <w:ind w:left="426" w:hanging="142"/>
       </w:pPr>
       <w:r>
@@ -13463,7 +13469,7 @@
     </w:p>
     <w:p>
       <w:pPr>
-        <w:pStyle w:val="Prrafodelista"/>
+        <w:pStyle w:val="ListParagraph"/>
         <w:numPr>
           <w:ilvl w:val="0"/>
           <w:numId w:val="68"/>
@@ -13482,7 +13488,7 @@
     </w:p>
     <w:p>
       <w:pPr>
-        <w:pStyle w:val="Prrafodelista"/>
+        <w:pStyle w:val="ListParagraph"/>
         <w:numPr>
           <w:ilvl w:val="0"/>
           <w:numId w:val="68"/>
@@ -13501,7 +13507,7 @@
     </w:p>
     <w:p>
       <w:pPr>
-        <w:pStyle w:val="Prrafodelista"/>
+        <w:pStyle w:val="ListParagraph"/>
         <w:numPr>
           <w:ilvl w:val="0"/>
           <w:numId w:val="68"/>
@@ -13520,7 +13526,7 @@
     </w:p>
     <w:p>
       <w:pPr>
-        <w:pStyle w:val="Prrafodelista"/>
+        <w:pStyle w:val="ListParagraph"/>
         <w:numPr>
           <w:ilvl w:val="0"/>
           <w:numId w:val="68"/>
@@ -13540,7 +13546,7 @@
     </w:p>
     <w:p>
       <w:pPr>
-        <w:pStyle w:val="Prrafodelista"/>
+        <w:pStyle w:val="ListParagraph"/>
         <w:numPr>
           <w:ilvl w:val="0"/>
           <w:numId w:val="68"/>
@@ -13559,7 +13565,7 @@
     </w:p>
     <w:p>
       <w:pPr>
-        <w:pStyle w:val="Prrafodelista"/>
+        <w:pStyle w:val="ListParagraph"/>
         <w:numPr>
           <w:ilvl w:val="0"/>
           <w:numId w:val="68"/>
@@ -13585,7 +13591,7 @@
       </w:pPr>
       <w:r>
         <w:rPr>
-          <w:rStyle w:val="Ttulo5Car"/>
+          <w:rStyle w:val="Heading5Char"/>
         </w:rPr>
         <w:t>Importancia estratégica.</w:t>
       </w:r>
@@ -13605,7 +13611,7 @@
       </w:pPr>
       <w:r>
         <w:rPr>
-          <w:rStyle w:val="Ttulo5Car"/>
+          <w:rStyle w:val="Heading5Char"/>
         </w:rPr>
         <w:t xml:space="preserve">Riesgos de una preparación deficiente. </w:t>
       </w:r>
@@ -13673,7 +13679,7 @@
           <w:u w:val="single"/>
         </w:rPr>
       </w:pPr>
-      <w:bookmarkStart w:id="20" w:name="_Toc231906515"/>
+      <w:bookmarkStart w:id="20" w:name="_Toc232058638"/>
       <w:r>
         <w:lastRenderedPageBreak/>
         <w:t>Síntesis</w:t>
@@ -13760,7 +13766,7 @@
       <w:pPr>
         <w:pStyle w:val="Titulosgenerales"/>
       </w:pPr>
-      <w:bookmarkStart w:id="21" w:name="_Toc231906516"/>
+      <w:bookmarkStart w:id="21" w:name="_Toc232058639"/>
       <w:r>
         <w:lastRenderedPageBreak/>
         <w:t>Glosario</w:t>
@@ -13831,7 +13837,7 @@
       <w:pPr>
         <w:pStyle w:val="Titulosgenerales"/>
       </w:pPr>
-      <w:bookmarkStart w:id="22" w:name="_Toc231906517"/>
+      <w:bookmarkStart w:id="22" w:name="_Toc232058640"/>
       <w:r>
         <w:lastRenderedPageBreak/>
         <w:t>Referencias bibliográficas</w:t>
@@ -13850,7 +13856,7 @@
       <w:hyperlink r:id="rId14" w:history="1">
         <w:r>
           <w:rPr>
-            <w:rStyle w:val="Hipervnculo"/>
+            <w:rStyle w:val="Hyperlink"/>
           </w:rPr>
           <w:t>https://web.libregestion.com/que-es-el-flujo-de-caja-importancia-y-utilidad-en-la-gestion-financiera/</w:t>
         </w:r>
@@ -13881,7 +13887,7 @@
       <w:hyperlink r:id="rId15" w:history="1">
         <w:r>
           <w:rPr>
-            <w:rStyle w:val="Hipervnculo"/>
+            <w:rStyle w:val="Hyperlink"/>
             <w:lang w:val="en-US"/>
           </w:rPr>
           <w:t>https://aicomplutense.com/blog/que-es-un-cronograma-y-como-hacerlo-paso-a-paso/</w:t>
@@ -13995,7 +14001,7 @@
         </w:rPr>
       </w:pPr>
       <w:bookmarkStart w:id="23" w:name="_Toc229728698"/>
-      <w:bookmarkStart w:id="24" w:name="_Toc231906518"/>
+      <w:bookmarkStart w:id="24" w:name="_Toc232058641"/>
       <w:r>
         <w:rPr>
           <w:rFonts w:ascii="Calibri" w:eastAsia="Times New Roman" w:hAnsi="Calibri" w:cs="Times New Roman (Títulos en alf"/>
@@ -14614,23 +14620,7 @@
                 <w:sz w:val="24"/>
                 <w:lang w:val="es-419" w:eastAsia="es-CO"/>
               </w:rPr>
-              <w:t xml:space="preserve">Henry </w:t>
-            </w:r>
-            <w:proofErr w:type="spellStart"/>
-            <w:r>
-              <w:rPr>
-                <w:sz w:val="24"/>
-                <w:lang w:val="es-419" w:eastAsia="es-CO"/>
-              </w:rPr>
-              <w:t>Alvarez</w:t>
-            </w:r>
-            <w:proofErr w:type="spellEnd"/>
-            <w:r>
-              <w:rPr>
-                <w:sz w:val="24"/>
-                <w:lang w:val="es-419" w:eastAsia="es-CO"/>
-              </w:rPr>
-              <w:t xml:space="preserve"> Astudillo</w:t>
+              <w:t>Henry Alvarez Astudillo</w:t>
             </w:r>
             <w:r>
               <w:rPr>
@@ -15565,23 +15555,7 @@
                 <w:sz w:val="24"/>
                 <w:lang w:eastAsia="es-CO"/>
               </w:rPr>
-              <w:t xml:space="preserve"> Wilfredo </w:t>
-            </w:r>
-            <w:proofErr w:type="spellStart"/>
-            <w:r>
-              <w:rPr>
-                <w:sz w:val="24"/>
-                <w:lang w:eastAsia="es-CO"/>
-              </w:rPr>
-              <w:t>Pizo</w:t>
-            </w:r>
-            <w:proofErr w:type="spellEnd"/>
-            <w:r>
-              <w:rPr>
-                <w:sz w:val="24"/>
-                <w:lang w:eastAsia="es-CO"/>
-              </w:rPr>
-              <w:t xml:space="preserve"> Ossa</w:t>
+              <w:t xml:space="preserve"> Wilfredo Pizo Ossa</w:t>
             </w:r>
           </w:p>
         </w:tc>
@@ -15670,7 +15644,7 @@
 </file>
 
 <file path=word/endnotes.xml><?xml version="1.0" encoding="utf-8"?>
-<w:endnotes xmlns:wpc="http://schemas.microsoft.com/office/word/2010/wordprocessingCanvas" xmlns:cx="http://schemas.microsoft.com/office/drawing/2014/chartex" xmlns:cx1="http://schemas.microsoft.com/office/drawing/2015/9/8/chartex" xmlns:cx2="http://schemas.microsoft.com/office/drawing/2015/10/21/chartex" xmlns:cx3="http://schemas.microsoft.com/office/drawing/2016/5/9/chartex" xmlns:cx4="http://schemas.microsoft.com/office/drawing/2016/5/10/chartex" xmlns:cx5="http://schemas.microsoft.com/office/drawing/2016/5/11/chartex" xmlns:cx6="http://schemas.microsoft.com/office/drawing/2016/5/12/chartex" xmlns:cx7="http://schemas.microsoft.com/office/drawing/2016/5/13/chartex" xmlns:cx8="http://schemas.microsoft.com/office/drawing/2016/5/14/chartex" xmlns:mc="http://schemas.openxmlformats.org/markup-compatibility/2006" xmlns:aink="http://schemas.microsoft.com/office/drawing/2016/ink" xmlns:am3d="http://schemas.microsoft.com/office/drawing/2017/model3d" xmlns:o="urn:schemas-microsoft-com:office:office" xmlns:r="http://schemas.openxmlformats.org/officeDocument/2006/relationships" xmlns:m="http://schemas.openxmlformats.org/officeDocument/2006/math" xmlns:v="urn:schemas-microsoft-com:vml" xmlns:wp14="http://schemas.microsoft.com/office/word/2010/wordprocessingDrawing" xmlns:wp="http://schemas.openxmlformats.org/drawingml/2006/wordprocessingDrawing" xmlns:w10="urn:schemas-microsoft-com:office:word" xmlns:w="http://schemas.openxmlformats.org/wordprocessingml/2006/main" xmlns:w14="http://schemas.microsoft.com/office/word/2010/wordml" xmlns:w15="http://schemas.microsoft.com/office/word/2012/wordml" xmlns:w16cex="http://schemas.microsoft.com/office/word/2018/wordml/cex" xmlns:w16cid="http://schemas.microsoft.com/office/word/2016/wordml/cid" xmlns:w16="http://schemas.microsoft.com/office/word/2018/wordml" xmlns:w16sdtdh="http://schemas.microsoft.com/office/word/2020/wordml/sdtdatahash" xmlns:w16se="http://schemas.microsoft.com/office/word/2015/wordml/symex" xmlns:wpg="http://schemas.microsoft.com/office/word/2010/wordprocessingGroup" xmlns:wpi="http://schemas.microsoft.com/office/word/2010/wordprocessingInk" xmlns:wne="http://schemas.microsoft.com/office/word/2006/wordml" xmlns:wps="http://schemas.microsoft.com/office/word/2010/wordprocessingShape" mc:Ignorable="w14 w15 w16se w16cid w16 w16cex w16sdtdh wp14">
+<w:endnotes xmlns:wpc="http://schemas.microsoft.com/office/word/2010/wordprocessingCanvas" xmlns:cx="http://schemas.microsoft.com/office/drawing/2014/chartex" xmlns:cx1="http://schemas.microsoft.com/office/drawing/2015/9/8/chartex" xmlns:cx2="http://schemas.microsoft.com/office/drawing/2015/10/21/chartex" xmlns:cx3="http://schemas.microsoft.com/office/drawing/2016/5/9/chartex" xmlns:cx4="http://schemas.microsoft.com/office/drawing/2016/5/10/chartex" xmlns:cx5="http://schemas.microsoft.com/office/drawing/2016/5/11/chartex" xmlns:cx6="http://schemas.microsoft.com/office/drawing/2016/5/12/chartex" xmlns:cx7="http://schemas.microsoft.com/office/drawing/2016/5/13/chartex" xmlns:cx8="http://schemas.microsoft.com/office/drawing/2016/5/14/chartex" xmlns:mc="http://schemas.openxmlformats.org/markup-compatibility/2006" xmlns:aink="http://schemas.microsoft.com/office/drawing/2016/ink" xmlns:am3d="http://schemas.microsoft.com/office/drawing/2017/model3d" xmlns:o="urn:schemas-microsoft-com:office:office" xmlns:oel="http://schemas.microsoft.com/office/2019/extlst" xmlns:r="http://schemas.openxmlformats.org/officeDocument/2006/relationships" xmlns:m="http://schemas.openxmlformats.org/officeDocument/2006/math" xmlns:v="urn:schemas-microsoft-com:vml" xmlns:wp14="http://schemas.microsoft.com/office/word/2010/wordprocessingDrawing" xmlns:wp="http://schemas.openxmlformats.org/drawingml/2006/wordprocessingDrawing" xmlns:w10="urn:schemas-microsoft-com:office:word" xmlns:w="http://schemas.openxmlformats.org/wordprocessingml/2006/main" xmlns:w14="http://schemas.microsoft.com/office/word/2010/wordml" xmlns:w15="http://schemas.microsoft.com/office/word/2012/wordml" xmlns:w16cex="http://schemas.microsoft.com/office/word/2018/wordml/cex" xmlns:w16cid="http://schemas.microsoft.com/office/word/2016/wordml/cid" xmlns:w16="http://schemas.microsoft.com/office/word/2018/wordml" xmlns:w16du="http://schemas.microsoft.com/office/word/2023/wordml/word16du" xmlns:w16sdtdh="http://schemas.microsoft.com/office/word/2020/wordml/sdtdatahash" xmlns:w16sdtfl="http://schemas.microsoft.com/office/word/2024/wordml/sdtformatlock" xmlns:w16se="http://schemas.microsoft.com/office/word/2015/wordml/symex" xmlns:wpg="http://schemas.microsoft.com/office/word/2010/wordprocessingGroup" xmlns:wpi="http://schemas.microsoft.com/office/word/2010/wordprocessingInk" xmlns:wne="http://schemas.microsoft.com/office/word/2006/wordml" xmlns:wps="http://schemas.microsoft.com/office/word/2010/wordprocessingShape" mc:Ignorable="w14 w15 w16se w16cid w16 w16cex w16sdtdh w16sdtfl w16du wp14">
   <w:endnote w:type="separator" w:id="-1">
     <w:p>
       <w:pPr>
@@ -15695,7 +15669,7 @@
 </file>
 
 <file path=word/footer1.xml><?xml version="1.0" encoding="utf-8"?>
-<w:ftr xmlns:wpc="http://schemas.microsoft.com/office/word/2010/wordprocessingCanvas" xmlns:cx="http://schemas.microsoft.com/office/drawing/2014/chartex" xmlns:cx1="http://schemas.microsoft.com/office/drawing/2015/9/8/chartex" xmlns:cx2="http://schemas.microsoft.com/office/drawing/2015/10/21/chartex" xmlns:cx3="http://schemas.microsoft.com/office/drawing/2016/5/9/chartex" xmlns:cx4="http://schemas.microsoft.com/office/drawing/2016/5/10/chartex" xmlns:cx5="http://schemas.microsoft.com/office/drawing/2016/5/11/chartex" xmlns:cx6="http://schemas.microsoft.com/office/drawing/2016/5/12/chartex" xmlns:cx7="http://schemas.microsoft.com/office/drawing/2016/5/13/chartex" xmlns:cx8="http://schemas.microsoft.com/office/drawing/2016/5/14/chartex" xmlns:mc="http://schemas.openxmlformats.org/markup-compatibility/2006" xmlns:aink="http://schemas.microsoft.com/office/drawing/2016/ink" xmlns:am3d="http://schemas.microsoft.com/office/drawing/2017/model3d" xmlns:o="urn:schemas-microsoft-com:office:office" xmlns:r="http://schemas.openxmlformats.org/officeDocument/2006/relationships" xmlns:m="http://schemas.openxmlformats.org/officeDocument/2006/math" xmlns:v="urn:schemas-microsoft-com:vml" xmlns:wp14="http://schemas.microsoft.com/office/word/2010/wordprocessingDrawing" xmlns:wp="http://schemas.openxmlformats.org/drawingml/2006/wordprocessingDrawing" xmlns:w10="urn:schemas-microsoft-com:office:word" xmlns:w="http://schemas.openxmlformats.org/wordprocessingml/2006/main" xmlns:w14="http://schemas.microsoft.com/office/word/2010/wordml" xmlns:w15="http://schemas.microsoft.com/office/word/2012/wordml" xmlns:w16cex="http://schemas.microsoft.com/office/word/2018/wordml/cex" xmlns:w16cid="http://schemas.microsoft.com/office/word/2016/wordml/cid" xmlns:w16="http://schemas.microsoft.com/office/word/2018/wordml" xmlns:w16sdtdh="http://schemas.microsoft.com/office/word/2020/wordml/sdtdatahash" xmlns:w16se="http://schemas.microsoft.com/office/word/2015/wordml/symex" xmlns:wpg="http://schemas.microsoft.com/office/word/2010/wordprocessingGroup" xmlns:wpi="http://schemas.microsoft.com/office/word/2010/wordprocessingInk" xmlns:wne="http://schemas.microsoft.com/office/word/2006/wordml" xmlns:wps="http://schemas.microsoft.com/office/word/2010/wordprocessingShape" mc:Ignorable="w14 w15 w16se w16cid w16 w16cex w16sdtdh wp14">
+<w:ftr xmlns:wpc="http://schemas.microsoft.com/office/word/2010/wordprocessingCanvas" xmlns:cx="http://schemas.microsoft.com/office/drawing/2014/chartex" xmlns:cx1="http://schemas.microsoft.com/office/drawing/2015/9/8/chartex" xmlns:cx2="http://schemas.microsoft.com/office/drawing/2015/10/21/chartex" xmlns:cx3="http://schemas.microsoft.com/office/drawing/2016/5/9/chartex" xmlns:cx4="http://schemas.microsoft.com/office/drawing/2016/5/10/chartex" xmlns:cx5="http://schemas.microsoft.com/office/drawing/2016/5/11/chartex" xmlns:cx6="http://schemas.microsoft.com/office/drawing/2016/5/12/chartex" xmlns:cx7="http://schemas.microsoft.com/office/drawing/2016/5/13/chartex" xmlns:cx8="http://schemas.microsoft.com/office/drawing/2016/5/14/chartex" xmlns:mc="http://schemas.openxmlformats.org/markup-compatibility/2006" xmlns:aink="http://schemas.microsoft.com/office/drawing/2016/ink" xmlns:am3d="http://schemas.microsoft.com/office/drawing/2017/model3d" xmlns:o="urn:schemas-microsoft-com:office:office" xmlns:oel="http://schemas.microsoft.com/office/2019/extlst" xmlns:r="http://schemas.openxmlformats.org/officeDocument/2006/relationships" xmlns:m="http://schemas.openxmlformats.org/officeDocument/2006/math" xmlns:v="urn:schemas-microsoft-com:vml" xmlns:wp14="http://schemas.microsoft.com/office/word/2010/wordprocessingDrawing" xmlns:wp="http://schemas.openxmlformats.org/drawingml/2006/wordprocessingDrawing" xmlns:w10="urn:schemas-microsoft-com:office:word" xmlns:w="http://schemas.openxmlformats.org/wordprocessingml/2006/main" xmlns:w14="http://schemas.microsoft.com/office/word/2010/wordml" xmlns:w15="http://schemas.microsoft.com/office/word/2012/wordml" xmlns:w16cex="http://schemas.microsoft.com/office/word/2018/wordml/cex" xmlns:w16cid="http://schemas.microsoft.com/office/word/2016/wordml/cid" xmlns:w16="http://schemas.microsoft.com/office/word/2018/wordml" xmlns:w16du="http://schemas.microsoft.com/office/word/2023/wordml/word16du" xmlns:w16sdtdh="http://schemas.microsoft.com/office/word/2020/wordml/sdtdatahash" xmlns:w16sdtfl="http://schemas.microsoft.com/office/word/2024/wordml/sdtformatlock" xmlns:w16se="http://schemas.microsoft.com/office/word/2015/wordml/symex" xmlns:wpg="http://schemas.microsoft.com/office/word/2010/wordprocessingGroup" xmlns:wpi="http://schemas.microsoft.com/office/word/2010/wordprocessingInk" xmlns:wne="http://schemas.microsoft.com/office/word/2006/wordml" xmlns:wps="http://schemas.microsoft.com/office/word/2010/wordprocessingShape" mc:Ignorable="w14 w15 w16se w16cid w16 w16cex w16sdtdh w16sdtfl w16du wp14">
   <w:sdt>
     <w:sdtPr>
       <w:id w:val="-1465197936"/>
@@ -15704,11 +15678,10 @@
         <w:docPartUnique/>
       </w:docPartObj>
     </w:sdtPr>
-    <w:sdtEndPr/>
     <w:sdtContent>
       <w:p>
         <w:pPr>
-          <w:pStyle w:val="Piedepgina"/>
+          <w:pStyle w:val="Footer"/>
           <w:jc w:val="right"/>
         </w:pPr>
         <w:r>
@@ -15734,14 +15707,14 @@
   </w:sdt>
   <w:p>
     <w:pPr>
-      <w:pStyle w:val="Piedepgina"/>
+      <w:pStyle w:val="Footer"/>
     </w:pPr>
   </w:p>
 </w:ftr>
 </file>
 
 <file path=word/footnotes.xml><?xml version="1.0" encoding="utf-8"?>
-<w:footnotes xmlns:wpc="http://schemas.microsoft.com/office/word/2010/wordprocessingCanvas" xmlns:cx="http://schemas.microsoft.com/office/drawing/2014/chartex" xmlns:cx1="http://schemas.microsoft.com/office/drawing/2015/9/8/chartex" xmlns:cx2="http://schemas.microsoft.com/office/drawing/2015/10/21/chartex" xmlns:cx3="http://schemas.microsoft.com/office/drawing/2016/5/9/chartex" xmlns:cx4="http://schemas.microsoft.com/office/drawing/2016/5/10/chartex" xmlns:cx5="http://schemas.microsoft.com/office/drawing/2016/5/11/chartex" xmlns:cx6="http://schemas.microsoft.com/office/drawing/2016/5/12/chartex" xmlns:cx7="http://schemas.microsoft.com/office/drawing/2016/5/13/chartex" xmlns:cx8="http://schemas.microsoft.com/office/drawing/2016/5/14/chartex" xmlns:mc="http://schemas.openxmlformats.org/markup-compatibility/2006" xmlns:aink="http://schemas.microsoft.com/office/drawing/2016/ink" xmlns:am3d="http://schemas.microsoft.com/office/drawing/2017/model3d" xmlns:o="urn:schemas-microsoft-com:office:office" xmlns:r="http://schemas.openxmlformats.org/officeDocument/2006/relationships" xmlns:m="http://schemas.openxmlformats.org/officeDocument/2006/math" xmlns:v="urn:schemas-microsoft-com:vml" xmlns:wp14="http://schemas.microsoft.com/office/word/2010/wordprocessingDrawing" xmlns:wp="http://schemas.openxmlformats.org/drawingml/2006/wordprocessingDrawing" xmlns:w10="urn:schemas-microsoft-com:office:word" xmlns:w="http://schemas.openxmlformats.org/wordprocessingml/2006/main" xmlns:w14="http://schemas.microsoft.com/office/word/2010/wordml" xmlns:w15="http://schemas.microsoft.com/office/word/2012/wordml" xmlns:w16cex="http://schemas.microsoft.com/office/word/2018/wordml/cex" xmlns:w16cid="http://schemas.microsoft.com/office/word/2016/wordml/cid" xmlns:w16="http://schemas.microsoft.com/office/word/2018/wordml" xmlns:w16sdtdh="http://schemas.microsoft.com/office/word/2020/wordml/sdtdatahash" xmlns:w16se="http://schemas.microsoft.com/office/word/2015/wordml/symex" xmlns:wpg="http://schemas.microsoft.com/office/word/2010/wordprocessingGroup" xmlns:wpi="http://schemas.microsoft.com/office/word/2010/wordprocessingInk" xmlns:wne="http://schemas.microsoft.com/office/word/2006/wordml" xmlns:wps="http://schemas.microsoft.com/office/word/2010/wordprocessingShape" mc:Ignorable="w14 w15 w16se w16cid w16 w16cex w16sdtdh wp14">
+<w:footnotes xmlns:wpc="http://schemas.microsoft.com/office/word/2010/wordprocessingCanvas" xmlns:cx="http://schemas.microsoft.com/office/drawing/2014/chartex" xmlns:cx1="http://schemas.microsoft.com/office/drawing/2015/9/8/chartex" xmlns:cx2="http://schemas.microsoft.com/office/drawing/2015/10/21/chartex" xmlns:cx3="http://schemas.microsoft.com/office/drawing/2016/5/9/chartex" xmlns:cx4="http://schemas.microsoft.com/office/drawing/2016/5/10/chartex" xmlns:cx5="http://schemas.microsoft.com/office/drawing/2016/5/11/chartex" xmlns:cx6="http://schemas.microsoft.com/office/drawing/2016/5/12/chartex" xmlns:cx7="http://schemas.microsoft.com/office/drawing/2016/5/13/chartex" xmlns:cx8="http://schemas.microsoft.com/office/drawing/2016/5/14/chartex" xmlns:mc="http://schemas.openxmlformats.org/markup-compatibility/2006" xmlns:aink="http://schemas.microsoft.com/office/drawing/2016/ink" xmlns:am3d="http://schemas.microsoft.com/office/drawing/2017/model3d" xmlns:o="urn:schemas-microsoft-com:office:office" xmlns:oel="http://schemas.microsoft.com/office/2019/extlst" xmlns:r="http://schemas.openxmlformats.org/officeDocument/2006/relationships" xmlns:m="http://schemas.openxmlformats.org/officeDocument/2006/math" xmlns:v="urn:schemas-microsoft-com:vml" xmlns:wp14="http://schemas.microsoft.com/office/word/2010/wordprocessingDrawing" xmlns:wp="http://schemas.openxmlformats.org/drawingml/2006/wordprocessingDrawing" xmlns:w10="urn:schemas-microsoft-com:office:word" xmlns:w="http://schemas.openxmlformats.org/wordprocessingml/2006/main" xmlns:w14="http://schemas.microsoft.com/office/word/2010/wordml" xmlns:w15="http://schemas.microsoft.com/office/word/2012/wordml" xmlns:w16cex="http://schemas.microsoft.com/office/word/2018/wordml/cex" xmlns:w16cid="http://schemas.microsoft.com/office/word/2016/wordml/cid" xmlns:w16="http://schemas.microsoft.com/office/word/2018/wordml" xmlns:w16du="http://schemas.microsoft.com/office/word/2023/wordml/word16du" xmlns:w16sdtdh="http://schemas.microsoft.com/office/word/2020/wordml/sdtdatahash" xmlns:w16sdtfl="http://schemas.microsoft.com/office/word/2024/wordml/sdtformatlock" xmlns:w16se="http://schemas.microsoft.com/office/word/2015/wordml/symex" xmlns:wpg="http://schemas.microsoft.com/office/word/2010/wordprocessingGroup" xmlns:wpi="http://schemas.microsoft.com/office/word/2010/wordprocessingInk" xmlns:wne="http://schemas.microsoft.com/office/word/2006/wordml" xmlns:wps="http://schemas.microsoft.com/office/word/2010/wordprocessingShape" mc:Ignorable="w14 w15 w16se w16cid w16 w16cex w16sdtdh w16sdtfl w16du wp14">
   <w:footnote w:type="separator" w:id="-1">
     <w:p>
       <w:pPr>
@@ -15766,10 +15739,10 @@
 </file>
 
 <file path=word/header1.xml><?xml version="1.0" encoding="utf-8"?>
-<w:hdr xmlns:wpc="http://schemas.microsoft.com/office/word/2010/wordprocessingCanvas" xmlns:cx="http://schemas.microsoft.com/office/drawing/2014/chartex" xmlns:cx1="http://schemas.microsoft.com/office/drawing/2015/9/8/chartex" xmlns:cx2="http://schemas.microsoft.com/office/drawing/2015/10/21/chartex" xmlns:cx3="http://schemas.microsoft.com/office/drawing/2016/5/9/chartex" xmlns:cx4="http://schemas.microsoft.com/office/drawing/2016/5/10/chartex" xmlns:cx5="http://schemas.microsoft.com/office/drawing/2016/5/11/chartex" xmlns:cx6="http://schemas.microsoft.com/office/drawing/2016/5/12/chartex" xmlns:cx7="http://schemas.microsoft.com/office/drawing/2016/5/13/chartex" xmlns:cx8="http://schemas.microsoft.com/office/drawing/2016/5/14/chartex" xmlns:mc="http://schemas.openxmlformats.org/markup-compatibility/2006" xmlns:aink="http://schemas.microsoft.com/office/drawing/2016/ink" xmlns:am3d="http://schemas.microsoft.com/office/drawing/2017/model3d" xmlns:o="urn:schemas-microsoft-com:office:office" xmlns:r="http://schemas.openxmlformats.org/officeDocument/2006/relationships" xmlns:m="http://schemas.openxmlformats.org/officeDocument/2006/math" xmlns:v="urn:schemas-microsoft-com:vml" xmlns:wp14="http://schemas.microsoft.com/office/word/2010/wordprocessingDrawing" xmlns:wp="http://schemas.openxmlformats.org/drawingml/2006/wordprocessingDrawing" xmlns:w10="urn:schemas-microsoft-com:office:word" xmlns:w="http://schemas.openxmlformats.org/wordprocessingml/2006/main" xmlns:w14="http://schemas.microsoft.com/office/word/2010/wordml" xmlns:w15="http://schemas.microsoft.com/office/word/2012/wordml" xmlns:w16cex="http://schemas.microsoft.com/office/word/2018/wordml/cex" xmlns:w16cid="http://schemas.microsoft.com/office/word/2016/wordml/cid" xmlns:w16="http://schemas.microsoft.com/office/word/2018/wordml" xmlns:w16sdtdh="http://schemas.microsoft.com/office/word/2020/wordml/sdtdatahash" xmlns:w16se="http://schemas.microsoft.com/office/word/2015/wordml/symex" xmlns:wpg="http://schemas.microsoft.com/office/word/2010/wordprocessingGroup" xmlns:wpi="http://schemas.microsoft.com/office/word/2010/wordprocessingInk" xmlns:wne="http://schemas.microsoft.com/office/word/2006/wordml" xmlns:wps="http://schemas.microsoft.com/office/word/2010/wordprocessingShape" mc:Ignorable="w14 w15 w16se w16cid w16 w16cex w16sdtdh wp14">
+<w:hdr xmlns:wpc="http://schemas.microsoft.com/office/word/2010/wordprocessingCanvas" xmlns:cx="http://schemas.microsoft.com/office/drawing/2014/chartex" xmlns:cx1="http://schemas.microsoft.com/office/drawing/2015/9/8/chartex" xmlns:cx2="http://schemas.microsoft.com/office/drawing/2015/10/21/chartex" xmlns:cx3="http://schemas.microsoft.com/office/drawing/2016/5/9/chartex" xmlns:cx4="http://schemas.microsoft.com/office/drawing/2016/5/10/chartex" xmlns:cx5="http://schemas.microsoft.com/office/drawing/2016/5/11/chartex" xmlns:cx6="http://schemas.microsoft.com/office/drawing/2016/5/12/chartex" xmlns:cx7="http://schemas.microsoft.com/office/drawing/2016/5/13/chartex" xmlns:cx8="http://schemas.microsoft.com/office/drawing/2016/5/14/chartex" xmlns:mc="http://schemas.openxmlformats.org/markup-compatibility/2006" xmlns:aink="http://schemas.microsoft.com/office/drawing/2016/ink" xmlns:am3d="http://schemas.microsoft.com/office/drawing/2017/model3d" xmlns:o="urn:schemas-microsoft-com:office:office" xmlns:oel="http://schemas.microsoft.com/office/2019/extlst" xmlns:r="http://schemas.openxmlformats.org/officeDocument/2006/relationships" xmlns:m="http://schemas.openxmlformats.org/officeDocument/2006/math" xmlns:v="urn:schemas-microsoft-com:vml" xmlns:wp14="http://schemas.microsoft.com/office/word/2010/wordprocessingDrawing" xmlns:wp="http://schemas.openxmlformats.org/drawingml/2006/wordprocessingDrawing" xmlns:w10="urn:schemas-microsoft-com:office:word" xmlns:w="http://schemas.openxmlformats.org/wordprocessingml/2006/main" xmlns:w14="http://schemas.microsoft.com/office/word/2010/wordml" xmlns:w15="http://schemas.microsoft.com/office/word/2012/wordml" xmlns:w16cex="http://schemas.microsoft.com/office/word/2018/wordml/cex" xmlns:w16cid="http://schemas.microsoft.com/office/word/2016/wordml/cid" xmlns:w16="http://schemas.microsoft.com/office/word/2018/wordml" xmlns:w16du="http://schemas.microsoft.com/office/word/2023/wordml/word16du" xmlns:w16sdtdh="http://schemas.microsoft.com/office/word/2020/wordml/sdtdatahash" xmlns:w16sdtfl="http://schemas.microsoft.com/office/word/2024/wordml/sdtformatlock" xmlns:w16se="http://schemas.microsoft.com/office/word/2015/wordml/symex" xmlns:wpg="http://schemas.microsoft.com/office/word/2010/wordprocessingGroup" xmlns:wpi="http://schemas.microsoft.com/office/word/2010/wordprocessingInk" xmlns:wne="http://schemas.microsoft.com/office/word/2006/wordml" xmlns:wps="http://schemas.microsoft.com/office/word/2010/wordprocessingShape" mc:Ignorable="w14 w15 w16se w16cid w16 w16cex w16sdtdh w16sdtfl w16du wp14">
   <w:p>
     <w:pPr>
-      <w:pStyle w:val="Encabezado"/>
+      <w:pStyle w:val="Header"/>
     </w:pPr>
     <w:r>
       <w:rPr>
@@ -15852,7 +15825,7 @@
 </file>
 
 <file path=word/numbering.xml><?xml version="1.0" encoding="utf-8"?>
-<w:numbering xmlns:wpc="http://schemas.microsoft.com/office/word/2010/wordprocessingCanvas" xmlns:cx="http://schemas.microsoft.com/office/drawing/2014/chartex" xmlns:cx1="http://schemas.microsoft.com/office/drawing/2015/9/8/chartex" xmlns:cx2="http://schemas.microsoft.com/office/drawing/2015/10/21/chartex" xmlns:cx3="http://schemas.microsoft.com/office/drawing/2016/5/9/chartex" xmlns:cx4="http://schemas.microsoft.com/office/drawing/2016/5/10/chartex" xmlns:cx5="http://schemas.microsoft.com/office/drawing/2016/5/11/chartex" xmlns:cx6="http://schemas.microsoft.com/office/drawing/2016/5/12/chartex" xmlns:cx7="http://schemas.microsoft.com/office/drawing/2016/5/13/chartex" xmlns:cx8="http://schemas.microsoft.com/office/drawing/2016/5/14/chartex" xmlns:mc="http://schemas.openxmlformats.org/markup-compatibility/2006" xmlns:aink="http://schemas.microsoft.com/office/drawing/2016/ink" xmlns:am3d="http://schemas.microsoft.com/office/drawing/2017/model3d" xmlns:o="urn:schemas-microsoft-com:office:office" xmlns:r="http://schemas.openxmlformats.org/officeDocument/2006/relationships" xmlns:m="http://schemas.openxmlformats.org/officeDocument/2006/math" xmlns:v="urn:schemas-microsoft-com:vml" xmlns:wp14="http://schemas.microsoft.com/office/word/2010/wordprocessingDrawing" xmlns:wp="http://schemas.openxmlformats.org/drawingml/2006/wordprocessingDrawing" xmlns:w10="urn:schemas-microsoft-com:office:word" xmlns:w="http://schemas.openxmlformats.org/wordprocessingml/2006/main" xmlns:w14="http://schemas.microsoft.com/office/word/2010/wordml" xmlns:w15="http://schemas.microsoft.com/office/word/2012/wordml" xmlns:w16cex="http://schemas.microsoft.com/office/word/2018/wordml/cex" xmlns:w16cid="http://schemas.microsoft.com/office/word/2016/wordml/cid" xmlns:w16="http://schemas.microsoft.com/office/word/2018/wordml" xmlns:w16sdtdh="http://schemas.microsoft.com/office/word/2020/wordml/sdtdatahash" xmlns:w16se="http://schemas.microsoft.com/office/word/2015/wordml/symex" xmlns:wpg="http://schemas.microsoft.com/office/word/2010/wordprocessingGroup" xmlns:wpi="http://schemas.microsoft.com/office/word/2010/wordprocessingInk" xmlns:wne="http://schemas.microsoft.com/office/word/2006/wordml" xmlns:wps="http://schemas.microsoft.com/office/word/2010/wordprocessingShape" mc:Ignorable="w14 w15 w16se w16cid w16 w16cex w16sdtdh wp14">
+<w:numbering xmlns:wpc="http://schemas.microsoft.com/office/word/2010/wordprocessingCanvas" xmlns:cx="http://schemas.microsoft.com/office/drawing/2014/chartex" xmlns:cx1="http://schemas.microsoft.com/office/drawing/2015/9/8/chartex" xmlns:cx2="http://schemas.microsoft.com/office/drawing/2015/10/21/chartex" xmlns:cx3="http://schemas.microsoft.com/office/drawing/2016/5/9/chartex" xmlns:cx4="http://schemas.microsoft.com/office/drawing/2016/5/10/chartex" xmlns:cx5="http://schemas.microsoft.com/office/drawing/2016/5/11/chartex" xmlns:cx6="http://schemas.microsoft.com/office/drawing/2016/5/12/chartex" xmlns:cx7="http://schemas.microsoft.com/office/drawing/2016/5/13/chartex" xmlns:cx8="http://schemas.microsoft.com/office/drawing/2016/5/14/chartex" xmlns:mc="http://schemas.openxmlformats.org/markup-compatibility/2006" xmlns:aink="http://schemas.microsoft.com/office/drawing/2016/ink" xmlns:am3d="http://schemas.microsoft.com/office/drawing/2017/model3d" xmlns:o="urn:schemas-microsoft-com:office:office" xmlns:oel="http://schemas.microsoft.com/office/2019/extlst" xmlns:r="http://schemas.openxmlformats.org/officeDocument/2006/relationships" xmlns:m="http://schemas.openxmlformats.org/officeDocument/2006/math" xmlns:v="urn:schemas-microsoft-com:vml" xmlns:wp14="http://schemas.microsoft.com/office/word/2010/wordprocessingDrawing" xmlns:wp="http://schemas.openxmlformats.org/drawingml/2006/wordprocessingDrawing" xmlns:w10="urn:schemas-microsoft-com:office:word" xmlns:w="http://schemas.openxmlformats.org/wordprocessingml/2006/main" xmlns:w14="http://schemas.microsoft.com/office/word/2010/wordml" xmlns:w15="http://schemas.microsoft.com/office/word/2012/wordml" xmlns:w16cex="http://schemas.microsoft.com/office/word/2018/wordml/cex" xmlns:w16cid="http://schemas.microsoft.com/office/word/2016/wordml/cid" xmlns:w16="http://schemas.microsoft.com/office/word/2018/wordml" xmlns:w16du="http://schemas.microsoft.com/office/word/2023/wordml/word16du" xmlns:w16sdtdh="http://schemas.microsoft.com/office/word/2020/wordml/sdtdatahash" xmlns:w16sdtfl="http://schemas.microsoft.com/office/word/2024/wordml/sdtformatlock" xmlns:w16se="http://schemas.microsoft.com/office/word/2015/wordml/symex" xmlns:wpg="http://schemas.microsoft.com/office/word/2010/wordprocessingGroup" xmlns:wpi="http://schemas.microsoft.com/office/word/2010/wordprocessingInk" xmlns:wne="http://schemas.microsoft.com/office/word/2006/wordml" xmlns:wps="http://schemas.microsoft.com/office/word/2010/wordprocessingShape" mc:Ignorable="w14 w15 w16se w16cid w16 w16cex w16sdtdh w16sdtfl w16du wp14">
   <w:abstractNum w:abstractNumId="0" w15:restartNumberingAfterBreak="0">
     <w:nsid w:val="FFFFFF89"/>
     <w:multiLevelType w:val="singleLevel"/>
@@ -15860,7 +15833,7 @@
     <w:lvl w:ilvl="0">
       <w:start w:val="1"/>
       <w:numFmt w:val="bullet"/>
-      <w:pStyle w:val="Listaconvietas"/>
+      <w:pStyle w:val="ListBullet"/>
       <w:lvlText w:val=""/>
       <w:lvlJc w:val="left"/>
       <w:pPr>
@@ -19233,7 +19206,7 @@
     <w:lvl w:ilvl="0">
       <w:start w:val="1"/>
       <w:numFmt w:val="decimal"/>
-      <w:pStyle w:val="Ttulo1"/>
+      <w:pStyle w:val="Heading1"/>
       <w:suff w:val="space"/>
       <w:lvlText w:val="%1."/>
       <w:lvlJc w:val="left"/>
@@ -19247,7 +19220,7 @@
     <w:lvl w:ilvl="1">
       <w:start w:val="1"/>
       <w:numFmt w:val="decimal"/>
-      <w:pStyle w:val="Ttulo2"/>
+      <w:pStyle w:val="Heading2"/>
       <w:suff w:val="space"/>
       <w:lvlText w:val="%1.%2."/>
       <w:lvlJc w:val="left"/>
@@ -19261,7 +19234,7 @@
     <w:lvl w:ilvl="2">
       <w:start w:val="1"/>
       <w:numFmt w:val="none"/>
-      <w:pStyle w:val="Ttulo3"/>
+      <w:pStyle w:val="Heading3"/>
       <w:lvlText w:val=""/>
       <w:lvlJc w:val="left"/>
       <w:pPr>
@@ -19274,7 +19247,7 @@
     <w:lvl w:ilvl="3">
       <w:start w:val="1"/>
       <w:numFmt w:val="none"/>
-      <w:pStyle w:val="Ttulo4"/>
+      <w:pStyle w:val="Heading4"/>
       <w:lvlText w:val=""/>
       <w:lvlJc w:val="left"/>
       <w:pPr>
@@ -19287,7 +19260,7 @@
     <w:lvl w:ilvl="4">
       <w:start w:val="1"/>
       <w:numFmt w:val="none"/>
-      <w:pStyle w:val="Ttulo5"/>
+      <w:pStyle w:val="Heading5"/>
       <w:lvlText w:val=""/>
       <w:lvlJc w:val="left"/>
       <w:pPr>
@@ -23190,208 +23163,208 @@
       </w:rPr>
     </w:lvl>
   </w:abstractNum>
-  <w:num w:numId="1">
+  <w:num w:numId="1" w16cid:durableId="1642808940">
     <w:abstractNumId w:val="0"/>
   </w:num>
-  <w:num w:numId="2">
+  <w:num w:numId="2" w16cid:durableId="765468855">
     <w:abstractNumId w:val="22"/>
   </w:num>
-  <w:num w:numId="3">
+  <w:num w:numId="3" w16cid:durableId="394353794">
     <w:abstractNumId w:val="38"/>
   </w:num>
-  <w:num w:numId="4">
+  <w:num w:numId="4" w16cid:durableId="1935630092">
     <w:abstractNumId w:val="27"/>
   </w:num>
-  <w:num w:numId="5">
+  <w:num w:numId="5" w16cid:durableId="1115641693">
     <w:abstractNumId w:val="32"/>
   </w:num>
-  <w:num w:numId="6">
+  <w:num w:numId="6" w16cid:durableId="1788742663">
     <w:abstractNumId w:val="55"/>
   </w:num>
-  <w:num w:numId="7">
+  <w:num w:numId="7" w16cid:durableId="740903674">
     <w:abstractNumId w:val="26"/>
   </w:num>
-  <w:num w:numId="8">
+  <w:num w:numId="8" w16cid:durableId="642003594">
     <w:abstractNumId w:val="53"/>
   </w:num>
-  <w:num w:numId="9">
+  <w:num w:numId="9" w16cid:durableId="395322404">
     <w:abstractNumId w:val="60"/>
   </w:num>
-  <w:num w:numId="10">
+  <w:num w:numId="10" w16cid:durableId="400257865">
     <w:abstractNumId w:val="43"/>
   </w:num>
-  <w:num w:numId="11">
+  <w:num w:numId="11" w16cid:durableId="1007555758">
     <w:abstractNumId w:val="11"/>
   </w:num>
-  <w:num w:numId="12">
+  <w:num w:numId="12" w16cid:durableId="794829885">
     <w:abstractNumId w:val="23"/>
   </w:num>
-  <w:num w:numId="13">
+  <w:num w:numId="13" w16cid:durableId="1500466076">
     <w:abstractNumId w:val="18"/>
   </w:num>
-  <w:num w:numId="14">
+  <w:num w:numId="14" w16cid:durableId="1574043974">
     <w:abstractNumId w:val="7"/>
   </w:num>
-  <w:num w:numId="15">
+  <w:num w:numId="15" w16cid:durableId="1834637350">
     <w:abstractNumId w:val="15"/>
   </w:num>
-  <w:num w:numId="16">
+  <w:num w:numId="16" w16cid:durableId="158038373">
     <w:abstractNumId w:val="66"/>
   </w:num>
-  <w:num w:numId="17">
+  <w:num w:numId="17" w16cid:durableId="720372097">
     <w:abstractNumId w:val="58"/>
   </w:num>
-  <w:num w:numId="18">
+  <w:num w:numId="18" w16cid:durableId="1058820957">
     <w:abstractNumId w:val="42"/>
   </w:num>
-  <w:num w:numId="19">
+  <w:num w:numId="19" w16cid:durableId="1305963971">
     <w:abstractNumId w:val="49"/>
   </w:num>
-  <w:num w:numId="20">
+  <w:num w:numId="20" w16cid:durableId="353575838">
     <w:abstractNumId w:val="12"/>
   </w:num>
-  <w:num w:numId="21">
+  <w:num w:numId="21" w16cid:durableId="36591696">
     <w:abstractNumId w:val="5"/>
   </w:num>
-  <w:num w:numId="22">
+  <w:num w:numId="22" w16cid:durableId="1454321529">
     <w:abstractNumId w:val="19"/>
   </w:num>
-  <w:num w:numId="23">
+  <w:num w:numId="23" w16cid:durableId="1214851133">
     <w:abstractNumId w:val="44"/>
   </w:num>
-  <w:num w:numId="24">
+  <w:num w:numId="24" w16cid:durableId="986933985">
     <w:abstractNumId w:val="59"/>
   </w:num>
-  <w:num w:numId="25">
+  <w:num w:numId="25" w16cid:durableId="1882473664">
     <w:abstractNumId w:val="24"/>
   </w:num>
-  <w:num w:numId="26">
+  <w:num w:numId="26" w16cid:durableId="1957174339">
     <w:abstractNumId w:val="35"/>
   </w:num>
-  <w:num w:numId="27">
+  <w:num w:numId="27" w16cid:durableId="1198353349">
     <w:abstractNumId w:val="31"/>
   </w:num>
-  <w:num w:numId="28">
+  <w:num w:numId="28" w16cid:durableId="1609510423">
     <w:abstractNumId w:val="34"/>
   </w:num>
-  <w:num w:numId="29">
+  <w:num w:numId="29" w16cid:durableId="1282153663">
     <w:abstractNumId w:val="21"/>
   </w:num>
-  <w:num w:numId="30">
+  <w:num w:numId="30" w16cid:durableId="588930037">
     <w:abstractNumId w:val="17"/>
   </w:num>
-  <w:num w:numId="31">
+  <w:num w:numId="31" w16cid:durableId="79450013">
     <w:abstractNumId w:val="8"/>
   </w:num>
-  <w:num w:numId="32">
+  <w:num w:numId="32" w16cid:durableId="643389088">
     <w:abstractNumId w:val="48"/>
   </w:num>
-  <w:num w:numId="33">
+  <w:num w:numId="33" w16cid:durableId="860119805">
     <w:abstractNumId w:val="4"/>
   </w:num>
-  <w:num w:numId="34">
+  <w:num w:numId="34" w16cid:durableId="147746937">
     <w:abstractNumId w:val="36"/>
   </w:num>
-  <w:num w:numId="35">
+  <w:num w:numId="35" w16cid:durableId="873735167">
     <w:abstractNumId w:val="10"/>
   </w:num>
-  <w:num w:numId="36">
+  <w:num w:numId="36" w16cid:durableId="92406836">
     <w:abstractNumId w:val="65"/>
   </w:num>
-  <w:num w:numId="37">
+  <w:num w:numId="37" w16cid:durableId="269819225">
     <w:abstractNumId w:val="25"/>
   </w:num>
-  <w:num w:numId="38">
+  <w:num w:numId="38" w16cid:durableId="914315136">
     <w:abstractNumId w:val="64"/>
   </w:num>
-  <w:num w:numId="39">
+  <w:num w:numId="39" w16cid:durableId="1569462477">
     <w:abstractNumId w:val="45"/>
   </w:num>
-  <w:num w:numId="40">
+  <w:num w:numId="40" w16cid:durableId="857626172">
     <w:abstractNumId w:val="47"/>
   </w:num>
-  <w:num w:numId="41">
+  <w:num w:numId="41" w16cid:durableId="1527525678">
     <w:abstractNumId w:val="61"/>
   </w:num>
-  <w:num w:numId="42">
+  <w:num w:numId="42" w16cid:durableId="2015765688">
     <w:abstractNumId w:val="29"/>
   </w:num>
-  <w:num w:numId="43">
+  <w:num w:numId="43" w16cid:durableId="1867448855">
     <w:abstractNumId w:val="2"/>
   </w:num>
-  <w:num w:numId="44">
+  <w:num w:numId="44" w16cid:durableId="150022737">
     <w:abstractNumId w:val="9"/>
   </w:num>
-  <w:num w:numId="45">
+  <w:num w:numId="45" w16cid:durableId="677654580">
     <w:abstractNumId w:val="52"/>
   </w:num>
-  <w:num w:numId="46">
+  <w:num w:numId="46" w16cid:durableId="659968436">
     <w:abstractNumId w:val="62"/>
   </w:num>
-  <w:num w:numId="47">
+  <w:num w:numId="47" w16cid:durableId="39130734">
     <w:abstractNumId w:val="63"/>
   </w:num>
-  <w:num w:numId="48">
+  <w:num w:numId="48" w16cid:durableId="781917731">
     <w:abstractNumId w:val="54"/>
   </w:num>
-  <w:num w:numId="49">
+  <w:num w:numId="49" w16cid:durableId="767773902">
     <w:abstractNumId w:val="20"/>
   </w:num>
-  <w:num w:numId="50">
+  <w:num w:numId="50" w16cid:durableId="1250888358">
     <w:abstractNumId w:val="51"/>
   </w:num>
-  <w:num w:numId="51">
+  <w:num w:numId="51" w16cid:durableId="396127268">
     <w:abstractNumId w:val="57"/>
   </w:num>
-  <w:num w:numId="52">
+  <w:num w:numId="52" w16cid:durableId="212545274">
     <w:abstractNumId w:val="6"/>
   </w:num>
-  <w:num w:numId="53">
+  <w:num w:numId="53" w16cid:durableId="665018398">
     <w:abstractNumId w:val="67"/>
   </w:num>
-  <w:num w:numId="54">
+  <w:num w:numId="54" w16cid:durableId="324089691">
     <w:abstractNumId w:val="1"/>
   </w:num>
-  <w:num w:numId="55">
+  <w:num w:numId="55" w16cid:durableId="158816124">
     <w:abstractNumId w:val="30"/>
   </w:num>
-  <w:num w:numId="56">
+  <w:num w:numId="56" w16cid:durableId="1580754191">
     <w:abstractNumId w:val="39"/>
   </w:num>
-  <w:num w:numId="57">
+  <w:num w:numId="57" w16cid:durableId="532886896">
     <w:abstractNumId w:val="46"/>
   </w:num>
-  <w:num w:numId="58">
+  <w:num w:numId="58" w16cid:durableId="752050327">
     <w:abstractNumId w:val="3"/>
   </w:num>
-  <w:num w:numId="59">
+  <w:num w:numId="59" w16cid:durableId="1068460725">
     <w:abstractNumId w:val="14"/>
   </w:num>
-  <w:num w:numId="60">
+  <w:num w:numId="60" w16cid:durableId="223874581">
     <w:abstractNumId w:val="16"/>
   </w:num>
-  <w:num w:numId="61">
+  <w:num w:numId="61" w16cid:durableId="840003214">
     <w:abstractNumId w:val="13"/>
   </w:num>
-  <w:num w:numId="62">
+  <w:num w:numId="62" w16cid:durableId="1476987768">
     <w:abstractNumId w:val="56"/>
   </w:num>
-  <w:num w:numId="63">
+  <w:num w:numId="63" w16cid:durableId="643051548">
     <w:abstractNumId w:val="50"/>
   </w:num>
-  <w:num w:numId="64">
+  <w:num w:numId="64" w16cid:durableId="371544291">
     <w:abstractNumId w:val="40"/>
   </w:num>
-  <w:num w:numId="65">
+  <w:num w:numId="65" w16cid:durableId="2110881290">
     <w:abstractNumId w:val="33"/>
   </w:num>
-  <w:num w:numId="66">
+  <w:num w:numId="66" w16cid:durableId="2132239433">
     <w:abstractNumId w:val="41"/>
   </w:num>
-  <w:num w:numId="67">
+  <w:num w:numId="67" w16cid:durableId="1002077323">
     <w:abstractNumId w:val="37"/>
   </w:num>
-  <w:num w:numId="68">
+  <w:num w:numId="68" w16cid:durableId="1827550139">
     <w:abstractNumId w:val="28"/>
   </w:num>
   <w:numIdMacAtCleanup w:val="68"/>
@@ -23399,7 +23372,7 @@
 </file>
 
 <file path=word/styles.xml><?xml version="1.0" encoding="utf-8"?>
-<w:styles xmlns:mc="http://schemas.openxmlformats.org/markup-compatibility/2006" xmlns:r="http://schemas.openxmlformats.org/officeDocument/2006/relationships" xmlns:w="http://schemas.openxmlformats.org/wordprocessingml/2006/main" xmlns:w14="http://schemas.microsoft.com/office/word/2010/wordml" xmlns:w15="http://schemas.microsoft.com/office/word/2012/wordml" xmlns:w16cex="http://schemas.microsoft.com/office/word/2018/wordml/cex" xmlns:w16cid="http://schemas.microsoft.com/office/word/2016/wordml/cid" xmlns:w16="http://schemas.microsoft.com/office/word/2018/wordml" xmlns:w16sdtdh="http://schemas.microsoft.com/office/word/2020/wordml/sdtdatahash" xmlns:w16se="http://schemas.microsoft.com/office/word/2015/wordml/symex" mc:Ignorable="w14 w15 w16se w16cid w16 w16cex w16sdtdh">
+<w:styles xmlns:mc="http://schemas.openxmlformats.org/markup-compatibility/2006" xmlns:r="http://schemas.openxmlformats.org/officeDocument/2006/relationships" xmlns:w="http://schemas.openxmlformats.org/wordprocessingml/2006/main" xmlns:w14="http://schemas.microsoft.com/office/word/2010/wordml" xmlns:w15="http://schemas.microsoft.com/office/word/2012/wordml" xmlns:w16cex="http://schemas.microsoft.com/office/word/2018/wordml/cex" xmlns:w16cid="http://schemas.microsoft.com/office/word/2016/wordml/cid" xmlns:w16="http://schemas.microsoft.com/office/word/2018/wordml" xmlns:w16du="http://schemas.microsoft.com/office/word/2023/wordml/word16du" xmlns:w16sdtdh="http://schemas.microsoft.com/office/word/2020/wordml/sdtdatahash" xmlns:w16sdtfl="http://schemas.microsoft.com/office/word/2024/wordml/sdtformatlock" xmlns:w16se="http://schemas.microsoft.com/office/word/2015/wordml/symex" mc:Ignorable="w14 w15 w16se w16cid w16 w16cex w16sdtdh w16sdtfl w16du">
   <w:docDefaults>
     <w:rPrDefault>
       <w:rPr>
@@ -23807,11 +23780,11 @@
       <w:sz w:val="28"/>
     </w:rPr>
   </w:style>
-  <w:style w:type="paragraph" w:styleId="Ttulo1">
+  <w:style w:type="paragraph" w:styleId="Heading1">
     <w:name w:val="heading 1"/>
-    <w:basedOn w:val="Ttulo"/>
+    <w:basedOn w:val="Title"/>
     <w:next w:val="Normal"/>
-    <w:link w:val="Ttulo1Car"/>
+    <w:link w:val="Heading1Char"/>
     <w:autoRedefine/>
     <w:uiPriority w:val="9"/>
     <w:qFormat/>
@@ -23835,11 +23808,11 @@
       <w14:ligatures w14:val="none"/>
     </w:rPr>
   </w:style>
-  <w:style w:type="paragraph" w:styleId="Ttulo2">
+  <w:style w:type="paragraph" w:styleId="Heading2">
     <w:name w:val="heading 2"/>
     <w:basedOn w:val="Normal"/>
     <w:next w:val="Normal"/>
-    <w:link w:val="Ttulo2Car"/>
+    <w:link w:val="Heading2Char"/>
     <w:autoRedefine/>
     <w:uiPriority w:val="9"/>
     <w:unhideWhenUsed/>
@@ -23866,11 +23839,11 @@
       <w14:ligatures w14:val="none"/>
     </w:rPr>
   </w:style>
-  <w:style w:type="paragraph" w:styleId="Ttulo3">
+  <w:style w:type="paragraph" w:styleId="Heading3">
     <w:name w:val="heading 3"/>
-    <w:basedOn w:val="Ttulo2"/>
+    <w:basedOn w:val="Heading2"/>
     <w:next w:val="Normal"/>
-    <w:link w:val="Ttulo3Car"/>
+    <w:link w:val="Heading3Char"/>
     <w:autoRedefine/>
     <w:uiPriority w:val="9"/>
     <w:unhideWhenUsed/>
@@ -23888,11 +23861,11 @@
       <w:szCs w:val="24"/>
     </w:rPr>
   </w:style>
-  <w:style w:type="paragraph" w:styleId="Ttulo4">
+  <w:style w:type="paragraph" w:styleId="Heading4">
     <w:name w:val="heading 4"/>
-    <w:basedOn w:val="Ttulo3"/>
+    <w:basedOn w:val="Heading3"/>
     <w:next w:val="Normal"/>
-    <w:link w:val="Ttulo4Car"/>
+    <w:link w:val="Heading4Char"/>
     <w:uiPriority w:val="9"/>
     <w:unhideWhenUsed/>
     <w:qFormat/>
@@ -23909,11 +23882,11 @@
       <w:sz w:val="28"/>
     </w:rPr>
   </w:style>
-  <w:style w:type="paragraph" w:styleId="Ttulo5">
+  <w:style w:type="paragraph" w:styleId="Heading5">
     <w:name w:val="heading 5"/>
-    <w:basedOn w:val="Ttulo4"/>
+    <w:basedOn w:val="Heading4"/>
     <w:next w:val="Normal"/>
-    <w:link w:val="Ttulo5Car"/>
+    <w:link w:val="Heading5Char"/>
     <w:uiPriority w:val="9"/>
     <w:unhideWhenUsed/>
     <w:qFormat/>
@@ -23926,11 +23899,11 @@
       <w:outlineLvl w:val="4"/>
     </w:pPr>
   </w:style>
-  <w:style w:type="paragraph" w:styleId="Ttulo6">
+  <w:style w:type="paragraph" w:styleId="Heading6">
     <w:name w:val="heading 6"/>
-    <w:basedOn w:val="Ttulo5"/>
+    <w:basedOn w:val="Heading5"/>
     <w:next w:val="Normal"/>
-    <w:link w:val="Ttulo6Car"/>
+    <w:link w:val="Heading6Char"/>
     <w:uiPriority w:val="9"/>
     <w:unhideWhenUsed/>
     <w:rsid w:val="00C7377B"/>
@@ -23939,11 +23912,11 @@
       <w:outlineLvl w:val="5"/>
     </w:pPr>
   </w:style>
-  <w:style w:type="paragraph" w:styleId="Ttulo7">
+  <w:style w:type="paragraph" w:styleId="Heading7">
     <w:name w:val="heading 7"/>
     <w:basedOn w:val="Normal"/>
     <w:next w:val="Normal"/>
-    <w:link w:val="Ttulo7Car"/>
+    <w:link w:val="Heading7Char"/>
     <w:uiPriority w:val="9"/>
     <w:unhideWhenUsed/>
     <w:qFormat/>
@@ -23961,13 +23934,13 @@
       <w:color w:val="1F3763" w:themeColor="accent1" w:themeShade="7F"/>
     </w:rPr>
   </w:style>
-  <w:style w:type="character" w:default="1" w:styleId="Fuentedeprrafopredeter">
+  <w:style w:type="character" w:default="1" w:styleId="DefaultParagraphFont">
     <w:name w:val="Default Paragraph Font"/>
     <w:uiPriority w:val="1"/>
     <w:semiHidden/>
     <w:unhideWhenUsed/>
   </w:style>
-  <w:style w:type="table" w:default="1" w:styleId="Tablanormal">
+  <w:style w:type="table" w:default="1" w:styleId="TableNormal">
     <w:name w:val="Normal Table"/>
     <w:uiPriority w:val="99"/>
     <w:semiHidden/>
@@ -23982,13 +23955,13 @@
       </w:tblCellMar>
     </w:tblPr>
   </w:style>
-  <w:style w:type="numbering" w:default="1" w:styleId="Sinlista">
+  <w:style w:type="numbering" w:default="1" w:styleId="NoList">
     <w:name w:val="No List"/>
     <w:uiPriority w:val="99"/>
     <w:semiHidden/>
     <w:unhideWhenUsed/>
   </w:style>
-  <w:style w:type="paragraph" w:styleId="Prrafodelista">
+  <w:style w:type="paragraph" w:styleId="ListParagraph">
     <w:name w:val="List Paragraph"/>
     <w:basedOn w:val="Normal"/>
     <w:uiPriority w:val="34"/>
@@ -24013,10 +23986,10 @@
       <w:lang w:val="es-419"/>
     </w:rPr>
   </w:style>
-  <w:style w:type="character" w:customStyle="1" w:styleId="Ttulo1Car">
-    <w:name w:val="Título 1 Car"/>
-    <w:basedOn w:val="Fuentedeprrafopredeter"/>
-    <w:link w:val="Ttulo1"/>
+  <w:style w:type="character" w:customStyle="1" w:styleId="Heading1Char">
+    <w:name w:val="Heading 1 Char"/>
+    <w:basedOn w:val="DefaultParagraphFont"/>
+    <w:link w:val="Heading1"/>
     <w:uiPriority w:val="9"/>
     <w:rsid w:val="003574CB"/>
     <w:rPr>
@@ -24032,10 +24005,10 @@
       <w14:ligatures w14:val="none"/>
     </w:rPr>
   </w:style>
-  <w:style w:type="character" w:customStyle="1" w:styleId="Ttulo2Car">
-    <w:name w:val="Título 2 Car"/>
-    <w:basedOn w:val="Fuentedeprrafopredeter"/>
-    <w:link w:val="Ttulo2"/>
+  <w:style w:type="character" w:customStyle="1" w:styleId="Heading2Char">
+    <w:name w:val="Heading 2 Char"/>
+    <w:basedOn w:val="DefaultParagraphFont"/>
+    <w:link w:val="Heading2"/>
     <w:uiPriority w:val="9"/>
     <w:rsid w:val="0064331C"/>
     <w:rPr>
@@ -24049,10 +24022,10 @@
       <w14:ligatures w14:val="none"/>
     </w:rPr>
   </w:style>
-  <w:style w:type="character" w:customStyle="1" w:styleId="Ttulo3Car">
-    <w:name w:val="Título 3 Car"/>
-    <w:basedOn w:val="Fuentedeprrafopredeter"/>
-    <w:link w:val="Ttulo3"/>
+  <w:style w:type="character" w:customStyle="1" w:styleId="Heading3Char">
+    <w:name w:val="Heading 3 Char"/>
+    <w:basedOn w:val="DefaultParagraphFont"/>
+    <w:link w:val="Heading3"/>
     <w:uiPriority w:val="9"/>
     <w:rsid w:val="002A2C25"/>
     <w:rPr>
@@ -24067,7 +24040,7 @@
       <w14:ligatures w14:val="none"/>
     </w:rPr>
   </w:style>
-  <w:style w:type="paragraph" w:styleId="Listaconvietas">
+  <w:style w:type="paragraph" w:styleId="ListBullet">
     <w:name w:val="List Bullet"/>
     <w:basedOn w:val="Normal"/>
     <w:uiPriority w:val="99"/>
@@ -24088,7 +24061,7 @@
   </w:style>
   <w:style w:type="character" w:customStyle="1" w:styleId="Extranjerismo">
     <w:name w:val="Extranjerismo"/>
-    <w:basedOn w:val="Fuentedeprrafopredeter"/>
+    <w:basedOn w:val="DefaultParagraphFont"/>
     <w:uiPriority w:val="1"/>
     <w:qFormat/>
     <w:rsid w:val="00D13E46"/>
@@ -24125,7 +24098,7 @@
   </w:style>
   <w:style w:type="character" w:customStyle="1" w:styleId="FiguraCar">
     <w:name w:val="Figura Car"/>
-    <w:basedOn w:val="Fuentedeprrafopredeter"/>
+    <w:basedOn w:val="DefaultParagraphFont"/>
     <w:link w:val="Figura"/>
     <w:rsid w:val="00FC40F0"/>
     <w:rPr>
@@ -24138,10 +24111,10 @@
       <w14:ligatures w14:val="none"/>
     </w:rPr>
   </w:style>
-  <w:style w:type="character" w:customStyle="1" w:styleId="Ttulo4Car">
-    <w:name w:val="Título 4 Car"/>
-    <w:basedOn w:val="Fuentedeprrafopredeter"/>
-    <w:link w:val="Ttulo4"/>
+  <w:style w:type="character" w:customStyle="1" w:styleId="Heading4Char">
+    <w:name w:val="Heading 4 Char"/>
+    <w:basedOn w:val="DefaultParagraphFont"/>
+    <w:link w:val="Heading4"/>
     <w:uiPriority w:val="9"/>
     <w:rsid w:val="001B57A6"/>
     <w:rPr>
@@ -24155,10 +24128,10 @@
       <w14:ligatures w14:val="none"/>
     </w:rPr>
   </w:style>
-  <w:style w:type="character" w:customStyle="1" w:styleId="Ttulo5Car">
-    <w:name w:val="Título 5 Car"/>
-    <w:basedOn w:val="Fuentedeprrafopredeter"/>
-    <w:link w:val="Ttulo5"/>
+  <w:style w:type="character" w:customStyle="1" w:styleId="Heading5Char">
+    <w:name w:val="Heading 5 Char"/>
+    <w:basedOn w:val="DefaultParagraphFont"/>
+    <w:link w:val="Heading5"/>
     <w:uiPriority w:val="9"/>
     <w:rsid w:val="00746AD1"/>
     <w:rPr>
@@ -24195,11 +24168,11 @@
       <w14:ligatures w14:val="none"/>
     </w:rPr>
   </w:style>
-  <w:style w:type="paragraph" w:styleId="Ttulo">
+  <w:style w:type="paragraph" w:styleId="Title">
     <w:name w:val="Title"/>
     <w:basedOn w:val="Normal"/>
     <w:next w:val="Normal"/>
-    <w:link w:val="TtuloCar"/>
+    <w:link w:val="TitleChar"/>
     <w:uiPriority w:val="10"/>
     <w:qFormat/>
     <w:rsid w:val="00590D20"/>
@@ -24215,10 +24188,10 @@
       <w:szCs w:val="56"/>
     </w:rPr>
   </w:style>
-  <w:style w:type="character" w:customStyle="1" w:styleId="TtuloCar">
-    <w:name w:val="Título Car"/>
-    <w:basedOn w:val="Fuentedeprrafopredeter"/>
-    <w:link w:val="Ttulo"/>
+  <w:style w:type="character" w:customStyle="1" w:styleId="TitleChar">
+    <w:name w:val="Title Char"/>
+    <w:basedOn w:val="DefaultParagraphFont"/>
+    <w:link w:val="Title"/>
     <w:uiPriority w:val="10"/>
     <w:rsid w:val="00590D20"/>
     <w:rPr>
@@ -24231,7 +24204,7 @@
   </w:style>
   <w:style w:type="character" w:customStyle="1" w:styleId="TablaCar">
     <w:name w:val="Tabla Car"/>
-    <w:basedOn w:val="Fuentedeprrafopredeter"/>
+    <w:basedOn w:val="DefaultParagraphFont"/>
     <w:link w:val="Tabla"/>
     <w:rsid w:val="00F24245"/>
     <w:rPr>
@@ -24246,7 +24219,7 @@
   </w:style>
   <w:style w:type="table" w:customStyle="1" w:styleId="SENA">
     <w:name w:val="SENA"/>
-    <w:basedOn w:val="Tablanormal"/>
+    <w:basedOn w:val="TableNormal"/>
     <w:uiPriority w:val="99"/>
     <w:rsid w:val="00F24245"/>
     <w:pPr>
@@ -24289,9 +24262,9 @@
       </w:tcPr>
     </w:tblStylePr>
   </w:style>
-  <w:style w:type="table" w:styleId="Tablaconcuadrcula">
+  <w:style w:type="table" w:styleId="TableGrid">
     <w:name w:val="Table Grid"/>
-    <w:basedOn w:val="Tablanormal"/>
+    <w:basedOn w:val="TableNormal"/>
     <w:uiPriority w:val="39"/>
     <w:rsid w:val="002401C2"/>
     <w:pPr>
@@ -24308,9 +24281,9 @@
       </w:tblBorders>
     </w:tblPr>
   </w:style>
-  <w:style w:type="character" w:styleId="Hipervnculo">
+  <w:style w:type="character" w:styleId="Hyperlink">
     <w:name w:val="Hyperlink"/>
-    <w:basedOn w:val="Fuentedeprrafopredeter"/>
+    <w:basedOn w:val="DefaultParagraphFont"/>
     <w:uiPriority w:val="99"/>
     <w:unhideWhenUsed/>
     <w:rsid w:val="00425E49"/>
@@ -24342,7 +24315,7 @@
   </w:style>
   <w:style w:type="character" w:customStyle="1" w:styleId="VideoCar">
     <w:name w:val="Video Car"/>
-    <w:basedOn w:val="Fuentedeprrafopredeter"/>
+    <w:basedOn w:val="DefaultParagraphFont"/>
     <w:link w:val="Video"/>
     <w:rsid w:val="00AC7034"/>
     <w:rPr>
@@ -24355,7 +24328,7 @@
   </w:style>
   <w:style w:type="character" w:customStyle="1" w:styleId="Mencinsinresolver1">
     <w:name w:val="Mención sin resolver1"/>
-    <w:basedOn w:val="Fuentedeprrafopredeter"/>
+    <w:basedOn w:val="DefaultParagraphFont"/>
     <w:uiPriority w:val="99"/>
     <w:semiHidden/>
     <w:unhideWhenUsed/>
@@ -24365,9 +24338,9 @@
       <w:shd w:val="clear" w:color="auto" w:fill="E1DFDD"/>
     </w:rPr>
   </w:style>
-  <w:style w:type="table" w:styleId="Tablaconcuadrcula4-nfasis3">
+  <w:style w:type="table" w:styleId="GridTable4-Accent3">
     <w:name w:val="Grid Table 4 Accent 3"/>
-    <w:basedOn w:val="Tablanormal"/>
+    <w:basedOn w:val="TableNormal"/>
     <w:uiPriority w:val="49"/>
     <w:rsid w:val="00CE2C4A"/>
     <w:pPr>
@@ -24479,7 +24452,7 @@
       <w14:ligatures w14:val="none"/>
     </w:rPr>
   </w:style>
-  <w:style w:type="paragraph" w:styleId="TDC1">
+  <w:style w:type="paragraph" w:styleId="TOC1">
     <w:name w:val="toc 1"/>
     <w:basedOn w:val="Normal"/>
     <w:next w:val="Normal"/>
@@ -24501,7 +24474,7 @@
       <w14:ligatures w14:val="none"/>
     </w:rPr>
   </w:style>
-  <w:style w:type="paragraph" w:styleId="TDC2">
+  <w:style w:type="paragraph" w:styleId="TOC2">
     <w:name w:val="toc 2"/>
     <w:basedOn w:val="Normal"/>
     <w:next w:val="Normal"/>
@@ -24514,7 +24487,7 @@
       <w:ind w:left="280"/>
     </w:pPr>
   </w:style>
-  <w:style w:type="paragraph" w:styleId="TDC3">
+  <w:style w:type="paragraph" w:styleId="TOC3">
     <w:name w:val="toc 3"/>
     <w:basedOn w:val="Normal"/>
     <w:next w:val="Normal"/>
@@ -24527,9 +24500,9 @@
       <w:ind w:left="560"/>
     </w:pPr>
   </w:style>
-  <w:style w:type="paragraph" w:styleId="TtuloTDC">
+  <w:style w:type="paragraph" w:styleId="TOCHeading">
     <w:name w:val="TOC Heading"/>
-    <w:basedOn w:val="Ttulo1"/>
+    <w:basedOn w:val="Heading1"/>
     <w:next w:val="Normal"/>
     <w:uiPriority w:val="39"/>
     <w:unhideWhenUsed/>
@@ -24553,10 +24526,10 @@
       <w:lang w:val="es-CO"/>
     </w:rPr>
   </w:style>
-  <w:style w:type="paragraph" w:styleId="Encabezado">
+  <w:style w:type="paragraph" w:styleId="Header">
     <w:name w:val="header"/>
     <w:basedOn w:val="Normal"/>
-    <w:link w:val="EncabezadoCar"/>
+    <w:link w:val="HeaderChar"/>
     <w:uiPriority w:val="99"/>
     <w:unhideWhenUsed/>
     <w:rsid w:val="00EC0858"/>
@@ -24568,20 +24541,20 @@
       <w:spacing w:before="0" w:after="0" w:line="240" w:lineRule="auto"/>
     </w:pPr>
   </w:style>
-  <w:style w:type="character" w:customStyle="1" w:styleId="EncabezadoCar">
-    <w:name w:val="Encabezado Car"/>
-    <w:basedOn w:val="Fuentedeprrafopredeter"/>
-    <w:link w:val="Encabezado"/>
+  <w:style w:type="character" w:customStyle="1" w:styleId="HeaderChar">
+    <w:name w:val="Header Char"/>
+    <w:basedOn w:val="DefaultParagraphFont"/>
+    <w:link w:val="Header"/>
     <w:uiPriority w:val="99"/>
     <w:rsid w:val="00EC0858"/>
     <w:rPr>
       <w:sz w:val="28"/>
     </w:rPr>
   </w:style>
-  <w:style w:type="paragraph" w:styleId="Piedepgina">
+  <w:style w:type="paragraph" w:styleId="Footer">
     <w:name w:val="footer"/>
     <w:basedOn w:val="Normal"/>
-    <w:link w:val="PiedepginaCar"/>
+    <w:link w:val="FooterChar"/>
     <w:uiPriority w:val="99"/>
     <w:unhideWhenUsed/>
     <w:rsid w:val="00EC0858"/>
@@ -24593,20 +24566,20 @@
       <w:spacing w:before="0" w:after="0" w:line="240" w:lineRule="auto"/>
     </w:pPr>
   </w:style>
-  <w:style w:type="character" w:customStyle="1" w:styleId="PiedepginaCar">
-    <w:name w:val="Pie de página Car"/>
-    <w:basedOn w:val="Fuentedeprrafopredeter"/>
-    <w:link w:val="Piedepgina"/>
+  <w:style w:type="character" w:customStyle="1" w:styleId="FooterChar">
+    <w:name w:val="Footer Char"/>
+    <w:basedOn w:val="DefaultParagraphFont"/>
+    <w:link w:val="Footer"/>
     <w:uiPriority w:val="99"/>
     <w:rsid w:val="00EC0858"/>
     <w:rPr>
       <w:sz w:val="28"/>
     </w:rPr>
   </w:style>
-  <w:style w:type="character" w:customStyle="1" w:styleId="Ttulo6Car">
-    <w:name w:val="Título 6 Car"/>
-    <w:basedOn w:val="Fuentedeprrafopredeter"/>
-    <w:link w:val="Ttulo6"/>
+  <w:style w:type="character" w:customStyle="1" w:styleId="Heading6Char">
+    <w:name w:val="Heading 6 Char"/>
+    <w:basedOn w:val="DefaultParagraphFont"/>
+    <w:link w:val="Heading6"/>
     <w:uiPriority w:val="9"/>
     <w:rsid w:val="00C7377B"/>
     <w:rPr>
@@ -24622,7 +24595,7 @@
   </w:style>
   <w:style w:type="paragraph" w:customStyle="1" w:styleId="Titulosgenerales">
     <w:name w:val="Titulos generales"/>
-    <w:basedOn w:val="Ttulo1"/>
+    <w:basedOn w:val="Heading1"/>
     <w:qFormat/>
     <w:rsid w:val="007F2B44"/>
     <w:pPr>
@@ -24636,9 +24609,9 @@
       <w:spacing w:val="0"/>
     </w:rPr>
   </w:style>
-  <w:style w:type="character" w:styleId="Hipervnculovisitado">
+  <w:style w:type="character" w:styleId="FollowedHyperlink">
     <w:name w:val="FollowedHyperlink"/>
-    <w:basedOn w:val="Fuentedeprrafopredeter"/>
+    <w:basedOn w:val="DefaultParagraphFont"/>
     <w:uiPriority w:val="99"/>
     <w:semiHidden/>
     <w:unhideWhenUsed/>
@@ -24648,11 +24621,11 @@
       <w:u w:val="single"/>
     </w:rPr>
   </w:style>
-  <w:style w:type="paragraph" w:styleId="Cita">
+  <w:style w:type="paragraph" w:styleId="Quote">
     <w:name w:val="Quote"/>
     <w:basedOn w:val="Normal"/>
     <w:next w:val="Normal"/>
-    <w:link w:val="CitaCar"/>
+    <w:link w:val="QuoteChar"/>
     <w:uiPriority w:val="29"/>
     <w:qFormat/>
     <w:rsid w:val="00931413"/>
@@ -24667,10 +24640,10 @@
       <w:color w:val="404040" w:themeColor="text1" w:themeTint="BF"/>
     </w:rPr>
   </w:style>
-  <w:style w:type="character" w:customStyle="1" w:styleId="CitaCar">
-    <w:name w:val="Cita Car"/>
-    <w:basedOn w:val="Fuentedeprrafopredeter"/>
-    <w:link w:val="Cita"/>
+  <w:style w:type="character" w:customStyle="1" w:styleId="QuoteChar">
+    <w:name w:val="Quote Char"/>
+    <w:basedOn w:val="DefaultParagraphFont"/>
+    <w:link w:val="Quote"/>
     <w:uiPriority w:val="29"/>
     <w:rsid w:val="00931413"/>
     <w:rPr>
@@ -24700,9 +24673,9 @@
       <w14:ligatures w14:val="none"/>
     </w:rPr>
   </w:style>
-  <w:style w:type="table" w:styleId="Tablaconcuadrcula1clara">
+  <w:style w:type="table" w:styleId="GridTable1Light">
     <w:name w:val="Grid Table 1 Light"/>
-    <w:basedOn w:val="Tablanormal"/>
+    <w:basedOn w:val="TableNormal"/>
     <w:uiPriority w:val="46"/>
     <w:rsid w:val="004B6B9D"/>
     <w:pPr>
@@ -24757,9 +24730,9 @@
       </w:rPr>
     </w:tblStylePr>
   </w:style>
-  <w:style w:type="character" w:styleId="Textoennegrita">
+  <w:style w:type="character" w:styleId="Strong">
     <w:name w:val="Strong"/>
-    <w:basedOn w:val="Fuentedeprrafopredeter"/>
+    <w:basedOn w:val="DefaultParagraphFont"/>
     <w:uiPriority w:val="22"/>
     <w:qFormat/>
     <w:rsid w:val="00CD5C21"/>
@@ -24768,9 +24741,9 @@
       <w:bCs/>
     </w:rPr>
   </w:style>
-  <w:style w:type="character" w:styleId="Mencinsinresolver">
+  <w:style w:type="character" w:styleId="UnresolvedMention">
     <w:name w:val="Unresolved Mention"/>
-    <w:basedOn w:val="Fuentedeprrafopredeter"/>
+    <w:basedOn w:val="DefaultParagraphFont"/>
     <w:uiPriority w:val="99"/>
     <w:semiHidden/>
     <w:unhideWhenUsed/>
@@ -24780,11 +24753,11 @@
       <w:shd w:val="clear" w:color="auto" w:fill="E1DFDD"/>
     </w:rPr>
   </w:style>
-  <w:style w:type="paragraph" w:styleId="Subttulo">
+  <w:style w:type="paragraph" w:styleId="Subtitle">
     <w:name w:val="Subtitle"/>
     <w:basedOn w:val="Normal"/>
     <w:next w:val="Normal"/>
-    <w:link w:val="SubttuloCar"/>
+    <w:link w:val="SubtitleChar"/>
     <w:uiPriority w:val="11"/>
     <w:qFormat/>
     <w:rsid w:val="001D4F8D"/>
@@ -24802,10 +24775,10 @@
       <w:sz w:val="22"/>
     </w:rPr>
   </w:style>
-  <w:style w:type="character" w:customStyle="1" w:styleId="SubttuloCar">
-    <w:name w:val="Subtítulo Car"/>
-    <w:basedOn w:val="Fuentedeprrafopredeter"/>
-    <w:link w:val="Subttulo"/>
+  <w:style w:type="character" w:customStyle="1" w:styleId="SubtitleChar">
+    <w:name w:val="Subtitle Char"/>
+    <w:basedOn w:val="DefaultParagraphFont"/>
+    <w:link w:val="Subtitle"/>
     <w:uiPriority w:val="11"/>
     <w:rsid w:val="001D4F8D"/>
     <w:rPr>
@@ -24814,10 +24787,10 @@
       <w:spacing w:val="15"/>
     </w:rPr>
   </w:style>
-  <w:style w:type="character" w:customStyle="1" w:styleId="Ttulo7Car">
-    <w:name w:val="Título 7 Car"/>
-    <w:basedOn w:val="Fuentedeprrafopredeter"/>
-    <w:link w:val="Ttulo7"/>
+  <w:style w:type="character" w:customStyle="1" w:styleId="Heading7Char">
+    <w:name w:val="Heading 7 Char"/>
+    <w:basedOn w:val="DefaultParagraphFont"/>
+    <w:link w:val="Heading7"/>
     <w:uiPriority w:val="9"/>
     <w:rsid w:val="001D4F8D"/>
     <w:rPr>
@@ -24828,7 +24801,7 @@
       <w:sz w:val="28"/>
     </w:rPr>
   </w:style>
-  <w:style w:type="paragraph" w:styleId="Sinespaciado">
+  <w:style w:type="paragraph" w:styleId="NoSpacing">
     <w:name w:val="No Spacing"/>
     <w:uiPriority w:val="1"/>
     <w:qFormat/>
@@ -24853,7 +24826,7 @@
   </w:style>
   <w:style w:type="table" w:customStyle="1" w:styleId="SENA1">
     <w:name w:val="SENA1"/>
-    <w:basedOn w:val="Tablanormal"/>
+    <w:basedOn w:val="TableNormal"/>
     <w:uiPriority w:val="99"/>
     <w:rsid w:val="00953E6D"/>
     <w:pPr>
@@ -25195,26 +25168,10 @@
 </file>
 
 <file path=customXml/item1.xml><?xml version="1.0" encoding="utf-8"?>
-<?mso-contentType ?>
-<FormTemplates xmlns="http://schemas.microsoft.com/sharepoint/v3/contenttype/forms">
-  <Display>DocumentLibraryForm</Display>
-  <Edit>DocumentLibraryForm</Edit>
-  <New>DocumentLibraryForm</New>
-</FormTemplates>
+<b:Sources xmlns:b="http://schemas.openxmlformats.org/officeDocument/2006/bibliography" xmlns="http://schemas.openxmlformats.org/officeDocument/2006/bibliography" SelectedStyle="\APASixthEditionOfficeOnline.xsl" StyleName="APA" Version="6"/>
 </file>
 
 <file path=customXml/item2.xml><?xml version="1.0" encoding="utf-8"?>
-<p:properties xmlns:p="http://schemas.microsoft.com/office/2006/metadata/properties" xmlns:xsi="http://www.w3.org/2001/XMLSchema-instance" xmlns:pc="http://schemas.microsoft.com/office/infopath/2007/PartnerControls">
-  <documentManagement>
-    <TaxCatchAll xmlns="13c90a0b-73bc-4dc0-be5f-28d77b615beb" xsi:nil="true"/>
-    <lcf76f155ced4ddcb4097134ff3c332f xmlns="13c93bba-48ce-428c-bfe5-88b42c19b028">
-      <Terms xmlns="http://schemas.microsoft.com/office/infopath/2007/PartnerControls"/>
-    </lcf76f155ced4ddcb4097134ff3c332f>
-  </documentManagement>
-</p:properties>
-</file>
-
-<file path=customXml/item3.xml><?xml version="1.0" encoding="utf-8"?>
 <ct:contentTypeSchema xmlns:ct="http://schemas.microsoft.com/office/2006/metadata/contentType" xmlns:ma="http://schemas.microsoft.com/office/2006/metadata/properties/metaAttributes" ct:_="" ma:_="" ma:contentTypeName="Documento" ma:contentTypeID="0x0101006A81D6BD42E8DF4C91013959704817E1" ma:contentTypeVersion="15" ma:contentTypeDescription="Crear nuevo documento." ma:contentTypeScope="" ma:versionID="bf4f72ffd194f0963ff564daca6869f7">
   <xsd:schema xmlns:xsd="http://www.w3.org/2001/XMLSchema" xmlns:xs="http://www.w3.org/2001/XMLSchema" xmlns:p="http://schemas.microsoft.com/office/2006/metadata/properties" xmlns:ns2="13c90a0b-73bc-4dc0-be5f-28d77b615beb" xmlns:ns3="13c93bba-48ce-428c-bfe5-88b42c19b028" targetNamespace="http://schemas.microsoft.com/office/2006/metadata/properties" ma:root="true" ma:fieldsID="8718d6f4873a5b1392a45044efa78385" ns2:_="" ns3:_="">
     <xsd:import namespace="13c90a0b-73bc-4dc0-be5f-28d77b615beb"/>
@@ -25449,30 +25406,35 @@
 </ct:contentTypeSchema>
 </file>
 
+<file path=customXml/item3.xml><?xml version="1.0" encoding="utf-8"?>
+<p:properties xmlns:p="http://schemas.microsoft.com/office/2006/metadata/properties" xmlns:xsi="http://www.w3.org/2001/XMLSchema-instance" xmlns:pc="http://schemas.microsoft.com/office/infopath/2007/PartnerControls">
+  <documentManagement>
+    <TaxCatchAll xmlns="13c90a0b-73bc-4dc0-be5f-28d77b615beb" xsi:nil="true"/>
+    <lcf76f155ced4ddcb4097134ff3c332f xmlns="13c93bba-48ce-428c-bfe5-88b42c19b028">
+      <Terms xmlns="http://schemas.microsoft.com/office/infopath/2007/PartnerControls"/>
+    </lcf76f155ced4ddcb4097134ff3c332f>
+  </documentManagement>
+</p:properties>
+</file>
+
 <file path=customXml/item4.xml><?xml version="1.0" encoding="utf-8"?>
-<b:Sources xmlns:b="http://schemas.openxmlformats.org/officeDocument/2006/bibliography" xmlns="http://schemas.openxmlformats.org/officeDocument/2006/bibliography" SelectedStyle="\APASixthEditionOfficeOnline.xsl" StyleName="APA" Version="6"/>
+<?mso-contentType ?>
+<FormTemplates xmlns="http://schemas.microsoft.com/sharepoint/v3/contenttype/forms">
+  <Display>DocumentLibraryForm</Display>
+  <Edit>DocumentLibraryForm</Edit>
+  <New>DocumentLibraryForm</New>
+</FormTemplates>
 </file>
 
 <file path=customXml/itemProps1.xml><?xml version="1.0" encoding="utf-8"?>
-<ds:datastoreItem xmlns:ds="http://schemas.openxmlformats.org/officeDocument/2006/customXml" ds:itemID="{10663269-2064-4804-8290-36D4A57F5557}">
+<ds:datastoreItem xmlns:ds="http://schemas.openxmlformats.org/officeDocument/2006/customXml" ds:itemID="{EAE431FD-7059-4C09-804B-C9D69EB7B213}">
   <ds:schemaRefs>
-    <ds:schemaRef ds:uri="http://schemas.microsoft.com/sharepoint/v3/contenttype/forms"/>
+    <ds:schemaRef ds:uri="http://schemas.openxmlformats.org/officeDocument/2006/bibliography"/>
   </ds:schemaRefs>
 </ds:datastoreItem>
 </file>
 
 <file path=customXml/itemProps2.xml><?xml version="1.0" encoding="utf-8"?>
-<ds:datastoreItem xmlns:ds="http://schemas.openxmlformats.org/officeDocument/2006/customXml" ds:itemID="{1279454D-02BE-4A9C-A117-DCD1573E2608}">
-  <ds:schemaRefs>
-    <ds:schemaRef ds:uri="http://schemas.microsoft.com/office/2006/metadata/properties"/>
-    <ds:schemaRef ds:uri="http://schemas.microsoft.com/office/infopath/2007/PartnerControls"/>
-    <ds:schemaRef ds:uri="13c90a0b-73bc-4dc0-be5f-28d77b615beb"/>
-    <ds:schemaRef ds:uri="13c93bba-48ce-428c-bfe5-88b42c19b028"/>
-  </ds:schemaRefs>
-</ds:datastoreItem>
-</file>
-
-<file path=customXml/itemProps3.xml><?xml version="1.0" encoding="utf-8"?>
 <ds:datastoreItem xmlns:ds="http://schemas.openxmlformats.org/officeDocument/2006/customXml" ds:itemID="{DF8E23E4-ECC7-4C29-AED5-2D6AFB55E26A}">
   <ds:schemaRefs>
     <ds:schemaRef ds:uri="http://schemas.microsoft.com/office/2006/metadata/contentType"/>
@@ -25491,10 +25453,21 @@
 </ds:datastoreItem>
 </file>
 
+<file path=customXml/itemProps3.xml><?xml version="1.0" encoding="utf-8"?>
+<ds:datastoreItem xmlns:ds="http://schemas.openxmlformats.org/officeDocument/2006/customXml" ds:itemID="{1279454D-02BE-4A9C-A117-DCD1573E2608}">
+  <ds:schemaRefs>
+    <ds:schemaRef ds:uri="http://schemas.microsoft.com/office/2006/metadata/properties"/>
+    <ds:schemaRef ds:uri="http://schemas.microsoft.com/office/infopath/2007/PartnerControls"/>
+    <ds:schemaRef ds:uri="13c90a0b-73bc-4dc0-be5f-28d77b615beb"/>
+    <ds:schemaRef ds:uri="13c93bba-48ce-428c-bfe5-88b42c19b028"/>
+  </ds:schemaRefs>
+</ds:datastoreItem>
+</file>
+
 <file path=customXml/itemProps4.xml><?xml version="1.0" encoding="utf-8"?>
-<ds:datastoreItem xmlns:ds="http://schemas.openxmlformats.org/officeDocument/2006/customXml" ds:itemID="{EAE431FD-7059-4C09-804B-C9D69EB7B213}">
+<ds:datastoreItem xmlns:ds="http://schemas.openxmlformats.org/officeDocument/2006/customXml" ds:itemID="{10663269-2064-4804-8290-36D4A57F5557}">
   <ds:schemaRefs>
-    <ds:schemaRef ds:uri="http://schemas.openxmlformats.org/officeDocument/2006/bibliography"/>
+    <ds:schemaRef ds:uri="http://schemas.microsoft.com/sharepoint/v3/contenttype/forms"/>
   </ds:schemaRefs>
 </ds:datastoreItem>
 </file>